--- a/downloads/teacher/ai-3-week-03.docx
+++ b/downloads/teacher/ai-3-week-03.docx
@@ -3248,6 +3248,396 @@
         <w:t>Design Study Buddy retrieval to preserve current facts, exceptions and source identity within its context budget.</w:t>
       </w:r>
     </w:p>
+    <w:p>
+      <w:pPr>
+        <w:pStyle w:val="Heading1"/>
+      </w:pPr>
+      <w:r>
+        <w:t>07. Prepare, teach and assess</w:t>
+      </w:r>
+    </w:p>
+    <w:p>
+      <w:r>
+        <w:t>Teaching target: Account for fixed text, evidence and reserved output under a toy budget</w:t>
+      </w:r>
+    </w:p>
+    <w:p>
+      <w:r>
+        <w:t>Prepare the labelled worked-case picture, the matching workbook, fictional input cards and a place for individual responses. No paid AI account is required for the paper reasoning activities.</w:t>
+      </w:r>
+    </w:p>
+    <w:tbl>
+      <w:tblPr>
+        <w:tblStyle w:val="LightShading-Accent1"/>
+        <w:tblW w:type="auto" w:w="0"/>
+        <w:tblLook w:firstColumn="1" w:firstRow="1" w:lastColumn="0" w:lastRow="0" w:noHBand="0" w:noVBand="1" w:val="04A0"/>
+      </w:tblPr>
+      <w:tblGrid>
+        <w:gridCol w:w="3408"/>
+        <w:gridCol w:w="3408"/>
+        <w:gridCol w:w="3408"/>
+      </w:tblGrid>
+      <w:tr>
+        <w:trPr>
+          <w:tblHeader/>
+        </w:trPr>
+        <w:tc>
+          <w:tcPr>
+            <w:tcW w:type="dxa" w:w="3408"/>
+          </w:tcPr>
+          <w:p>
+            <w:r>
+              <w:t>Session</w:t>
+            </w:r>
+          </w:p>
+        </w:tc>
+        <w:tc>
+          <w:tcPr>
+            <w:tcW w:type="dxa" w:w="3408"/>
+          </w:tcPr>
+          <w:p>
+            <w:r>
+              <w:t>Plan</w:t>
+            </w:r>
+          </w:p>
+        </w:tc>
+        <w:tc>
+          <w:tcPr>
+            <w:tcW w:type="dxa" w:w="3408"/>
+          </w:tcPr>
+          <w:p>
+            <w:r>
+              <w:t>Resources</w:t>
+            </w:r>
+          </w:p>
+        </w:tc>
+      </w:tr>
+      <w:tr>
+        <w:tc>
+          <w:tcPr>
+            <w:tcW w:type="dxa" w:w="3408"/>
+          </w:tcPr>
+          <w:p>
+            <w:r>
+              <w:t>Session 1 · Understand · 45 min</w:t>
+            </w:r>
+          </w:p>
+        </w:tc>
+        <w:tc>
+          <w:tcPr>
+            <w:tcW w:type="dxa" w:w="3408"/>
+          </w:tcPr>
+          <w:p>
+            <w:r>
+              <w:t>0–7: recall and prerequisite; 7–15: inspect the concrete case and predict; 15–30: teacher models the worked trace; 30–40: learners explain a step using the text and visual; 40–45: check the core idea.</w:t>
+            </w:r>
+          </w:p>
+        </w:tc>
+        <w:tc>
+          <w:tcPr>
+            <w:tcW w:type="dxa" w:w="3408"/>
+          </w:tcPr>
+          <w:p>
+            <w:r>
+              <w:t>Sections 1–6; record the brief recall in the workbook.</w:t>
+            </w:r>
+          </w:p>
+        </w:tc>
+      </w:tr>
+      <w:tr>
+        <w:tc>
+          <w:tcPr>
+            <w:tcW w:type="dxa" w:w="3408"/>
+          </w:tcPr>
+          <w:p>
+            <w:r>
+              <w:t>Session 2 · Practise · 45 min</w:t>
+            </w:r>
+          </w:p>
+        </w:tc>
+        <w:tc>
+          <w:tcPr>
+            <w:tcW w:type="dxa" w:w="3408"/>
+          </w:tcPr>
+          <w:p>
+            <w:r>
+              <w:t>0–5: retrieve the procedure; 5–15: W2 completion practice; 15–23: explain and check with a partner; 23–30: each learner answers the misconception check; 30–40: targeted reteaching or a harder variation; 40–45: prepare the investigation.</w:t>
+            </w:r>
+          </w:p>
+        </w:tc>
+        <w:tc>
+          <w:tcPr>
+            <w:tcW w:type="dxa" w:w="3408"/>
+          </w:tcPr>
+          <w:p>
+            <w:r>
+              <w:t>Sections 7–10; use the matching workbook W2 and misconception check.</w:t>
+            </w:r>
+          </w:p>
+        </w:tc>
+      </w:tr>
+      <w:tr>
+        <w:tc>
+          <w:tcPr>
+            <w:tcW w:type="dxa" w:w="3408"/>
+          </w:tcPr>
+          <w:p>
+            <w:r>
+              <w:t>Session 3 · Investigate and transfer · 45 min</w:t>
+            </w:r>
+          </w:p>
+        </w:tc>
+        <w:tc>
+          <w:tcPr>
+            <w:tcW w:type="dxa" w:w="3408"/>
+          </w:tcPr>
+          <w:p>
+            <w:r>
+              <w:t>0–5: retrieve the decision rule; 5–20: investigate or trace; 20–30: start the independent case; 30–38: connect the project; 38–43: act on feedback; 43–45: plan the return check.</w:t>
+            </w:r>
+          </w:p>
+        </w:tc>
+        <w:tc>
+          <w:tcPr>
+            <w:tcW w:type="dxa" w:w="3408"/>
+          </w:tcPr>
+          <w:p>
+            <w:r>
+              <w:t>Sections 9 and 11–14. Give extra time to finish the full task set; use Section 15 when the week includes a coding lab.</w:t>
+            </w:r>
+          </w:p>
+        </w:tc>
+      </w:tr>
+    </w:tbl>
+    <w:p>
+      <w:r>
+        <w:t>Before class, solve the supported practice: Compare A+B,A+C,C+B for fit and support of current approval and capacity.</w:t>
+      </w:r>
+    </w:p>
+    <w:p>
+      <w:r>
+        <w:t>Reasoned practice answer: Teacher explanation: A+B costs 50 and supports both. A+C costs 55 and fails budget; C+B costs 45 but uses old approval and fails current-approval support.</w:t>
+      </w:r>
+    </w:p>
+    <w:p>
+      <w:r>
+        <w:t>Check every learner before discussion: Use the worked case for Context limits and evidence selection. Proposed explanation: “Token count equals word count”. Decide whether this explanation is supported. Point to the step or supplied fact that decides; explain your repair if needed.</w:t>
+      </w:r>
+    </w:p>
+    <w:p>
+      <w:r>
+        <w:t>Misconception repair: The lesson uses supplied counts; actual counts depend on tokenizer and protocol.</w:t>
+      </w:r>
+    </w:p>
+    <w:p>
+      <w:r>
+        <w:t>Support: read the exact case aloud, enlarge the labelled picture, supply input cards and model only the first deciding step. Accept a spoken explanation or drawing; retain the reasoning goal.</w:t>
+      </w:r>
+    </w:p>
+    <w:p>
+      <w:r>
+        <w:t>Extension: Increase B’s cost to 30 with all other costs fixed. Require a prediction and a reason before comparing. Expected result: A+B costs 48 and no longer fits the 45-token evidence capacity. Reason: Do not silently omit the exception; use an approved source-preserving summary, another retrieval step or an honest incomplete-evidence response.</w:t>
+      </w:r>
+    </w:p>
+    <w:p>
+      <w:r>
+        <w:t>Independent assessment: withhold the reserved answer until the learner has attempted the new case. Record support separately from correctness.</w:t>
+      </w:r>
+    </w:p>
+    <w:tbl>
+      <w:tblPr>
+        <w:tblStyle w:val="LightShading-Accent1"/>
+        <w:tblW w:type="auto" w:w="0"/>
+        <w:tblLook w:firstColumn="1" w:firstRow="1" w:lastColumn="0" w:lastRow="0" w:noHBand="0" w:noVBand="1" w:val="04A0"/>
+      </w:tblPr>
+      <w:tblGrid>
+        <w:gridCol w:w="2556"/>
+        <w:gridCol w:w="2556"/>
+        <w:gridCol w:w="2556"/>
+        <w:gridCol w:w="2556"/>
+      </w:tblGrid>
+      <w:tr>
+        <w:trPr>
+          <w:tblHeader/>
+        </w:trPr>
+        <w:tc>
+          <w:tcPr>
+            <w:tcW w:type="dxa" w:w="2556"/>
+          </w:tcPr>
+          <w:p>
+            <w:r>
+              <w:t>Criterion</w:t>
+            </w:r>
+          </w:p>
+        </w:tc>
+        <w:tc>
+          <w:tcPr>
+            <w:tcW w:type="dxa" w:w="2556"/>
+          </w:tcPr>
+          <w:p>
+            <w:r>
+              <w:t>Not yet</w:t>
+            </w:r>
+          </w:p>
+        </w:tc>
+        <w:tc>
+          <w:tcPr>
+            <w:tcW w:type="dxa" w:w="2556"/>
+          </w:tcPr>
+          <w:p>
+            <w:r>
+              <w:t>With support</w:t>
+            </w:r>
+          </w:p>
+        </w:tc>
+        <w:tc>
+          <w:tcPr>
+            <w:tcW w:type="dxa" w:w="2556"/>
+          </w:tcPr>
+          <w:p>
+            <w:r>
+              <w:t>Independent</w:t>
+            </w:r>
+          </w:p>
+        </w:tc>
+      </w:tr>
+      <w:tr>
+        <w:tc>
+          <w:tcPr>
+            <w:tcW w:type="dxa" w:w="2556"/>
+          </w:tcPr>
+          <w:p>
+            <w:r>
+              <w:t>Explanation</w:t>
+            </w:r>
+          </w:p>
+        </w:tc>
+        <w:tc>
+          <w:tcPr>
+            <w:tcW w:type="dxa" w:w="2556"/>
+          </w:tcPr>
+          <w:p>
+            <w:r>
+              <w:t>Names an answer without a deciding fact</w:t>
+            </w:r>
+          </w:p>
+        </w:tc>
+        <w:tc>
+          <w:tcPr>
+            <w:tcW w:type="dxa" w:w="2556"/>
+          </w:tcPr>
+          <w:p>
+            <w:r>
+              <w:t>Uses a hint to link fact and decision</w:t>
+            </w:r>
+          </w:p>
+        </w:tc>
+        <w:tc>
+          <w:tcPr>
+            <w:tcW w:type="dxa" w:w="2556"/>
+          </w:tcPr>
+          <w:p>
+            <w:r>
+              <w:t>Explains the deciding fact in own words</w:t>
+            </w:r>
+          </w:p>
+        </w:tc>
+      </w:tr>
+      <w:tr>
+        <w:tc>
+          <w:tcPr>
+            <w:tcW w:type="dxa" w:w="2556"/>
+          </w:tcPr>
+          <w:p>
+            <w:r>
+              <w:t>Trace or test</w:t>
+            </w:r>
+          </w:p>
+        </w:tc>
+        <w:tc>
+          <w:tcPr>
+            <w:tcW w:type="dxa" w:w="2556"/>
+          </w:tcPr>
+          <w:p>
+            <w:r>
+              <w:t>Cannot connect input and result</w:t>
+            </w:r>
+          </w:p>
+        </w:tc>
+        <w:tc>
+          <w:tcPr>
+            <w:tcW w:type="dxa" w:w="2556"/>
+          </w:tcPr>
+          <w:p>
+            <w:r>
+              <w:t>Completes steps with prompts</w:t>
+            </w:r>
+          </w:p>
+        </w:tc>
+        <w:tc>
+          <w:tcPr>
+            <w:tcW w:type="dxa" w:w="2556"/>
+          </w:tcPr>
+          <w:p>
+            <w:r>
+              <w:t>Traces or tests a changed case accurately</w:t>
+            </w:r>
+          </w:p>
+        </w:tc>
+      </w:tr>
+      <w:tr>
+        <w:tc>
+          <w:tcPr>
+            <w:tcW w:type="dxa" w:w="2556"/>
+          </w:tcPr>
+          <w:p>
+            <w:r>
+              <w:t>Limits and revision</w:t>
+            </w:r>
+          </w:p>
+        </w:tc>
+        <w:tc>
+          <w:tcPr>
+            <w:tcW w:type="dxa" w:w="2556"/>
+          </w:tcPr>
+          <w:p>
+            <w:r>
+              <w:t>Claims more than evidence supports</w:t>
+            </w:r>
+          </w:p>
+        </w:tc>
+        <w:tc>
+          <w:tcPr>
+            <w:tcW w:type="dxa" w:w="2556"/>
+          </w:tcPr>
+          <w:p>
+            <w:r>
+              <w:t>Names a limit after a prompt</w:t>
+            </w:r>
+          </w:p>
+        </w:tc>
+        <w:tc>
+          <w:tcPr>
+            <w:tcW w:type="dxa" w:w="2556"/>
+          </w:tcPr>
+          <w:p>
+            <w:r>
+              <w:t>States a defensible limit and useful next test</w:t>
+            </w:r>
+          </w:p>
+        </w:tc>
+      </w:tr>
+    </w:tbl>
+    <w:p>
+      <w:r>
+        <w:t>Project checkpoint: Frame the need. Name the user, the problem, allowed inputs and a safe simple starting method.</w:t>
+      </w:r>
+    </w:p>
+    <w:p>
+      <w:r>
+        <w:t>Use the weekly teacher answer for topic-specific reasoning. A saved progress tick is an activity record; judge mastery from the learner’s explanation and evidence.</w:t>
+      </w:r>
+    </w:p>
     <w:sectPr>
       <w:pgSz w:w="12240" w:h="15840"/>
       <w:pgMar w:top="936" w:right="1008" w:bottom="936" w:left="1008" w:header="720" w:footer="720" w:gutter="0"/>

--- a/downloads/teacher/ai-3-week-03.docx
+++ b/downloads/teacher/ai-3-week-03.docx
@@ -3638,6 +3638,39 @@
         <w:t>Use the weekly teacher answer for topic-specific reasoning. A saved progress tick is an activity record; judge mastery from the learner’s explanation and evidence.</w:t>
       </w:r>
     </w:p>
+    <w:p>
+      <w:pPr>
+        <w:pStyle w:val="Heading1"/>
+      </w:pPr>
+      <w:r>
+        <w:t>08. Use feedback, labs and repair paths</w:t>
+      </w:r>
+    </w:p>
+    <w:p>
+      <w:r>
+        <w:t>Use the two formative questions as supported practice, not as independent mastery scores. Discuss the deciding evidence rather than accepting a guessed selection.</w:t>
+      </w:r>
+    </w:p>
+    <w:p>
+      <w:r>
+        <w:t>The feedback comes from the reviewed public worked case. Do not reveal the separately reserved independent teacher answer until the learner has attempted that case.</w:t>
+      </w:r>
+    </w:p>
+    <w:p>
+      <w:r>
+        <w:t>Ask students to predict before running code. Preserve errors and actual outputs; collect a changed test and an explanation. The branch-boundary and indexing lessons deliberately include failure cases.</w:t>
+      </w:r>
+    </w:p>
+    <w:p>
+      <w:r>
+        <w:t>Use the earlier worked-explanation links to address a specific missing building block, then return to the current question. Adapt this suggestion after observing the learner; it is not an automatic diagnosis.</w:t>
+      </w:r>
+    </w:p>
+    <w:p>
+      <w:r>
+        <w:t>Collect the completed-work portfolio as evidence. Record support separately from correctness, and assess explanation, trace/test and limitations. Progress ticks and quiz selections alone do not establish mastery.</w:t>
+      </w:r>
+    </w:p>
     <w:sectPr>
       <w:pgSz w:w="12240" w:h="15840"/>
       <w:pgMar w:top="936" w:right="1008" w:bottom="936" w:left="1008" w:header="720" w:footer="720" w:gutter="0"/>

--- a/downloads/teacher/ai-3-week-03.docx
+++ b/downloads/teacher/ai-3-week-03.docx
@@ -29,6 +29,11 @@
       </w:r>
     </w:p>
     <w:p>
+      <w:r>
+        <w:t>Prepare Tokens and Context: check the target, prerequisites, resources and adaptable teaching schedule.</w:t>
+      </w:r>
+    </w:p>
+    <w:p>
       <w:pPr>
         <w:pStyle w:val="Heading3"/>
       </w:pPr>
@@ -37,8 +42,38 @@
       </w:r>
     </w:p>
     <w:p>
-      <w:r>
-        <w:t>Primary target: Account for fixed text, evidence and reserved output under a toy budget</w:t>
+      <w:pPr>
+        <w:spacing w:line="336" w:lineRule="auto" w:after="180"/>
+      </w:pPr>
+      <w:r>
+        <w:rPr>
+          <w:b w:val="0"/>
+        </w:rPr>
+        <w:t xml:space="preserve">Primary target: Account for fixed text, </w:t>
+      </w:r>
+      <w:r>
+        <w:rPr>
+          <w:b/>
+        </w:rPr>
+        <w:t>evidence</w:t>
+      </w:r>
+      <w:r>
+        <w:rPr>
+          <w:b w:val="0"/>
+        </w:rPr>
+        <w:t xml:space="preserve"> and </w:t>
+      </w:r>
+      <w:r>
+        <w:rPr>
+          <w:b/>
+        </w:rPr>
+        <w:t>reserved output</w:t>
+      </w:r>
+      <w:r>
+        <w:rPr>
+          <w:b w:val="0"/>
+        </w:rPr>
+        <w:t xml:space="preserve"> under a toy budget</w:t>
       </w:r>
     </w:p>
     <w:tbl>
@@ -185,8 +220,37 @@
       </w:tr>
     </w:tbl>
     <w:p>
-      <w:r>
-        <w:t>This is a starting allocation of 135 minutes, not a validated duration. Preserve all named topics. Schedule extra time for connected examples, the full investigation, independent cases and project building. Repeated copies of a case share one recorded attempt; they are not new evidence.</w:t>
+      <w:pPr>
+        <w:spacing w:line="336" w:lineRule="auto" w:after="180"/>
+      </w:pPr>
+      <w:r>
+        <w:rPr>
+          <w:b w:val="0"/>
+        </w:rPr>
+        <w:t>This is a starting allocation of 135 minutes, not a validated duration. Preserve all named topics. Schedule extra time for connected examples, the full investigation, independent cases and project building.</w:t>
+      </w:r>
+    </w:p>
+    <w:p>
+      <w:pPr>
+        <w:spacing w:line="336" w:lineRule="auto" w:after="180"/>
+      </w:pPr>
+      <w:r>
+        <w:rPr>
+          <w:b w:val="0"/>
+        </w:rPr>
+        <w:t xml:space="preserve">Repeated copies of a case share one recorded attempt; they are not new </w:t>
+      </w:r>
+      <w:r>
+        <w:rPr>
+          <w:b/>
+        </w:rPr>
+        <w:t>evidence</w:t>
+      </w:r>
+      <w:r>
+        <w:rPr>
+          <w:b w:val="0"/>
+        </w:rPr>
+        <w:t>.</w:t>
       </w:r>
     </w:p>
     <w:p>
@@ -206,22 +270,58 @@
       </w:r>
     </w:p>
     <w:p>
-      <w:r>
+      <w:pPr>
+        <w:spacing w:line="336" w:lineRule="auto" w:after="180"/>
+      </w:pPr>
+      <w:r>
+        <w:rPr>
+          <w:b w:val="0"/>
+        </w:rPr>
         <w:t>Without opening the old lesson, explain one key idea from A Distribution of Possibilities. Give an example and a mistake that the idea helps you avoid.</w:t>
       </w:r>
     </w:p>
     <w:p>
-      <w:r>
-        <w:t>Look for: Check whether a next-token table is a valid probability distribution</w:t>
-      </w:r>
-    </w:p>
-    <w:p>
-      <w:r>
+      <w:pPr>
+        <w:spacing w:line="336" w:lineRule="auto" w:after="180"/>
+      </w:pPr>
+      <w:r>
+        <w:rPr>
+          <w:b w:val="0"/>
+        </w:rPr>
+        <w:t>Look for: Check whether a next-</w:t>
+      </w:r>
+      <w:r>
+        <w:rPr>
+          <w:b/>
+        </w:rPr>
+        <w:t>token</w:t>
+      </w:r>
+      <w:r>
+        <w:rPr>
+          <w:b w:val="0"/>
+        </w:rPr>
+        <w:t xml:space="preserve"> table is a valid probability distribution</w:t>
+      </w:r>
+    </w:p>
+    <w:p>
+      <w:pPr>
+        <w:spacing w:line="336" w:lineRule="auto" w:after="180"/>
+      </w:pPr>
+      <w:r>
+        <w:rPr>
+          <w:b w:val="0"/>
+        </w:rPr>
         <w:t>Reference example, not the only acceptable wording: Teacher explanation: Entries are nonnegative and sum to 1. Not ready has mass 0.3+0.2 = 0.5, including busy and unknown.</w:t>
       </w:r>
     </w:p>
     <w:p>
-      <w:r>
+      <w:pPr>
+        <w:spacing w:line="336" w:lineRule="auto" w:after="180"/>
+      </w:pPr>
+      <w:r>
+        <w:rPr>
+          <w:b w:val="0"/>
+        </w:rPr>
         <w:t>Use the student module and workbook section with this exact week title. The worked case, independent question and answers below form one aligned lesson sequence.</w:t>
       </w:r>
     </w:p>
@@ -234,8 +334,62 @@
       </w:r>
     </w:p>
     <w:p>
-      <w:r>
-        <w:t>A toy system allows 12 tokens total for input and reserved output. Instructions use 3, a source uses 7 and the planned answer needs 4. Compute the excess and propose a revision that preserves evidence.</w:t>
+      <w:pPr>
+        <w:spacing w:line="336" w:lineRule="auto" w:after="180"/>
+      </w:pPr>
+      <w:r>
+        <w:rPr>
+          <w:b w:val="0"/>
+        </w:rPr>
+        <w:t xml:space="preserve">A toy system allows 12 </w:t>
+      </w:r>
+      <w:r>
+        <w:rPr>
+          <w:b/>
+        </w:rPr>
+        <w:t>token</w:t>
+      </w:r>
+      <w:r>
+        <w:rPr>
+          <w:b w:val="0"/>
+        </w:rPr>
+        <w:t xml:space="preserve">s total for </w:t>
+      </w:r>
+      <w:r>
+        <w:rPr>
+          <w:b/>
+        </w:rPr>
+        <w:t>input</w:t>
+      </w:r>
+      <w:r>
+        <w:rPr>
+          <w:b w:val="0"/>
+        </w:rPr>
+        <w:t xml:space="preserve"> and </w:t>
+      </w:r>
+      <w:r>
+        <w:rPr>
+          <w:b/>
+        </w:rPr>
+        <w:t>reserved output</w:t>
+      </w:r>
+      <w:r>
+        <w:rPr>
+          <w:b w:val="0"/>
+        </w:rPr>
+        <w:t xml:space="preserve">. Instructions use 3, a source uses 7 and the planned answer needs 4. Compute the excess and propose a revision that preserves </w:t>
+      </w:r>
+      <w:r>
+        <w:rPr>
+          <w:b/>
+        </w:rPr>
+        <w:t>evidence</w:t>
+      </w:r>
+      <w:r>
+        <w:rPr>
+          <w:b w:val="0"/>
+        </w:rPr>
+        <w:t>.</w:t>
       </w:r>
     </w:p>
     <w:p>
@@ -247,8 +401,38 @@
       </w:r>
     </w:p>
     <w:p>
-      <w:r>
-        <w:t>Models operate on tokens within a limited context window.</w:t>
+      <w:pPr>
+        <w:spacing w:line="336" w:lineRule="auto" w:after="180"/>
+      </w:pPr>
+      <w:r>
+        <w:rPr>
+          <w:b w:val="0"/>
+        </w:rPr>
+        <w:t xml:space="preserve">Models operate on </w:t>
+      </w:r>
+      <w:r>
+        <w:rPr>
+          <w:b/>
+        </w:rPr>
+        <w:t>token</w:t>
+      </w:r>
+      <w:r>
+        <w:rPr>
+          <w:b w:val="0"/>
+        </w:rPr>
+        <w:t xml:space="preserve">s within a limited </w:t>
+      </w:r>
+      <w:r>
+        <w:rPr>
+          <w:b/>
+        </w:rPr>
+        <w:t>context window</w:t>
+      </w:r>
+      <w:r>
+        <w:rPr>
+          <w:b w:val="0"/>
+        </w:rPr>
+        <w:t>.</w:t>
       </w:r>
     </w:p>
     <w:tbl>
@@ -384,12 +568,38 @@
       </w:r>
     </w:p>
     <w:p>
-      <w:r>
+      <w:pPr>
+        <w:spacing w:line="336" w:lineRule="auto" w:after="180"/>
+      </w:pPr>
+      <w:r>
+        <w:rPr>
+          <w:b w:val="0"/>
+        </w:rPr>
         <w:t>Use the supplied scenario, student illustrations and blank paper. For numeric work, offer counters or a calculator after learners show the setup. Fictional records are supplied; personal data and paid accounts are unnecessary.</w:t>
       </w:r>
     </w:p>
     <w:p>
-      <w:r>
+      <w:pPr>
+        <w:pStyle w:val="Heading3"/>
+      </w:pPr>
+      <w:r>
+        <w:t>Alternative compact allocation</w:t>
+      </w:r>
+    </w:p>
+    <w:p>
+      <w:r>
+        <w:t>This compact option is not the full-week schedule. Use the main teaching cycle and allow extra sessions for the investigation, independent work and project.</w:t>
+      </w:r>
+    </w:p>
+    <w:p>
+      <w:pPr>
+        <w:spacing w:line="336" w:lineRule="auto" w:after="180"/>
+        <w:shd w:fill="F1F6F8"/>
+      </w:pPr>
+      <w:r>
+        <w:rPr>
+          <w:b w:val="0"/>
+        </w:rPr>
         <w:t>Allow 80 minutes: recall 8; explanation 12; worked demonstration 15; guided practice 20; independent assessment 15; project and reflection 10. Extend the lab into a second session when needed.</w:t>
       </w:r>
     </w:p>
@@ -402,8 +612,37 @@
       </w:r>
     </w:p>
     <w:p>
-      <w:r>
-        <w:t>Use two 45-minute sessions. All model outputs and probability tables are constructed classroom examples. No hosted AI service, external API or student account is needed. Distinguish a model objective from factual support and system permissions. Collect independent work before discussing its solutions.</w:t>
+      <w:pPr>
+        <w:spacing w:line="336" w:lineRule="auto" w:after="180"/>
+      </w:pPr>
+      <w:r>
+        <w:rPr>
+          <w:b w:val="0"/>
+        </w:rPr>
+        <w:t xml:space="preserve">Use two 45-minute sessions. All model </w:t>
+      </w:r>
+      <w:r>
+        <w:rPr>
+          <w:b/>
+        </w:rPr>
+        <w:t>output</w:t>
+      </w:r>
+      <w:r>
+        <w:rPr>
+          <w:b w:val="0"/>
+        </w:rPr>
+        <w:t>s and probability tables are constructed classroom examples. No hosted AI service, external API or student account is needed.</w:t>
+      </w:r>
+    </w:p>
+    <w:p>
+      <w:pPr>
+        <w:spacing w:line="336" w:lineRule="auto" w:after="180"/>
+      </w:pPr>
+      <w:r>
+        <w:rPr>
+          <w:b w:val="0"/>
+        </w:rPr>
+        <w:t>Distinguish a model objective from factual support and system permissions. Collect independent work before discussing its solutions.</w:t>
       </w:r>
     </w:p>
     <w:p>
@@ -415,22 +654,46 @@
       </w:r>
     </w:p>
     <w:p>
-      <w:r>
+      <w:pPr>
+        <w:spacing w:line="336" w:lineRule="auto" w:after="180"/>
+      </w:pPr>
+      <w:r>
+        <w:rPr>
+          <w:b w:val="0"/>
+        </w:rPr>
         <w:t>No. Evaluate retrieval and claim support directly using sources and task-specific criteria.</w:t>
       </w:r>
     </w:p>
     <w:p>
-      <w:r>
+      <w:pPr>
+        <w:spacing w:line="336" w:lineRule="auto" w:after="180"/>
+      </w:pPr>
+      <w:r>
+        <w:rPr>
+          <w:b w:val="0"/>
+        </w:rPr>
         <w:t>Printed lesson and workbook; paper and pencil</w:t>
       </w:r>
     </w:p>
     <w:p>
-      <w:r>
+      <w:pPr>
+        <w:spacing w:line="336" w:lineRule="auto" w:after="180"/>
+      </w:pPr>
+      <w:r>
+        <w:rPr>
+          <w:b w:val="0"/>
+        </w:rPr>
         <w:t>Calculator; optional local Python 3 interpreter</w:t>
       </w:r>
     </w:p>
     <w:p>
-      <w:r>
+      <w:pPr>
+        <w:spacing w:line="336" w:lineRule="auto" w:after="180"/>
+      </w:pPr>
+      <w:r>
+        <w:rPr>
+          <w:b w:val="0"/>
+        </w:rPr>
         <w:t>Prepare the independent task and fresh retry without displaying solutions</w:t>
       </w:r>
     </w:p>
@@ -443,8 +706,37 @@
       </w:r>
     </w:p>
     <w:p>
-      <w:r>
-        <w:t>Use two 45-minute sessions. All model outputs and probability tables are constructed classroom examples. No hosted AI service, external API or student account is needed. Distinguish a model objective from factual support and system permissions. Collect independent work before discussing its solutions.</w:t>
+      <w:pPr>
+        <w:spacing w:line="336" w:lineRule="auto" w:after="180"/>
+      </w:pPr>
+      <w:r>
+        <w:rPr>
+          <w:b w:val="0"/>
+        </w:rPr>
+        <w:t xml:space="preserve">Use two 45-minute sessions. All model </w:t>
+      </w:r>
+      <w:r>
+        <w:rPr>
+          <w:b/>
+        </w:rPr>
+        <w:t>output</w:t>
+      </w:r>
+      <w:r>
+        <w:rPr>
+          <w:b w:val="0"/>
+        </w:rPr>
+        <w:t>s and probability tables are constructed classroom examples. No hosted AI service, external API or student account is needed.</w:t>
+      </w:r>
+    </w:p>
+    <w:p>
+      <w:pPr>
+        <w:spacing w:line="336" w:lineRule="auto" w:after="180"/>
+      </w:pPr>
+      <w:r>
+        <w:rPr>
+          <w:b w:val="0"/>
+        </w:rPr>
+        <w:t>Distinguish a model objective from factual support and system permissions. Collect independent work before discussing its solutions.</w:t>
       </w:r>
     </w:p>
     <w:p>
@@ -456,22 +748,46 @@
       </w:r>
     </w:p>
     <w:p>
-      <w:r>
+      <w:pPr>
+        <w:spacing w:line="336" w:lineRule="auto" w:after="180"/>
+      </w:pPr>
+      <w:r>
+        <w:rPr>
+          <w:b w:val="0"/>
+        </w:rPr>
         <w:t>Summation removes row order, so different ordered vectors may produce the same aggregate.</w:t>
       </w:r>
     </w:p>
     <w:p>
-      <w:r>
+      <w:pPr>
+        <w:spacing w:line="336" w:lineRule="auto" w:after="180"/>
+      </w:pPr>
+      <w:r>
+        <w:rPr>
+          <w:b w:val="0"/>
+        </w:rPr>
         <w:t>Printed lesson and workbook; paper and pencil</w:t>
       </w:r>
     </w:p>
     <w:p>
-      <w:r>
+      <w:pPr>
+        <w:spacing w:line="336" w:lineRule="auto" w:after="180"/>
+      </w:pPr>
+      <w:r>
+        <w:rPr>
+          <w:b w:val="0"/>
+        </w:rPr>
         <w:t>Calculator; optional local Python 3 interpreter</w:t>
       </w:r>
     </w:p>
     <w:p>
-      <w:r>
+      <w:pPr>
+        <w:spacing w:line="336" w:lineRule="auto" w:after="180"/>
+      </w:pPr>
+      <w:r>
+        <w:rPr>
+          <w:b w:val="0"/>
+        </w:rPr>
         <w:t>Prepare the independent task and fresh retry without displaying solutions</w:t>
       </w:r>
     </w:p>
@@ -484,12 +800,36 @@
       </w:r>
     </w:p>
     <w:p>
-      <w:r>
-        <w:t>By the end, I can budget context and preserve evidence needed to interpret a requested fact.</w:t>
-      </w:r>
-    </w:p>
-    <w:p>
-      <w:r>
+      <w:pPr>
+        <w:spacing w:line="336" w:lineRule="auto" w:after="180"/>
+      </w:pPr>
+      <w:r>
+        <w:rPr>
+          <w:b w:val="0"/>
+        </w:rPr>
+        <w:t xml:space="preserve">By the end, I can budget context and preserve </w:t>
+      </w:r>
+      <w:r>
+        <w:rPr>
+          <w:b/>
+        </w:rPr>
+        <w:t>evidence</w:t>
+      </w:r>
+      <w:r>
+        <w:rPr>
+          <w:b w:val="0"/>
+        </w:rPr>
+        <w:t xml:space="preserve"> needed to interpret a requested fact.</w:t>
+      </w:r>
+    </w:p>
+    <w:p>
+      <w:pPr>
+        <w:spacing w:line="336" w:lineRule="auto" w:after="180"/>
+      </w:pPr>
+      <w:r>
+        <w:rPr>
+          <w:b w:val="0"/>
+        </w:rPr>
         <w:t>This added worked case illustrates the week’s main idea. Retain all original and connected topics; schedule its practice within the teaching cycle.</w:t>
       </w:r>
     </w:p>
@@ -502,61 +842,215 @@
       </w:r>
     </w:p>
     <w:p>
+      <w:r>
+        <w:t>Model Tokens and Context using the supplied case, labelled mechanism and reasoning. Make the scope of each conclusion explicit.</w:t>
+      </w:r>
+    </w:p>
+    <w:p>
+      <w:pPr>
+        <w:spacing w:line="336" w:lineRule="auto" w:after="180"/>
+      </w:pPr>
+      <w:r>
+        <w:rPr>
+          <w:b/>
+        </w:rPr>
+        <w:t>Input</w:t>
+      </w:r>
+      <w:r>
+        <w:rPr>
+          <w:b w:val="0"/>
+        </w:rPr>
+        <w:t xml:space="preserve"> → </w:t>
+      </w:r>
+      <w:r>
+        <w:rPr>
+          <w:b/>
+        </w:rPr>
+        <w:t>Process</w:t>
+      </w:r>
+      <w:r>
+        <w:rPr>
+          <w:b w:val="0"/>
+        </w:rPr>
+        <w:t xml:space="preserve"> → </w:t>
+      </w:r>
+      <w:r>
+        <w:rPr>
+          <w:b/>
+        </w:rPr>
+        <w:t>Output</w:t>
+      </w:r>
+    </w:p>
+    <w:p>
+      <w:pPr>
+        <w:spacing w:line="336" w:lineRule="auto" w:after="180"/>
+      </w:pPr>
+      <w:r>
+        <w:rPr>
+          <w:b w:val="0"/>
+        </w:rPr>
+        <w:t>Trace the information. At each stage, ask what changed and how you could test it.</w:t>
+      </w:r>
+    </w:p>
+    <w:p>
+      <w:pPr>
+        <w:spacing w:line="336" w:lineRule="auto" w:after="180"/>
+      </w:pPr>
+      <w:r>
+        <w:rPr>
+          <w:b w:val="0"/>
+        </w:rPr>
+        <w:t>Which stage could fail even when the other two are correct? Explain:</w:t>
+      </w:r>
+    </w:p>
+    <w:p>
+      <w:pPr>
+        <w:spacing w:line="336" w:lineRule="auto" w:after="180"/>
+      </w:pPr>
+      <w:r>
+        <w:rPr>
+          <w:b w:val="0"/>
+        </w:rPr>
+        <w:t xml:space="preserve">Predict first. Then check each step. A correct answer without visible reasoning is incomplete </w:t>
+      </w:r>
+      <w:r>
+        <w:rPr>
+          <w:b/>
+        </w:rPr>
+        <w:t>evidence</w:t>
+      </w:r>
+      <w:r>
+        <w:rPr>
+          <w:b w:val="0"/>
+        </w:rPr>
+        <w:t>.</w:t>
+      </w:r>
+    </w:p>
+    <w:p>
+      <w:pPr>
+        <w:spacing w:line="336" w:lineRule="auto" w:after="180"/>
+        <w:shd w:fill="F4F9FC"/>
+      </w:pPr>
+      <w:r>
+        <w:rPr>
+          <w:b w:val="0"/>
+        </w:rPr>
+        <w:t xml:space="preserve">1. A sentence becomes </w:t>
+      </w:r>
+      <w:r>
+        <w:rPr>
+          <w:b/>
+        </w:rPr>
+        <w:t>token</w:t>
+      </w:r>
+      <w:r>
+        <w:rPr>
+          <w:b w:val="0"/>
+        </w:rPr>
+        <w:t xml:space="preserve"> pieces, not a stored human thought.</w:t>
+      </w:r>
+    </w:p>
+    <w:p>
+      <w:pPr>
+        <w:spacing w:line="336" w:lineRule="auto" w:after="180"/>
+        <w:shd w:fill="F4F9FC"/>
+      </w:pPr>
+      <w:r>
+        <w:rPr>
+          <w:b w:val="0"/>
+        </w:rPr>
+        <w:t xml:space="preserve">2. The model uses visible </w:t>
+      </w:r>
+      <w:r>
+        <w:rPr>
+          <w:b/>
+        </w:rPr>
+        <w:t>token</w:t>
+      </w:r>
+      <w:r>
+        <w:rPr>
+          <w:b w:val="0"/>
+        </w:rPr>
+        <w:t xml:space="preserve">s to predict the next </w:t>
+      </w:r>
+      <w:r>
+        <w:rPr>
+          <w:b/>
+        </w:rPr>
+        <w:t>token</w:t>
+      </w:r>
+      <w:r>
+        <w:rPr>
+          <w:b w:val="0"/>
+        </w:rPr>
+        <w:t>.</w:t>
+      </w:r>
+    </w:p>
+    <w:p>
+      <w:pPr>
+        <w:spacing w:line="336" w:lineRule="auto" w:after="180"/>
+        <w:shd w:fill="F4F9FC"/>
+      </w:pPr>
+      <w:r>
+        <w:rPr>
+          <w:b w:val="0"/>
+        </w:rPr>
+        <w:t>3. Remove the definition from context: the same question becomes ambiguous.</w:t>
+      </w:r>
+    </w:p>
+    <w:p>
+      <w:pPr>
+        <w:spacing w:line="336" w:lineRule="auto" w:after="180"/>
+        <w:shd w:fill="F4F9FC"/>
+      </w:pPr>
+      <w:r>
+        <w:rPr>
+          <w:b w:val="0"/>
+        </w:rPr>
+        <w:t>4. More context helps only when it is relevant, accurate, and within the window.</w:t>
+      </w:r>
+    </w:p>
+    <w:p>
+      <w:pPr>
+        <w:spacing w:line="336" w:lineRule="auto" w:after="180"/>
+      </w:pPr>
+      <w:r>
+        <w:rPr>
+          <w:b w:val="0"/>
+        </w:rPr>
+        <w:t>Recalculate, retrace, or restate the reasoning in your own representation:</w:t>
+      </w:r>
+    </w:p>
+    <w:p>
+      <w:pPr>
+        <w:spacing w:line="336" w:lineRule="auto" w:after="180"/>
+        <w:shd w:fill="F5F1FB"/>
+      </w:pPr>
+      <w:r>
+        <w:rPr>
+          <w:b w:val="0"/>
+        </w:rPr>
+        <w:t xml:space="preserve">CHECK Did the </w:t>
+      </w:r>
+      <w:r>
+        <w:rPr>
+          <w:b/>
+        </w:rPr>
+        <w:t>evidence</w:t>
+      </w:r>
+      <w:r>
+        <w:rPr>
+          <w:b w:val="0"/>
+        </w:rPr>
+        <w:t xml:space="preserve"> answer the exact question? Did the total, path, or source record stay consistent?</w:t>
+      </w:r>
+    </w:p>
+    <w:p>
       <w:pPr>
         <w:pStyle w:val="Heading3"/>
       </w:pPr>
       <w:r>
-        <w:t>Explain the mechanism</w:t>
-      </w:r>
-    </w:p>
-    <w:p>
-      <w:r>
-        <w:t>Input → Process → Output</w:t>
-      </w:r>
-    </w:p>
-    <w:p>
-      <w:r>
-        <w:t>Trace the information. At each stage, ask what changed and how you could test it.</w:t>
-      </w:r>
-    </w:p>
-    <w:p>
-      <w:r>
-        <w:t>Which stage could fail even when the other two are correct? Explain:</w:t>
-      </w:r>
-    </w:p>
-    <w:p>
-      <w:r>
-        <w:t>Predict first. Then check each step. A correct answer without visible reasoning is incomplete evidence.</w:t>
-      </w:r>
-    </w:p>
-    <w:p>
-      <w:r>
-        <w:t>1. A sentence becomes token pieces, not a stored human thought.</w:t>
-      </w:r>
-    </w:p>
-    <w:p>
-      <w:r>
-        <w:t>2. The model uses visible tokens to predict the next token.</w:t>
-      </w:r>
-    </w:p>
-    <w:p>
-      <w:r>
-        <w:t>3. Remove the definition from context: the same question becomes ambiguous.</w:t>
-      </w:r>
-    </w:p>
-    <w:p>
-      <w:r>
-        <w:t>4. More context helps only when it is relevant, accurate, and within the window.</w:t>
-      </w:r>
-    </w:p>
-    <w:p>
-      <w:r>
-        <w:t>Recalculate, retrace, or restate the reasoning in your own representation:</w:t>
-      </w:r>
-    </w:p>
-    <w:p>
-      <w:r>
-        <w:t>CHECK Did the evidence answer the exact question? Did the total, path, or source record stay consistent?</w:t>
+        <w:t>Concrete teaching case</w:t>
       </w:r>
     </w:p>
     <w:p>
@@ -564,16 +1058,42 @@
         <w:pStyle w:val="Heading3"/>
       </w:pPr>
       <w:r>
-        <w:t>Concrete teaching case</w:t>
-      </w:r>
-    </w:p>
-    <w:p>
-      <w:r>
-        <w:t>A toy window holds eight tokens; prompt uses six and quotation uses three.</w:t>
-      </w:r>
-    </w:p>
-    <w:p>
-      <w:r>
+        <w:t>The teaching case</w:t>
+      </w:r>
+    </w:p>
+    <w:p>
+      <w:pPr>
+        <w:spacing w:line="336" w:lineRule="auto" w:after="180"/>
+        <w:shd w:fill="F1F6FC"/>
+      </w:pPr>
+      <w:r>
+        <w:rPr>
+          <w:b w:val="0"/>
+        </w:rPr>
+        <w:t xml:space="preserve">A toy window holds eight </w:t>
+      </w:r>
+      <w:r>
+        <w:rPr>
+          <w:b/>
+        </w:rPr>
+        <w:t>token</w:t>
+      </w:r>
+      <w:r>
+        <w:rPr>
+          <w:b w:val="0"/>
+        </w:rPr>
+        <w:t>s; prompt uses six and quotation uses three.</w:t>
+      </w:r>
+    </w:p>
+    <w:p>
+      <w:pPr>
+        <w:spacing w:line="336" w:lineRule="auto" w:after="180"/>
+        <w:shd w:fill="F5F1FB"/>
+      </w:pPr>
+      <w:r>
+        <w:rPr>
+          <w:b w:val="0"/>
+        </w:rPr>
         <w:t>Does it fit? What should be preserved?</w:t>
       </w:r>
     </w:p>
@@ -586,31 +1106,271 @@
       </w:r>
     </w:p>
     <w:p>
-      <w:r>
-        <w:t>Nine exceeds eight. Shorten or select material while preserving essential instructions and evidence. Real systems also have output-budget rules.</w:t>
-      </w:r>
-    </w:p>
-    <w:p>
       <w:pPr>
         <w:pStyle w:val="Heading3"/>
       </w:pPr>
       <w:r>
+        <w:t>Why the result follows</w:t>
+      </w:r>
+    </w:p>
+    <w:p>
+      <w:pPr>
+        <w:spacing w:line="336" w:lineRule="auto" w:after="180"/>
+        <w:shd w:fill="F1F6FC"/>
+      </w:pPr>
+      <w:r>
+        <w:rPr>
+          <w:b w:val="0"/>
+        </w:rPr>
+        <w:t xml:space="preserve">Nine exceeds eight. Shorten or select material while preserving essential instructions and </w:t>
+      </w:r>
+      <w:r>
+        <w:rPr>
+          <w:b/>
+        </w:rPr>
+        <w:t>evidence</w:t>
+      </w:r>
+      <w:r>
+        <w:rPr>
+          <w:b w:val="0"/>
+        </w:rPr>
+        <w:t xml:space="preserve">. Real systems also have </w:t>
+      </w:r>
+      <w:r>
+        <w:rPr>
+          <w:b/>
+        </w:rPr>
+        <w:t>output</w:t>
+      </w:r>
+      <w:r>
+        <w:rPr>
+          <w:b w:val="0"/>
+        </w:rPr>
+        <w:t>-budget rules.</w:t>
+      </w:r>
+    </w:p>
+    <w:p>
+      <w:pPr>
+        <w:pStyle w:val="Heading3"/>
+      </w:pPr>
+      <w:r>
         <w:t>Explain the added worked example</w:t>
       </w:r>
     </w:p>
     <w:p>
-      <w:r>
-        <w:t>For this lesson only, a fictional system allows 100 total token units for input plus reserved output. Its fixed instructions use 20 units, question 10 and output reserve 20. That leaves 50 units for evidence. These are supplied counts, not word counts or a claim about any deployed model. Other systems can use different input/output accounting, so read their exact contract.</w:t>
-      </w:r>
-    </w:p>
-    <w:p>
-      <w:r>
-        <w:t>The question is: “Which room is approved for the robotics meeting, and what is its capacity?” Evidence A, a current approval notice, costs 30 units and names room B. Evidence B, the current room register, costs 20 and gives room B capacity 12. Evidence C, an old approval notice, costs 25 and names room A.</w:t>
-      </w:r>
-    </w:p>
-    <w:p>
-      <w:r>
-        <w:t>A+B costs 50 and fits exactly. Together they support both requested claims. A+C costs 55 and exceeds the evidence budget, while C+B fits at 45 but supplies an outdated room decision. A cheap set is not necessarily an adequate set. Preserve document IDs, versions and dates alongside content.</w:t>
+      <w:pPr>
+        <w:pStyle w:val="Heading3"/>
+      </w:pPr>
+      <w:r>
+        <w:t>Explain the added worked example · 1</w:t>
+      </w:r>
+    </w:p>
+    <w:p>
+      <w:pPr>
+        <w:spacing w:line="336" w:lineRule="auto" w:after="180"/>
+      </w:pPr>
+      <w:r>
+        <w:rPr>
+          <w:b w:val="0"/>
+        </w:rPr>
+        <w:t xml:space="preserve">For this lesson only, a fictional system allows 100 total </w:t>
+      </w:r>
+      <w:r>
+        <w:rPr>
+          <w:b/>
+        </w:rPr>
+        <w:t>token</w:t>
+      </w:r>
+      <w:r>
+        <w:rPr>
+          <w:b w:val="0"/>
+        </w:rPr>
+        <w:t xml:space="preserve"> units for </w:t>
+      </w:r>
+      <w:r>
+        <w:rPr>
+          <w:b/>
+        </w:rPr>
+        <w:t>input</w:t>
+      </w:r>
+      <w:r>
+        <w:rPr>
+          <w:b w:val="0"/>
+        </w:rPr>
+        <w:t xml:space="preserve"> plus </w:t>
+      </w:r>
+      <w:r>
+        <w:rPr>
+          <w:b/>
+        </w:rPr>
+        <w:t>reserved output</w:t>
+      </w:r>
+      <w:r>
+        <w:rPr>
+          <w:b w:val="0"/>
+        </w:rPr>
+        <w:t xml:space="preserve">. Its fixed instructions use 20 units, question 10 and </w:t>
+      </w:r>
+      <w:r>
+        <w:rPr>
+          <w:b/>
+        </w:rPr>
+        <w:t>output</w:t>
+      </w:r>
+      <w:r>
+        <w:rPr>
+          <w:b w:val="0"/>
+        </w:rPr>
+        <w:t xml:space="preserve"> reserve 20. That leaves 50 units for </w:t>
+      </w:r>
+      <w:r>
+        <w:rPr>
+          <w:b/>
+        </w:rPr>
+        <w:t>evidence</w:t>
+      </w:r>
+      <w:r>
+        <w:rPr>
+          <w:b w:val="0"/>
+        </w:rPr>
+        <w:t>.</w:t>
+      </w:r>
+    </w:p>
+    <w:p>
+      <w:pPr>
+        <w:spacing w:line="336" w:lineRule="auto" w:after="180"/>
+      </w:pPr>
+      <w:r>
+        <w:rPr>
+          <w:b w:val="0"/>
+        </w:rPr>
+        <w:t xml:space="preserve">These are supplied counts, not word counts or a claim about any deployed model. Other systems can use different </w:t>
+      </w:r>
+      <w:r>
+        <w:rPr>
+          <w:b/>
+        </w:rPr>
+        <w:t>input</w:t>
+      </w:r>
+      <w:r>
+        <w:rPr>
+          <w:b w:val="0"/>
+        </w:rPr>
+        <w:t>/</w:t>
+      </w:r>
+      <w:r>
+        <w:rPr>
+          <w:b/>
+        </w:rPr>
+        <w:t>output</w:t>
+      </w:r>
+      <w:r>
+        <w:rPr>
+          <w:b w:val="0"/>
+        </w:rPr>
+        <w:t xml:space="preserve"> accounting, so read their exact contract.</w:t>
+      </w:r>
+    </w:p>
+    <w:p>
+      <w:pPr>
+        <w:pStyle w:val="Heading3"/>
+      </w:pPr>
+      <w:r>
+        <w:t>Explain the added worked example · 2</w:t>
+      </w:r>
+    </w:p>
+    <w:p>
+      <w:pPr>
+        <w:spacing w:line="336" w:lineRule="auto" w:after="180"/>
+      </w:pPr>
+      <w:r>
+        <w:rPr>
+          <w:b w:val="0"/>
+        </w:rPr>
+        <w:t xml:space="preserve">The question is: “Which room is approved for the robotics meeting, and what is its capacity?” </w:t>
+      </w:r>
+      <w:r>
+        <w:rPr>
+          <w:b/>
+        </w:rPr>
+        <w:t>Evidence</w:t>
+      </w:r>
+      <w:r>
+        <w:rPr>
+          <w:b w:val="0"/>
+        </w:rPr>
+        <w:t xml:space="preserve"> A, a current approval notice, costs 30 units and names room B.</w:t>
+      </w:r>
+    </w:p>
+    <w:p>
+      <w:pPr>
+        <w:spacing w:line="336" w:lineRule="auto" w:after="180"/>
+      </w:pPr>
+      <w:r>
+        <w:rPr>
+          <w:b/>
+        </w:rPr>
+        <w:t>Evidence</w:t>
+      </w:r>
+      <w:r>
+        <w:rPr>
+          <w:b w:val="0"/>
+        </w:rPr>
+        <w:t xml:space="preserve"> B, the current room register, costs 20 and gives room B capacity 12. </w:t>
+      </w:r>
+      <w:r>
+        <w:rPr>
+          <w:b/>
+        </w:rPr>
+        <w:t>Evidence</w:t>
+      </w:r>
+      <w:r>
+        <w:rPr>
+          <w:b w:val="0"/>
+        </w:rPr>
+        <w:t xml:space="preserve"> C, an old approval notice, costs 25 and names room A.</w:t>
+      </w:r>
+    </w:p>
+    <w:p>
+      <w:pPr>
+        <w:pStyle w:val="Heading3"/>
+      </w:pPr>
+      <w:r>
+        <w:t>Explain the added worked example · 3</w:t>
+      </w:r>
+    </w:p>
+    <w:p>
+      <w:pPr>
+        <w:spacing w:line="336" w:lineRule="auto" w:after="180"/>
+      </w:pPr>
+      <w:r>
+        <w:rPr>
+          <w:b w:val="0"/>
+        </w:rPr>
+        <w:t xml:space="preserve">A+B costs 50 and fits exactly. Together they support both requested claims. A+C costs 55 and exceeds the </w:t>
+      </w:r>
+      <w:r>
+        <w:rPr>
+          <w:b/>
+        </w:rPr>
+        <w:t>evidence</w:t>
+      </w:r>
+      <w:r>
+        <w:rPr>
+          <w:b w:val="0"/>
+        </w:rPr>
+        <w:t xml:space="preserve"> budget, while C+B fits at 45 but supplies an outdated room decision.</w:t>
+      </w:r>
+    </w:p>
+    <w:p>
+      <w:pPr>
+        <w:spacing w:line="336" w:lineRule="auto" w:after="180"/>
+      </w:pPr>
+      <w:r>
+        <w:rPr>
+          <w:b w:val="0"/>
+        </w:rPr>
+        <w:t>A cheap set is not necessarily an adequate set. Preserve document IDs, versions and dates alongside content.</w:t>
       </w:r>
     </w:p>
     <w:p>
@@ -754,46 +1514,334 @@
       </w:r>
     </w:p>
     <w:p>
-      <w:r>
-        <w:t>Attention computes a weighted combination of value vectors, with weights derived from query-key compatibility. Queries, keys and values are distinct roles even when they come from the same sequence. A weight is a numerical contribution in this computation, not proof of the source’s truth or permission. This week supplies weights directly; Week 7 calculates them from scores.</w:t>
-      </w:r>
-    </w:p>
-    <w:p>
-      <w:r>
-        <w:t>Use three values V1=[2,0], V2=[0,4], V3=[4,2] with weights 0.5,0.25,0.25. Values have equal width and weights are nonnegative with sum 1. Compute each coordinate separately. No token is literally copied by this combination.</w:t>
-      </w:r>
-    </w:p>
-    <w:p>
-      <w:r>
-        <w:t>Adding the weighted vectors gives [2,1.5]. The same weights applied to different values can give a different result; the same values with different weights can also change it. For example weights 0,1,0 yield V2=[0,4]. The result is a representation to be used by later operations, not automatically a generated word.</w:t>
-      </w:r>
-    </w:p>
-    <w:p>
-      <w:r>
-        <w:t>Guided: [6,0]/3 + 2*[0,3]/3 = [2,2]. Masking B leaves [6,0]. A masked source is excluded from the stated information path. Exit: coefficient size does not verify a document or grant instruction authority.</w:t>
-      </w:r>
-    </w:p>
-    <w:p>
       <w:pPr>
         <w:pStyle w:val="Heading3"/>
       </w:pPr>
       <w:r>
+        <w:t>Apply the connected idea: Attention as weighted information selection · 4</w:t>
+      </w:r>
+    </w:p>
+    <w:p>
+      <w:pPr>
+        <w:spacing w:line="336" w:lineRule="auto" w:after="180"/>
+      </w:pPr>
+      <w:r>
+        <w:rPr>
+          <w:b w:val="0"/>
+        </w:rPr>
+        <w:t xml:space="preserve">Attention computes a weighted combination of </w:t>
+      </w:r>
+      <w:r>
+        <w:rPr>
+          <w:b/>
+        </w:rPr>
+        <w:t>value</w:t>
+      </w:r>
+      <w:r>
+        <w:rPr>
+          <w:b w:val="0"/>
+        </w:rPr>
+        <w:t xml:space="preserve"> vectors, with weights derived from </w:t>
+      </w:r>
+      <w:r>
+        <w:rPr>
+          <w:b/>
+        </w:rPr>
+        <w:t>query</w:t>
+      </w:r>
+      <w:r>
+        <w:rPr>
+          <w:b w:val="0"/>
+        </w:rPr>
+        <w:t xml:space="preserve">-key compatibility. Queries, keys and </w:t>
+      </w:r>
+      <w:r>
+        <w:rPr>
+          <w:b/>
+        </w:rPr>
+        <w:t>value</w:t>
+      </w:r>
+      <w:r>
+        <w:rPr>
+          <w:b w:val="0"/>
+        </w:rPr>
+        <w:t>s are distinct roles even when they come from the same sequence.</w:t>
+      </w:r>
+    </w:p>
+    <w:p>
+      <w:pPr>
+        <w:spacing w:line="336" w:lineRule="auto" w:after="180"/>
+      </w:pPr>
+      <w:r>
+        <w:rPr>
+          <w:b w:val="0"/>
+        </w:rPr>
+        <w:t>A weight is a numerical contribution in this computation, not proof of the source’s truth or permission. This week supplies weights directly; Week 7 calculates them from scores.</w:t>
+      </w:r>
+    </w:p>
+    <w:p>
+      <w:pPr>
+        <w:spacing w:line="336" w:lineRule="auto" w:after="180"/>
+      </w:pPr>
+      <w:r>
+        <w:rPr>
+          <w:b w:val="0"/>
+        </w:rPr>
+        <w:t xml:space="preserve">Use three </w:t>
+      </w:r>
+      <w:r>
+        <w:rPr>
+          <w:b/>
+        </w:rPr>
+        <w:t>value</w:t>
+      </w:r>
+      <w:r>
+        <w:rPr>
+          <w:b w:val="0"/>
+        </w:rPr>
+        <w:t xml:space="preserve">s V1=[2,0], V2=[0,4], V3=[4,2] with weights 0.5,0.25,0.25. </w:t>
+      </w:r>
+      <w:r>
+        <w:rPr>
+          <w:b/>
+        </w:rPr>
+        <w:t>Value</w:t>
+      </w:r>
+      <w:r>
+        <w:rPr>
+          <w:b w:val="0"/>
+        </w:rPr>
+        <w:t xml:space="preserve">s have equal width and weights are nonnegative with sum 1. Compute each coordinate separately. No </w:t>
+      </w:r>
+      <w:r>
+        <w:rPr>
+          <w:b/>
+        </w:rPr>
+        <w:t>token</w:t>
+      </w:r>
+      <w:r>
+        <w:rPr>
+          <w:b w:val="0"/>
+        </w:rPr>
+        <w:t xml:space="preserve"> is literally copied by this combination.</w:t>
+      </w:r>
+    </w:p>
+    <w:p>
+      <w:pPr>
+        <w:pStyle w:val="Heading3"/>
+      </w:pPr>
+      <w:r>
+        <w:t>Apply the connected idea: Attention as weighted information selection · 5</w:t>
+      </w:r>
+    </w:p>
+    <w:p>
+      <w:pPr>
+        <w:spacing w:line="336" w:lineRule="auto" w:after="180"/>
+      </w:pPr>
+      <w:r>
+        <w:rPr>
+          <w:b w:val="0"/>
+        </w:rPr>
+        <w:t xml:space="preserve">Adding the weighted vectors gives [2,1.5]. The same weights applied to different </w:t>
+      </w:r>
+      <w:r>
+        <w:rPr>
+          <w:b/>
+        </w:rPr>
+        <w:t>value</w:t>
+      </w:r>
+      <w:r>
+        <w:rPr>
+          <w:b w:val="0"/>
+        </w:rPr>
+        <w:t xml:space="preserve">s can give a different result; the same </w:t>
+      </w:r>
+      <w:r>
+        <w:rPr>
+          <w:b/>
+        </w:rPr>
+        <w:t>value</w:t>
+      </w:r>
+      <w:r>
+        <w:rPr>
+          <w:b w:val="0"/>
+        </w:rPr>
+        <w:t>s with different weights can also change it. For example weights 0,1,0 yield V2=[0,4].</w:t>
+      </w:r>
+    </w:p>
+    <w:p>
+      <w:pPr>
+        <w:spacing w:line="336" w:lineRule="auto" w:after="180"/>
+      </w:pPr>
+      <w:r>
+        <w:rPr>
+          <w:b w:val="0"/>
+        </w:rPr>
+        <w:t>The result is a representation to be used by later operations, not automatically a generated word.</w:t>
+      </w:r>
+    </w:p>
+    <w:p>
+      <w:pPr>
+        <w:spacing w:line="336" w:lineRule="auto" w:after="180"/>
+      </w:pPr>
+      <w:r>
+        <w:rPr>
+          <w:b w:val="0"/>
+        </w:rPr>
+        <w:t xml:space="preserve">Guided: [6,0]/3 + 2*[0,3]/3 = [2,2]. </w:t>
+      </w:r>
+      <w:r>
+        <w:rPr>
+          <w:b/>
+        </w:rPr>
+        <w:t>Mask</w:t>
+      </w:r>
+      <w:r>
+        <w:rPr>
+          <w:b w:val="0"/>
+        </w:rPr>
+        <w:t xml:space="preserve">ing B leaves [6,0]. A </w:t>
+      </w:r>
+      <w:r>
+        <w:rPr>
+          <w:b/>
+        </w:rPr>
+        <w:t>mask</w:t>
+      </w:r>
+      <w:r>
+        <w:rPr>
+          <w:b w:val="0"/>
+        </w:rPr>
+        <w:t>ed source is excluded from the stated information path. Exit: coefficient size does not verify a document or grant instruction authority.</w:t>
+      </w:r>
+    </w:p>
+    <w:p>
+      <w:pPr>
+        <w:pStyle w:val="Heading3"/>
+      </w:pPr>
+      <w:r>
         <w:t>Model the reasoning aloud</w:t>
       </w:r>
     </w:p>
     <w:p>
-      <w:r>
-        <w:t>Use the complete worked example below before asking learners to complete W2. Reveal a small part, invite a prediction, then explain the deciding step. These teacher notes contain solutions; do not reveal the independent case answer during modelling.</w:t>
-      </w:r>
-    </w:p>
-    <w:p>
-      <w:r>
-        <w:t>A source may contain an exception after a general statement. Cutting off the last paragraph can reverse its practical meaning. Selection should preserve the passages needed to interpret the requested fact, including scope, version and exceptions. If complete relevant evidence cannot fit, retrieve a smaller authoritative passage or request clarification rather than silently remove a qualifying condition.</w:t>
-      </w:r>
-    </w:p>
-    <w:p>
-      <w:r>
-        <w:t>Including a document in context does not prove the generated answer uses it correctly. After generation, check each claim against its source. A source’s instruction-like content also does not acquire authority just because it fits in the evidence budget.</w:t>
+      <w:pPr>
+        <w:spacing w:line="336" w:lineRule="auto" w:after="180"/>
+      </w:pPr>
+      <w:r>
+        <w:rPr>
+          <w:b w:val="0"/>
+        </w:rPr>
+        <w:t xml:space="preserve">Use the complete worked example below before asking learners to complete W2. Reveal a small part, invite a </w:t>
+      </w:r>
+      <w:r>
+        <w:rPr>
+          <w:b/>
+        </w:rPr>
+        <w:t>prediction</w:t>
+      </w:r>
+      <w:r>
+        <w:rPr>
+          <w:b w:val="0"/>
+        </w:rPr>
+        <w:t>, then explain the deciding step.</w:t>
+      </w:r>
+    </w:p>
+    <w:p>
+      <w:pPr>
+        <w:spacing w:line="336" w:lineRule="auto" w:after="180"/>
+      </w:pPr>
+      <w:r>
+        <w:rPr>
+          <w:b w:val="0"/>
+        </w:rPr>
+        <w:t>These teacher notes contain solutions; do not reveal the independent case answer during modelling.</w:t>
+      </w:r>
+    </w:p>
+    <w:p>
+      <w:pPr>
+        <w:pStyle w:val="Heading3"/>
+      </w:pPr>
+      <w:r>
+        <w:t>Model the reasoning aloud · 6</w:t>
+      </w:r>
+    </w:p>
+    <w:p>
+      <w:pPr>
+        <w:spacing w:line="336" w:lineRule="auto" w:after="180"/>
+      </w:pPr>
+      <w:r>
+        <w:rPr>
+          <w:b w:val="0"/>
+        </w:rPr>
+        <w:t>A source may contain an exception after a general statement. Cutting off the last paragraph can reverse its practical meaning.</w:t>
+      </w:r>
+    </w:p>
+    <w:p>
+      <w:pPr>
+        <w:spacing w:line="336" w:lineRule="auto" w:after="180"/>
+      </w:pPr>
+      <w:r>
+        <w:rPr>
+          <w:b w:val="0"/>
+        </w:rPr>
+        <w:t>Selection should preserve the passages needed to interpret the requested fact, including scope, version and exceptions.</w:t>
+      </w:r>
+    </w:p>
+    <w:p>
+      <w:pPr>
+        <w:spacing w:line="336" w:lineRule="auto" w:after="180"/>
+      </w:pPr>
+      <w:r>
+        <w:rPr>
+          <w:b w:val="0"/>
+        </w:rPr>
+        <w:t xml:space="preserve">If complete relevant </w:t>
+      </w:r>
+      <w:r>
+        <w:rPr>
+          <w:b/>
+        </w:rPr>
+        <w:t>evidence</w:t>
+      </w:r>
+      <w:r>
+        <w:rPr>
+          <w:b w:val="0"/>
+        </w:rPr>
+        <w:t xml:space="preserve"> cannot fit, retrieve a smaller authoritative passage or request clarification rather than silently remove a qualifying condition.</w:t>
+      </w:r>
+    </w:p>
+    <w:p>
+      <w:pPr>
+        <w:spacing w:line="336" w:lineRule="auto" w:after="180"/>
+      </w:pPr>
+      <w:r>
+        <w:rPr>
+          <w:b w:val="0"/>
+        </w:rPr>
+        <w:t>Including a document in context does not prove the generated answer uses it correctly. After generation, check each claim against its source.</w:t>
+      </w:r>
+    </w:p>
+    <w:p>
+      <w:pPr>
+        <w:spacing w:line="336" w:lineRule="auto" w:after="180"/>
+      </w:pPr>
+      <w:r>
+        <w:rPr>
+          <w:b w:val="0"/>
+        </w:rPr>
+        <w:t xml:space="preserve">A source’s instruction-like content also does not acquire authority just because it fits in the </w:t>
+      </w:r>
+      <w:r>
+        <w:rPr>
+          <w:b/>
+        </w:rPr>
+        <w:t>evidence</w:t>
+      </w:r>
+      <w:r>
+        <w:rPr>
+          <w:b w:val="0"/>
+        </w:rPr>
+        <w:t xml:space="preserve"> budget.</w:t>
       </w:r>
     </w:p>
     <w:tbl>
@@ -899,7 +1947,13 @@
       </w:tr>
     </w:tbl>
     <w:p>
-      <w:r>
+      <w:pPr>
+        <w:spacing w:line="336" w:lineRule="auto" w:after="180"/>
+      </w:pPr>
+      <w:r>
+        <w:rPr>
+          <w:b w:val="0"/>
+        </w:rPr>
         <w:t>Use the diagram and verbal explanation together. Ask learners to match a sentence to a specific visual step; do not assign learners fixed visual or auditory learning styles.</w:t>
       </w:r>
     </w:p>
@@ -912,8 +1966,26 @@
       </w:r>
     </w:p>
     <w:p>
-      <w:r>
-        <w:t>A fictional assistant has a small context budget for answering an event-capacity question.</w:t>
+      <w:pPr>
+        <w:spacing w:line="336" w:lineRule="auto" w:after="180"/>
+      </w:pPr>
+      <w:r>
+        <w:rPr>
+          <w:b w:val="0"/>
+        </w:rPr>
+        <w:t xml:space="preserve">A fictional assistant has a small </w:t>
+      </w:r>
+      <w:r>
+        <w:rPr>
+          <w:b/>
+        </w:rPr>
+        <w:t>context budget</w:t>
+      </w:r>
+      <w:r>
+        <w:rPr>
+          <w:b w:val="0"/>
+        </w:rPr>
+        <w:t xml:space="preserve"> for answering an event-capacity question.</w:t>
       </w:r>
     </w:p>
     <w:p>
@@ -925,12 +1997,78 @@
       </w:r>
     </w:p>
     <w:p>
-      <w:r>
-        <w:t>Total budget 100 toy tokens; instructions 20, question 10, output reserve 25. Evidence capacity is the remainder.</w:t>
-      </w:r>
-    </w:p>
-    <w:p>
-      <w:r>
+      <w:pPr>
+        <w:pStyle w:val="Heading3"/>
+      </w:pPr>
+      <w:r>
+        <w:t>Supplied facts</w:t>
+      </w:r>
+    </w:p>
+    <w:p>
+      <w:pPr>
+        <w:spacing w:line="336" w:lineRule="auto" w:after="180"/>
+        <w:shd w:fill="F1F6FC"/>
+      </w:pPr>
+      <w:r>
+        <w:rPr>
+          <w:b w:val="0"/>
+        </w:rPr>
+        <w:t xml:space="preserve">Total budget 100 toy </w:t>
+      </w:r>
+      <w:r>
+        <w:rPr>
+          <w:b/>
+        </w:rPr>
+        <w:t>token</w:t>
+      </w:r>
+      <w:r>
+        <w:rPr>
+          <w:b w:val="0"/>
+        </w:rPr>
+        <w:t xml:space="preserve">s; instructions 20, question 10, </w:t>
+      </w:r>
+      <w:r>
+        <w:rPr>
+          <w:b/>
+        </w:rPr>
+        <w:t>output</w:t>
+      </w:r>
+      <w:r>
+        <w:rPr>
+          <w:b w:val="0"/>
+        </w:rPr>
+        <w:t xml:space="preserve"> reserve 25. </w:t>
+      </w:r>
+      <w:r>
+        <w:rPr>
+          <w:b/>
+        </w:rPr>
+        <w:t>Evidence</w:t>
+      </w:r>
+      <w:r>
+        <w:rPr>
+          <w:b w:val="0"/>
+        </w:rPr>
+        <w:t xml:space="preserve"> capacity is the remainder.</w:t>
+      </w:r>
+    </w:p>
+    <w:p>
+      <w:pPr>
+        <w:pStyle w:val="Heading3"/>
+      </w:pPr>
+      <w:r>
+        <w:t>Supplied facts</w:t>
+      </w:r>
+    </w:p>
+    <w:p>
+      <w:pPr>
+        <w:spacing w:line="336" w:lineRule="auto" w:after="180"/>
+        <w:shd w:fill="F1F6FC"/>
+      </w:pPr>
+      <w:r>
+        <w:rPr>
+          <w:b w:val="0"/>
+        </w:rPr>
         <w:t>Current capacity record A costs 18; its safety exception B costs 20; unrelated slogan C costs 12. A says 20 seats; B caps this event at 12.</w:t>
       </w:r>
     </w:p>
@@ -1152,57 +2290,289 @@
       </w:r>
     </w:p>
     <w:p>
-      <w:r>
-        <w:t>A context window limits how much information is available in one model call. Selecting the shortest passage is not always sufficient: an exception can change the meaning of a general statement. Keep the relevant source relationship visible. Toy token costs are supplied here; real token counts depend on the model’s tokenizer.</w:t>
-      </w:r>
-    </w:p>
-    <w:p>
       <w:pPr>
         <w:pStyle w:val="Heading3"/>
       </w:pPr>
       <w:r>
+        <w:t>Why the result follows</w:t>
+      </w:r>
+    </w:p>
+    <w:p>
+      <w:pPr>
+        <w:spacing w:line="336" w:lineRule="auto" w:after="180"/>
+        <w:shd w:fill="F1F6FC"/>
+      </w:pPr>
+      <w:r>
+        <w:rPr>
+          <w:b w:val="0"/>
+        </w:rPr>
+        <w:t xml:space="preserve">A </w:t>
+      </w:r>
+      <w:r>
+        <w:rPr>
+          <w:b/>
+        </w:rPr>
+        <w:t>context window</w:t>
+      </w:r>
+      <w:r>
+        <w:rPr>
+          <w:b w:val="0"/>
+        </w:rPr>
+        <w:t xml:space="preserve"> limits how much information is available in one model call. Selecting the shortest passage is not always sufficient: an exception can change the meaning of a general statement.</w:t>
+      </w:r>
+    </w:p>
+    <w:p>
+      <w:pPr>
+        <w:spacing w:line="336" w:lineRule="auto" w:after="180"/>
+        <w:shd w:fill="F1F6FC"/>
+      </w:pPr>
+      <w:r>
+        <w:rPr>
+          <w:b w:val="0"/>
+        </w:rPr>
+        <w:t xml:space="preserve">Keep the relevant source relationship visible. Toy </w:t>
+      </w:r>
+      <w:r>
+        <w:rPr>
+          <w:b/>
+        </w:rPr>
+        <w:t>token</w:t>
+      </w:r>
+      <w:r>
+        <w:rPr>
+          <w:b w:val="0"/>
+        </w:rPr>
+        <w:t xml:space="preserve"> costs are supplied here; real </w:t>
+      </w:r>
+      <w:r>
+        <w:rPr>
+          <w:b/>
+        </w:rPr>
+        <w:t>token</w:t>
+      </w:r>
+      <w:r>
+        <w:rPr>
+          <w:b w:val="0"/>
+        </w:rPr>
+        <w:t xml:space="preserve"> counts depend on the model’s </w:t>
+      </w:r>
+      <w:r>
+        <w:rPr>
+          <w:b/>
+        </w:rPr>
+        <w:t>token</w:t>
+      </w:r>
+      <w:r>
+        <w:rPr>
+          <w:b w:val="0"/>
+        </w:rPr>
+        <w:t>izer.</w:t>
+      </w:r>
+    </w:p>
+    <w:p>
+      <w:pPr>
+        <w:pStyle w:val="Heading3"/>
+      </w:pPr>
+      <w:r>
         <w:t>What this example does not establish</w:t>
       </w:r>
     </w:p>
     <w:p>
-      <w:r>
-        <w:t>Fitting in context does not guarantee attention, correct interpretation or accurate generation.</w:t>
-      </w:r>
-    </w:p>
-    <w:p>
       <w:pPr>
         <w:pStyle w:val="Heading3"/>
       </w:pPr>
       <w:r>
+        <w:t>Keep the stated limit</w:t>
+      </w:r>
+    </w:p>
+    <w:p>
+      <w:pPr>
+        <w:spacing w:line="336" w:lineRule="auto" w:after="180"/>
+        <w:shd w:fill="FFF5E6"/>
+      </w:pPr>
+      <w:r>
+        <w:rPr>
+          <w:b/>
+        </w:rPr>
+        <w:t>Fitting</w:t>
+      </w:r>
+      <w:r>
+        <w:rPr>
+          <w:b w:val="0"/>
+        </w:rPr>
+        <w:t xml:space="preserve"> in context does not guarantee attention, correct interpretation or accurate generation.</w:t>
+      </w:r>
+    </w:p>
+    <w:p>
+      <w:pPr>
+        <w:pStyle w:val="Heading3"/>
+      </w:pPr>
+      <w:r>
         <w:t>Change one thing in the pictured case</w:t>
       </w:r>
     </w:p>
     <w:p>
-      <w:r>
+      <w:pPr>
+        <w:pStyle w:val="Heading3"/>
+      </w:pPr>
+      <w:r>
+        <w:t>Change one thing</w:t>
+      </w:r>
+    </w:p>
+    <w:p>
+      <w:pPr>
+        <w:spacing w:line="336" w:lineRule="auto" w:after="180"/>
+        <w:shd w:fill="F5F1FB"/>
+      </w:pPr>
+      <w:r>
+        <w:rPr>
+          <w:b w:val="0"/>
+        </w:rPr>
         <w:t>Change: Increase B’s cost to 30 with all other costs fixed.</w:t>
       </w:r>
     </w:p>
     <w:p>
-      <w:r>
-        <w:t>Prediction: A+B costs 48 and no longer fits the 45-token evidence capacity.</w:t>
-      </w:r>
-    </w:p>
-    <w:p>
-      <w:r>
-        <w:t>Reason: Do not silently omit the exception; use an approved source-preserving summary, another retrieval step or an honest incomplete-evidence response.</w:t>
-      </w:r>
-    </w:p>
-    <w:p>
       <w:pPr>
         <w:pStyle w:val="Heading3"/>
       </w:pPr>
       <w:r>
+        <w:t>Predicted result</w:t>
+      </w:r>
+    </w:p>
+    <w:p>
+      <w:pPr>
+        <w:spacing w:line="336" w:lineRule="auto" w:after="180"/>
+        <w:shd w:fill="F1F6FC"/>
+      </w:pPr>
+      <w:r>
+        <w:rPr>
+          <w:b/>
+        </w:rPr>
+        <w:t>Prediction</w:t>
+      </w:r>
+      <w:r>
+        <w:rPr>
+          <w:b w:val="0"/>
+        </w:rPr>
+        <w:t>: A+B costs 48 and no longer fits the 45-</w:t>
+      </w:r>
+      <w:r>
+        <w:rPr>
+          <w:b/>
+        </w:rPr>
+        <w:t>token</w:t>
+      </w:r>
+      <w:r>
+        <w:rPr>
+          <w:b w:val="0"/>
+        </w:rPr>
+        <w:t xml:space="preserve"> </w:t>
+      </w:r>
+      <w:r>
+        <w:rPr>
+          <w:b/>
+        </w:rPr>
+        <w:t>evidence</w:t>
+      </w:r>
+      <w:r>
+        <w:rPr>
+          <w:b w:val="0"/>
+        </w:rPr>
+        <w:t xml:space="preserve"> capacity.</w:t>
+      </w:r>
+    </w:p>
+    <w:p>
+      <w:pPr>
+        <w:pStyle w:val="Heading3"/>
+      </w:pPr>
+      <w:r>
+        <w:t>Why the result follows</w:t>
+      </w:r>
+    </w:p>
+    <w:p>
+      <w:pPr>
+        <w:spacing w:line="336" w:lineRule="auto" w:after="180"/>
+        <w:shd w:fill="F1F6FC"/>
+      </w:pPr>
+      <w:r>
+        <w:rPr>
+          <w:b w:val="0"/>
+        </w:rPr>
+        <w:t>Reason: Do not silently omit the exception; use an approved source-preserving summary, another retrieval step or an honest incomplete-</w:t>
+      </w:r>
+      <w:r>
+        <w:rPr>
+          <w:b/>
+        </w:rPr>
+        <w:t>evidence</w:t>
+      </w:r>
+      <w:r>
+        <w:rPr>
+          <w:b w:val="0"/>
+        </w:rPr>
+        <w:t xml:space="preserve"> response.</w:t>
+      </w:r>
+    </w:p>
+    <w:p>
+      <w:pPr>
+        <w:pStyle w:val="Heading3"/>
+      </w:pPr>
+      <w:r>
         <w:t>Ask while showing the picture</w:t>
       </w:r>
     </w:p>
     <w:p>
-      <w:r>
-        <w:t>Cover the result. Ask learners to name the inputs and predict the next step. Uncover one step, connect the icon to the actual procedure, and explain its evidence. Then change the supplied condition and compare. The picture is a representation; it does not document execution of a real AI model.</w:t>
+      <w:pPr>
+        <w:pStyle w:val="Heading3"/>
+      </w:pPr>
+      <w:r>
+        <w:t>Ask while showing the picture · 7</w:t>
+      </w:r>
+    </w:p>
+    <w:p>
+      <w:pPr>
+        <w:spacing w:line="336" w:lineRule="auto" w:after="180"/>
+      </w:pPr>
+      <w:r>
+        <w:rPr>
+          <w:b w:val="0"/>
+        </w:rPr>
+        <w:t xml:space="preserve">Cover the result. Ask learners to name the </w:t>
+      </w:r>
+      <w:r>
+        <w:rPr>
+          <w:b/>
+        </w:rPr>
+        <w:t>input</w:t>
+      </w:r>
+      <w:r>
+        <w:rPr>
+          <w:b w:val="0"/>
+        </w:rPr>
+        <w:t xml:space="preserve">s and predict the next step. Uncover one step, connect the icon to the actual procedure, and explain its </w:t>
+      </w:r>
+      <w:r>
+        <w:rPr>
+          <w:b/>
+        </w:rPr>
+        <w:t>evidence</w:t>
+      </w:r>
+      <w:r>
+        <w:rPr>
+          <w:b w:val="0"/>
+        </w:rPr>
+        <w:t>. Then change the supplied condition and compare.</w:t>
+      </w:r>
+    </w:p>
+    <w:p>
+      <w:pPr>
+        <w:spacing w:line="336" w:lineRule="auto" w:after="180"/>
+      </w:pPr>
+      <w:r>
+        <w:rPr>
+          <w:b w:val="0"/>
+        </w:rPr>
+        <w:t>The picture is a representation; it does not document execution of a real AI model.</w:t>
       </w:r>
     </w:p>
     <w:p>
@@ -1214,11 +2584,16 @@
       </w:r>
     </w:p>
     <w:p>
+      <w:r>
+        <w:t>Demonstrate Tokens and Context, reduce support deliberately and check individual reasoning before discussing answers.</w:t>
+      </w:r>
+    </w:p>
+    <w:p>
       <w:pPr>
         <w:pStyle w:val="Heading3"/>
       </w:pPr>
       <w:r>
-        <w:t>Demonstrate and guide practice</w:t>
+        <w:t>Board sequence</w:t>
       </w:r>
     </w:p>
     <w:p>
@@ -1226,26 +2601,126 @@
         <w:pStyle w:val="Heading3"/>
       </w:pPr>
       <w:r>
-        <w:t>Board sequence</w:t>
-      </w:r>
-    </w:p>
-    <w:p>
-      <w:r>
-        <w:t>Write the given facts: A toy window holds eight tokens; prompt uses six and quotation uses three.</w:t>
-      </w:r>
-    </w:p>
-    <w:p>
-      <w:r>
+        <w:t>1. Put the facts on the board</w:t>
+      </w:r>
+    </w:p>
+    <w:p>
+      <w:pPr>
+        <w:spacing w:line="336" w:lineRule="auto" w:after="180"/>
+        <w:shd w:fill="F4F9FC"/>
+      </w:pPr>
+      <w:r>
+        <w:rPr>
+          <w:b w:val="0"/>
+        </w:rPr>
+        <w:t xml:space="preserve">Write the given facts: A toy window holds eight </w:t>
+      </w:r>
+      <w:r>
+        <w:rPr>
+          <w:b/>
+        </w:rPr>
+        <w:t>token</w:t>
+      </w:r>
+      <w:r>
+        <w:rPr>
+          <w:b w:val="0"/>
+        </w:rPr>
+        <w:t>s; prompt uses six and quotation uses three.</w:t>
+      </w:r>
+    </w:p>
+    <w:p>
+      <w:pPr>
+        <w:pStyle w:val="Heading3"/>
+      </w:pPr>
+      <w:r>
+        <w:t>2. State the decision to explain</w:t>
+      </w:r>
+    </w:p>
+    <w:p>
+      <w:pPr>
+        <w:spacing w:line="336" w:lineRule="auto" w:after="180"/>
+        <w:shd w:fill="F5F1FB"/>
+      </w:pPr>
+      <w:r>
+        <w:rPr>
+          <w:b w:val="0"/>
+        </w:rPr>
         <w:t>Write the question to explain: Does it fit? What should be preserved?</w:t>
       </w:r>
     </w:p>
     <w:p>
-      <w:r>
-        <w:t>Reveal after predictions: Nine exceeds eight. Shorten or select material while preserving essential instructions and evidence. Real systems also have output-budget rules.</w:t>
-      </w:r>
-    </w:p>
-    <w:p>
-      <w:r>
+      <w:pPr>
+        <w:pStyle w:val="Heading3"/>
+      </w:pPr>
+      <w:r>
+        <w:t>3. Reveal the worked reasoning</w:t>
+      </w:r>
+    </w:p>
+    <w:p>
+      <w:pPr>
+        <w:spacing w:line="336" w:lineRule="auto" w:after="180"/>
+        <w:shd w:fill="F1F6FC"/>
+      </w:pPr>
+      <w:r>
+        <w:rPr>
+          <w:b w:val="0"/>
+        </w:rPr>
+        <w:t xml:space="preserve">Reveal after </w:t>
+      </w:r>
+      <w:r>
+        <w:rPr>
+          <w:b/>
+        </w:rPr>
+        <w:t>prediction</w:t>
+      </w:r>
+      <w:r>
+        <w:rPr>
+          <w:b w:val="0"/>
+        </w:rPr>
+        <w:t xml:space="preserve">s: Nine exceeds eight. Shorten or select material while preserving essential instructions and </w:t>
+      </w:r>
+      <w:r>
+        <w:rPr>
+          <w:b/>
+        </w:rPr>
+        <w:t>evidence</w:t>
+      </w:r>
+      <w:r>
+        <w:rPr>
+          <w:b w:val="0"/>
+        </w:rPr>
+        <w:t xml:space="preserve">. Real systems also have </w:t>
+      </w:r>
+      <w:r>
+        <w:rPr>
+          <w:b/>
+        </w:rPr>
+        <w:t>output</w:t>
+      </w:r>
+      <w:r>
+        <w:rPr>
+          <w:b w:val="0"/>
+        </w:rPr>
+        <w:t>-budget rules.</w:t>
+      </w:r>
+    </w:p>
+    <w:p>
+      <w:pPr>
+        <w:pStyle w:val="Heading3"/>
+      </w:pPr>
+      <w:r>
+        <w:t>Hold back the independent task</w:t>
+      </w:r>
+    </w:p>
+    <w:p>
+      <w:pPr>
+        <w:spacing w:line="336" w:lineRule="auto" w:after="180"/>
+        <w:shd w:fill="F5F1FB"/>
+      </w:pPr>
+      <w:r>
+        <w:rPr>
+          <w:b w:val="0"/>
+        </w:rPr>
         <w:t>Keep for an independent attempt: A system can use only the last two messages. Message 1 says use centimetres; messages 2 and 3 discuss plants. What instruction may be lost, and how can the next request repair this?</w:t>
       </w:r>
     </w:p>
@@ -1258,23 +2733,77 @@
       </w:r>
     </w:p>
     <w:p>
-      <w:r>
+      <w:pPr>
+        <w:pStyle w:val="Heading3"/>
+      </w:pPr>
+      <w:r>
+        <w:t>Ask the class</w:t>
+      </w:r>
+    </w:p>
+    <w:p>
+      <w:pPr>
+        <w:spacing w:line="336" w:lineRule="auto" w:after="180"/>
+        <w:shd w:fill="F5F1FB"/>
+      </w:pPr>
+      <w:r>
+        <w:rPr>
+          <w:b w:val="0"/>
+        </w:rPr>
         <w:t>Ask: Which facts are given, and which would we have to assume? Learners mark relevant details before discussing answers.</w:t>
       </w:r>
     </w:p>
     <w:p>
-      <w:r>
+      <w:pPr>
+        <w:pStyle w:val="Heading3"/>
+      </w:pPr>
+      <w:r>
+        <w:t>Language to model</w:t>
+      </w:r>
+    </w:p>
+    <w:p>
+      <w:pPr>
+        <w:spacing w:line="336" w:lineRule="auto" w:after="180"/>
+        <w:shd w:fill="F1F6F8"/>
+      </w:pPr>
+      <w:r>
+        <w:rPr>
+          <w:b w:val="0"/>
+        </w:rPr>
         <w:t>Say: Predict first. Show the rule, information path or calculation that would produce the result. A correct guess is not yet an explanation.</w:t>
       </w:r>
     </w:p>
     <w:p>
-      <w:r>
+      <w:pPr>
+        <w:spacing w:line="336" w:lineRule="auto" w:after="180"/>
+      </w:pPr>
+      <w:r>
+        <w:rPr>
+          <w:b w:val="0"/>
+        </w:rPr>
         <w:t>Reveal reasoning one step at a time. Explain why a tempting alternative fails. Write units and denominators for arithmetic, trace conditions for decisions, and identify supporting sources for claims.</w:t>
       </w:r>
     </w:p>
     <w:p>
-      <w:r>
-        <w:t>In pairs, one learner solves while the other checks evidence; exchange roles. Remove the worked answer before independent assessment.</w:t>
+      <w:pPr>
+        <w:spacing w:line="336" w:lineRule="auto" w:after="180"/>
+      </w:pPr>
+      <w:r>
+        <w:rPr>
+          <w:b w:val="0"/>
+        </w:rPr>
+        <w:t xml:space="preserve">In pairs, one learner solves while the other checks </w:t>
+      </w:r>
+      <w:r>
+        <w:rPr>
+          <w:b/>
+        </w:rPr>
+        <w:t>evidence</w:t>
+      </w:r>
+      <w:r>
+        <w:rPr>
+          <w:b w:val="0"/>
+        </w:rPr>
+        <w:t>; exchange roles. Remove the worked answer before independent assessment.</w:t>
       </w:r>
     </w:p>
     <w:p>
@@ -1286,7 +2815,13 @@
       </w:r>
     </w:p>
     <w:p>
-      <w:r>
+      <w:pPr>
+        <w:spacing w:line="336" w:lineRule="auto" w:after="180"/>
+      </w:pPr>
+      <w:r>
+        <w:rPr>
+          <w:b w:val="0"/>
+        </w:rPr>
         <w:t>Guided: 80-15-10-15 = 40; 18+22 fits. Claim support must still be checked. Exit: the register lists room B capacity 12, but current meeting approval is unavailable; request that approval before naming it as approved.</w:t>
       </w:r>
     </w:p>
@@ -1739,18 +3274,77 @@
       </w:r>
     </w:p>
     <w:p>
-      <w:r>
+      <w:pPr>
+        <w:pStyle w:val="Heading3"/>
+      </w:pPr>
+      <w:r>
+        <w:t>Completion practice</w:t>
+      </w:r>
+    </w:p>
+    <w:p>
+      <w:pPr>
+        <w:spacing w:line="336" w:lineRule="auto" w:after="180"/>
+        <w:shd w:fill="F5F1FB"/>
+      </w:pPr>
+      <w:r>
+        <w:rPr>
+          <w:b w:val="0"/>
+        </w:rPr>
         <w:t>Completion task: Compare A+B,A+C,C+B for fit and support of current approval and capacity.</w:t>
       </w:r>
     </w:p>
     <w:p>
-      <w:r>
+      <w:pPr>
+        <w:pStyle w:val="Heading3"/>
+      </w:pPr>
+      <w:r>
+        <w:t>Reasoning to listen for</w:t>
+      </w:r>
+    </w:p>
+    <w:p>
+      <w:pPr>
+        <w:spacing w:line="336" w:lineRule="auto" w:after="180"/>
+        <w:shd w:fill="F1F6FC"/>
+      </w:pPr>
+      <w:r>
+        <w:rPr>
+          <w:b w:val="0"/>
+        </w:rPr>
         <w:t>Teacher check: Teacher explanation: A+B costs 50 and supports both. A+C costs 55 and fails budget; C+B costs 45 but uses old approval and fails current-approval support.</w:t>
       </w:r>
     </w:p>
     <w:p>
-      <w:r>
-        <w:t>Start by identifying the given inputs together. Leave the intermediate steps blank. If needed, model one step, then withdraw that help on the next step. Move to a full trace only when the partial trace is understood. For partners, alternate explainer and checker; collect a response from every learner before discussion.</w:t>
+      <w:pPr>
+        <w:spacing w:line="336" w:lineRule="auto" w:after="180"/>
+      </w:pPr>
+      <w:r>
+        <w:rPr>
+          <w:b w:val="0"/>
+        </w:rPr>
+        <w:t xml:space="preserve">Start by identifying the given </w:t>
+      </w:r>
+      <w:r>
+        <w:rPr>
+          <w:b/>
+        </w:rPr>
+        <w:t>input</w:t>
+      </w:r>
+      <w:r>
+        <w:rPr>
+          <w:b w:val="0"/>
+        </w:rPr>
+        <w:t>s together. Leave the intermediate steps blank. If needed, model one step, then withdraw that help on the next step. Move to a full trace only when the partial trace is understood.</w:t>
+      </w:r>
+    </w:p>
+    <w:p>
+      <w:pPr>
+        <w:spacing w:line="336" w:lineRule="auto" w:after="180"/>
+      </w:pPr>
+      <w:r>
+        <w:rPr>
+          <w:b w:val="0"/>
+        </w:rPr>
+        <w:t>For partners, alternate explainer and checker; collect a response from every learner before discussion.</w:t>
       </w:r>
     </w:p>
     <w:p>
@@ -1762,18 +3356,49 @@
       </w:r>
     </w:p>
     <w:p>
-      <w:r>
-        <w:t>Use the worked case for Context limits and evidence selection. Proposed explanation: “Token count equals word count”. Decide whether this explanation is supported. Point to the step or supplied fact that decides; explain your repair if needed.</w:t>
-      </w:r>
-    </w:p>
-    <w:p>
-      <w:r>
-        <w:t>Expected correction: The lesson uses supplied counts; actual counts depend on tokenizer and protocol.</w:t>
-      </w:r>
-    </w:p>
-    <w:p>
-      <w:r>
-        <w:t>Collect explanations, not only yes/no votes. If a misunderstanding is common, re-model the relevant step for the class. If it affects a few learners, give a short targeted group explanation while others solve a more demanding variation.</w:t>
+      <w:pPr>
+        <w:spacing w:line="336" w:lineRule="auto" w:after="180"/>
+      </w:pPr>
+      <w:r>
+        <w:rPr>
+          <w:b w:val="0"/>
+        </w:rPr>
+        <w:t xml:space="preserve">Use the worked case for Context limits and </w:t>
+      </w:r>
+      <w:r>
+        <w:rPr>
+          <w:b/>
+        </w:rPr>
+        <w:t>evidence selection</w:t>
+      </w:r>
+      <w:r>
+        <w:rPr>
+          <w:b w:val="0"/>
+        </w:rPr>
+        <w:t>. Proposed explanation: “</w:t>
+      </w:r>
+      <w:r>
+        <w:rPr>
+          <w:b/>
+        </w:rPr>
+        <w:t>Token</w:t>
+      </w:r>
+      <w:r>
+        <w:rPr>
+          <w:b w:val="0"/>
+        </w:rPr>
+        <w:t xml:space="preserve"> count equals word count”. Decide whether this explanation is supported.</w:t>
+      </w:r>
+    </w:p>
+    <w:p>
+      <w:pPr>
+        <w:spacing w:line="336" w:lineRule="auto" w:after="180"/>
+      </w:pPr>
+      <w:r>
+        <w:rPr>
+          <w:b w:val="0"/>
+        </w:rPr>
+        <w:t>Point to the step or supplied fact that decides; explain your repair if needed.</w:t>
       </w:r>
     </w:p>
     <w:p>
@@ -1781,41 +3406,203 @@
         <w:pStyle w:val="Heading3"/>
       </w:pPr>
       <w:r>
+        <w:t>Expected repair</w:t>
+      </w:r>
+    </w:p>
+    <w:p>
+      <w:pPr>
+        <w:spacing w:line="336" w:lineRule="auto" w:after="180"/>
+        <w:shd w:fill="F1F6FC"/>
+      </w:pPr>
+      <w:r>
+        <w:rPr>
+          <w:b w:val="0"/>
+        </w:rPr>
+        <w:t xml:space="preserve">Expected correction: The lesson uses supplied counts; actual counts depend on </w:t>
+      </w:r>
+      <w:r>
+        <w:rPr>
+          <w:b/>
+        </w:rPr>
+        <w:t>token</w:t>
+      </w:r>
+      <w:r>
+        <w:rPr>
+          <w:b w:val="0"/>
+        </w:rPr>
+        <w:t>izer and protocol.</w:t>
+      </w:r>
+    </w:p>
+    <w:p>
+      <w:pPr>
+        <w:spacing w:line="336" w:lineRule="auto" w:after="180"/>
+      </w:pPr>
+      <w:r>
+        <w:rPr>
+          <w:b w:val="0"/>
+        </w:rPr>
+        <w:t>Collect explanations, not only yes/no votes. If a misunderstanding is common, re-model the relevant step for the class.</w:t>
+      </w:r>
+    </w:p>
+    <w:p>
+      <w:pPr>
+        <w:spacing w:line="336" w:lineRule="auto" w:after="180"/>
+      </w:pPr>
+      <w:r>
+        <w:rPr>
+          <w:b w:val="0"/>
+        </w:rPr>
+        <w:t>If it affects a few learners, give a short targeted group explanation while others solve a more demanding variation.</w:t>
+      </w:r>
+    </w:p>
+    <w:p>
+      <w:pPr>
+        <w:pStyle w:val="Heading3"/>
+      </w:pPr>
+      <w:r>
         <w:t>Connected teaching cycle: Attention as weighted information selection</w:t>
       </w:r>
     </w:p>
     <w:p>
-      <w:r>
-        <w:t>Target: Calculate a weighted combination of value vectors</w:t>
-      </w:r>
-    </w:p>
-    <w:p>
-      <w:r>
+      <w:pPr>
+        <w:spacing w:line="336" w:lineRule="auto" w:after="180"/>
+      </w:pPr>
+      <w:r>
+        <w:rPr>
+          <w:b w:val="0"/>
+        </w:rPr>
+        <w:t xml:space="preserve">Target: Calculate a weighted combination of </w:t>
+      </w:r>
+      <w:r>
+        <w:rPr>
+          <w:b/>
+        </w:rPr>
+        <w:t>value</w:t>
+      </w:r>
+      <w:r>
+        <w:rPr>
+          <w:b w:val="0"/>
+        </w:rPr>
+        <w:t xml:space="preserve"> vectors</w:t>
+      </w:r>
+    </w:p>
+    <w:p>
+      <w:pPr>
+        <w:spacing w:line="336" w:lineRule="auto" w:after="180"/>
+      </w:pPr>
+      <w:r>
+        <w:rPr>
+          <w:b w:val="0"/>
+        </w:rPr>
         <w:t>Reserve further sessions for this topic; the 135-minute primary plan does not absorb all added content.</w:t>
       </w:r>
     </w:p>
     <w:p>
-      <w:r>
-        <w:t>Completion practice: Calculate the output from the three supplied values and weights.</w:t>
-      </w:r>
-    </w:p>
-    <w:p>
-      <w:r>
+      <w:pPr>
+        <w:spacing w:line="336" w:lineRule="auto" w:after="180"/>
+      </w:pPr>
+      <w:r>
+        <w:rPr>
+          <w:b w:val="0"/>
+        </w:rPr>
+        <w:t xml:space="preserve">Completion practice: Calculate the </w:t>
+      </w:r>
+      <w:r>
+        <w:rPr>
+          <w:b/>
+        </w:rPr>
+        <w:t>output</w:t>
+      </w:r>
+      <w:r>
+        <w:rPr>
+          <w:b w:val="0"/>
+        </w:rPr>
+        <w:t xml:space="preserve"> from the three supplied </w:t>
+      </w:r>
+      <w:r>
+        <w:rPr>
+          <w:b/>
+        </w:rPr>
+        <w:t>value</w:t>
+      </w:r>
+      <w:r>
+        <w:rPr>
+          <w:b w:val="0"/>
+        </w:rPr>
+        <w:t>s and weights.</w:t>
+      </w:r>
+    </w:p>
+    <w:p>
+      <w:pPr>
+        <w:pStyle w:val="Heading3"/>
+      </w:pPr>
+      <w:r>
+        <w:t>Reasoning to listen for</w:t>
+      </w:r>
+    </w:p>
+    <w:p>
+      <w:pPr>
+        <w:spacing w:line="336" w:lineRule="auto" w:after="180"/>
+        <w:shd w:fill="F1F6FC"/>
+      </w:pPr>
+      <w:r>
+        <w:rPr>
+          <w:b w:val="0"/>
+        </w:rPr>
         <w:t>Teacher check: Teacher explanation: Contributions [1,0],[0,1],[1,0.5] sum to [2,1.5].</w:t>
       </w:r>
     </w:p>
     <w:p>
-      <w:r>
-        <w:t>Individual check: For Attention as weighted information selection, use its worked case to evaluate this proposed explanation: “Attention copies the highest-weight token”. Explain the deciding step.</w:t>
-      </w:r>
-    </w:p>
-    <w:p>
-      <w:r>
+      <w:pPr>
+        <w:spacing w:line="336" w:lineRule="auto" w:after="180"/>
+      </w:pPr>
+      <w:r>
+        <w:rPr>
+          <w:b w:val="0"/>
+        </w:rPr>
+        <w:t xml:space="preserve">Individual check: For Attention as weighted information selection, use its worked case to evaluate this proposed explanation: “Attention copies the highest-weight </w:t>
+      </w:r>
+      <w:r>
+        <w:rPr>
+          <w:b/>
+        </w:rPr>
+        <w:t>token</w:t>
+      </w:r>
+      <w:r>
+        <w:rPr>
+          <w:b w:val="0"/>
+        </w:rPr>
+        <w:t>”. Explain the deciding step.</w:t>
+      </w:r>
+    </w:p>
+    <w:p>
+      <w:pPr>
+        <w:pStyle w:val="Heading3"/>
+      </w:pPr>
+      <w:r>
+        <w:t>Expected repair</w:t>
+      </w:r>
+    </w:p>
+    <w:p>
+      <w:pPr>
+        <w:spacing w:line="336" w:lineRule="auto" w:after="180"/>
+        <w:shd w:fill="F1F6FC"/>
+      </w:pPr>
+      <w:r>
+        <w:rPr>
+          <w:b w:val="0"/>
+        </w:rPr>
         <w:t>Expected correction: The supplied procedure combines vectors from multiple positions.</w:t>
       </w:r>
     </w:p>
     <w:p>
-      <w:r>
+      <w:pPr>
+        <w:spacing w:line="336" w:lineRule="auto" w:after="180"/>
+      </w:pPr>
+      <w:r>
+        <w:rPr>
+          <w:b w:val="0"/>
+        </w:rPr>
         <w:t>Apply the same support, independent transfer and delayed-review decisions to the named connected-topic workbook tasks.</w:t>
       </w:r>
     </w:p>
@@ -1828,7 +3615,14 @@
       </w:r>
     </w:p>
     <w:p>
-      <w:r>
+      <w:pPr>
+        <w:spacing w:line="336" w:lineRule="auto" w:after="180"/>
+        <w:shd w:fill="F5F1FB"/>
+      </w:pPr>
+      <w:r>
+        <w:rPr>
+          <w:b w:val="0"/>
+        </w:rPr>
         <w:t>Can A alone justify answering 20 seats after the exception is known?</w:t>
       </w:r>
     </w:p>
@@ -1841,18 +3635,119 @@
       </w:r>
     </w:p>
     <w:p>
-      <w:r>
-        <w:t>No. The relevant exception limits this event to 12; omitting it would knowingly lose decisive evidence.</w:t>
-      </w:r>
-    </w:p>
-    <w:p>
-      <w:r>
-        <w:t>Changed-case reasoning: A+B costs 48 and no longer fits the 45-token evidence capacity. Do not silently omit the exception; use an approved source-preserving summary, another retrieval step or an honest incomplete-evidence response.</w:t>
-      </w:r>
-    </w:p>
-    <w:p>
-      <w:r>
-        <w:t>Collect each learner’s explanation before discussion. Use the first missing connection between input, deciding step and result to choose support. This question is worked-case practice, not fresh mastery evidence.</w:t>
+      <w:pPr>
+        <w:spacing w:line="336" w:lineRule="auto" w:after="180"/>
+      </w:pPr>
+      <w:r>
+        <w:rPr>
+          <w:b w:val="0"/>
+        </w:rPr>
+        <w:t xml:space="preserve">No. The relevant exception limits this event to 12; omitting it would knowingly lose decisive </w:t>
+      </w:r>
+      <w:r>
+        <w:rPr>
+          <w:b/>
+        </w:rPr>
+        <w:t>evidence</w:t>
+      </w:r>
+      <w:r>
+        <w:rPr>
+          <w:b w:val="0"/>
+        </w:rPr>
+        <w:t>.</w:t>
+      </w:r>
+    </w:p>
+    <w:p>
+      <w:pPr>
+        <w:spacing w:line="336" w:lineRule="auto" w:after="180"/>
+      </w:pPr>
+      <w:r>
+        <w:rPr>
+          <w:b w:val="0"/>
+        </w:rPr>
+        <w:t>Changed-case reasoning: A+B costs 48 and no longer fits the 45-</w:t>
+      </w:r>
+      <w:r>
+        <w:rPr>
+          <w:b/>
+        </w:rPr>
+        <w:t>token</w:t>
+      </w:r>
+      <w:r>
+        <w:rPr>
+          <w:b w:val="0"/>
+        </w:rPr>
+        <w:t xml:space="preserve"> </w:t>
+      </w:r>
+      <w:r>
+        <w:rPr>
+          <w:b/>
+        </w:rPr>
+        <w:t>evidence</w:t>
+      </w:r>
+      <w:r>
+        <w:rPr>
+          <w:b w:val="0"/>
+        </w:rPr>
+        <w:t xml:space="preserve"> capacity.</w:t>
+      </w:r>
+    </w:p>
+    <w:p>
+      <w:pPr>
+        <w:spacing w:line="336" w:lineRule="auto" w:after="180"/>
+      </w:pPr>
+      <w:r>
+        <w:rPr>
+          <w:b w:val="0"/>
+        </w:rPr>
+        <w:t>Do not silently omit the exception; use an approved source-preserving summary, another retrieval step or an honest incomplete-</w:t>
+      </w:r>
+      <w:r>
+        <w:rPr>
+          <w:b/>
+        </w:rPr>
+        <w:t>evidence</w:t>
+      </w:r>
+      <w:r>
+        <w:rPr>
+          <w:b w:val="0"/>
+        </w:rPr>
+        <w:t xml:space="preserve"> response.</w:t>
+      </w:r>
+    </w:p>
+    <w:p>
+      <w:pPr>
+        <w:spacing w:line="336" w:lineRule="auto" w:after="180"/>
+      </w:pPr>
+      <w:r>
+        <w:rPr>
+          <w:b w:val="0"/>
+        </w:rPr>
+        <w:t xml:space="preserve">Collect each learner’s explanation before discussion. Use the first missing connection between </w:t>
+      </w:r>
+      <w:r>
+        <w:rPr>
+          <w:b/>
+        </w:rPr>
+        <w:t>input</w:t>
+      </w:r>
+      <w:r>
+        <w:rPr>
+          <w:b w:val="0"/>
+        </w:rPr>
+        <w:t xml:space="preserve">, deciding step and result to choose support. This question is worked-case practice, not fresh mastery </w:t>
+      </w:r>
+      <w:r>
+        <w:rPr>
+          <w:b/>
+        </w:rPr>
+        <w:t>evidence</w:t>
+      </w:r>
+      <w:r>
+        <w:rPr>
+          <w:b w:val="0"/>
+        </w:rPr>
+        <w:t>.</w:t>
       </w:r>
     </w:p>
     <w:p>
@@ -1864,54 +3759,111 @@
       </w:r>
     </w:p>
     <w:p>
+      <w:r>
+        <w:t>Run the Tokens and Context investigation and use the first unsupported step to choose a teaching response.</w:t>
+      </w:r>
+    </w:p>
+    <w:p>
+      <w:pPr>
+        <w:spacing w:line="336" w:lineRule="auto" w:after="180"/>
+      </w:pPr>
+      <w:r>
+        <w:rPr>
+          <w:b w:val="0"/>
+        </w:rPr>
+        <w:t>Words You Can Use to Reason</w:t>
+      </w:r>
+    </w:p>
+    <w:p>
+      <w:pPr>
+        <w:spacing w:line="336" w:lineRule="auto" w:after="180"/>
+      </w:pPr>
+      <w:r>
+        <w:rPr>
+          <w:b w:val="0"/>
+        </w:rPr>
+        <w:t>A definition matters when you can recognize the idea, use it, and contrast it with a near-miss.</w:t>
+      </w:r>
+    </w:p>
+    <w:p>
+      <w:pPr>
+        <w:spacing w:line="336" w:lineRule="auto" w:after="180"/>
+      </w:pPr>
+      <w:r>
+        <w:rPr>
+          <w:b w:val="0"/>
+        </w:rPr>
+        <w:t>Predict → Test → Record → Explain</w:t>
+      </w:r>
+    </w:p>
+    <w:p>
+      <w:pPr>
+        <w:spacing w:line="336" w:lineRule="auto" w:after="180"/>
+      </w:pPr>
+      <w:r>
+        <w:rPr>
+          <w:b w:val="0"/>
+        </w:rPr>
+        <w:t>Keep expected and actual results separate. Surprises are useful data when recorded honestly.</w:t>
+      </w:r>
+    </w:p>
+    <w:p>
+      <w:pPr>
+        <w:spacing w:line="336" w:lineRule="auto" w:after="180"/>
+      </w:pPr>
+      <w:r>
+        <w:rPr>
+          <w:b/>
+        </w:rPr>
+        <w:t>Token</w:t>
+      </w:r>
+      <w:r>
+        <w:rPr>
+          <w:b w:val="0"/>
+        </w:rPr>
+        <w:t>ize names, punctuation, emojis, and compound words; then hide different context cards and compare predicted continuations.</w:t>
+      </w:r>
+    </w:p>
+    <w:p>
+      <w:pPr>
+        <w:spacing w:line="336" w:lineRule="auto" w:after="180"/>
+        <w:shd w:fill="F5F1FB"/>
+      </w:pPr>
+      <w:r>
+        <w:rPr>
+          <w:b w:val="0"/>
+        </w:rPr>
+        <w:t>What did the hardest test teach you that the normal test did not?</w:t>
+      </w:r>
+    </w:p>
+    <w:p>
       <w:pPr>
         <w:pStyle w:val="Heading3"/>
       </w:pPr>
       <w:r>
-        <w:t>Run the weekly evidence lab</w:t>
-      </w:r>
-    </w:p>
-    <w:p>
-      <w:r>
-        <w:t>Words You Can Use to Reason</w:t>
-      </w:r>
-    </w:p>
-    <w:p>
-      <w:r>
-        <w:t>A definition matters when you can recognize the idea, use it, and contrast it with a near-miss.</w:t>
-      </w:r>
-    </w:p>
-    <w:p>
-      <w:r>
-        <w:t>Predict → Test → Record → Explain</w:t>
-      </w:r>
-    </w:p>
-    <w:p>
-      <w:r>
-        <w:t>Keep expected and actual results separate. Surprises are useful data when recorded honestly.</w:t>
-      </w:r>
-    </w:p>
-    <w:p>
-      <w:r>
-        <w:t>Tokenize names, punctuation, emojis, and compound words; then hide different context cards and compare predicted continuations.</w:t>
-      </w:r>
-    </w:p>
-    <w:p>
-      <w:r>
-        <w:t>What did the hardest test teach you that the normal test did not?</w:t>
-      </w:r>
-    </w:p>
-    <w:p>
-      <w:pPr>
-        <w:pStyle w:val="Heading3"/>
-      </w:pPr>
-      <w:r>
         <w:t>Make the lab runnable</w:t>
       </w:r>
     </w:p>
     <w:p>
-      <w:r>
-        <w:t>Use the concrete case as the shared normal case and the independent question as a second case. Each pair creates a boundary or missing-information case and predicts its result before testing. Keep the expected result separate from an observed mistake.</w:t>
+      <w:pPr>
+        <w:spacing w:line="336" w:lineRule="auto" w:after="180"/>
+      </w:pPr>
+      <w:r>
+        <w:rPr>
+          <w:b w:val="0"/>
+        </w:rPr>
+        <w:t>Use the concrete case as the shared normal case and the independent question as a second case. Each pair creates a boundary or missing-information case and predicts its result before testing.</w:t>
+      </w:r>
+    </w:p>
+    <w:p>
+      <w:pPr>
+        <w:spacing w:line="336" w:lineRule="auto" w:after="180"/>
+      </w:pPr>
+      <w:r>
+        <w:rPr>
+          <w:b w:val="0"/>
+        </w:rPr>
+        <w:t>Keep the expected result separate from an observed mistake.</w:t>
       </w:r>
     </w:p>
     <w:tbl>
@@ -2069,8 +4021,25 @@
       </w:r>
     </w:p>
     <w:p>
-      <w:r>
-        <w:t>For guessing, return to given facts and request a trace. For vocabulary without application, use one example and one non-example. For arithmetic errors, check the setup before the calculation. Finish with a different uncoached case before recording mastery.</w:t>
+      <w:pPr>
+        <w:spacing w:line="336" w:lineRule="auto" w:after="180"/>
+      </w:pPr>
+      <w:r>
+        <w:rPr>
+          <w:b w:val="0"/>
+        </w:rPr>
+        <w:t>For guessing, return to given facts and request a trace. For vocabulary without application, use one example and one non-example. For arithmetic errors, check the setup before the calculation.</w:t>
+      </w:r>
+    </w:p>
+    <w:p>
+      <w:pPr>
+        <w:spacing w:line="336" w:lineRule="auto" w:after="180"/>
+      </w:pPr>
+      <w:r>
+        <w:rPr>
+          <w:b w:val="0"/>
+        </w:rPr>
+        <w:t>Finish with a different uncoached case before recording mastery.</w:t>
       </w:r>
     </w:p>
     <w:p>
@@ -2082,18 +4051,78 @@
       </w:r>
     </w:p>
     <w:p>
-      <w:r>
-        <w:t>Token count equals word count: The lesson uses supplied counts; actual counts depend on tokenizer and protocol.</w:t>
-      </w:r>
-    </w:p>
-    <w:p>
-      <w:r>
-        <w:t>The smallest set is the best evidence: A set can fit while lacking current support for the requested claims.</w:t>
-      </w:r>
-    </w:p>
-    <w:p>
-      <w:r>
-        <w:t>Included means verified: Generation may misread or ignore evidence; verify claims after generation.</w:t>
+      <w:pPr>
+        <w:spacing w:line="336" w:lineRule="auto" w:after="180"/>
+      </w:pPr>
+      <w:r>
+        <w:rPr>
+          <w:b/>
+        </w:rPr>
+        <w:t>Token</w:t>
+      </w:r>
+      <w:r>
+        <w:rPr>
+          <w:b w:val="0"/>
+        </w:rPr>
+        <w:t xml:space="preserve"> count equals word count: The lesson uses supplied counts; actual counts depend on </w:t>
+      </w:r>
+      <w:r>
+        <w:rPr>
+          <w:b/>
+        </w:rPr>
+        <w:t>token</w:t>
+      </w:r>
+      <w:r>
+        <w:rPr>
+          <w:b w:val="0"/>
+        </w:rPr>
+        <w:t>izer and protocol.</w:t>
+      </w:r>
+    </w:p>
+    <w:p>
+      <w:pPr>
+        <w:spacing w:line="336" w:lineRule="auto" w:after="180"/>
+      </w:pPr>
+      <w:r>
+        <w:rPr>
+          <w:b w:val="0"/>
+        </w:rPr>
+        <w:t xml:space="preserve">The smallest set is the best </w:t>
+      </w:r>
+      <w:r>
+        <w:rPr>
+          <w:b/>
+        </w:rPr>
+        <w:t>evidence</w:t>
+      </w:r>
+      <w:r>
+        <w:rPr>
+          <w:b w:val="0"/>
+        </w:rPr>
+        <w:t>: A set can fit while lacking current support for the requested claims.</w:t>
+      </w:r>
+    </w:p>
+    <w:p>
+      <w:pPr>
+        <w:spacing w:line="336" w:lineRule="auto" w:after="180"/>
+      </w:pPr>
+      <w:r>
+        <w:rPr>
+          <w:b w:val="0"/>
+        </w:rPr>
+        <w:t xml:space="preserve">Included means verified: Generation may misread or ignore </w:t>
+      </w:r>
+      <w:r>
+        <w:rPr>
+          <w:b/>
+        </w:rPr>
+        <w:t>evidence</w:t>
+      </w:r>
+      <w:r>
+        <w:rPr>
+          <w:b w:val="0"/>
+        </w:rPr>
+        <w:t>; verify claims after generation.</w:t>
       </w:r>
     </w:p>
     <w:p>
@@ -2105,17 +4134,47 @@
       </w:r>
     </w:p>
     <w:p>
-      <w:r>
-        <w:t>Attention copies the highest-weight token: The supplied procedure combines vectors from multiple positions.</w:t>
-      </w:r>
-    </w:p>
-    <w:p>
-      <w:r>
+      <w:pPr>
+        <w:spacing w:line="336" w:lineRule="auto" w:after="180"/>
+      </w:pPr>
+      <w:r>
+        <w:rPr>
+          <w:b w:val="0"/>
+        </w:rPr>
+        <w:t xml:space="preserve">Attention copies the highest-weight </w:t>
+      </w:r>
+      <w:r>
+        <w:rPr>
+          <w:b/>
+        </w:rPr>
+        <w:t>token</w:t>
+      </w:r>
+      <w:r>
+        <w:rPr>
+          <w:b w:val="0"/>
+        </w:rPr>
+        <w:t>: The supplied procedure combines vectors from multiple positions.</w:t>
+      </w:r>
+    </w:p>
+    <w:p>
+      <w:pPr>
+        <w:spacing w:line="336" w:lineRule="auto" w:after="180"/>
+      </w:pPr>
+      <w:r>
+        <w:rPr>
+          <w:b w:val="0"/>
+        </w:rPr>
         <w:t>Deleting one contribution preserves a normalised mixture: Renormalise permitted mass under the stated contract.</w:t>
       </w:r>
     </w:p>
     <w:p>
-      <w:r>
+      <w:pPr>
+        <w:spacing w:line="336" w:lineRule="auto" w:after="180"/>
+      </w:pPr>
+      <w:r>
+        <w:rPr>
+          <w:b w:val="0"/>
+        </w:rPr>
         <w:t>Attention weights are truth probabilities: They are coefficients derived from compatibility, with no source-truth guarantee.</w:t>
       </w:r>
     </w:p>
@@ -2274,8 +4333,25 @@
       </w:tr>
     </w:tbl>
     <w:p>
-      <w:r>
-        <w:t>Offer an oral explanation, drawing, enlarged visual or fewer examples when that removes a reading/writing barrier. Keep the same reasoning goal. Stretch secure learners by changing a boundary or assumption and asking them to defend the effect, not simply by assigning more of the same questions.</w:t>
+      <w:pPr>
+        <w:spacing w:line="336" w:lineRule="auto" w:after="180"/>
+      </w:pPr>
+      <w:r>
+        <w:rPr>
+          <w:b w:val="0"/>
+        </w:rPr>
+        <w:t>Offer an oral explanation, drawing, enlarged visual or fewer examples when that removes a reading/writing barrier. Keep the same reasoning goal.</w:t>
+      </w:r>
+    </w:p>
+    <w:p>
+      <w:pPr>
+        <w:spacing w:line="336" w:lineRule="auto" w:after="180"/>
+      </w:pPr>
+      <w:r>
+        <w:rPr>
+          <w:b w:val="0"/>
+        </w:rPr>
+        <w:t>Stretch secure learners by changing a boundary or assumption and asking them to defend the effect, not simply by assigning more of the same questions.</w:t>
       </w:r>
     </w:p>
     <w:p>
@@ -2287,11 +4363,16 @@
       </w:r>
     </w:p>
     <w:p>
+      <w:r>
+        <w:t>Use the Tokens and Context questions, teacher keys and criteria after the relevant attempts. Previously discussed cases are practice; protect the separately selected independent task.</w:t>
+      </w:r>
+    </w:p>
+    <w:p>
       <w:pPr>
         <w:pStyle w:val="Heading3"/>
       </w:pPr>
       <w:r>
-        <w:t>Assess and explain the answers</w:t>
+        <w:t>Worked case answer</w:t>
       </w:r>
     </w:p>
     <w:p>
@@ -2299,12 +4380,43 @@
         <w:pStyle w:val="Heading3"/>
       </w:pPr>
       <w:r>
-        <w:t>Worked case answer</w:t>
-      </w:r>
-    </w:p>
-    <w:p>
-      <w:r>
-        <w:t>Nine exceeds eight. Shorten or select material while preserving essential instructions and evidence. Real systems also have output-budget rules.</w:t>
+        <w:t>Teacher key · Worked case answer</w:t>
+      </w:r>
+    </w:p>
+    <w:p>
+      <w:pPr>
+        <w:spacing w:line="336" w:lineRule="auto" w:after="180"/>
+        <w:shd w:fill="F1F6FC"/>
+      </w:pPr>
+      <w:r>
+        <w:rPr>
+          <w:b w:val="0"/>
+        </w:rPr>
+        <w:t xml:space="preserve">Nine exceeds eight. Shorten or select material while preserving essential instructions and </w:t>
+      </w:r>
+      <w:r>
+        <w:rPr>
+          <w:b/>
+        </w:rPr>
+        <w:t>evidence</w:t>
+      </w:r>
+      <w:r>
+        <w:rPr>
+          <w:b w:val="0"/>
+        </w:rPr>
+        <w:t xml:space="preserve">. Real systems also have </w:t>
+      </w:r>
+      <w:r>
+        <w:rPr>
+          <w:b/>
+        </w:rPr>
+        <w:t>output</w:t>
+      </w:r>
+      <w:r>
+        <w:rPr>
+          <w:b w:val="0"/>
+        </w:rPr>
+        <w:t>-budget rules.</w:t>
       </w:r>
     </w:p>
     <w:p>
@@ -2316,7 +4428,22 @@
       </w:r>
     </w:p>
     <w:p>
-      <w:r>
+      <w:pPr>
+        <w:pStyle w:val="Heading3"/>
+      </w:pPr>
+      <w:r>
+        <w:t>Independent question · withhold the key</w:t>
+      </w:r>
+    </w:p>
+    <w:p>
+      <w:pPr>
+        <w:spacing w:line="336" w:lineRule="auto" w:after="180"/>
+        <w:shd w:fill="F5F1FB"/>
+      </w:pPr>
+      <w:r>
+        <w:rPr>
+          <w:b w:val="0"/>
+        </w:rPr>
         <w:t>A system can use only the last two messages. Message 1 says use centimetres; messages 2 and 3 discuss plants. What instruction may be lost, and how can the next request repair this?</w:t>
       </w:r>
     </w:p>
@@ -2329,8 +4456,35 @@
       </w:r>
     </w:p>
     <w:p>
-      <w:r>
-        <w:t>The centimetres instruction may be outside the available context. Restate the required unit in the current request and check the output.</w:t>
+      <w:pPr>
+        <w:pStyle w:val="Heading3"/>
+      </w:pPr>
+      <w:r>
+        <w:t>Teacher key · Expected independent answer</w:t>
+      </w:r>
+    </w:p>
+    <w:p>
+      <w:pPr>
+        <w:spacing w:line="336" w:lineRule="auto" w:after="180"/>
+        <w:shd w:fill="F1F6FC"/>
+      </w:pPr>
+      <w:r>
+        <w:rPr>
+          <w:b w:val="0"/>
+        </w:rPr>
+        <w:t xml:space="preserve">The centimetres instruction may be outside the available context. Restate the required unit in the current request and check the </w:t>
+      </w:r>
+      <w:r>
+        <w:rPr>
+          <w:b/>
+        </w:rPr>
+        <w:t>output</w:t>
+      </w:r>
+      <w:r>
+        <w:rPr>
+          <w:b w:val="0"/>
+        </w:rPr>
+        <w:t>.</w:t>
       </w:r>
     </w:p>
     <w:p>
@@ -2568,8 +4722,25 @@
       </w:tr>
     </w:tbl>
     <w:p>
-      <w:r>
-        <w:t>Use 6/8 as a classroom checkpoint, with 2 required for both Result and Reasoning. This is a proposed teaching rule, not a validated certification threshold. Do not count a coached answer as independent mastery; correct unsafe or unsupported claims regardless of total.</w:t>
+      <w:pPr>
+        <w:spacing w:line="336" w:lineRule="auto" w:after="180"/>
+      </w:pPr>
+      <w:r>
+        <w:rPr>
+          <w:b w:val="0"/>
+        </w:rPr>
+        <w:t>Use 6/8 as a classroom checkpoint, with 2 required for both Result and Reasoning. This is a proposed teaching rule, not a validated certification threshold.</w:t>
+      </w:r>
+    </w:p>
+    <w:p>
+      <w:pPr>
+        <w:spacing w:line="336" w:lineRule="auto" w:after="180"/>
+      </w:pPr>
+      <w:r>
+        <w:rPr>
+          <w:b w:val="0"/>
+        </w:rPr>
+        <w:t>Do not count a coached answer as independent mastery; correct unsafe or unsupported claims regardless of total.</w:t>
       </w:r>
     </w:p>
     <w:p>
@@ -2581,8 +4752,26 @@
       </w:r>
     </w:p>
     <w:p>
-      <w:r>
-        <w:t>Ask the learner to find the evidence that challenges this claim: “All earlier conversation remains available forever.” Keep the first attempt and an uncoached retry separate.</w:t>
+      <w:pPr>
+        <w:spacing w:line="336" w:lineRule="auto" w:after="180"/>
+      </w:pPr>
+      <w:r>
+        <w:rPr>
+          <w:b w:val="0"/>
+        </w:rPr>
+        <w:t xml:space="preserve">Ask the learner to find the </w:t>
+      </w:r>
+      <w:r>
+        <w:rPr>
+          <w:b/>
+        </w:rPr>
+        <w:t>evidence</w:t>
+      </w:r>
+      <w:r>
+        <w:rPr>
+          <w:b w:val="0"/>
+        </w:rPr>
+        <w:t xml:space="preserve"> that challenges this claim: “All earlier conversation remains available forever.” Keep the first attempt and an uncoached retry separate.</w:t>
       </w:r>
     </w:p>
     <w:p>
@@ -2594,15 +4783,78 @@
       </w:r>
     </w:p>
     <w:p>
-      <w:r>
-        <w:t>Total=14, exceeding the toy limit by 2. Select a relevant 5-token source extract or shorten other material while retaining essential instructions and evidence. Real systems specify their own context and output limits; this toy policy must not be assumed universal.</w:t>
-      </w:r>
-    </w:p>
-    <w:p>
       <w:pPr>
         <w:pStyle w:val="Heading3"/>
       </w:pPr>
       <w:r>
+        <w:t>Teacher key · Original transfer answer</w:t>
+      </w:r>
+    </w:p>
+    <w:p>
+      <w:pPr>
+        <w:spacing w:line="336" w:lineRule="auto" w:after="180"/>
+        <w:shd w:fill="F1F6FC"/>
+      </w:pPr>
+      <w:r>
+        <w:rPr>
+          <w:b w:val="0"/>
+        </w:rPr>
+        <w:t>Total=14, exceeding the toy limit by 2. Select a relevant 5-</w:t>
+      </w:r>
+      <w:r>
+        <w:rPr>
+          <w:b/>
+        </w:rPr>
+        <w:t>token</w:t>
+      </w:r>
+      <w:r>
+        <w:rPr>
+          <w:b w:val="0"/>
+        </w:rPr>
+        <w:t xml:space="preserve"> source extract or shorten other material while retaining essential instructions and </w:t>
+      </w:r>
+      <w:r>
+        <w:rPr>
+          <w:b/>
+        </w:rPr>
+        <w:t>evidence</w:t>
+      </w:r>
+      <w:r>
+        <w:rPr>
+          <w:b w:val="0"/>
+        </w:rPr>
+        <w:t>.</w:t>
+      </w:r>
+    </w:p>
+    <w:p>
+      <w:pPr>
+        <w:spacing w:line="336" w:lineRule="auto" w:after="180"/>
+        <w:shd w:fill="F1F6FC"/>
+      </w:pPr>
+      <w:r>
+        <w:rPr>
+          <w:b w:val="0"/>
+        </w:rPr>
+        <w:t xml:space="preserve">Real systems specify their own context and </w:t>
+      </w:r>
+      <w:r>
+        <w:rPr>
+          <w:b/>
+        </w:rPr>
+        <w:t>output</w:t>
+      </w:r>
+      <w:r>
+        <w:rPr>
+          <w:b w:val="0"/>
+        </w:rPr>
+        <w:t xml:space="preserve"> limits; this toy policy must not be assumed universal.</w:t>
+      </w:r>
+    </w:p>
+    <w:p>
+      <w:pPr>
+        <w:pStyle w:val="Heading3"/>
+      </w:pPr>
+      <w:r>
         <w:t>Explanations for the additional workbook examples</w:t>
       </w:r>
     </w:p>
@@ -2615,35 +4867,230 @@
       </w:r>
     </w:p>
     <w:p>
-      <w:r>
-        <w:t>Under total 100, instructions 20, question 10 and output reserve 20, calculate evidence capacity.</w:t>
-      </w:r>
-    </w:p>
-    <w:p>
-      <w:r>
-        <w:t>Teacher explanation: 100-20-10-20 = 50 supplied token units.</w:t>
-      </w:r>
-    </w:p>
-    <w:p>
-      <w:r>
-        <w:t>Separate the total budget into its declared parts: 100 minus 20 instruction units minus 10 question units minus 20 reserved output units leaves 50 units for evidence. Preserve the output reserve before filling evidence space. These are the lesson’s supplied token units, not a universal word-to-token conversion.</w:t>
-      </w:r>
-    </w:p>
-    <w:p>
       <w:pPr>
         <w:pStyle w:val="Heading3"/>
       </w:pPr>
       <w:r>
+        <w:t>Workbook question · W1</w:t>
+      </w:r>
+    </w:p>
+    <w:p>
+      <w:pPr>
+        <w:spacing w:line="336" w:lineRule="auto" w:after="180"/>
+        <w:shd w:fill="F5F1FB"/>
+      </w:pPr>
+      <w:r>
+        <w:rPr>
+          <w:b w:val="0"/>
+        </w:rPr>
+        <w:t xml:space="preserve">Under total 100, instructions 20, question 10 and </w:t>
+      </w:r>
+      <w:r>
+        <w:rPr>
+          <w:b/>
+        </w:rPr>
+        <w:t>output</w:t>
+      </w:r>
+      <w:r>
+        <w:rPr>
+          <w:b w:val="0"/>
+        </w:rPr>
+        <w:t xml:space="preserve"> reserve 20, calculate </w:t>
+      </w:r>
+      <w:r>
+        <w:rPr>
+          <w:b/>
+        </w:rPr>
+        <w:t>evidence</w:t>
+      </w:r>
+      <w:r>
+        <w:rPr>
+          <w:b w:val="0"/>
+        </w:rPr>
+        <w:t xml:space="preserve"> capacity.</w:t>
+      </w:r>
+    </w:p>
+    <w:p>
+      <w:pPr>
+        <w:pStyle w:val="Heading3"/>
+      </w:pPr>
+      <w:r>
+        <w:t>Teacher reasoning · W1</w:t>
+      </w:r>
+    </w:p>
+    <w:p>
+      <w:pPr>
+        <w:spacing w:line="336" w:lineRule="auto" w:after="180"/>
+        <w:shd w:fill="F1F6FC"/>
+      </w:pPr>
+      <w:r>
+        <w:rPr>
+          <w:b w:val="0"/>
+        </w:rPr>
+        <w:t xml:space="preserve">Teacher explanation: 100-20-10-20 = 50 supplied </w:t>
+      </w:r>
+      <w:r>
+        <w:rPr>
+          <w:b/>
+        </w:rPr>
+        <w:t>token</w:t>
+      </w:r>
+      <w:r>
+        <w:rPr>
+          <w:b w:val="0"/>
+        </w:rPr>
+        <w:t xml:space="preserve"> units.</w:t>
+      </w:r>
+    </w:p>
+    <w:p>
+      <w:pPr>
+        <w:pStyle w:val="Heading3"/>
+      </w:pPr>
+      <w:r>
+        <w:t>Teacher reasoning · W1</w:t>
+      </w:r>
+    </w:p>
+    <w:p>
+      <w:pPr>
+        <w:spacing w:line="336" w:lineRule="auto" w:after="180"/>
+        <w:shd w:fill="F1F6FC"/>
+      </w:pPr>
+      <w:r>
+        <w:rPr>
+          <w:b w:val="0"/>
+        </w:rPr>
+        <w:t xml:space="preserve">Separate the total budget into its declared parts: 100 minus 20 instruction units minus 10 question units minus 20 </w:t>
+      </w:r>
+      <w:r>
+        <w:rPr>
+          <w:b/>
+        </w:rPr>
+        <w:t>reserved output</w:t>
+      </w:r>
+      <w:r>
+        <w:rPr>
+          <w:b w:val="0"/>
+        </w:rPr>
+        <w:t xml:space="preserve"> units leaves 50 units for </w:t>
+      </w:r>
+      <w:r>
+        <w:rPr>
+          <w:b/>
+        </w:rPr>
+        <w:t>evidence</w:t>
+      </w:r>
+      <w:r>
+        <w:rPr>
+          <w:b w:val="0"/>
+        </w:rPr>
+        <w:t xml:space="preserve">. Preserve the </w:t>
+      </w:r>
+      <w:r>
+        <w:rPr>
+          <w:b/>
+        </w:rPr>
+        <w:t>output</w:t>
+      </w:r>
+      <w:r>
+        <w:rPr>
+          <w:b w:val="0"/>
+        </w:rPr>
+        <w:t xml:space="preserve"> reserve before filling </w:t>
+      </w:r>
+      <w:r>
+        <w:rPr>
+          <w:b/>
+        </w:rPr>
+        <w:t>evidence</w:t>
+      </w:r>
+      <w:r>
+        <w:rPr>
+          <w:b w:val="0"/>
+        </w:rPr>
+        <w:t xml:space="preserve"> space.</w:t>
+      </w:r>
+    </w:p>
+    <w:p>
+      <w:pPr>
+        <w:spacing w:line="336" w:lineRule="auto" w:after="180"/>
+        <w:shd w:fill="F1F6FC"/>
+      </w:pPr>
+      <w:r>
+        <w:rPr>
+          <w:b w:val="0"/>
+        </w:rPr>
+        <w:t xml:space="preserve">These are the lesson’s supplied </w:t>
+      </w:r>
+      <w:r>
+        <w:rPr>
+          <w:b/>
+        </w:rPr>
+        <w:t>token</w:t>
+      </w:r>
+      <w:r>
+        <w:rPr>
+          <w:b w:val="0"/>
+        </w:rPr>
+        <w:t xml:space="preserve"> units, not a universal word-to-</w:t>
+      </w:r>
+      <w:r>
+        <w:rPr>
+          <w:b/>
+        </w:rPr>
+        <w:t>token</w:t>
+      </w:r>
+      <w:r>
+        <w:rPr>
+          <w:b w:val="0"/>
+        </w:rPr>
+        <w:t xml:space="preserve"> conversion.</w:t>
+      </w:r>
+    </w:p>
+    <w:p>
+      <w:pPr>
+        <w:pStyle w:val="Heading3"/>
+      </w:pPr>
+      <w:r>
         <w:t>W2 Choose complete support</w:t>
       </w:r>
     </w:p>
     <w:p>
-      <w:r>
+      <w:pPr>
+        <w:pStyle w:val="Heading3"/>
+      </w:pPr>
+      <w:r>
+        <w:t>Workbook question · W2</w:t>
+      </w:r>
+    </w:p>
+    <w:p>
+      <w:pPr>
+        <w:spacing w:line="336" w:lineRule="auto" w:after="180"/>
+        <w:shd w:fill="F5F1FB"/>
+      </w:pPr>
+      <w:r>
+        <w:rPr>
+          <w:b w:val="0"/>
+        </w:rPr>
         <w:t>Compare A+B,A+C,C+B for fit and support of current approval and capacity.</w:t>
       </w:r>
     </w:p>
     <w:p>
-      <w:r>
+      <w:pPr>
+        <w:pStyle w:val="Heading3"/>
+      </w:pPr>
+      <w:r>
+        <w:t>Teacher reasoning · W2</w:t>
+      </w:r>
+    </w:p>
+    <w:p>
+      <w:pPr>
+        <w:spacing w:line="336" w:lineRule="auto" w:after="180"/>
+        <w:shd w:fill="F1F6FC"/>
+      </w:pPr>
+      <w:r>
+        <w:rPr>
+          <w:b w:val="0"/>
+        </w:rPr>
         <w:t>Teacher explanation: A+B costs 50 and supports both. A+C costs 55 and fails budget; C+B costs 45 but uses old approval and fails current-approval support.</w:t>
       </w:r>
     </w:p>
@@ -2656,12 +5103,42 @@
       </w:r>
     </w:p>
     <w:p>
-      <w:r>
+      <w:pPr>
+        <w:pStyle w:val="Heading3"/>
+      </w:pPr>
+      <w:r>
+        <w:t>Workbook question · W3</w:t>
+      </w:r>
+    </w:p>
+    <w:p>
+      <w:pPr>
+        <w:spacing w:line="336" w:lineRule="auto" w:after="180"/>
+        <w:shd w:fill="F5F1FB"/>
+      </w:pPr>
+      <w:r>
+        <w:rPr>
+          <w:b w:val="0"/>
+        </w:rPr>
         <w:t>A passage says room B normally holds 12, except during maintenance when the approved limit is 8. Why is retaining only the first clause inadequate?</w:t>
       </w:r>
     </w:p>
     <w:p>
-      <w:r>
+      <w:pPr>
+        <w:pStyle w:val="Heading3"/>
+      </w:pPr>
+      <w:r>
+        <w:t>Teacher reasoning · W3</w:t>
+      </w:r>
+    </w:p>
+    <w:p>
+      <w:pPr>
+        <w:spacing w:line="336" w:lineRule="auto" w:after="180"/>
+        <w:shd w:fill="F1F6FC"/>
+      </w:pPr>
+      <w:r>
+        <w:rPr>
+          <w:b w:val="0"/>
+        </w:rPr>
         <w:t>Teacher explanation: The exception changes the applicable capacity during maintenance. Preserve conditions and determine whether maintenance applies; do not report 12 unconditionally.</w:t>
       </w:r>
     </w:p>
@@ -2674,30 +5151,138 @@
       </w:r>
     </w:p>
     <w:p>
-      <w:r>
-        <w:t>Total 120, instructions 25, question 15, output reserve 30. Source D is current approval, cost 28; E is current capacity, cost 22; F is old approval, cost 18. Compute capacity, compare D+E and E+F, and state an honest fallback if D is missing.</w:t>
-      </w:r>
-    </w:p>
-    <w:p>
-      <w:r>
-        <w:t>Teacher explanation: Evidence capacity 50. D+E costs 50 and supplies both current claims. E+F costs 40 but old approval is insufficient. Without D, report the supported capacity and ask for current approval rather than infer it.</w:t>
-      </w:r>
-    </w:p>
-    <w:p>
       <w:pPr>
         <w:pStyle w:val="Heading3"/>
       </w:pPr>
       <w:r>
+        <w:t>Workbook question · W4</w:t>
+      </w:r>
+    </w:p>
+    <w:p>
+      <w:pPr>
+        <w:spacing w:line="336" w:lineRule="auto" w:after="180"/>
+        <w:shd w:fill="F5F1FB"/>
+      </w:pPr>
+      <w:r>
+        <w:rPr>
+          <w:b w:val="0"/>
+        </w:rPr>
+        <w:t xml:space="preserve">Total 120, instructions 25, question 15, </w:t>
+      </w:r>
+      <w:r>
+        <w:rPr>
+          <w:b/>
+        </w:rPr>
+        <w:t>output</w:t>
+      </w:r>
+      <w:r>
+        <w:rPr>
+          <w:b w:val="0"/>
+        </w:rPr>
+        <w:t xml:space="preserve"> reserve 30. Source D is current approval, cost 28; E is current capacity, cost 22; F is old approval, cost 18.</w:t>
+      </w:r>
+    </w:p>
+    <w:p>
+      <w:pPr>
+        <w:spacing w:line="336" w:lineRule="auto" w:after="180"/>
+        <w:shd w:fill="F5F1FB"/>
+      </w:pPr>
+      <w:r>
+        <w:rPr>
+          <w:b w:val="0"/>
+        </w:rPr>
+        <w:t>Compute capacity, compare D+E and E+F, and state an honest fallback if D is missing.</w:t>
+      </w:r>
+    </w:p>
+    <w:p>
+      <w:pPr>
+        <w:pStyle w:val="Heading3"/>
+      </w:pPr>
+      <w:r>
+        <w:t>Teacher reasoning · W4</w:t>
+      </w:r>
+    </w:p>
+    <w:p>
+      <w:pPr>
+        <w:spacing w:line="336" w:lineRule="auto" w:after="180"/>
+        <w:shd w:fill="F1F6FC"/>
+      </w:pPr>
+      <w:r>
+        <w:rPr>
+          <w:b w:val="0"/>
+        </w:rPr>
+        <w:t xml:space="preserve">Teacher explanation: </w:t>
+      </w:r>
+      <w:r>
+        <w:rPr>
+          <w:b/>
+        </w:rPr>
+        <w:t>Evidence</w:t>
+      </w:r>
+      <w:r>
+        <w:rPr>
+          <w:b w:val="0"/>
+        </w:rPr>
+        <w:t xml:space="preserve"> capacity 50. D+E costs 50 and supplies both current claims. E+F costs 40 but old approval is insufficient.</w:t>
+      </w:r>
+    </w:p>
+    <w:p>
+      <w:pPr>
+        <w:spacing w:line="336" w:lineRule="auto" w:after="180"/>
+        <w:shd w:fill="F1F6FC"/>
+      </w:pPr>
+      <w:r>
+        <w:rPr>
+          <w:b w:val="0"/>
+        </w:rPr>
+        <w:t>Without D, report the supported capacity and ask for current approval rather than infer it.</w:t>
+      </w:r>
+    </w:p>
+    <w:p>
+      <w:pPr>
+        <w:pStyle w:val="Heading3"/>
+      </w:pPr>
+      <w:r>
         <w:t>W5 Audit inclusion</w:t>
       </w:r>
     </w:p>
     <w:p>
-      <w:r>
+      <w:pPr>
+        <w:pStyle w:val="Heading3"/>
+      </w:pPr>
+      <w:r>
+        <w:t>Workbook question · W5</w:t>
+      </w:r>
+    </w:p>
+    <w:p>
+      <w:pPr>
+        <w:spacing w:line="336" w:lineRule="auto" w:after="180"/>
+        <w:shd w:fill="F5F1FB"/>
+      </w:pPr>
+      <w:r>
+        <w:rPr>
+          <w:b w:val="0"/>
+        </w:rPr>
         <w:t>A team says every claim is verified because all chosen documents fit in context. What further check is needed?</w:t>
       </w:r>
     </w:p>
     <w:p>
-      <w:r>
+      <w:pPr>
+        <w:pStyle w:val="Heading3"/>
+      </w:pPr>
+      <w:r>
+        <w:t>Teacher reasoning · W5</w:t>
+      </w:r>
+    </w:p>
+    <w:p>
+      <w:pPr>
+        <w:spacing w:line="336" w:lineRule="auto" w:after="180"/>
+        <w:shd w:fill="F1F6FC"/>
+      </w:pPr>
+      <w:r>
+        <w:rPr>
+          <w:b w:val="0"/>
+        </w:rPr>
         <w:t>Teacher explanation: Check each generated claim against the actual source passage/version and preserve qualifiers. Budget fit and inclusion do not establish faithful use or current correctness.</w:t>
       </w:r>
     </w:p>
@@ -2710,13 +5295,38 @@
       </w:r>
     </w:p>
     <w:p>
-      <w:r>
-        <w:t>Explain query, key, value and weight without calling the largest weight a truth score.</w:t>
-      </w:r>
-    </w:p>
-    <w:p>
-      <w:r>
-        <w:t>Teacher explanation: The query compares keys, compatibility produces weights, and weights combine values. A weight is a computational coefficient, not a truth score.</w:t>
+      <w:pPr>
+        <w:spacing w:line="336" w:lineRule="auto" w:after="180"/>
+      </w:pPr>
+      <w:r>
+        <w:rPr>
+          <w:b w:val="0"/>
+        </w:rPr>
+        <w:t xml:space="preserve">Explain </w:t>
+      </w:r>
+      <w:r>
+        <w:rPr>
+          <w:b/>
+        </w:rPr>
+        <w:t>query</w:t>
+      </w:r>
+      <w:r>
+        <w:rPr>
+          <w:b w:val="0"/>
+        </w:rPr>
+        <w:t xml:space="preserve">, key, </w:t>
+      </w:r>
+      <w:r>
+        <w:rPr>
+          <w:b/>
+        </w:rPr>
+        <w:t>value</w:t>
+      </w:r>
+      <w:r>
+        <w:rPr>
+          <w:b w:val="0"/>
+        </w:rPr>
+        <w:t xml:space="preserve"> and weight without calling the largest weight a truth score.</w:t>
       </w:r>
     </w:p>
     <w:p>
@@ -2724,22 +5334,152 @@
         <w:pStyle w:val="Heading3"/>
       </w:pPr>
       <w:r>
+        <w:t>Teacher reasoning</w:t>
+      </w:r>
+    </w:p>
+    <w:p>
+      <w:pPr>
+        <w:spacing w:line="336" w:lineRule="auto" w:after="180"/>
+        <w:shd w:fill="F1F6FC"/>
+      </w:pPr>
+      <w:r>
+        <w:rPr>
+          <w:b w:val="0"/>
+        </w:rPr>
+        <w:t xml:space="preserve">Teacher explanation: The </w:t>
+      </w:r>
+      <w:r>
+        <w:rPr>
+          <w:b/>
+        </w:rPr>
+        <w:t>query</w:t>
+      </w:r>
+      <w:r>
+        <w:rPr>
+          <w:b w:val="0"/>
+        </w:rPr>
+        <w:t xml:space="preserve"> compares keys, compatibility produces weights, and weights combine </w:t>
+      </w:r>
+      <w:r>
+        <w:rPr>
+          <w:b/>
+        </w:rPr>
+        <w:t>value</w:t>
+      </w:r>
+      <w:r>
+        <w:rPr>
+          <w:b w:val="0"/>
+        </w:rPr>
+        <w:t>s. A weight is a computational coefficient, not a truth score.</w:t>
+      </w:r>
+    </w:p>
+    <w:p>
+      <w:pPr>
+        <w:pStyle w:val="Heading3"/>
+      </w:pPr>
+      <w:r>
         <w:t>Attention as weighted information selection — W2 Compute the mixture</w:t>
       </w:r>
     </w:p>
     <w:p>
-      <w:r>
-        <w:t>Calculate the output from the three supplied values and weights.</w:t>
-      </w:r>
-    </w:p>
-    <w:p>
-      <w:r>
+      <w:pPr>
+        <w:spacing w:line="336" w:lineRule="auto" w:after="180"/>
+      </w:pPr>
+      <w:r>
+        <w:rPr>
+          <w:b w:val="0"/>
+        </w:rPr>
+        <w:t xml:space="preserve">Calculate the </w:t>
+      </w:r>
+      <w:r>
+        <w:rPr>
+          <w:b/>
+        </w:rPr>
+        <w:t>output</w:t>
+      </w:r>
+      <w:r>
+        <w:rPr>
+          <w:b w:val="0"/>
+        </w:rPr>
+        <w:t xml:space="preserve"> from the three supplied </w:t>
+      </w:r>
+      <w:r>
+        <w:rPr>
+          <w:b/>
+        </w:rPr>
+        <w:t>value</w:t>
+      </w:r>
+      <w:r>
+        <w:rPr>
+          <w:b w:val="0"/>
+        </w:rPr>
+        <w:t>s and weights.</w:t>
+      </w:r>
+    </w:p>
+    <w:p>
+      <w:pPr>
+        <w:pStyle w:val="Heading3"/>
+      </w:pPr>
+      <w:r>
+        <w:t>Teacher reasoning</w:t>
+      </w:r>
+    </w:p>
+    <w:p>
+      <w:pPr>
+        <w:spacing w:line="336" w:lineRule="auto" w:after="180"/>
+        <w:shd w:fill="F1F6FC"/>
+      </w:pPr>
+      <w:r>
+        <w:rPr>
+          <w:b w:val="0"/>
+        </w:rPr>
         <w:t>Teacher explanation: Contributions [1,0],[0,1],[1,0.5] sum to [2,1.5].</w:t>
       </w:r>
     </w:p>
     <w:p>
-      <w:r>
-        <w:t>Multiply each coordinate by its value’s weight: 0.5*[2,0]=[1,0], 0.25*[0,4]=[0,1], and 0.25*[4,2]=[1,0.5]. Add first coordinates to get 1+0+1=2 and second coordinates to get 0+1+0.5=1.5. The combined vector is [2,1.5], not a literal selection of one source token.</w:t>
+      <w:pPr>
+        <w:spacing w:line="336" w:lineRule="auto" w:after="180"/>
+      </w:pPr>
+      <w:r>
+        <w:rPr>
+          <w:b w:val="0"/>
+        </w:rPr>
+        <w:t xml:space="preserve">Multiply each coordinate by its </w:t>
+      </w:r>
+      <w:r>
+        <w:rPr>
+          <w:b/>
+        </w:rPr>
+        <w:t>value</w:t>
+      </w:r>
+      <w:r>
+        <w:rPr>
+          <w:b w:val="0"/>
+        </w:rPr>
+        <w:t>’s weight: 0.5*[2,0]=[1,0], 0.25*[0,4]=[0,1], and 0.25*[4,2]=[1,0.5]. Add first coordinates to get 1+0+1=2 and second coordinates to get 0+1+0.5=1.5.</w:t>
+      </w:r>
+    </w:p>
+    <w:p>
+      <w:pPr>
+        <w:spacing w:line="336" w:lineRule="auto" w:after="180"/>
+      </w:pPr>
+      <w:r>
+        <w:rPr>
+          <w:b w:val="0"/>
+        </w:rPr>
+        <w:t xml:space="preserve">The combined vector is [2,1.5], not a literal selection of one source </w:t>
+      </w:r>
+      <w:r>
+        <w:rPr>
+          <w:b/>
+        </w:rPr>
+        <w:t>token</w:t>
+      </w:r>
+      <w:r>
+        <w:rPr>
+          <w:b w:val="0"/>
+        </w:rPr>
+        <w:t>.</w:t>
       </w:r>
     </w:p>
     <w:p>
@@ -2751,13 +5491,38 @@
       </w:r>
     </w:p>
     <w:p>
-      <w:r>
-        <w:t>Exclude V3 and calculate permitted weights and output. Explain the empty-mask case.</w:t>
-      </w:r>
-    </w:p>
-    <w:p>
-      <w:r>
-        <w:t>Teacher explanation: Retained total 0.75 gives weights 2/3,1/3,0 and output [4/3,4/3]. All-excluded gives zero total and must report no available value under this contract.</w:t>
+      <w:pPr>
+        <w:spacing w:line="336" w:lineRule="auto" w:after="180"/>
+      </w:pPr>
+      <w:r>
+        <w:rPr>
+          <w:b w:val="0"/>
+        </w:rPr>
+        <w:t xml:space="preserve">Exclude V3 and calculate permitted weights and </w:t>
+      </w:r>
+      <w:r>
+        <w:rPr>
+          <w:b/>
+        </w:rPr>
+        <w:t>output</w:t>
+      </w:r>
+      <w:r>
+        <w:rPr>
+          <w:b w:val="0"/>
+        </w:rPr>
+        <w:t>. Explain the empty-</w:t>
+      </w:r>
+      <w:r>
+        <w:rPr>
+          <w:b/>
+        </w:rPr>
+        <w:t>mask</w:t>
+      </w:r>
+      <w:r>
+        <w:rPr>
+          <w:b w:val="0"/>
+        </w:rPr>
+        <w:t xml:space="preserve"> case.</w:t>
       </w:r>
     </w:p>
     <w:p>
@@ -2765,17 +5530,104 @@
         <w:pStyle w:val="Heading3"/>
       </w:pPr>
       <w:r>
+        <w:t>Teacher reasoning</w:t>
+      </w:r>
+    </w:p>
+    <w:p>
+      <w:pPr>
+        <w:spacing w:line="336" w:lineRule="auto" w:after="180"/>
+        <w:shd w:fill="F1F6FC"/>
+      </w:pPr>
+      <w:r>
+        <w:rPr>
+          <w:b w:val="0"/>
+        </w:rPr>
+        <w:t xml:space="preserve">Teacher explanation: Retained total 0.75 gives weights 2/3,1/3,0 and </w:t>
+      </w:r>
+      <w:r>
+        <w:rPr>
+          <w:b/>
+        </w:rPr>
+        <w:t>output</w:t>
+      </w:r>
+      <w:r>
+        <w:rPr>
+          <w:b w:val="0"/>
+        </w:rPr>
+        <w:t xml:space="preserve"> [4/3,4/3]. All-excluded gives zero total and must report no available </w:t>
+      </w:r>
+      <w:r>
+        <w:rPr>
+          <w:b/>
+        </w:rPr>
+        <w:t>value</w:t>
+      </w:r>
+      <w:r>
+        <w:rPr>
+          <w:b w:val="0"/>
+        </w:rPr>
+        <w:t xml:space="preserve"> under this contract.</w:t>
+      </w:r>
+    </w:p>
+    <w:p>
+      <w:pPr>
+        <w:pStyle w:val="Heading3"/>
+      </w:pPr>
+      <w:r>
         <w:t>Attention as weighted information selection — W4 Combine a new case independently</w:t>
       </w:r>
     </w:p>
     <w:p>
-      <w:r>
-        <w:t>Values A=[4,1],B=[0,5],C=[2,3]; weights 0.25,0.5,0.25. Compute the full output. Mask B, renormalise the remaining weights and compute the new output.</w:t>
-      </w:r>
-    </w:p>
-    <w:p>
-      <w:r>
-        <w:t>Teacher explanation: Full contributions [1,.25],[0,2.5],[.5,.75] give [1.5,3.5]. Retained total .5 gives A/C weights .5,.5 and output [3,2]. Masking changes available information; it does not verify sources.</w:t>
+      <w:pPr>
+        <w:spacing w:line="336" w:lineRule="auto" w:after="180"/>
+      </w:pPr>
+      <w:r>
+        <w:rPr>
+          <w:b/>
+        </w:rPr>
+        <w:t>Value</w:t>
+      </w:r>
+      <w:r>
+        <w:rPr>
+          <w:b w:val="0"/>
+        </w:rPr>
+        <w:t xml:space="preserve">s A=[4,1],B=[0,5],C=[2,3]; weights 0.25,0.5,0.25. Compute the full </w:t>
+      </w:r>
+      <w:r>
+        <w:rPr>
+          <w:b/>
+        </w:rPr>
+        <w:t>output</w:t>
+      </w:r>
+      <w:r>
+        <w:rPr>
+          <w:b w:val="0"/>
+        </w:rPr>
+        <w:t xml:space="preserve">. </w:t>
+      </w:r>
+      <w:r>
+        <w:rPr>
+          <w:b/>
+        </w:rPr>
+        <w:t>Mask</w:t>
+      </w:r>
+      <w:r>
+        <w:rPr>
+          <w:b w:val="0"/>
+        </w:rPr>
+        <w:t xml:space="preserve"> B, renormalise the remaining weights and compute the new </w:t>
+      </w:r>
+      <w:r>
+        <w:rPr>
+          <w:b/>
+        </w:rPr>
+        <w:t>output</w:t>
+      </w:r>
+      <w:r>
+        <w:rPr>
+          <w:b w:val="0"/>
+        </w:rPr>
+        <w:t>.</w:t>
       </w:r>
     </w:p>
     <w:p>
@@ -2783,43 +5635,223 @@
         <w:pStyle w:val="Heading3"/>
       </w:pPr>
       <w:r>
+        <w:t>Teacher reasoning</w:t>
+      </w:r>
+    </w:p>
+    <w:p>
+      <w:pPr>
+        <w:spacing w:line="336" w:lineRule="auto" w:after="180"/>
+        <w:shd w:fill="F1F6FC"/>
+      </w:pPr>
+      <w:r>
+        <w:rPr>
+          <w:b w:val="0"/>
+        </w:rPr>
+        <w:t xml:space="preserve">Teacher explanation: Full contributions [1,.25],[0,2.5],[.5,.75] give [1.5,3.5]. Retained total .5 gives A/C weights .5,.5 and </w:t>
+      </w:r>
+      <w:r>
+        <w:rPr>
+          <w:b/>
+        </w:rPr>
+        <w:t>output</w:t>
+      </w:r>
+      <w:r>
+        <w:rPr>
+          <w:b w:val="0"/>
+        </w:rPr>
+        <w:t xml:space="preserve"> [3,2]. </w:t>
+      </w:r>
+      <w:r>
+        <w:rPr>
+          <w:b/>
+        </w:rPr>
+        <w:t>Mask</w:t>
+      </w:r>
+      <w:r>
+        <w:rPr>
+          <w:b w:val="0"/>
+        </w:rPr>
+        <w:t>ing changes available information; it does not verify sources.</w:t>
+      </w:r>
+    </w:p>
+    <w:p>
+      <w:pPr>
+        <w:pStyle w:val="Heading3"/>
+      </w:pPr>
+      <w:r>
         <w:t>Attention as weighted information selection — W5 Audit an explanation</w:t>
       </w:r>
     </w:p>
     <w:p>
-      <w:r>
+      <w:pPr>
+        <w:spacing w:line="336" w:lineRule="auto" w:after="180"/>
+        <w:shd w:fill="F5F1FB"/>
+      </w:pPr>
+      <w:r>
+        <w:rPr>
+          <w:b w:val="0"/>
+        </w:rPr>
         <w:t>A student claims the highest attention weight explains the entire model and authenticates a retrieved instruction. What additional reasoning is needed?</w:t>
       </w:r>
     </w:p>
     <w:p>
-      <w:r>
-        <w:t>Teacher explanation: Inspect values and downstream computations, other heads and residual paths before explaining the whole model. Source truth and instruction authority require separate evidence and permissions; weight alone supplies neither.</w:t>
-      </w:r>
-    </w:p>
-    <w:p>
       <w:pPr>
         <w:pStyle w:val="Heading3"/>
       </w:pPr>
       <w:r>
+        <w:t>Teacher reasoning</w:t>
+      </w:r>
+    </w:p>
+    <w:p>
+      <w:pPr>
+        <w:spacing w:line="336" w:lineRule="auto" w:after="180"/>
+        <w:shd w:fill="F1F6FC"/>
+      </w:pPr>
+      <w:r>
+        <w:rPr>
+          <w:b w:val="0"/>
+        </w:rPr>
+        <w:t xml:space="preserve">Teacher explanation: Inspect </w:t>
+      </w:r>
+      <w:r>
+        <w:rPr>
+          <w:b/>
+        </w:rPr>
+        <w:t>value</w:t>
+      </w:r>
+      <w:r>
+        <w:rPr>
+          <w:b w:val="0"/>
+        </w:rPr>
+        <w:t>s and downstream computations, other heads and residual paths before explaining the whole model.</w:t>
+      </w:r>
+    </w:p>
+    <w:p>
+      <w:pPr>
+        <w:spacing w:line="336" w:lineRule="auto" w:after="180"/>
+        <w:shd w:fill="F1F6FC"/>
+      </w:pPr>
+      <w:r>
+        <w:rPr>
+          <w:b w:val="0"/>
+        </w:rPr>
+        <w:t xml:space="preserve">Source truth and instruction authority require separate </w:t>
+      </w:r>
+      <w:r>
+        <w:rPr>
+          <w:b/>
+        </w:rPr>
+        <w:t>evidence</w:t>
+      </w:r>
+      <w:r>
+        <w:rPr>
+          <w:b w:val="0"/>
+        </w:rPr>
+        <w:t xml:space="preserve"> and permissions; weight alone supplies neither.</w:t>
+      </w:r>
+    </w:p>
+    <w:p>
+      <w:pPr>
+        <w:pStyle w:val="Heading3"/>
+      </w:pPr>
+      <w:r>
         <w:t>Assess independent transfer</w:t>
       </w:r>
     </w:p>
     <w:p>
-      <w:r>
-        <w:t>Selected case: Total 120, instructions 25, question 15, output reserve 30. Source D is current approval, cost 28; E is current capacity, cost 22; F is old approval, cost 18. Compute capacity, compare D+E and E+F, and state an honest fallback if D is missing.</w:t>
-      </w:r>
-    </w:p>
-    <w:p>
       <w:pPr>
         <w:pStyle w:val="Heading3"/>
       </w:pPr>
       <w:r>
+        <w:t>Independent question · withhold the key</w:t>
+      </w:r>
+    </w:p>
+    <w:p>
+      <w:pPr>
+        <w:spacing w:line="336" w:lineRule="auto" w:after="180"/>
+        <w:shd w:fill="F5F1FB"/>
+      </w:pPr>
+      <w:r>
+        <w:rPr>
+          <w:b w:val="0"/>
+        </w:rPr>
+        <w:t xml:space="preserve">Selected case: Total 120, instructions 25, question 15, </w:t>
+      </w:r>
+      <w:r>
+        <w:rPr>
+          <w:b/>
+        </w:rPr>
+        <w:t>output</w:t>
+      </w:r>
+      <w:r>
+        <w:rPr>
+          <w:b w:val="0"/>
+        </w:rPr>
+        <w:t xml:space="preserve"> reserve 30. Source D is current approval, cost 28; E is current capacity, cost 22; F is old approval, cost 18.</w:t>
+      </w:r>
+    </w:p>
+    <w:p>
+      <w:pPr>
+        <w:spacing w:line="336" w:lineRule="auto" w:after="180"/>
+        <w:shd w:fill="F5F1FB"/>
+      </w:pPr>
+      <w:r>
+        <w:rPr>
+          <w:b w:val="0"/>
+        </w:rPr>
+        <w:t>Compute capacity, compare D+E and E+F, and state an honest fallback if D is missing.</w:t>
+      </w:r>
+    </w:p>
+    <w:p>
+      <w:pPr>
+        <w:pStyle w:val="Heading3"/>
+      </w:pPr>
+      <w:r>
         <w:t>Selected case answer</w:t>
       </w:r>
     </w:p>
     <w:p>
-      <w:r>
-        <w:t>Teacher explanation: Evidence capacity 50. D+E costs 50 and supplies both current claims. E+F costs 40 but old approval is insufficient. Without D, report the supported capacity and ask for current approval rather than infer it.</w:t>
+      <w:pPr>
+        <w:pStyle w:val="Heading3"/>
+      </w:pPr>
+      <w:r>
+        <w:t>Teacher key · Selected case answer</w:t>
+      </w:r>
+    </w:p>
+    <w:p>
+      <w:pPr>
+        <w:spacing w:line="336" w:lineRule="auto" w:after="180"/>
+        <w:shd w:fill="F1F6FC"/>
+      </w:pPr>
+      <w:r>
+        <w:rPr>
+          <w:b w:val="0"/>
+        </w:rPr>
+        <w:t xml:space="preserve">Teacher explanation: </w:t>
+      </w:r>
+      <w:r>
+        <w:rPr>
+          <w:b/>
+        </w:rPr>
+        <w:t>Evidence</w:t>
+      </w:r>
+      <w:r>
+        <w:rPr>
+          <w:b w:val="0"/>
+        </w:rPr>
+        <w:t xml:space="preserve"> capacity 50. D+E costs 50 and supplies both current claims. E+F costs 40 but old approval is insufficient.</w:t>
+      </w:r>
+    </w:p>
+    <w:p>
+      <w:pPr>
+        <w:spacing w:line="336" w:lineRule="auto" w:after="180"/>
+        <w:shd w:fill="F1F6FC"/>
+      </w:pPr>
+      <w:r>
+        <w:rPr>
+          <w:b w:val="0"/>
+        </w:rPr>
+        <w:t>Without D, report the supported capacity and ask for current approval rather than infer it.</w:t>
       </w:r>
     </w:p>
     <w:tbl>
@@ -2925,21 +5957,77 @@
       </w:tr>
     </w:tbl>
     <w:p>
-      <w:r>
-        <w:t>Record each dimension as not yet, with support, or independent. Accept a valid alternative procedure with a defensible trace. Do not penalise an honestly recorded model failure if the learner correctly explains its evidence and limits.</w:t>
-      </w:r>
-    </w:p>
-    <w:p>
       <w:pPr>
         <w:pStyle w:val="Heading3"/>
       </w:pPr>
       <w:r>
+        <w:t>Teacher key · Selected case answer</w:t>
+      </w:r>
+    </w:p>
+    <w:p>
+      <w:pPr>
+        <w:spacing w:line="336" w:lineRule="auto" w:after="180"/>
+        <w:shd w:fill="F1F6FC"/>
+      </w:pPr>
+      <w:r>
+        <w:rPr>
+          <w:b w:val="0"/>
+        </w:rPr>
+        <w:t>Record each dimension as not yet, with support, or independent. Accept a valid alternative procedure with a defensible trace.</w:t>
+      </w:r>
+    </w:p>
+    <w:p>
+      <w:pPr>
+        <w:spacing w:line="336" w:lineRule="auto" w:after="180"/>
+        <w:shd w:fill="F1F6FC"/>
+      </w:pPr>
+      <w:r>
+        <w:rPr>
+          <w:b w:val="0"/>
+        </w:rPr>
+        <w:t xml:space="preserve">Do not penalise an honestly recorded model failure if the learner correctly explains its </w:t>
+      </w:r>
+      <w:r>
+        <w:rPr>
+          <w:b/>
+        </w:rPr>
+        <w:t>evidence</w:t>
+      </w:r>
+      <w:r>
+        <w:rPr>
+          <w:b w:val="0"/>
+        </w:rPr>
+        <w:t xml:space="preserve"> and limits.</w:t>
+      </w:r>
+    </w:p>
+    <w:p>
+      <w:pPr>
+        <w:pStyle w:val="Heading3"/>
+      </w:pPr>
+      <w:r>
         <w:t>Feedback that the learner uses</w:t>
       </w:r>
     </w:p>
     <w:p>
-      <w:r>
-        <w:t>Name the earliest unsupported step and give one action to repair it. Have the learner make that repair now and explain why. Then assess the relevant skill on a fresh, fully specified case. Confirm it was not previously practised with feedback; solve and check the new case before assigning it. A follow-up design prompt is a starting brief, not automatically an equivalent test.</w:t>
+      <w:pPr>
+        <w:spacing w:line="336" w:lineRule="auto" w:after="180"/>
+      </w:pPr>
+      <w:r>
+        <w:rPr>
+          <w:b w:val="0"/>
+        </w:rPr>
+        <w:t>Name the earliest unsupported step and give one action to repair it. Have the learner make that repair now and explain why. Then assess the relevant skill on a fresh, fully specified case.</w:t>
+      </w:r>
+    </w:p>
+    <w:p>
+      <w:pPr>
+        <w:spacing w:line="336" w:lineRule="auto" w:after="180"/>
+      </w:pPr>
+      <w:r>
+        <w:rPr>
+          <w:b w:val="0"/>
+        </w:rPr>
+        <w:t>Confirm it was not previously practised with feedback; solve and check the new case before assigning it. A follow-up design prompt is a starting brief, not automatically an equivalent test.</w:t>
       </w:r>
     </w:p>
     <w:p>
@@ -2951,11 +6039,74 @@
       </w:r>
     </w:p>
     <w:p>
+      <w:r>
+        <w:t>Connect Tokens and Context to Verified Study Buddy, adapt support and plan a later changed-case check.</w:t>
+      </w:r>
+    </w:p>
+    <w:p>
       <w:pPr>
         <w:pStyle w:val="Heading3"/>
       </w:pPr>
       <w:r>
-        <w:t>Connect and extend learning</w:t>
+        <w:t>Verified Study Buddy</w:t>
+      </w:r>
+    </w:p>
+    <w:p>
+      <w:pPr>
+        <w:spacing w:line="336" w:lineRule="auto" w:after="180"/>
+      </w:pPr>
+      <w:r>
+        <w:rPr>
+          <w:b w:val="0"/>
+        </w:rPr>
+        <w:t xml:space="preserve">Keep the learner’s question, approved source excerpt, and </w:t>
+      </w:r>
+      <w:r>
+        <w:rPr>
+          <w:b/>
+        </w:rPr>
+        <w:t>output</w:t>
+      </w:r>
+      <w:r>
+        <w:rPr>
+          <w:b w:val="0"/>
+        </w:rPr>
+        <w:t xml:space="preserve"> rules inside the active context.</w:t>
+      </w:r>
+    </w:p>
+    <w:p>
+      <w:pPr>
+        <w:spacing w:line="336" w:lineRule="auto" w:after="180"/>
+      </w:pPr>
+      <w:r>
+        <w:rPr>
+          <w:b w:val="0"/>
+        </w:rPr>
+        <w:t xml:space="preserve">Keep the decision, </w:t>
+      </w:r>
+      <w:r>
+        <w:rPr>
+          <w:b/>
+        </w:rPr>
+        <w:t>input</w:t>
+      </w:r>
+      <w:r>
+        <w:rPr>
+          <w:b w:val="0"/>
+        </w:rPr>
+        <w:t xml:space="preserve">, result, explanation and remaining limitation in the project </w:t>
+      </w:r>
+      <w:r>
+        <w:rPr>
+          <w:b/>
+        </w:rPr>
+        <w:t>evidence</w:t>
+      </w:r>
+      <w:r>
+        <w:rPr>
+          <w:b w:val="0"/>
+        </w:rPr>
+        <w:t xml:space="preserve"> record. Retrieve this record next week rather than restarting the project.</w:t>
       </w:r>
     </w:p>
     <w:p>
@@ -2963,17 +6114,54 @@
         <w:pStyle w:val="Heading3"/>
       </w:pPr>
       <w:r>
-        <w:t>Verified Study Buddy</w:t>
-      </w:r>
-    </w:p>
-    <w:p>
-      <w:r>
-        <w:t>Keep the learner’s question, approved source excerpt, and output rules inside the active context.</w:t>
-      </w:r>
-    </w:p>
-    <w:p>
-      <w:r>
-        <w:t>Keep the decision, input, result, explanation and remaining limitation in the project evidence record. Retrieve this record next week rather than restarting the project.</w:t>
+        <w:t>Support and stretch</w:t>
+      </w:r>
+    </w:p>
+    <w:p>
+      <w:pPr>
+        <w:spacing w:line="336" w:lineRule="auto" w:after="180"/>
+      </w:pPr>
+      <w:r>
+        <w:rPr>
+          <w:b w:val="0"/>
+        </w:rPr>
+        <w:t xml:space="preserve">Provide one short approved passage; separate instruction, </w:t>
+      </w:r>
+      <w:r>
+        <w:rPr>
+          <w:b/>
+        </w:rPr>
+        <w:t>input</w:t>
+      </w:r>
+      <w:r>
+        <w:rPr>
+          <w:b w:val="0"/>
+        </w:rPr>
+        <w:t xml:space="preserve">, </w:t>
+      </w:r>
+      <w:r>
+        <w:rPr>
+          <w:b/>
+        </w:rPr>
+        <w:t>output</w:t>
+      </w:r>
+      <w:r>
+        <w:rPr>
+          <w:b w:val="0"/>
+        </w:rPr>
+        <w:t xml:space="preserve"> and </w:t>
+      </w:r>
+      <w:r>
+        <w:rPr>
+          <w:b/>
+        </w:rPr>
+        <w:t>evidence</w:t>
+      </w:r>
+      <w:r>
+        <w:rPr>
+          <w:b w:val="0"/>
+        </w:rPr>
+        <w:t>. Stretch: introduce an unsupported claim or conflicting source and validate claim by claim with a fallback.</w:t>
       </w:r>
     </w:p>
     <w:p>
@@ -2981,12 +6169,30 @@
         <w:pStyle w:val="Heading3"/>
       </w:pPr>
       <w:r>
-        <w:t>Support and stretch</w:t>
-      </w:r>
-    </w:p>
-    <w:p>
-      <w:r>
-        <w:t>Provide one short approved passage; separate instruction, input, output and evidence. Stretch: introduce an unsupported claim or conflicting source and validate claim by claim with a fallback.</w:t>
+        <w:t>Exit reflection</w:t>
+      </w:r>
+    </w:p>
+    <w:p>
+      <w:pPr>
+        <w:spacing w:line="336" w:lineRule="auto" w:after="180"/>
+      </w:pPr>
+      <w:r>
+        <w:rPr>
+          <w:b w:val="0"/>
+        </w:rPr>
+        <w:t xml:space="preserve">Ask for one decision the learner can now justify and one situation requiring more </w:t>
+      </w:r>
+      <w:r>
+        <w:rPr>
+          <w:b/>
+        </w:rPr>
+        <w:t>evidence</w:t>
+      </w:r>
+      <w:r>
+        <w:rPr>
+          <w:b w:val="0"/>
+        </w:rPr>
+        <w:t xml:space="preserve"> or human review. Confidence ratings are separate from correct independent performance.</w:t>
       </w:r>
     </w:p>
     <w:p>
@@ -2994,12 +6200,30 @@
         <w:pStyle w:val="Heading3"/>
       </w:pPr>
       <w:r>
-        <w:t>Exit reflection</w:t>
-      </w:r>
-    </w:p>
-    <w:p>
-      <w:r>
-        <w:t>Ask for one decision the learner can now justify and one situation requiring more evidence or human review. Confidence ratings are separate from correct independent performance.</w:t>
+        <w:t>Bridge to the next week</w:t>
+      </w:r>
+    </w:p>
+    <w:p>
+      <w:pPr>
+        <w:spacing w:line="336" w:lineRule="auto" w:after="180"/>
+      </w:pPr>
+      <w:r>
+        <w:rPr>
+          <w:b w:val="0"/>
+        </w:rPr>
+        <w:t xml:space="preserve">Next: Week 4: Sampling and Variability. Retrieve today’s </w:t>
+      </w:r>
+      <w:r>
+        <w:rPr>
+          <w:b/>
+        </w:rPr>
+        <w:t>evidence</w:t>
+      </w:r>
+      <w:r>
+        <w:rPr>
+          <w:b w:val="0"/>
+        </w:rPr>
+        <w:t xml:space="preserve"> and identify what carries forward and what is new.</w:t>
       </w:r>
     </w:p>
     <w:p>
@@ -3007,12 +6231,98 @@
         <w:pStyle w:val="Heading3"/>
       </w:pPr>
       <w:r>
-        <w:t>Bridge to the next week</w:t>
-      </w:r>
-    </w:p>
-    <w:p>
-      <w:r>
-        <w:t>Next: Week 4: Sampling and Variability. Retrieve today’s evidence and identify what carries forward and what is new.</w:t>
+        <w:t>Support and fresh reassessment</w:t>
+      </w:r>
+    </w:p>
+    <w:p>
+      <w:pPr>
+        <w:spacing w:line="336" w:lineRule="auto" w:after="180"/>
+      </w:pPr>
+      <w:r>
+        <w:rPr>
+          <w:b w:val="0"/>
+        </w:rPr>
+        <w:t xml:space="preserve">Provide labelled intermediate columns and allow a calculator. Ask students to state the meaning and denominator of a </w:t>
+      </w:r>
+      <w:r>
+        <w:rPr>
+          <w:b/>
+        </w:rPr>
+        <w:t>value</w:t>
+      </w:r>
+      <w:r>
+        <w:rPr>
+          <w:b w:val="0"/>
+        </w:rPr>
+        <w:t xml:space="preserve"> before interpreting it.</w:t>
+      </w:r>
+    </w:p>
+    <w:p>
+      <w:pPr>
+        <w:spacing w:line="336" w:lineRule="auto" w:after="180"/>
+      </w:pPr>
+      <w:r>
+        <w:rPr>
+          <w:b w:val="0"/>
+        </w:rPr>
+        <w:t>Extension: implement the classroom calculation locally and test boundary cases without using personal data.</w:t>
+      </w:r>
+    </w:p>
+    <w:p>
+      <w:pPr>
+        <w:spacing w:line="336" w:lineRule="auto" w:after="180"/>
+      </w:pPr>
+      <w:r>
+        <w:rPr>
+          <w:b w:val="0"/>
+        </w:rPr>
+        <w:t>W4 requires 50, exact D+E fit, E+F inadequacy and an explicit missing-approval fallback. Fresh retry: total 90,instructions 20,question 10,reserve 20 gives 40; current approval costs 24 and capacity 16, exactly fit.</w:t>
+      </w:r>
+    </w:p>
+    <w:p>
+      <w:pPr>
+        <w:spacing w:line="336" w:lineRule="auto" w:after="180"/>
+      </w:pPr>
+      <w:r>
+        <w:rPr>
+          <w:b w:val="0"/>
+        </w:rPr>
+        <w:t>A cost-12 old approval does not replace current support.</w:t>
+      </w:r>
+    </w:p>
+    <w:p>
+      <w:pPr>
+        <w:spacing w:line="336" w:lineRule="auto" w:after="180"/>
+      </w:pPr>
+      <w:r>
+        <w:rPr>
+          <w:b w:val="0"/>
+        </w:rPr>
+        <w:t xml:space="preserve">Week 11 writes response specifications with explicit </w:t>
+      </w:r>
+      <w:r>
+        <w:rPr>
+          <w:b/>
+        </w:rPr>
+        <w:t>evidence</w:t>
+      </w:r>
+      <w:r>
+        <w:rPr>
+          <w:b w:val="0"/>
+        </w:rPr>
+        <w:t xml:space="preserve"> requirements, </w:t>
+      </w:r>
+      <w:r>
+        <w:rPr>
+          <w:b/>
+        </w:rPr>
+        <w:t>output</w:t>
+      </w:r>
+      <w:r>
+        <w:rPr>
+          <w:b w:val="0"/>
+        </w:rPr>
+        <w:t xml:space="preserve"> fields and fallback behaviour.</w:t>
       </w:r>
     </w:p>
     <w:p>
@@ -3020,22 +6330,76 @@
         <w:pStyle w:val="Heading3"/>
       </w:pPr>
       <w:r>
-        <w:t>Support and fresh reassessment</w:t>
-      </w:r>
-    </w:p>
-    <w:p>
-      <w:r>
-        <w:t>Provide labelled intermediate columns and allow a calculator. Ask students to state the meaning and denominator of a value before interpreting it. Extension: implement the classroom calculation locally and test boundary cases without using personal data.</w:t>
-      </w:r>
-    </w:p>
-    <w:p>
-      <w:r>
-        <w:t>W4 requires 50, exact D+E fit, E+F inadequacy and an explicit missing-approval fallback. Fresh retry: total 90,instructions 20,question 10,reserve 20 gives 40; current approval costs 24 and capacity 16, exactly fit. A cost-12 old approval does not replace current support.</w:t>
-      </w:r>
-    </w:p>
-    <w:p>
-      <w:r>
-        <w:t>Week 11 writes response specifications with explicit evidence requirements, output fields and fallback behaviour.</w:t>
+        <w:t>Readiness and reassessment for Attention as weighted information selection</w:t>
+      </w:r>
+    </w:p>
+    <w:p>
+      <w:pPr>
+        <w:spacing w:line="336" w:lineRule="auto" w:after="180"/>
+      </w:pPr>
+      <w:r>
+        <w:rPr>
+          <w:b w:val="0"/>
+        </w:rPr>
+        <w:t xml:space="preserve">Provide labelled intermediate columns and allow a calculator. Ask students to state the meaning and denominator of a </w:t>
+      </w:r>
+      <w:r>
+        <w:rPr>
+          <w:b/>
+        </w:rPr>
+        <w:t>value</w:t>
+      </w:r>
+      <w:r>
+        <w:rPr>
+          <w:b w:val="0"/>
+        </w:rPr>
+        <w:t xml:space="preserve"> before interpreting it.</w:t>
+      </w:r>
+    </w:p>
+    <w:p>
+      <w:pPr>
+        <w:spacing w:line="336" w:lineRule="auto" w:after="180"/>
+      </w:pPr>
+      <w:r>
+        <w:rPr>
+          <w:b w:val="0"/>
+        </w:rPr>
+        <w:t>Extension: implement the classroom calculation locally and test boundary cases without using personal data.</w:t>
+      </w:r>
+    </w:p>
+    <w:p>
+      <w:pPr>
+        <w:spacing w:line="336" w:lineRule="auto" w:after="180"/>
+      </w:pPr>
+      <w:r>
+        <w:rPr>
+          <w:b w:val="0"/>
+        </w:rPr>
+        <w:t xml:space="preserve">W4 requires [1.5,3.5] then [3,2] and explicit renormalisation. Fresh retry: A=[2,2], B=[6,0], C=[0,4], weights .5,.25,.25. Full </w:t>
+      </w:r>
+      <w:r>
+        <w:rPr>
+          <w:b/>
+        </w:rPr>
+        <w:t>output</w:t>
+      </w:r>
+      <w:r>
+        <w:rPr>
+          <w:b w:val="0"/>
+        </w:rPr>
+        <w:t xml:space="preserve"> [2.5,2]; exclude A, remaining weights .5,.5 and </w:t>
+      </w:r>
+      <w:r>
+        <w:rPr>
+          <w:b/>
+        </w:rPr>
+        <w:t>output</w:t>
+      </w:r>
+      <w:r>
+        <w:rPr>
+          <w:b w:val="0"/>
+        </w:rPr>
+        <w:t xml:space="preserve"> [3,2].</w:t>
       </w:r>
     </w:p>
     <w:p>
@@ -3043,35 +6407,40 @@
         <w:pStyle w:val="Heading3"/>
       </w:pPr>
       <w:r>
-        <w:t>Readiness and reassessment for Attention as weighted information selection</w:t>
-      </w:r>
-    </w:p>
-    <w:p>
-      <w:r>
-        <w:t>Provide labelled intermediate columns and allow a calculator. Ask students to state the meaning and denominator of a value before interpreting it. Extension: implement the classroom calculation locally and test boundary cases without using personal data.</w:t>
-      </w:r>
-    </w:p>
-    <w:p>
-      <w:r>
-        <w:t>W4 requires [1.5,3.5] then [3,2] and explicit renormalisation. Fresh retry: A=[2,2], B=[6,0], C=[0,4], weights .5,.25,.25. Full output [2.5,2]; exclude A, remaining weights .5,.5 and output [3,2].</w:t>
-      </w:r>
-    </w:p>
-    <w:p>
-      <w:pPr>
-        <w:pStyle w:val="Heading3"/>
-      </w:pPr>
-      <w:r>
         <w:t>Plan the delayed return</w:t>
       </w:r>
     </w:p>
     <w:p>
-      <w:r>
+      <w:pPr>
+        <w:spacing w:line="336" w:lineRule="auto" w:after="180"/>
+      </w:pPr>
+      <w:r>
+        <w:rPr>
+          <w:b w:val="0"/>
+        </w:rPr>
         <w:t>Suggested return points in this level: ai-3/4, ai-3/6, ai-3/9. Use actual classroom dates, adjusting for holidays and gaps. One, three and six teaching weeks are scheduling choices, not a claimed optimal spacing.</w:t>
       </w:r>
     </w:p>
     <w:p>
-      <w:r>
-        <w:t>At a delayed check, ask for the idea from memory and a changed application. Compare with the earlier independent response and record support used. For a new level, revisit the previous capstone before checking the new prerequisites.</w:t>
+      <w:pPr>
+        <w:spacing w:line="336" w:lineRule="auto" w:after="180"/>
+      </w:pPr>
+      <w:r>
+        <w:rPr>
+          <w:b w:val="0"/>
+        </w:rPr>
+        <w:t>At a delayed check, ask for the idea from memory and a changed application. Compare with the earlier independent response and record support used.</w:t>
+      </w:r>
+    </w:p>
+    <w:p>
+      <w:pPr>
+        <w:spacing w:line="336" w:lineRule="auto" w:after="180"/>
+      </w:pPr>
+      <w:r>
+        <w:rPr>
+          <w:b w:val="0"/>
+        </w:rPr>
+        <w:t>For a new level, revisit the previous capstone before checking the new prerequisites.</w:t>
       </w:r>
     </w:p>
     <w:tbl>
@@ -3231,8 +6600,26 @@
       </w:tr>
     </w:tbl>
     <w:p>
-      <w:r>
-        <w:t>Use the evidence to choose reteaching or the next step. A completed page, confidence rating or attractive project does not by itself demonstrate understanding.</w:t>
+      <w:pPr>
+        <w:spacing w:line="336" w:lineRule="auto" w:after="180"/>
+      </w:pPr>
+      <w:r>
+        <w:rPr>
+          <w:b w:val="0"/>
+        </w:rPr>
+        <w:t xml:space="preserve">Use the </w:t>
+      </w:r>
+      <w:r>
+        <w:rPr>
+          <w:b/>
+        </w:rPr>
+        <w:t>evidence</w:t>
+      </w:r>
+      <w:r>
+        <w:rPr>
+          <w:b w:val="0"/>
+        </w:rPr>
+        <w:t xml:space="preserve"> to choose reteaching or the next step. A completed page, confidence rating or attractive project does not by itself demonstrate understanding.</w:t>
       </w:r>
     </w:p>
     <w:p>
@@ -3244,8 +6631,26 @@
       </w:r>
     </w:p>
     <w:p>
-      <w:r>
-        <w:t>Design Study Buddy retrieval to preserve current facts, exceptions and source identity within its context budget.</w:t>
+      <w:pPr>
+        <w:spacing w:line="336" w:lineRule="auto" w:after="180"/>
+      </w:pPr>
+      <w:r>
+        <w:rPr>
+          <w:b w:val="0"/>
+        </w:rPr>
+        <w:t xml:space="preserve">Design Study Buddy retrieval to preserve current facts, exceptions and source identity within its </w:t>
+      </w:r>
+      <w:r>
+        <w:rPr>
+          <w:b/>
+        </w:rPr>
+        <w:t>context budget</w:t>
+      </w:r>
+      <w:r>
+        <w:rPr>
+          <w:b w:val="0"/>
+        </w:rPr>
+        <w:t>.</w:t>
       </w:r>
     </w:p>
     <w:p>
@@ -3258,12 +6663,74 @@
     </w:p>
     <w:p>
       <w:r>
-        <w:t>Teaching target: Account for fixed text, evidence and reserved output under a toy budget</w:t>
-      </w:r>
-    </w:p>
-    <w:p>
-      <w:r>
-        <w:t>Prepare the labelled worked-case picture, the matching workbook, fictional input cards and a place for individual responses. No paid AI account is required for the paper reasoning activities.</w:t>
+        <w:t>Use this preparation summary alongside the detailed Tokens and Context lesson; it is a checklist rather than a replacement for the full sequence.</w:t>
+      </w:r>
+    </w:p>
+    <w:p>
+      <w:pPr>
+        <w:pStyle w:val="Heading3"/>
+      </w:pPr>
+      <w:r>
+        <w:t>Teaching target</w:t>
+      </w:r>
+    </w:p>
+    <w:p>
+      <w:pPr>
+        <w:spacing w:line="336" w:lineRule="auto" w:after="180"/>
+        <w:shd w:fill="EDF7F3"/>
+      </w:pPr>
+      <w:r>
+        <w:rPr>
+          <w:b w:val="0"/>
+        </w:rPr>
+        <w:t xml:space="preserve">Teaching target: Account for fixed text, </w:t>
+      </w:r>
+      <w:r>
+        <w:rPr>
+          <w:b/>
+        </w:rPr>
+        <w:t>evidence</w:t>
+      </w:r>
+      <w:r>
+        <w:rPr>
+          <w:b w:val="0"/>
+        </w:rPr>
+        <w:t xml:space="preserve"> and </w:t>
+      </w:r>
+      <w:r>
+        <w:rPr>
+          <w:b/>
+        </w:rPr>
+        <w:t>reserved output</w:t>
+      </w:r>
+      <w:r>
+        <w:rPr>
+          <w:b w:val="0"/>
+        </w:rPr>
+        <w:t xml:space="preserve"> under a toy budget</w:t>
+      </w:r>
+    </w:p>
+    <w:p>
+      <w:pPr>
+        <w:spacing w:line="336" w:lineRule="auto" w:after="180"/>
+      </w:pPr>
+      <w:r>
+        <w:rPr>
+          <w:b w:val="0"/>
+        </w:rPr>
+        <w:t xml:space="preserve">Prepare the labelled worked-case picture, the matching workbook, fictional </w:t>
+      </w:r>
+      <w:r>
+        <w:rPr>
+          <w:b/>
+        </w:rPr>
+        <w:t>input</w:t>
+      </w:r>
+      <w:r>
+        <w:rPr>
+          <w:b w:val="0"/>
+        </w:rPr>
+        <w:t xml:space="preserve"> cards and a place for individual responses. No paid AI account is required for the paper reasoning activities.</w:t>
       </w:r>
     </w:p>
     <w:tbl>
@@ -3410,37 +6877,243 @@
       </w:tr>
     </w:tbl>
     <w:p>
-      <w:r>
+      <w:pPr>
+        <w:spacing w:line="336" w:lineRule="auto" w:after="180"/>
+      </w:pPr>
+      <w:r>
+        <w:rPr>
+          <w:b w:val="0"/>
+        </w:rPr>
         <w:t>Before class, solve the supported practice: Compare A+B,A+C,C+B for fit and support of current approval and capacity.</w:t>
       </w:r>
     </w:p>
     <w:p>
-      <w:r>
+      <w:pPr>
+        <w:pStyle w:val="Heading3"/>
+      </w:pPr>
+      <w:r>
+        <w:t>Supported practice answer</w:t>
+      </w:r>
+    </w:p>
+    <w:p>
+      <w:pPr>
+        <w:spacing w:line="336" w:lineRule="auto" w:after="180"/>
+        <w:shd w:fill="F1F6FC"/>
+      </w:pPr>
+      <w:r>
+        <w:rPr>
+          <w:b w:val="0"/>
+        </w:rPr>
         <w:t>Reasoned practice answer: Teacher explanation: A+B costs 50 and supports both. A+C costs 55 and fails budget; C+B costs 45 but uses old approval and fails current-approval support.</w:t>
       </w:r>
     </w:p>
     <w:p>
-      <w:r>
-        <w:t>Check every learner before discussion: Use the worked case for Context limits and evidence selection. Proposed explanation: “Token count equals word count”. Decide whether this explanation is supported. Point to the step or supplied fact that decides; explain your repair if needed.</w:t>
-      </w:r>
-    </w:p>
-    <w:p>
-      <w:r>
-        <w:t>Misconception repair: The lesson uses supplied counts; actual counts depend on tokenizer and protocol.</w:t>
-      </w:r>
-    </w:p>
-    <w:p>
-      <w:r>
-        <w:t>Support: read the exact case aloud, enlarge the labelled picture, supply input cards and model only the first deciding step. Accept a spoken explanation or drawing; retain the reasoning goal.</w:t>
-      </w:r>
-    </w:p>
-    <w:p>
-      <w:r>
-        <w:t>Extension: Increase B’s cost to 30 with all other costs fixed. Require a prediction and a reason before comparing. Expected result: A+B costs 48 and no longer fits the 45-token evidence capacity. Reason: Do not silently omit the exception; use an approved source-preserving summary, another retrieval step or an honest incomplete-evidence response.</w:t>
-      </w:r>
-    </w:p>
-    <w:p>
-      <w:r>
+      <w:pPr>
+        <w:spacing w:line="336" w:lineRule="auto" w:after="180"/>
+      </w:pPr>
+      <w:r>
+        <w:rPr>
+          <w:b w:val="0"/>
+        </w:rPr>
+        <w:t xml:space="preserve">Check every learner before discussion: Use the worked case for Context limits and </w:t>
+      </w:r>
+      <w:r>
+        <w:rPr>
+          <w:b/>
+        </w:rPr>
+        <w:t>evidence selection</w:t>
+      </w:r>
+      <w:r>
+        <w:rPr>
+          <w:b w:val="0"/>
+        </w:rPr>
+        <w:t>. Proposed explanation: “</w:t>
+      </w:r>
+      <w:r>
+        <w:rPr>
+          <w:b/>
+        </w:rPr>
+        <w:t>Token</w:t>
+      </w:r>
+      <w:r>
+        <w:rPr>
+          <w:b w:val="0"/>
+        </w:rPr>
+        <w:t xml:space="preserve"> count equals word count”. Decide whether this explanation is supported.</w:t>
+      </w:r>
+    </w:p>
+    <w:p>
+      <w:pPr>
+        <w:spacing w:line="336" w:lineRule="auto" w:after="180"/>
+      </w:pPr>
+      <w:r>
+        <w:rPr>
+          <w:b w:val="0"/>
+        </w:rPr>
+        <w:t>Point to the step or supplied fact that decides; explain your repair if needed.</w:t>
+      </w:r>
+    </w:p>
+    <w:p>
+      <w:pPr>
+        <w:pStyle w:val="Heading3"/>
+      </w:pPr>
+      <w:r>
+        <w:t>Repair the misconception</w:t>
+      </w:r>
+    </w:p>
+    <w:p>
+      <w:pPr>
+        <w:spacing w:line="336" w:lineRule="auto" w:after="180"/>
+        <w:shd w:fill="FFF5E6"/>
+      </w:pPr>
+      <w:r>
+        <w:rPr>
+          <w:b w:val="0"/>
+        </w:rPr>
+        <w:t xml:space="preserve">Misconception repair: The lesson uses supplied counts; actual counts depend on </w:t>
+      </w:r>
+      <w:r>
+        <w:rPr>
+          <w:b/>
+        </w:rPr>
+        <w:t>token</w:t>
+      </w:r>
+      <w:r>
+        <w:rPr>
+          <w:b w:val="0"/>
+        </w:rPr>
+        <w:t>izer and protocol.</w:t>
+      </w:r>
+    </w:p>
+    <w:p>
+      <w:pPr>
+        <w:pStyle w:val="Heading3"/>
+      </w:pPr>
+      <w:r>
+        <w:t>Support without giving away the answer</w:t>
+      </w:r>
+    </w:p>
+    <w:p>
+      <w:pPr>
+        <w:spacing w:line="336" w:lineRule="auto" w:after="180"/>
+        <w:shd w:fill="F1F6F8"/>
+      </w:pPr>
+      <w:r>
+        <w:rPr>
+          <w:b w:val="0"/>
+        </w:rPr>
+        <w:t xml:space="preserve">Support: read the exact case aloud, enlarge the labelled picture, supply </w:t>
+      </w:r>
+      <w:r>
+        <w:rPr>
+          <w:b/>
+        </w:rPr>
+        <w:t>input</w:t>
+      </w:r>
+      <w:r>
+        <w:rPr>
+          <w:b w:val="0"/>
+        </w:rPr>
+        <w:t xml:space="preserve"> cards and model only the first deciding step. Accept a spoken explanation or drawing; retain the reasoning goal.</w:t>
+      </w:r>
+    </w:p>
+    <w:p>
+      <w:pPr>
+        <w:pStyle w:val="Heading3"/>
+      </w:pPr>
+      <w:r>
+        <w:t>Extend the reasoning</w:t>
+      </w:r>
+    </w:p>
+    <w:p>
+      <w:pPr>
+        <w:spacing w:line="336" w:lineRule="auto" w:after="180"/>
+        <w:shd w:fill="F5F1FB"/>
+      </w:pPr>
+      <w:r>
+        <w:rPr>
+          <w:b w:val="0"/>
+        </w:rPr>
+        <w:t xml:space="preserve">Extension: Increase B’s cost to 30 with all other costs fixed. Require a </w:t>
+      </w:r>
+      <w:r>
+        <w:rPr>
+          <w:b/>
+        </w:rPr>
+        <w:t>prediction</w:t>
+      </w:r>
+      <w:r>
+        <w:rPr>
+          <w:b w:val="0"/>
+        </w:rPr>
+        <w:t xml:space="preserve"> and a reason before comparing. Expected result: A+B costs 48 and no longer fits the 45-</w:t>
+      </w:r>
+      <w:r>
+        <w:rPr>
+          <w:b/>
+        </w:rPr>
+        <w:t>token</w:t>
+      </w:r>
+      <w:r>
+        <w:rPr>
+          <w:b w:val="0"/>
+        </w:rPr>
+        <w:t xml:space="preserve"> </w:t>
+      </w:r>
+      <w:r>
+        <w:rPr>
+          <w:b/>
+        </w:rPr>
+        <w:t>evidence</w:t>
+      </w:r>
+      <w:r>
+        <w:rPr>
+          <w:b w:val="0"/>
+        </w:rPr>
+        <w:t xml:space="preserve"> capacity.</w:t>
+      </w:r>
+    </w:p>
+    <w:p>
+      <w:pPr>
+        <w:spacing w:line="336" w:lineRule="auto" w:after="180"/>
+        <w:shd w:fill="F5F1FB"/>
+      </w:pPr>
+      <w:r>
+        <w:rPr>
+          <w:b w:val="0"/>
+        </w:rPr>
+        <w:t>Reason: Do not silently omit the exception; use an approved source-preserving summary, another retrieval step or an honest incomplete-</w:t>
+      </w:r>
+      <w:r>
+        <w:rPr>
+          <w:b/>
+        </w:rPr>
+        <w:t>evidence</w:t>
+      </w:r>
+      <w:r>
+        <w:rPr>
+          <w:b w:val="0"/>
+        </w:rPr>
+        <w:t xml:space="preserve"> response.</w:t>
+      </w:r>
+    </w:p>
+    <w:p>
+      <w:pPr>
+        <w:pStyle w:val="Heading3"/>
+      </w:pPr>
+      <w:r>
+        <w:t>Protect the independent attempt</w:t>
+      </w:r>
+    </w:p>
+    <w:p>
+      <w:pPr>
+        <w:spacing w:line="336" w:lineRule="auto" w:after="180"/>
+        <w:shd w:fill="FFF5E6"/>
+      </w:pPr>
+      <w:r>
+        <w:rPr>
+          <w:b w:val="0"/>
+        </w:rPr>
         <w:t>Independent assessment: withhold the reserved answer until the learner has attempted the new case. Record support separately from correctness.</w:t>
       </w:r>
     </w:p>
@@ -3629,13 +7302,58 @@
       </w:tr>
     </w:tbl>
     <w:p>
-      <w:r>
-        <w:t>Project checkpoint: Frame the need. Name the user, the problem, allowed inputs and a safe simple starting method.</w:t>
-      </w:r>
-    </w:p>
-    <w:p>
-      <w:r>
-        <w:t>Use the weekly teacher answer for topic-specific reasoning. A saved progress tick is an activity record; judge mastery from the learner’s explanation and evidence.</w:t>
+      <w:pPr>
+        <w:pStyle w:val="Heading3"/>
+      </w:pPr>
+      <w:r>
+        <w:t>Project checkpoint</w:t>
+      </w:r>
+    </w:p>
+    <w:p>
+      <w:pPr>
+        <w:spacing w:line="336" w:lineRule="auto" w:after="180"/>
+        <w:shd w:fill="EDF7F3"/>
+      </w:pPr>
+      <w:r>
+        <w:rPr>
+          <w:b w:val="0"/>
+        </w:rPr>
+        <w:t xml:space="preserve">Project checkpoint: Frame the need. Name the user, the problem, allowed </w:t>
+      </w:r>
+      <w:r>
+        <w:rPr>
+          <w:b/>
+        </w:rPr>
+        <w:t>input</w:t>
+      </w:r>
+      <w:r>
+        <w:rPr>
+          <w:b w:val="0"/>
+        </w:rPr>
+        <w:t>s and a safe simple starting method.</w:t>
+      </w:r>
+    </w:p>
+    <w:p>
+      <w:pPr>
+        <w:spacing w:line="336" w:lineRule="auto" w:after="180"/>
+      </w:pPr>
+      <w:r>
+        <w:rPr>
+          <w:b w:val="0"/>
+        </w:rPr>
+        <w:t xml:space="preserve">Use the weekly teacher answer for topic-specific reasoning. A saved progress tick is an activity record; judge mastery from the learner’s explanation and </w:t>
+      </w:r>
+      <w:r>
+        <w:rPr>
+          <w:b/>
+        </w:rPr>
+        <w:t>evidence</w:t>
+      </w:r>
+      <w:r>
+        <w:rPr>
+          <w:b w:val="0"/>
+        </w:rPr>
+        <w:t>.</w:t>
       </w:r>
     </w:p>
     <w:p>
@@ -3648,27 +7366,1188 @@
     </w:p>
     <w:p>
       <w:r>
-        <w:t>Use the two formative questions as supported practice, not as independent mastery scores. Discuss the deciding evidence rather than accepting a guessed selection.</w:t>
-      </w:r>
-    </w:p>
-    <w:p>
-      <w:r>
+        <w:t>Use feedback, earlier review and portfolios purposefully. Apply the coding routine only when this lesson has an executable lab.</w:t>
+      </w:r>
+    </w:p>
+    <w:p>
+      <w:pPr>
+        <w:spacing w:line="336" w:lineRule="auto" w:after="180"/>
+      </w:pPr>
+      <w:r>
+        <w:rPr>
+          <w:b w:val="0"/>
+        </w:rPr>
+        <w:t xml:space="preserve">Use the two formative questions as supported practice, not as independent mastery scores. Discuss the deciding </w:t>
+      </w:r>
+      <w:r>
+        <w:rPr>
+          <w:b/>
+        </w:rPr>
+        <w:t>evidence</w:t>
+      </w:r>
+      <w:r>
+        <w:rPr>
+          <w:b w:val="0"/>
+        </w:rPr>
+        <w:t xml:space="preserve"> rather than accepting a guessed selection.</w:t>
+      </w:r>
+    </w:p>
+    <w:p>
+      <w:pPr>
+        <w:spacing w:line="336" w:lineRule="auto" w:after="180"/>
+      </w:pPr>
+      <w:r>
+        <w:rPr>
+          <w:b w:val="0"/>
+        </w:rPr>
         <w:t>The feedback comes from the reviewed public worked case. Do not reveal the separately reserved independent teacher answer until the learner has attempted that case.</w:t>
       </w:r>
     </w:p>
     <w:p>
-      <w:r>
-        <w:t>Ask students to predict before running code. Preserve errors and actual outputs; collect a changed test and an explanation. The branch-boundary and indexing lessons deliberately include failure cases.</w:t>
-      </w:r>
-    </w:p>
-    <w:p>
-      <w:r>
+      <w:pPr>
+        <w:pStyle w:val="Heading3"/>
+      </w:pPr>
+      <w:r>
+        <w:t>For later coding lessons</w:t>
+      </w:r>
+    </w:p>
+    <w:p>
+      <w:r>
+        <w:t>This week has no code block. Use this routine when a later lesson includes an executable lab.</w:t>
+      </w:r>
+    </w:p>
+    <w:p>
+      <w:pPr>
+        <w:spacing w:line="336" w:lineRule="auto" w:after="180"/>
+        <w:shd w:fill="F1F6F8"/>
+      </w:pPr>
+      <w:r>
+        <w:rPr>
+          <w:b w:val="0"/>
+        </w:rPr>
+        <w:t xml:space="preserve">Ask students to predict before running code. Preserve errors and actual </w:t>
+      </w:r>
+      <w:r>
+        <w:rPr>
+          <w:b/>
+        </w:rPr>
+        <w:t>output</w:t>
+      </w:r>
+      <w:r>
+        <w:rPr>
+          <w:b w:val="0"/>
+        </w:rPr>
+        <w:t>s; collect a changed test and an explanation. The branch-boundary and indexing lessons deliberately include failure cases.</w:t>
+      </w:r>
+    </w:p>
+    <w:p>
+      <w:pPr>
+        <w:spacing w:line="336" w:lineRule="auto" w:after="180"/>
+      </w:pPr>
+      <w:r>
+        <w:rPr>
+          <w:b w:val="0"/>
+        </w:rPr>
         <w:t>Use the earlier worked-explanation links to address a specific missing building block, then return to the current question. Adapt this suggestion after observing the learner; it is not an automatic diagnosis.</w:t>
       </w:r>
     </w:p>
     <w:p>
-      <w:r>
-        <w:t>Collect the completed-work portfolio as evidence. Record support separately from correctness, and assess explanation, trace/test and limitations. Progress ticks and quiz selections alone do not establish mastery.</w:t>
+      <w:pPr>
+        <w:spacing w:line="336" w:lineRule="auto" w:after="180"/>
+      </w:pPr>
+      <w:r>
+        <w:rPr>
+          <w:b w:val="0"/>
+        </w:rPr>
+        <w:t xml:space="preserve">Collect the completed-work portfolio as </w:t>
+      </w:r>
+      <w:r>
+        <w:rPr>
+          <w:b/>
+        </w:rPr>
+        <w:t>evidence</w:t>
+      </w:r>
+      <w:r>
+        <w:rPr>
+          <w:b w:val="0"/>
+        </w:rPr>
+        <w:t>. Record support separately from correctness, and assess explanation, trace/test and limitations. Progress ticks and quiz selections alone do not establish mastery.</w:t>
+      </w:r>
+    </w:p>
+    <w:p>
+      <w:pPr>
+        <w:pStyle w:val="Heading1"/>
+      </w:pPr>
+      <w:r>
+        <w:t>09. Visual concept journey</w:t>
+      </w:r>
+    </w:p>
+    <w:p>
+      <w:r>
+        <w:t>Show one Tokens and Context graphic at a time, request a prediction and discuss its trace before the independent assessment.</w:t>
+      </w:r>
+    </w:p>
+    <w:p>
+      <w:pPr>
+        <w:spacing w:line="336" w:lineRule="auto" w:after="180"/>
+      </w:pPr>
+      <w:r>
+        <w:rPr>
+          <w:b w:val="0"/>
+        </w:rPr>
+        <w:t xml:space="preserve">Use one picture at a time. Hide a worked result before asking for a </w:t>
+      </w:r>
+      <w:r>
+        <w:rPr>
+          <w:b/>
+        </w:rPr>
+        <w:t>prediction</w:t>
+      </w:r>
+      <w:r>
+        <w:rPr>
+          <w:b w:val="0"/>
+        </w:rPr>
+        <w:t>, then reveal it for feedback. These are supported teaching cases; retain the separate independent assessment for a fresh first attempt.</w:t>
+      </w:r>
+    </w:p>
+    <w:p>
+      <w:pPr>
+        <w:pStyle w:val="Heading3"/>
+      </w:pPr>
+      <w:r>
+        <w:t>01. Tokens and Context: the case</w:t>
+      </w:r>
+    </w:p>
+    <w:p>
+      <w:r>
+        <w:drawing>
+          <wp:inline xmlns:a="http://schemas.openxmlformats.org/drawingml/2006/main" xmlns:pic="http://schemas.openxmlformats.org/drawingml/2006/picture">
+            <wp:extent cx="5486400" cy="3142488"/>
+            <wp:docPr id="3" name="Picture 3" descr="A fictional assistant has a small context budget for answering an event-capacity question. Supplied facts: Total budget 100 toy tokens; instructions 20, question 10, output reserve 25. Evidence capacity is the remainder. Current capacity record A costs 18; its safety exception B costs 20; unrelated slogan C costs 12. A says 20 seats; B caps this event at 12."/>
+            <wp:cNvGraphicFramePr>
+              <a:graphicFrameLocks noChangeAspect="1"/>
+            </wp:cNvGraphicFramePr>
+            <a:graphic>
+              <a:graphicData uri="http://schemas.openxmlformats.org/drawingml/2006/picture">
+                <pic:pic>
+                  <pic:nvPicPr>
+                    <pic:cNvPr id="0" name="academy-story-ai-3-3-01.png"/>
+                    <pic:cNvPicPr/>
+                  </pic:nvPicPr>
+                  <pic:blipFill>
+                    <a:blip r:embed="rId11"/>
+                    <a:stretch>
+                      <a:fillRect/>
+                    </a:stretch>
+                  </pic:blipFill>
+                  <pic:spPr>
+                    <a:xfrm>
+                      <a:off x="0" y="0"/>
+                      <a:ext cx="5486400" cy="3142488"/>
+                    </a:xfrm>
+                    <a:prstGeom prst="rect"/>
+                  </pic:spPr>
+                </pic:pic>
+              </a:graphicData>
+            </a:graphic>
+          </wp:inline>
+        </w:drawing>
+      </w:r>
+    </w:p>
+    <w:p>
+      <w:pPr>
+        <w:spacing w:line="336" w:lineRule="auto" w:after="180"/>
+      </w:pPr>
+      <w:r>
+        <w:rPr>
+          <w:b w:val="0"/>
+        </w:rPr>
+        <w:t xml:space="preserve">A fictional assistant has a small </w:t>
+      </w:r>
+      <w:r>
+        <w:rPr>
+          <w:b/>
+        </w:rPr>
+        <w:t>context budget</w:t>
+      </w:r>
+      <w:r>
+        <w:rPr>
+          <w:b w:val="0"/>
+        </w:rPr>
+        <w:t xml:space="preserve"> for answering an event-capacity question. Supplied facts: Total budget 100 toy </w:t>
+      </w:r>
+      <w:r>
+        <w:rPr>
+          <w:b/>
+        </w:rPr>
+        <w:t>token</w:t>
+      </w:r>
+      <w:r>
+        <w:rPr>
+          <w:b w:val="0"/>
+        </w:rPr>
+        <w:t xml:space="preserve">s; instructions 20, question 10, </w:t>
+      </w:r>
+      <w:r>
+        <w:rPr>
+          <w:b/>
+        </w:rPr>
+        <w:t>output</w:t>
+      </w:r>
+      <w:r>
+        <w:rPr>
+          <w:b w:val="0"/>
+        </w:rPr>
+        <w:t xml:space="preserve"> reserve 25. </w:t>
+      </w:r>
+      <w:r>
+        <w:rPr>
+          <w:b/>
+        </w:rPr>
+        <w:t>Evidence</w:t>
+      </w:r>
+      <w:r>
+        <w:rPr>
+          <w:b w:val="0"/>
+        </w:rPr>
+        <w:t xml:space="preserve"> capacity is the remainder.</w:t>
+      </w:r>
+    </w:p>
+    <w:p>
+      <w:pPr>
+        <w:spacing w:line="336" w:lineRule="auto" w:after="180"/>
+      </w:pPr>
+      <w:r>
+        <w:rPr>
+          <w:b w:val="0"/>
+        </w:rPr>
+        <w:t>Current capacity record A costs 18; its safety exception B costs 20; unrelated slogan C costs 12. A says 20 seats; B caps this event at 12.</w:t>
+      </w:r>
+    </w:p>
+    <w:p>
+      <w:pPr>
+        <w:spacing w:line="336" w:lineRule="auto" w:after="180"/>
+        <w:shd w:fill="F5F1FB"/>
+      </w:pPr>
+      <w:r>
+        <w:rPr>
+          <w:b w:val="0"/>
+        </w:rPr>
+        <w:t>Point to the given fact that matters most. Explain why it matters.</w:t>
+      </w:r>
+    </w:p>
+    <w:p>
+      <w:pPr>
+        <w:pStyle w:val="Heading3"/>
+      </w:pPr>
+      <w:r>
+        <w:t>Discuss while showing the picture</w:t>
+      </w:r>
+    </w:p>
+    <w:p>
+      <w:pPr>
+        <w:spacing w:line="336" w:lineRule="auto" w:after="180"/>
+        <w:shd w:fill="F1F6F8"/>
+      </w:pPr>
+      <w:r>
+        <w:rPr>
+          <w:b w:val="0"/>
+        </w:rPr>
+        <w:t>Teacher prompt: Point to the given fact that matters most. Explain why it matters. Ask learners to describe one label or arrow in ordinary words. Use the adjacent transcript if the image is difficult to see.</w:t>
+      </w:r>
+    </w:p>
+    <w:p>
+      <w:pPr>
+        <w:pStyle w:val="Heading3"/>
+      </w:pPr>
+      <w:r>
+        <w:t>02. Follow the deciding steps</w:t>
+      </w:r>
+    </w:p>
+    <w:p>
+      <w:r>
+        <w:drawing>
+          <wp:inline xmlns:a="http://schemas.openxmlformats.org/drawingml/2006/main" xmlns:pic="http://schemas.openxmlformats.org/drawingml/2006/picture">
+            <wp:extent cx="5486400" cy="4005072"/>
+            <wp:docPr id="4" name="Picture 4" descr="Compute budget: 100−20−10−25=45 evidence tokens. → Select relevant pair: A+B costs 38 and preserves the capacity exception. → Reject incomplete shortcut: A+C costs 30 but leaves out the exception that changes the answer. → Answer with scope: For this event, the declared cap is 12, with both A and B retained."/>
+            <wp:cNvGraphicFramePr>
+              <a:graphicFrameLocks noChangeAspect="1"/>
+            </wp:cNvGraphicFramePr>
+            <a:graphic>
+              <a:graphicData uri="http://schemas.openxmlformats.org/drawingml/2006/picture">
+                <pic:pic>
+                  <pic:nvPicPr>
+                    <pic:cNvPr id="0" name="academy-story-ai-3-3-02.png"/>
+                    <pic:cNvPicPr/>
+                  </pic:nvPicPr>
+                  <pic:blipFill>
+                    <a:blip r:embed="rId12"/>
+                    <a:stretch>
+                      <a:fillRect/>
+                    </a:stretch>
+                  </pic:blipFill>
+                  <pic:spPr>
+                    <a:xfrm>
+                      <a:off x="0" y="0"/>
+                      <a:ext cx="5486400" cy="4005072"/>
+                    </a:xfrm>
+                    <a:prstGeom prst="rect"/>
+                  </pic:spPr>
+                </pic:pic>
+              </a:graphicData>
+            </a:graphic>
+          </wp:inline>
+        </w:drawing>
+      </w:r>
+    </w:p>
+    <w:p>
+      <w:pPr>
+        <w:spacing w:line="336" w:lineRule="auto" w:after="180"/>
+      </w:pPr>
+      <w:r>
+        <w:rPr>
+          <w:b w:val="0"/>
+        </w:rPr>
+        <w:t xml:space="preserve">Compute budget: 100−20−10−25=45 </w:t>
+      </w:r>
+      <w:r>
+        <w:rPr>
+          <w:b/>
+        </w:rPr>
+        <w:t>evidence</w:t>
+      </w:r>
+      <w:r>
+        <w:rPr>
+          <w:b w:val="0"/>
+        </w:rPr>
+        <w:t xml:space="preserve"> </w:t>
+      </w:r>
+      <w:r>
+        <w:rPr>
+          <w:b/>
+        </w:rPr>
+        <w:t>token</w:t>
+      </w:r>
+      <w:r>
+        <w:rPr>
+          <w:b w:val="0"/>
+        </w:rPr>
+        <w:t>s. → Select relevant pair: A+B costs 38 and preserves the capacity exception. → Reject incomplete shortcut: A+C costs 30 but leaves out the exception that changes the answer. → Answer with scope: For this event, the declared cap is 12, with both A and B retained.</w:t>
+      </w:r>
+    </w:p>
+    <w:p>
+      <w:pPr>
+        <w:spacing w:line="336" w:lineRule="auto" w:after="180"/>
+        <w:shd w:fill="F5F1FB"/>
+      </w:pPr>
+      <w:r>
+        <w:rPr>
+          <w:b w:val="0"/>
+        </w:rPr>
+        <w:t xml:space="preserve">Point to each numbered stage and explain which recorded </w:t>
+      </w:r>
+      <w:r>
+        <w:rPr>
+          <w:b/>
+        </w:rPr>
+        <w:t>input</w:t>
+      </w:r>
+      <w:r>
+        <w:rPr>
+          <w:b w:val="0"/>
+        </w:rPr>
+        <w:t xml:space="preserve"> it uses.</w:t>
+      </w:r>
+    </w:p>
+    <w:p>
+      <w:pPr>
+        <w:pStyle w:val="Heading3"/>
+      </w:pPr>
+      <w:r>
+        <w:t>Discuss while showing the picture</w:t>
+      </w:r>
+    </w:p>
+    <w:p>
+      <w:pPr>
+        <w:spacing w:line="336" w:lineRule="auto" w:after="180"/>
+        <w:shd w:fill="F1F6F8"/>
+      </w:pPr>
+      <w:r>
+        <w:rPr>
+          <w:b w:val="0"/>
+        </w:rPr>
+        <w:t xml:space="preserve">Teacher prompt: Point to each numbered stage and explain which recorded </w:t>
+      </w:r>
+      <w:r>
+        <w:rPr>
+          <w:b/>
+        </w:rPr>
+        <w:t>input</w:t>
+      </w:r>
+      <w:r>
+        <w:rPr>
+          <w:b w:val="0"/>
+        </w:rPr>
+        <w:t xml:space="preserve"> it uses. Ask learners to describe one label or arrow in ordinary words. Use the adjacent transcript if the image is difficult to see.</w:t>
+      </w:r>
+    </w:p>
+    <w:p>
+      <w:pPr>
+        <w:pStyle w:val="Heading3"/>
+      </w:pPr>
+      <w:r>
+        <w:t>03. Context budget allocations</w:t>
+      </w:r>
+    </w:p>
+    <w:p>
+      <w:r>
+        <w:drawing>
+          <wp:inline xmlns:a="http://schemas.openxmlformats.org/drawingml/2006/main" xmlns:pic="http://schemas.openxmlformats.org/drawingml/2006/picture">
+            <wp:extent cx="5486400" cy="3938016"/>
+            <wp:docPr id="5" name="Picture 5" descr="Context budget allocations. Instructions: Toy tokens = 20. Question: Toy tokens = 10. Output reserve: Toy tokens = 25. Evidence available: Toy tokens = 45."/>
+            <wp:cNvGraphicFramePr>
+              <a:graphicFrameLocks noChangeAspect="1"/>
+            </wp:cNvGraphicFramePr>
+            <a:graphic>
+              <a:graphicData uri="http://schemas.openxmlformats.org/drawingml/2006/picture">
+                <pic:pic>
+                  <pic:nvPicPr>
+                    <pic:cNvPr id="0" name="academy-story-ai-3-3-03.png"/>
+                    <pic:cNvPicPr/>
+                  </pic:nvPicPr>
+                  <pic:blipFill>
+                    <a:blip r:embed="rId13"/>
+                    <a:stretch>
+                      <a:fillRect/>
+                    </a:stretch>
+                  </pic:blipFill>
+                  <pic:spPr>
+                    <a:xfrm>
+                      <a:off x="0" y="0"/>
+                      <a:ext cx="5486400" cy="3938016"/>
+                    </a:xfrm>
+                    <a:prstGeom prst="rect"/>
+                  </pic:spPr>
+                </pic:pic>
+              </a:graphicData>
+            </a:graphic>
+          </wp:inline>
+        </w:drawing>
+      </w:r>
+    </w:p>
+    <w:p>
+      <w:pPr>
+        <w:spacing w:line="336" w:lineRule="auto" w:after="180"/>
+      </w:pPr>
+      <w:r>
+        <w:rPr>
+          <w:b/>
+        </w:rPr>
+        <w:t>Context budget</w:t>
+      </w:r>
+      <w:r>
+        <w:rPr>
+          <w:b w:val="0"/>
+        </w:rPr>
+        <w:t xml:space="preserve"> allocations. Instructions: Toy </w:t>
+      </w:r>
+      <w:r>
+        <w:rPr>
+          <w:b/>
+        </w:rPr>
+        <w:t>token</w:t>
+      </w:r>
+      <w:r>
+        <w:rPr>
+          <w:b w:val="0"/>
+        </w:rPr>
+        <w:t xml:space="preserve">s = 20. Question: Toy </w:t>
+      </w:r>
+      <w:r>
+        <w:rPr>
+          <w:b/>
+        </w:rPr>
+        <w:t>token</w:t>
+      </w:r>
+      <w:r>
+        <w:rPr>
+          <w:b w:val="0"/>
+        </w:rPr>
+        <w:t xml:space="preserve">s = 10. </w:t>
+      </w:r>
+      <w:r>
+        <w:rPr>
+          <w:b/>
+        </w:rPr>
+        <w:t>Output</w:t>
+      </w:r>
+      <w:r>
+        <w:rPr>
+          <w:b w:val="0"/>
+        </w:rPr>
+        <w:t xml:space="preserve"> reserve: Toy </w:t>
+      </w:r>
+      <w:r>
+        <w:rPr>
+          <w:b/>
+        </w:rPr>
+        <w:t>token</w:t>
+      </w:r>
+      <w:r>
+        <w:rPr>
+          <w:b w:val="0"/>
+        </w:rPr>
+        <w:t xml:space="preserve">s = 25. </w:t>
+      </w:r>
+      <w:r>
+        <w:rPr>
+          <w:b/>
+        </w:rPr>
+        <w:t>Evidence</w:t>
+      </w:r>
+      <w:r>
+        <w:rPr>
+          <w:b w:val="0"/>
+        </w:rPr>
+        <w:t xml:space="preserve"> available: Toy </w:t>
+      </w:r>
+      <w:r>
+        <w:rPr>
+          <w:b/>
+        </w:rPr>
+        <w:t>token</w:t>
+      </w:r>
+      <w:r>
+        <w:rPr>
+          <w:b w:val="0"/>
+        </w:rPr>
+        <w:t>s = 45.</w:t>
+      </w:r>
+    </w:p>
+    <w:p>
+      <w:pPr>
+        <w:spacing w:line="336" w:lineRule="auto" w:after="180"/>
+        <w:shd w:fill="F5F1FB"/>
+      </w:pPr>
+      <w:r>
+        <w:rPr>
+          <w:b w:val="0"/>
+        </w:rPr>
+        <w:t xml:space="preserve">Read the labels and </w:t>
+      </w:r>
+      <w:r>
+        <w:rPr>
+          <w:b/>
+        </w:rPr>
+        <w:t>value</w:t>
+      </w:r>
+      <w:r>
+        <w:rPr>
+          <w:b w:val="0"/>
+        </w:rPr>
+        <w:t>s. Explain the relationship the model shows.</w:t>
+      </w:r>
+    </w:p>
+    <w:p>
+      <w:pPr>
+        <w:pStyle w:val="Heading3"/>
+      </w:pPr>
+      <w:r>
+        <w:t>Discuss while showing the picture</w:t>
+      </w:r>
+    </w:p>
+    <w:p>
+      <w:pPr>
+        <w:spacing w:line="336" w:lineRule="auto" w:after="180"/>
+        <w:shd w:fill="F1F6F8"/>
+      </w:pPr>
+      <w:r>
+        <w:rPr>
+          <w:b w:val="0"/>
+        </w:rPr>
+        <w:t xml:space="preserve">Teacher prompt: Read the labels and </w:t>
+      </w:r>
+      <w:r>
+        <w:rPr>
+          <w:b/>
+        </w:rPr>
+        <w:t>value</w:t>
+      </w:r>
+      <w:r>
+        <w:rPr>
+          <w:b w:val="0"/>
+        </w:rPr>
+        <w:t>s. Explain the relationship the model shows. Ask learners to describe one label or arrow in ordinary words. Use the adjacent transcript if the image is difficult to see.</w:t>
+      </w:r>
+    </w:p>
+    <w:p>
+      <w:pPr>
+        <w:spacing w:line="336" w:lineRule="auto" w:after="180"/>
+        <w:shd w:fill="F1F6F8"/>
+      </w:pPr>
+      <w:r>
+        <w:rPr>
+          <w:b w:val="0"/>
+        </w:rPr>
+        <w:t xml:space="preserve">Check row/column meanings, units and denominators before discussing a difference. Supplied toy </w:t>
+      </w:r>
+      <w:r>
+        <w:rPr>
+          <w:b/>
+        </w:rPr>
+        <w:t>value</w:t>
+      </w:r>
+      <w:r>
+        <w:rPr>
+          <w:b w:val="0"/>
+        </w:rPr>
+        <w:t>s are not real class or model results.</w:t>
+      </w:r>
+    </w:p>
+    <w:p>
+      <w:pPr>
+        <w:pStyle w:val="Heading3"/>
+      </w:pPr>
+      <w:r>
+        <w:t>04. Change one thing. Trace what follows.</w:t>
+      </w:r>
+    </w:p>
+    <w:p>
+      <w:r>
+        <w:drawing>
+          <wp:inline xmlns:a="http://schemas.openxmlformats.org/drawingml/2006/main" xmlns:pic="http://schemas.openxmlformats.org/drawingml/2006/picture">
+            <wp:extent cx="5486400" cy="3179064"/>
+            <wp:docPr id="6" name="Picture 6" descr="Original case: For this event, the declared cap is 12, with both A and B retained. Changed condition: Increase B’s cost to 30 with all other costs fixed. Expected result: A+B costs 48 and no longer fits the 45-token evidence capacity. Reason: Do not silently omit the exception; use an approved source-preserving summary, another retrieval step or an honest incomplete-evidence response."/>
+            <wp:cNvGraphicFramePr>
+              <a:graphicFrameLocks noChangeAspect="1"/>
+            </wp:cNvGraphicFramePr>
+            <a:graphic>
+              <a:graphicData uri="http://schemas.openxmlformats.org/drawingml/2006/picture">
+                <pic:pic>
+                  <pic:nvPicPr>
+                    <pic:cNvPr id="0" name="academy-story-ai-3-3-04.png"/>
+                    <pic:cNvPicPr/>
+                  </pic:nvPicPr>
+                  <pic:blipFill>
+                    <a:blip r:embed="rId14"/>
+                    <a:stretch>
+                      <a:fillRect/>
+                    </a:stretch>
+                  </pic:blipFill>
+                  <pic:spPr>
+                    <a:xfrm>
+                      <a:off x="0" y="0"/>
+                      <a:ext cx="5486400" cy="3179064"/>
+                    </a:xfrm>
+                    <a:prstGeom prst="rect"/>
+                  </pic:spPr>
+                </pic:pic>
+              </a:graphicData>
+            </a:graphic>
+          </wp:inline>
+        </w:drawing>
+      </w:r>
+    </w:p>
+    <w:p>
+      <w:pPr>
+        <w:spacing w:line="336" w:lineRule="auto" w:after="180"/>
+      </w:pPr>
+      <w:r>
+        <w:rPr>
+          <w:b w:val="0"/>
+        </w:rPr>
+        <w:t>Original case: For this event, the declared cap is 12, with both A and B retained. Changed condition: Increase B’s cost to 30 with all other costs fixed.</w:t>
+      </w:r>
+    </w:p>
+    <w:p>
+      <w:pPr>
+        <w:spacing w:line="336" w:lineRule="auto" w:after="180"/>
+      </w:pPr>
+      <w:r>
+        <w:rPr>
+          <w:b w:val="0"/>
+        </w:rPr>
+        <w:t>Expected result: A+B costs 48 and no longer fits the 45-</w:t>
+      </w:r>
+      <w:r>
+        <w:rPr>
+          <w:b/>
+        </w:rPr>
+        <w:t>token</w:t>
+      </w:r>
+      <w:r>
+        <w:rPr>
+          <w:b w:val="0"/>
+        </w:rPr>
+        <w:t xml:space="preserve"> </w:t>
+      </w:r>
+      <w:r>
+        <w:rPr>
+          <w:b/>
+        </w:rPr>
+        <w:t>evidence</w:t>
+      </w:r>
+      <w:r>
+        <w:rPr>
+          <w:b w:val="0"/>
+        </w:rPr>
+        <w:t xml:space="preserve"> capacity.</w:t>
+      </w:r>
+    </w:p>
+    <w:p>
+      <w:pPr>
+        <w:spacing w:line="336" w:lineRule="auto" w:after="180"/>
+      </w:pPr>
+      <w:r>
+        <w:rPr>
+          <w:b w:val="0"/>
+        </w:rPr>
+        <w:t>Reason: Do not silently omit the exception; use an approved source-preserving summary, another retrieval step or an honest incomplete-</w:t>
+      </w:r>
+      <w:r>
+        <w:rPr>
+          <w:b/>
+        </w:rPr>
+        <w:t>evidence</w:t>
+      </w:r>
+      <w:r>
+        <w:rPr>
+          <w:b w:val="0"/>
+        </w:rPr>
+        <w:t xml:space="preserve"> response.</w:t>
+      </w:r>
+    </w:p>
+    <w:p>
+      <w:pPr>
+        <w:spacing w:line="336" w:lineRule="auto" w:after="180"/>
+        <w:shd w:fill="F5F1FB"/>
+      </w:pPr>
+      <w:r>
+        <w:rPr>
+          <w:b w:val="0"/>
+        </w:rPr>
+        <w:t>Predict before checking the worked changed-case result. Name what changed and what the supplied facts allow you to conclude.</w:t>
+      </w:r>
+    </w:p>
+    <w:p>
+      <w:pPr>
+        <w:pStyle w:val="Heading3"/>
+      </w:pPr>
+      <w:r>
+        <w:t>Discuss while showing the picture</w:t>
+      </w:r>
+    </w:p>
+    <w:p>
+      <w:pPr>
+        <w:spacing w:line="336" w:lineRule="auto" w:after="180"/>
+        <w:shd w:fill="F1F6F8"/>
+      </w:pPr>
+      <w:r>
+        <w:rPr>
+          <w:b w:val="0"/>
+        </w:rPr>
+        <w:t>Teacher prompt: Predict before checking the worked changed-case result. Name what changed and what the supplied facts allow you to conclude. Ask learners to describe one label or arrow in ordinary words.</w:t>
+      </w:r>
+    </w:p>
+    <w:p>
+      <w:pPr>
+        <w:spacing w:line="336" w:lineRule="auto" w:after="180"/>
+        <w:shd w:fill="F1F6F8"/>
+      </w:pPr>
+      <w:r>
+        <w:rPr>
+          <w:b w:val="0"/>
+        </w:rPr>
+        <w:t>Use the adjacent transcript if the image is difficult to see.</w:t>
+      </w:r>
+    </w:p>
+    <w:p>
+      <w:pPr>
+        <w:spacing w:line="336" w:lineRule="auto" w:after="180"/>
+        <w:shd w:fill="F1F6F8"/>
+      </w:pPr>
+      <w:r>
+        <w:rPr>
+          <w:b w:val="0"/>
+        </w:rPr>
+        <w:t>Changed-case reasoning: Do not silently omit the exception; use an approved source-preserving summary, another retrieval step or an honest incomplete-</w:t>
+      </w:r>
+      <w:r>
+        <w:rPr>
+          <w:b/>
+        </w:rPr>
+        <w:t>evidence</w:t>
+      </w:r>
+      <w:r>
+        <w:rPr>
+          <w:b w:val="0"/>
+        </w:rPr>
+        <w:t xml:space="preserve"> response.</w:t>
+      </w:r>
+    </w:p>
+    <w:p>
+      <w:pPr>
+        <w:pStyle w:val="Heading3"/>
+      </w:pPr>
+      <w:r>
+        <w:t>05. Connect the explanation to its limit</w:t>
+      </w:r>
+    </w:p>
+    <w:p>
+      <w:r>
+        <w:drawing>
+          <wp:inline xmlns:a="http://schemas.openxmlformats.org/drawingml/2006/main" xmlns:pic="http://schemas.openxmlformats.org/drawingml/2006/picture">
+            <wp:extent cx="5486400" cy="2834640"/>
+            <wp:docPr id="7" name="Picture 7" descr="A context window limits how much information is available in one model call. Selecting the shortest passage is not always sufficient: an exception can change the meaning of a general statement. Keep the relevant source relationship visible. Toy token costs are supplied here; real token counts depend on the model’s tokenizer. Limit: Fitting in context does not guarantee attention, correct interpretation or accurate generation."/>
+            <wp:cNvGraphicFramePr>
+              <a:graphicFrameLocks noChangeAspect="1"/>
+            </wp:cNvGraphicFramePr>
+            <a:graphic>
+              <a:graphicData uri="http://schemas.openxmlformats.org/drawingml/2006/picture">
+                <pic:pic>
+                  <pic:nvPicPr>
+                    <pic:cNvPr id="0" name="academy-story-ai-3-3-05.png"/>
+                    <pic:cNvPicPr/>
+                  </pic:nvPicPr>
+                  <pic:blipFill>
+                    <a:blip r:embed="rId15"/>
+                    <a:stretch>
+                      <a:fillRect/>
+                    </a:stretch>
+                  </pic:blipFill>
+                  <pic:spPr>
+                    <a:xfrm>
+                      <a:off x="0" y="0"/>
+                      <a:ext cx="5486400" cy="2834640"/>
+                    </a:xfrm>
+                    <a:prstGeom prst="rect"/>
+                  </pic:spPr>
+                </pic:pic>
+              </a:graphicData>
+            </a:graphic>
+          </wp:inline>
+        </w:drawing>
+      </w:r>
+    </w:p>
+    <w:p>
+      <w:pPr>
+        <w:spacing w:line="336" w:lineRule="auto" w:after="180"/>
+      </w:pPr>
+      <w:r>
+        <w:rPr>
+          <w:b w:val="0"/>
+        </w:rPr>
+        <w:t xml:space="preserve">A </w:t>
+      </w:r>
+      <w:r>
+        <w:rPr>
+          <w:b/>
+        </w:rPr>
+        <w:t>context window</w:t>
+      </w:r>
+      <w:r>
+        <w:rPr>
+          <w:b w:val="0"/>
+        </w:rPr>
+        <w:t xml:space="preserve"> limits how much information is available in one model call. Selecting the shortest passage is not always sufficient: an exception can change the meaning of a general statement.</w:t>
+      </w:r>
+    </w:p>
+    <w:p>
+      <w:pPr>
+        <w:spacing w:line="336" w:lineRule="auto" w:after="180"/>
+      </w:pPr>
+      <w:r>
+        <w:rPr>
+          <w:b w:val="0"/>
+        </w:rPr>
+        <w:t xml:space="preserve">Keep the relevant source relationship visible. Toy </w:t>
+      </w:r>
+      <w:r>
+        <w:rPr>
+          <w:b/>
+        </w:rPr>
+        <w:t>token</w:t>
+      </w:r>
+      <w:r>
+        <w:rPr>
+          <w:b w:val="0"/>
+        </w:rPr>
+        <w:t xml:space="preserve"> costs are supplied here; real </w:t>
+      </w:r>
+      <w:r>
+        <w:rPr>
+          <w:b/>
+        </w:rPr>
+        <w:t>token</w:t>
+      </w:r>
+      <w:r>
+        <w:rPr>
+          <w:b w:val="0"/>
+        </w:rPr>
+        <w:t xml:space="preserve"> counts depend on the model’s </w:t>
+      </w:r>
+      <w:r>
+        <w:rPr>
+          <w:b/>
+        </w:rPr>
+        <w:t>token</w:t>
+      </w:r>
+      <w:r>
+        <w:rPr>
+          <w:b w:val="0"/>
+        </w:rPr>
+        <w:t>izer.</w:t>
+      </w:r>
+    </w:p>
+    <w:p>
+      <w:pPr>
+        <w:spacing w:line="336" w:lineRule="auto" w:after="180"/>
+      </w:pPr>
+      <w:r>
+        <w:rPr>
+          <w:b w:val="0"/>
+        </w:rPr>
+        <w:t xml:space="preserve">Limit: </w:t>
+      </w:r>
+      <w:r>
+        <w:rPr>
+          <w:b/>
+        </w:rPr>
+        <w:t>Fitting</w:t>
+      </w:r>
+      <w:r>
+        <w:rPr>
+          <w:b w:val="0"/>
+        </w:rPr>
+        <w:t xml:space="preserve"> in context does not guarantee attention, correct interpretation or accurate generation.</w:t>
+      </w:r>
+    </w:p>
+    <w:p>
+      <w:pPr>
+        <w:spacing w:line="336" w:lineRule="auto" w:after="180"/>
+        <w:shd w:fill="F5F1FB"/>
+      </w:pPr>
+      <w:r>
+        <w:rPr>
+          <w:b w:val="0"/>
+        </w:rPr>
+        <w:t>Explain the case, then point to a limit on the claim.</w:t>
+      </w:r>
+    </w:p>
+    <w:p>
+      <w:pPr>
+        <w:pStyle w:val="Heading3"/>
+      </w:pPr>
+      <w:r>
+        <w:t>Discuss while showing the picture</w:t>
+      </w:r>
+    </w:p>
+    <w:p>
+      <w:pPr>
+        <w:spacing w:line="336" w:lineRule="auto" w:after="180"/>
+        <w:shd w:fill="F1F6F8"/>
+      </w:pPr>
+      <w:r>
+        <w:rPr>
+          <w:b w:val="0"/>
+        </w:rPr>
+        <w:t>Teacher prompt: Explain the case, then point to a limit on the claim. Ask learners to describe one label or arrow in ordinary words. Use the adjacent transcript if the image is difficult to see.</w:t>
+      </w:r>
+    </w:p>
+    <w:p>
+      <w:pPr>
+        <w:spacing w:line="336" w:lineRule="auto" w:after="180"/>
+        <w:shd w:fill="F1F6F8"/>
+      </w:pPr>
+      <w:r>
+        <w:rPr>
+          <w:b w:val="0"/>
+        </w:rPr>
+        <w:t xml:space="preserve">Keep the stated scope: </w:t>
+      </w:r>
+      <w:r>
+        <w:rPr>
+          <w:b/>
+        </w:rPr>
+        <w:t>Fitting</w:t>
+      </w:r>
+      <w:r>
+        <w:rPr>
+          <w:b w:val="0"/>
+        </w:rPr>
+        <w:t xml:space="preserve"> in context does not guarantee attention, correct interpretation or accurate generation.</w:t>
+      </w:r>
+    </w:p>
+    <w:p>
+      <w:pPr>
+        <w:pStyle w:val="Heading3"/>
+      </w:pPr>
+      <w:r>
+        <w:t>06. Make the idea visible in your project</w:t>
+      </w:r>
+    </w:p>
+    <w:p>
+      <w:r>
+        <w:drawing>
+          <wp:inline xmlns:a="http://schemas.openxmlformats.org/drawingml/2006/main" xmlns:pic="http://schemas.openxmlformats.org/drawingml/2006/picture">
+            <wp:extent cx="5486400" cy="3380232"/>
+            <wp:docPr id="8" name="Picture 8" descr="Design Study Buddy retrieval to preserve current facts, exceptions and source identity within its context budget. Draw your input, deciding step, result and limit. Supported question: Can A alone justify answering 20 seats after the exception is known?"/>
+            <wp:cNvGraphicFramePr>
+              <a:graphicFrameLocks noChangeAspect="1"/>
+            </wp:cNvGraphicFramePr>
+            <a:graphic>
+              <a:graphicData uri="http://schemas.openxmlformats.org/drawingml/2006/picture">
+                <pic:pic>
+                  <pic:nvPicPr>
+                    <pic:cNvPr id="0" name="academy-story-ai-3-3-06.png"/>
+                    <pic:cNvPicPr/>
+                  </pic:nvPicPr>
+                  <pic:blipFill>
+                    <a:blip r:embed="rId16"/>
+                    <a:stretch>
+                      <a:fillRect/>
+                    </a:stretch>
+                  </pic:blipFill>
+                  <pic:spPr>
+                    <a:xfrm>
+                      <a:off x="0" y="0"/>
+                      <a:ext cx="5486400" cy="3380232"/>
+                    </a:xfrm>
+                    <a:prstGeom prst="rect"/>
+                  </pic:spPr>
+                </pic:pic>
+              </a:graphicData>
+            </a:graphic>
+          </wp:inline>
+        </w:drawing>
+      </w:r>
+    </w:p>
+    <w:p>
+      <w:pPr>
+        <w:spacing w:line="336" w:lineRule="auto" w:after="180"/>
+        <w:shd w:fill="F5F1FB"/>
+      </w:pPr>
+      <w:r>
+        <w:rPr>
+          <w:b w:val="0"/>
+        </w:rPr>
+        <w:t xml:space="preserve">Design Study Buddy retrieval to preserve current facts, exceptions and source identity within its </w:t>
+      </w:r>
+      <w:r>
+        <w:rPr>
+          <w:b/>
+        </w:rPr>
+        <w:t>context budget</w:t>
+      </w:r>
+      <w:r>
+        <w:rPr>
+          <w:b w:val="0"/>
+        </w:rPr>
+        <w:t xml:space="preserve">. Draw your </w:t>
+      </w:r>
+      <w:r>
+        <w:rPr>
+          <w:b/>
+        </w:rPr>
+        <w:t>input</w:t>
+      </w:r>
+      <w:r>
+        <w:rPr>
+          <w:b w:val="0"/>
+        </w:rPr>
+        <w:t>, deciding step, result and limit.</w:t>
+      </w:r>
+    </w:p>
+    <w:p>
+      <w:pPr>
+        <w:spacing w:line="336" w:lineRule="auto" w:after="180"/>
+        <w:shd w:fill="F5F1FB"/>
+      </w:pPr>
+      <w:r>
+        <w:rPr>
+          <w:b w:val="0"/>
+        </w:rPr>
+        <w:t>Supported question: Can A alone justify answering 20 seats after the exception is known?</w:t>
+      </w:r>
+    </w:p>
+    <w:p>
+      <w:pPr>
+        <w:spacing w:line="336" w:lineRule="auto" w:after="180"/>
+        <w:shd w:fill="F5F1FB"/>
+      </w:pPr>
+      <w:r>
+        <w:rPr>
+          <w:b w:val="0"/>
+        </w:rPr>
+        <w:t xml:space="preserve">Draw your project trace and justify the deciding step using </w:t>
+      </w:r>
+      <w:r>
+        <w:rPr>
+          <w:b/>
+        </w:rPr>
+        <w:t>evidence</w:t>
+      </w:r>
+      <w:r>
+        <w:rPr>
+          <w:b w:val="0"/>
+        </w:rPr>
+        <w:t>.</w:t>
+      </w:r>
+    </w:p>
+    <w:p>
+      <w:pPr>
+        <w:pStyle w:val="Heading3"/>
+      </w:pPr>
+      <w:r>
+        <w:t>Discuss while showing the picture</w:t>
+      </w:r>
+    </w:p>
+    <w:p>
+      <w:pPr>
+        <w:spacing w:line="336" w:lineRule="auto" w:after="180"/>
+        <w:shd w:fill="F1F6F8"/>
+      </w:pPr>
+      <w:r>
+        <w:rPr>
+          <w:b w:val="0"/>
+        </w:rPr>
+        <w:t xml:space="preserve">Teacher prompt: Draw your project trace and justify the deciding step using </w:t>
+      </w:r>
+      <w:r>
+        <w:rPr>
+          <w:b/>
+        </w:rPr>
+        <w:t>evidence</w:t>
+      </w:r>
+      <w:r>
+        <w:rPr>
+          <w:b w:val="0"/>
+        </w:rPr>
+        <w:t>. Ask learners to describe one label or arrow in ordinary words. Use the adjacent transcript if the image is difficult to see.</w:t>
+      </w:r>
+    </w:p>
+    <w:p>
+      <w:pPr>
+        <w:spacing w:line="336" w:lineRule="auto" w:after="180"/>
+        <w:shd w:fill="F1F6F8"/>
+      </w:pPr>
+      <w:r>
+        <w:rPr>
+          <w:b w:val="0"/>
+        </w:rPr>
+        <w:t xml:space="preserve">Supported practice key: No. The relevant exception limits this event to 12; omitting it would knowingly lose decisive </w:t>
+      </w:r>
+      <w:r>
+        <w:rPr>
+          <w:b/>
+        </w:rPr>
+        <w:t>evidence</w:t>
+      </w:r>
+      <w:r>
+        <w:rPr>
+          <w:b w:val="0"/>
+        </w:rPr>
+        <w:t>.</w:t>
       </w:r>
     </w:p>
     <w:sectPr>

--- a/downloads/teacher/ai-3-week-03.docx
+++ b/downloads/teacher/ai-3-week-03.docx
@@ -213,7 +213,7 @@
           </w:tcPr>
           <w:p>
             <w:r>
-              <w:t>Sections 9 and 11–14. Give extra time to finish the full task set; use Section 15 when the week includes a coding lab.</w:t>
+              <w:t>Use “Run the investigation”, “Connect your project”, “Show what you know”, “Study a complete case” and “Try a new case independently”. Give extra time for the full task set. If this week has a coding lab, use its named section; section numbers can change when extra explanations are included.</w:t>
             </w:r>
           </w:p>
         </w:tc>
@@ -619,7 +619,7 @@
         <w:rPr>
           <w:b w:val="0"/>
         </w:rPr>
-        <w:t xml:space="preserve">Use two 45-minute sessions. All model </w:t>
+        <w:t xml:space="preserve">For the compact core route, use two 45-minute sessions. All model </w:t>
       </w:r>
       <w:r>
         <w:rPr>
@@ -713,7 +713,7 @@
         <w:rPr>
           <w:b w:val="0"/>
         </w:rPr>
-        <w:t xml:space="preserve">Use two 45-minute sessions. All model </w:t>
+        <w:t xml:space="preserve">For the compact core route, use two 45-minute sessions. All model </w:t>
       </w:r>
       <w:r>
         <w:rPr>
@@ -2593,6 +2593,26 @@
         <w:pStyle w:val="Heading3"/>
       </w:pPr>
       <w:r>
+        <w:t>Choose the pacing route</w:t>
+      </w:r>
+    </w:p>
+    <w:p>
+      <w:pPr>
+        <w:spacing w:line="336" w:lineRule="auto" w:after="180"/>
+        <w:shd w:fill="F1F6F8"/>
+      </w:pPr>
+      <w:r>
+        <w:rPr>
+          <w:b w:val="0"/>
+        </w:rPr>
+        <w:t>Compact alternative: this two-session sequence covers selected core tasks. Use the three-session weekly plan for the full lesson, independent transfer, feedback and project work; allow extra time for extensions.</w:t>
+      </w:r>
+    </w:p>
+    <w:p>
+      <w:pPr>
+        <w:pStyle w:val="Heading3"/>
+      </w:pPr>
+      <w:r>
         <w:t>Board sequence</w:t>
       </w:r>
     </w:p>
@@ -2907,7 +2927,7 @@
           </w:tcPr>
           <w:p>
             <w:r>
-              <w:t>Read section 1 and complete W1; ask for a reason alongside each answer.</w:t>
+              <w:t>Read the explanation in “Notice the evidence” and “See how it works”, then complete W1; ask for a reason alongside each answer.</w:t>
             </w:r>
           </w:p>
         </w:tc>
@@ -2929,7 +2949,7 @@
           </w:tcPr>
           <w:p>
             <w:r>
-              <w:t>Trace the worked case in section 2 and complete W2.</w:t>
+              <w:t>Trace the “A closer explanation” material in “See how it works” and “Follow a worked example”, then complete W2. The pictorial case is an additional example.</w:t>
             </w:r>
           </w:p>
         </w:tc>
@@ -3127,7 +3147,7 @@
           </w:tcPr>
           <w:p>
             <w:r>
-              <w:t>Read section 1 and complete W1; ask for a reason alongside each answer.</w:t>
+              <w:t>Read the explanation in “Notice the evidence” and “See how it works”, then complete W1; ask for a reason alongside each answer.</w:t>
             </w:r>
           </w:p>
         </w:tc>
@@ -3149,7 +3169,7 @@
           </w:tcPr>
           <w:p>
             <w:r>
-              <w:t>Trace the worked case in section 2 and complete W2.</w:t>
+              <w:t>Trace the “A closer explanation” material in “See how it works” and “Follow a worked example”, then complete W2. The pictorial case is an additional example.</w:t>
             </w:r>
           </w:p>
         </w:tc>
@@ -6870,7 +6890,7 @@
           </w:tcPr>
           <w:p>
             <w:r>
-              <w:t>Sections 9 and 11–14. Give extra time to finish the full task set; use Section 15 when the week includes a coding lab.</w:t>
+              <w:t>Use “Run the investigation”, “Connect your project”, “Show what you know”, “Study a complete case” and “Try a new case independently”. Give extra time for the full task set. If this week has a coding lab, use its named section; section numbers can change when extra explanations are included.</w:t>
             </w:r>
           </w:p>
         </w:tc>

--- a/downloads/teacher/ai-3-week-03.docx
+++ b/downloads/teacher/ai-3-week-03.docx
@@ -25,20 +25,38 @@
         <w:pStyle w:val="Heading1"/>
       </w:pPr>
       <w:r>
-        <w:t>01. Tokens and Context</w:t>
-      </w:r>
-    </w:p>
-    <w:p>
-      <w:r>
-        <w:t>Prepare Tokens and Context: check the target, prerequisites, resources and adaptable teaching schedule.</w:t>
-      </w:r>
-    </w:p>
-    <w:p>
-      <w:pPr>
-        <w:pStyle w:val="Heading3"/>
-      </w:pPr>
-      <w:r>
-        <w:t>Teach the learning cycle</w:t>
+        <w:t>Teach budget fit together with source completeness.</w:t>
+      </w:r>
+    </w:p>
+    <w:p>
+      <w:r>
+        <w:t>Supply exact token rules and full cards, distinguish cases and preserve the optional attention strand.</w:t>
+      </w:r>
+    </w:p>
+    <w:p>
+      <w:r>
+        <w:t>Ask what fact becomes unsupported when a passage is omitted and what an actual model run has established.</w:t>
+      </w:r>
+    </w:p>
+    <w:p>
+      <w:pPr>
+        <w:pStyle w:val="Heading1"/>
+      </w:pPr>
+      <w:r>
+        <w:t>01. Prepare the main lesson and its retained extension</w:t>
+      </w:r>
+    </w:p>
+    <w:p>
+      <w:r>
+        <w:t>Use fictional records and schedule separate extension time.</w:t>
+      </w:r>
+    </w:p>
+    <w:p>
+      <w:pPr>
+        <w:pStyle w:val="Heading2"/>
+      </w:pPr>
+      <w:r>
+        <w:t>Goal and preparation</w:t>
       </w:r>
     </w:p>
     <w:p>
@@ -74,6 +92,82 @@
           <w:b w:val="0"/>
         </w:rPr>
         <w:t xml:space="preserve"> under a toy budget</w:t>
+      </w:r>
+    </w:p>
+    <w:p>
+      <w:pPr>
+        <w:spacing w:line="336" w:lineRule="auto" w:after="180"/>
+      </w:pPr>
+      <w:r>
+        <w:rPr>
+          <w:b w:val="0"/>
+        </w:rPr>
+        <w:t xml:space="preserve">For the compact core route, use two 45-minute sessions. All model </w:t>
+      </w:r>
+      <w:r>
+        <w:rPr>
+          <w:b/>
+        </w:rPr>
+        <w:t>output</w:t>
+      </w:r>
+      <w:r>
+        <w:rPr>
+          <w:b w:val="0"/>
+        </w:rPr>
+        <w:t>s and probability tables are constructed classroom examples. No hosted AI service, external API or student account is needed.</w:t>
+      </w:r>
+    </w:p>
+    <w:p>
+      <w:pPr>
+        <w:spacing w:line="336" w:lineRule="auto" w:after="180"/>
+      </w:pPr>
+      <w:r>
+        <w:rPr>
+          <w:b w:val="0"/>
+        </w:rPr>
+        <w:t>Distinguish a model objective from factual support and system permissions. Collect independent work before discussing its solutions.</w:t>
+      </w:r>
+    </w:p>
+    <w:p>
+      <w:pPr>
+        <w:spacing w:line="336" w:lineRule="auto" w:after="180"/>
+      </w:pPr>
+      <w:r>
+        <w:rPr>
+          <w:b w:val="0"/>
+        </w:rPr>
+        <w:t xml:space="preserve">By the end, I can budget context and preserve </w:t>
+      </w:r>
+      <w:r>
+        <w:rPr>
+          <w:b/>
+        </w:rPr>
+        <w:t>evidence</w:t>
+      </w:r>
+      <w:r>
+        <w:rPr>
+          <w:b w:val="0"/>
+        </w:rPr>
+        <w:t xml:space="preserve"> needed to interpret a requested fact.</w:t>
+      </w:r>
+    </w:p>
+    <w:p>
+      <w:pPr>
+        <w:spacing w:line="336" w:lineRule="auto" w:after="180"/>
+      </w:pPr>
+      <w:r>
+        <w:rPr>
+          <w:b w:val="0"/>
+        </w:rPr>
+        <w:t>Use the supplied scenario, student illustrations and blank paper. For numeric work, offer counters or a calculator after learners show the setup. Fictional records are supplied; personal data and paid accounts are unnecessary.</w:t>
+      </w:r>
+    </w:p>
+    <w:p>
+      <w:pPr>
+        <w:pStyle w:val="Heading2"/>
+      </w:pPr>
+      <w:r>
+        <w:t>Main plan</w:t>
       </w:r>
     </w:p>
     <w:tbl>
@@ -255,9 +349,224 @@
     </w:p>
     <w:p>
       <w:pPr>
+        <w:pStyle w:val="Heading2"/>
+      </w:pPr>
+      <w:r>
+        <w:t>Retrieval and readiness</w:t>
+      </w:r>
+    </w:p>
+    <w:p>
+      <w:pPr>
+        <w:spacing w:line="336" w:lineRule="auto" w:after="180"/>
+      </w:pPr>
+      <w:r>
+        <w:rPr>
+          <w:b w:val="0"/>
+        </w:rPr>
+        <w:t>Without opening the old lesson, explain one key idea from A Distribution of Possibilities. Give an example and a mistake that the idea helps you avoid.</w:t>
+      </w:r>
+    </w:p>
+    <w:p>
+      <w:pPr>
+        <w:spacing w:line="336" w:lineRule="auto" w:after="180"/>
+      </w:pPr>
+      <w:r>
+        <w:rPr>
+          <w:b w:val="0"/>
+        </w:rPr>
+        <w:t>Look for: Check whether a next-</w:t>
+      </w:r>
+      <w:r>
+        <w:rPr>
+          <w:b/>
+        </w:rPr>
+        <w:t>token</w:t>
+      </w:r>
+      <w:r>
+        <w:rPr>
+          <w:b w:val="0"/>
+        </w:rPr>
+        <w:t xml:space="preserve"> table is a valid probability distribution</w:t>
+      </w:r>
+    </w:p>
+    <w:p>
+      <w:pPr>
+        <w:spacing w:line="336" w:lineRule="auto" w:after="180"/>
+      </w:pPr>
+      <w:r>
+        <w:rPr>
+          <w:b w:val="0"/>
+        </w:rPr>
+        <w:t>Reference example, not the only acceptable wording: Teacher explanation: Entries are nonnegative and sum to 1. Not ready has mass 0.3+0.2 = 0.5, including busy and unknown.</w:t>
+      </w:r>
+    </w:p>
+    <w:p>
+      <w:pPr>
+        <w:spacing w:line="336" w:lineRule="auto" w:after="180"/>
+      </w:pPr>
+      <w:r>
+        <w:rPr>
+          <w:b w:val="0"/>
+        </w:rPr>
+        <w:t>No. Evaluate retrieval and claim support directly using sources and task-specific criteria.</w:t>
+      </w:r>
+    </w:p>
+    <w:p>
+      <w:pPr>
+        <w:pStyle w:val="Heading2"/>
+      </w:pPr>
+      <w:r>
+        <w:t>Materials and extension planning · reference / check after trying</w:t>
+      </w:r>
+    </w:p>
+    <w:p>
+      <w:pPr>
+        <w:spacing w:line="336" w:lineRule="auto" w:after="180"/>
+      </w:pPr>
+      <w:r>
+        <w:rPr>
+          <w:b w:val="0"/>
+        </w:rPr>
+        <w:t>Printed lesson and workbook; paper and pencil</w:t>
+      </w:r>
+    </w:p>
+    <w:p>
+      <w:pPr>
+        <w:spacing w:line="336" w:lineRule="auto" w:after="180"/>
+      </w:pPr>
+      <w:r>
+        <w:rPr>
+          <w:b w:val="0"/>
+        </w:rPr>
+        <w:t>Calculator; optional local Python 3 interpreter</w:t>
+      </w:r>
+    </w:p>
+    <w:p>
+      <w:pPr>
+        <w:spacing w:line="336" w:lineRule="auto" w:after="180"/>
+      </w:pPr>
+      <w:r>
+        <w:rPr>
+          <w:b w:val="0"/>
+        </w:rPr>
+        <w:t>Prepare the independent task and fresh retry without displaying solutions</w:t>
+      </w:r>
+    </w:p>
+    <w:p>
+      <w:pPr>
         <w:pStyle w:val="Heading3"/>
       </w:pPr>
       <w:r>
+        <w:t>Apply the connected idea: Attention as weighted information selection</w:t>
+      </w:r>
+    </w:p>
+    <w:p>
+      <w:pPr>
+        <w:spacing w:line="336" w:lineRule="auto" w:after="180"/>
+      </w:pPr>
+      <w:r>
+        <w:rPr>
+          <w:b w:val="0"/>
+        </w:rPr>
+        <w:t xml:space="preserve">For the compact core route, use two 45-minute sessions. All model </w:t>
+      </w:r>
+      <w:r>
+        <w:rPr>
+          <w:b/>
+        </w:rPr>
+        <w:t>output</w:t>
+      </w:r>
+      <w:r>
+        <w:rPr>
+          <w:b w:val="0"/>
+        </w:rPr>
+        <w:t>s and probability tables are constructed classroom examples. No hosted AI service, external API or student account is needed.</w:t>
+      </w:r>
+    </w:p>
+    <w:p>
+      <w:pPr>
+        <w:spacing w:line="336" w:lineRule="auto" w:after="180"/>
+      </w:pPr>
+      <w:r>
+        <w:rPr>
+          <w:b w:val="0"/>
+        </w:rPr>
+        <w:t>Distinguish a model objective from factual support and system permissions. Collect independent work before discussing its solutions.</w:t>
+      </w:r>
+    </w:p>
+    <w:p>
+      <w:pPr>
+        <w:pStyle w:val="Heading3"/>
+      </w:pPr>
+      <w:r>
+        <w:t>Readiness answer</w:t>
+      </w:r>
+    </w:p>
+    <w:p>
+      <w:pPr>
+        <w:spacing w:line="336" w:lineRule="auto" w:after="180"/>
+      </w:pPr>
+      <w:r>
+        <w:rPr>
+          <w:b w:val="0"/>
+        </w:rPr>
+        <w:t>Summation removes row order, so different ordered vectors may produce the same aggregate.</w:t>
+      </w:r>
+    </w:p>
+    <w:p>
+      <w:pPr>
+        <w:spacing w:line="336" w:lineRule="auto" w:after="180"/>
+      </w:pPr>
+      <w:r>
+        <w:rPr>
+          <w:b w:val="0"/>
+        </w:rPr>
+        <w:t>Printed lesson and workbook; paper and pencil</w:t>
+      </w:r>
+    </w:p>
+    <w:p>
+      <w:pPr>
+        <w:spacing w:line="336" w:lineRule="auto" w:after="180"/>
+      </w:pPr>
+      <w:r>
+        <w:rPr>
+          <w:b w:val="0"/>
+        </w:rPr>
+        <w:t>Calculator; optional local Python 3 interpreter</w:t>
+      </w:r>
+    </w:p>
+    <w:p>
+      <w:pPr>
+        <w:spacing w:line="336" w:lineRule="auto" w:after="180"/>
+      </w:pPr>
+      <w:r>
+        <w:rPr>
+          <w:b w:val="0"/>
+        </w:rPr>
+        <w:t>Prepare the independent task and fresh retry without displaying solutions</w:t>
+      </w:r>
+    </w:p>
+    <w:p>
+      <w:pPr>
+        <w:pStyle w:val="Heading2"/>
+      </w:pPr>
+      <w:r>
+        <w:t>Earlier wording, alternatives and picture transcripts · reference / check after trying</w:t>
+      </w:r>
+    </w:p>
+    <w:p>
+      <w:pPr>
+        <w:pStyle w:val="Heading3"/>
+      </w:pPr>
+      <w:r>
+        <w:t>Teach the learning cycle</w:t>
+      </w:r>
+    </w:p>
+    <w:p>
+      <w:pPr>
+        <w:pStyle w:val="Heading3"/>
+      </w:pPr>
+      <w:r>
         <w:t>Retrieval answer guidance</w:t>
       </w:r>
     </w:p>
@@ -267,51 +576,6 @@
       </w:pPr>
       <w:r>
         <w:t>A Distribution of Possibilities</w:t>
-      </w:r>
-    </w:p>
-    <w:p>
-      <w:pPr>
-        <w:spacing w:line="336" w:lineRule="auto" w:after="180"/>
-      </w:pPr>
-      <w:r>
-        <w:rPr>
-          <w:b w:val="0"/>
-        </w:rPr>
-        <w:t>Without opening the old lesson, explain one key idea from A Distribution of Possibilities. Give an example and a mistake that the idea helps you avoid.</w:t>
-      </w:r>
-    </w:p>
-    <w:p>
-      <w:pPr>
-        <w:spacing w:line="336" w:lineRule="auto" w:after="180"/>
-      </w:pPr>
-      <w:r>
-        <w:rPr>
-          <w:b w:val="0"/>
-        </w:rPr>
-        <w:t>Look for: Check whether a next-</w:t>
-      </w:r>
-      <w:r>
-        <w:rPr>
-          <w:b/>
-        </w:rPr>
-        <w:t>token</w:t>
-      </w:r>
-      <w:r>
-        <w:rPr>
-          <w:b w:val="0"/>
-        </w:rPr>
-        <w:t xml:space="preserve"> table is a valid probability distribution</w:t>
-      </w:r>
-    </w:p>
-    <w:p>
-      <w:pPr>
-        <w:spacing w:line="336" w:lineRule="auto" w:after="180"/>
-      </w:pPr>
-      <w:r>
-        <w:rPr>
-          <w:b w:val="0"/>
-        </w:rPr>
-        <w:t>Reference example, not the only acceptable wording: Teacher explanation: Entries are nonnegative and sum to 1. Not ready has mass 0.3+0.2 = 0.5, including busy and unknown.</w:t>
       </w:r>
     </w:p>
     <w:p>
@@ -568,6 +832,11 @@
       </w:r>
     </w:p>
     <w:p>
+      <w:r>
+        <w:t>This compact option is not the full-week schedule. Use the main teaching cycle and allow extra sessions for the investigation, independent work and project.</w:t>
+      </w:r>
+    </w:p>
+    <w:p>
       <w:pPr>
         <w:spacing w:line="336" w:lineRule="auto" w:after="180"/>
       </w:pPr>
@@ -575,7 +844,7 @@
         <w:rPr>
           <w:b w:val="0"/>
         </w:rPr>
-        <w:t>Use the supplied scenario, student illustrations and blank paper. For numeric work, offer counters or a calculator after learners show the setup. Fictional records are supplied; personal data and paid accounts are unnecessary.</w:t>
+        <w:t>Allow 80 minutes: recall 8; explanation 12; worked demonstration 15; guided practice 20; independent assessment 15; project and reflection 10. Extend the lab into a second session when needed.</w:t>
       </w:r>
     </w:p>
     <w:p>
@@ -583,24 +852,618 @@
         <w:pStyle w:val="Heading3"/>
       </w:pPr>
       <w:r>
-        <w:t>Alternative compact allocation</w:t>
-      </w:r>
-    </w:p>
-    <w:p>
-      <w:r>
-        <w:t>This compact option is not the full-week schedule. Use the main teaching cycle and allow extra sessions for the investigation, independent work and project.</w:t>
+        <w:t>Preparation for the connected explanation</w:t>
+      </w:r>
+    </w:p>
+    <w:p>
+      <w:pPr>
+        <w:pStyle w:val="Heading3"/>
+      </w:pPr>
+      <w:r>
+        <w:t>Readiness answer</w:t>
+      </w:r>
+    </w:p>
+    <w:p>
+      <w:pPr>
+        <w:pStyle w:val="Heading3"/>
+      </w:pPr>
+      <w:r>
+        <w:t>End goal for the pictorial case</w:t>
       </w:r>
     </w:p>
     <w:p>
       <w:pPr>
         <w:spacing w:line="336" w:lineRule="auto" w:after="180"/>
-        <w:shd w:fill="F1F6F8"/>
-      </w:pPr>
-      <w:r>
-        <w:rPr>
-          <w:b w:val="0"/>
-        </w:rPr>
-        <w:t>Allow 80 minutes: recall 8; explanation 12; worked demonstration 15; guided practice 20; independent assessment 15; project and reflection 10. Extend the lab into a second session when needed.</w:t>
+      </w:pPr>
+      <w:r>
+        <w:rPr>
+          <w:b w:val="0"/>
+        </w:rPr>
+        <w:t>This added worked case illustrates the week’s main idea. Retain all original and connected topics; schedule its practice within the teaching cycle.</w:t>
+      </w:r>
+    </w:p>
+    <w:p>
+      <w:pPr>
+        <w:pStyle w:val="Heading1"/>
+      </w:pPr>
+      <w:r>
+        <w:t>02. Teach budget, evidence completeness and faithful use separately</w:t>
+      </w:r>
+    </w:p>
+    <w:p>
+      <w:r>
+        <w:t>Keep main room,80-unit practice and pictured event records distinct.</w:t>
+      </w:r>
+    </w:p>
+    <w:p>
+      <w:pPr>
+        <w:pStyle w:val="Heading2"/>
+      </w:pPr>
+      <w:r>
+        <w:t>State the main accounting and room evidence</w:t>
+      </w:r>
+    </w:p>
+    <w:p>
+      <w:pPr>
+        <w:spacing w:line="336" w:lineRule="auto" w:after="180"/>
+      </w:pPr>
+      <w:r>
+        <w:rPr>
+          <w:b w:val="0"/>
+        </w:rPr>
+        <w:t xml:space="preserve">For this lesson only, a fictional system allows 100 total </w:t>
+      </w:r>
+      <w:r>
+        <w:rPr>
+          <w:b/>
+        </w:rPr>
+        <w:t>token</w:t>
+      </w:r>
+      <w:r>
+        <w:rPr>
+          <w:b w:val="0"/>
+        </w:rPr>
+        <w:t xml:space="preserve"> units for </w:t>
+      </w:r>
+      <w:r>
+        <w:rPr>
+          <w:b/>
+        </w:rPr>
+        <w:t>input</w:t>
+      </w:r>
+      <w:r>
+        <w:rPr>
+          <w:b w:val="0"/>
+        </w:rPr>
+        <w:t xml:space="preserve"> plus </w:t>
+      </w:r>
+      <w:r>
+        <w:rPr>
+          <w:b/>
+        </w:rPr>
+        <w:t>reserved output</w:t>
+      </w:r>
+      <w:r>
+        <w:rPr>
+          <w:b w:val="0"/>
+        </w:rPr>
+        <w:t xml:space="preserve">. Its fixed instructions use 20 units, question 10 and </w:t>
+      </w:r>
+      <w:r>
+        <w:rPr>
+          <w:b/>
+        </w:rPr>
+        <w:t>output</w:t>
+      </w:r>
+      <w:r>
+        <w:rPr>
+          <w:b w:val="0"/>
+        </w:rPr>
+        <w:t xml:space="preserve"> reserve 20. That leaves 50 units for </w:t>
+      </w:r>
+      <w:r>
+        <w:rPr>
+          <w:b/>
+        </w:rPr>
+        <w:t>evidence</w:t>
+      </w:r>
+      <w:r>
+        <w:rPr>
+          <w:b w:val="0"/>
+        </w:rPr>
+        <w:t>.</w:t>
+      </w:r>
+    </w:p>
+    <w:p>
+      <w:pPr>
+        <w:spacing w:line="336" w:lineRule="auto" w:after="180"/>
+      </w:pPr>
+      <w:r>
+        <w:rPr>
+          <w:b w:val="0"/>
+        </w:rPr>
+        <w:t xml:space="preserve">These are supplied counts, not word counts or a claim about any deployed model. Other systems can use different </w:t>
+      </w:r>
+      <w:r>
+        <w:rPr>
+          <w:b/>
+        </w:rPr>
+        <w:t>input</w:t>
+      </w:r>
+      <w:r>
+        <w:rPr>
+          <w:b w:val="0"/>
+        </w:rPr>
+        <w:t>/</w:t>
+      </w:r>
+      <w:r>
+        <w:rPr>
+          <w:b/>
+        </w:rPr>
+        <w:t>output</w:t>
+      </w:r>
+      <w:r>
+        <w:rPr>
+          <w:b w:val="0"/>
+        </w:rPr>
+        <w:t xml:space="preserve"> accounting, so read their exact contract.</w:t>
+      </w:r>
+    </w:p>
+    <w:p>
+      <w:pPr>
+        <w:spacing w:line="336" w:lineRule="auto" w:after="180"/>
+      </w:pPr>
+      <w:r>
+        <w:rPr>
+          <w:b w:val="0"/>
+        </w:rPr>
+        <w:t xml:space="preserve">The question is: “Which room is approved for the robotics meeting, and what is its capacity?” </w:t>
+      </w:r>
+      <w:r>
+        <w:rPr>
+          <w:b/>
+        </w:rPr>
+        <w:t>Evidence</w:t>
+      </w:r>
+      <w:r>
+        <w:rPr>
+          <w:b w:val="0"/>
+        </w:rPr>
+        <w:t xml:space="preserve"> A, a current approval notice, costs 30 units and names room B.</w:t>
+      </w:r>
+    </w:p>
+    <w:p>
+      <w:pPr>
+        <w:spacing w:line="336" w:lineRule="auto" w:after="180"/>
+      </w:pPr>
+      <w:r>
+        <w:rPr>
+          <w:b/>
+        </w:rPr>
+        <w:t>Evidence</w:t>
+      </w:r>
+      <w:r>
+        <w:rPr>
+          <w:b w:val="0"/>
+        </w:rPr>
+        <w:t xml:space="preserve"> B, the current room register, costs 20 and gives room B capacity 12. </w:t>
+      </w:r>
+      <w:r>
+        <w:rPr>
+          <w:b/>
+        </w:rPr>
+        <w:t>Evidence</w:t>
+      </w:r>
+      <w:r>
+        <w:rPr>
+          <w:b w:val="0"/>
+        </w:rPr>
+        <w:t xml:space="preserve"> C, an old approval notice, costs 25 and names room A.</w:t>
+      </w:r>
+    </w:p>
+    <w:p>
+      <w:pPr>
+        <w:pStyle w:val="Heading2"/>
+      </w:pPr>
+      <w:r>
+        <w:t>Compare main evidence pairs</w:t>
+      </w:r>
+    </w:p>
+    <w:tbl>
+      <w:tblPr>
+        <w:tblStyle w:val="LightShading-Accent1"/>
+        <w:tblW w:type="auto" w:w="0"/>
+        <w:tblLook w:firstColumn="1" w:firstRow="1" w:lastColumn="0" w:lastRow="0" w:noHBand="0" w:noVBand="1" w:val="04A0"/>
+      </w:tblPr>
+      <w:tblGrid>
+        <w:gridCol w:w="3408"/>
+        <w:gridCol w:w="3408"/>
+        <w:gridCol w:w="3408"/>
+      </w:tblGrid>
+      <w:tr>
+        <w:trPr>
+          <w:tblHeader/>
+        </w:trPr>
+        <w:tc>
+          <w:tcPr>
+            <w:tcW w:type="dxa" w:w="3408"/>
+          </w:tcPr>
+          <w:p>
+            <w:r>
+              <w:t>Evidence</w:t>
+            </w:r>
+          </w:p>
+        </w:tc>
+        <w:tc>
+          <w:tcPr>
+            <w:tcW w:type="dxa" w:w="3408"/>
+          </w:tcPr>
+          <w:p>
+            <w:r>
+              <w:t>Cost</w:t>
+            </w:r>
+          </w:p>
+        </w:tc>
+        <w:tc>
+          <w:tcPr>
+            <w:tcW w:type="dxa" w:w="3408"/>
+          </w:tcPr>
+          <w:p>
+            <w:r>
+              <w:t>What it supports</w:t>
+            </w:r>
+          </w:p>
+        </w:tc>
+      </w:tr>
+      <w:tr>
+        <w:tc>
+          <w:tcPr>
+            <w:tcW w:type="dxa" w:w="3408"/>
+          </w:tcPr>
+          <w:p>
+            <w:r>
+              <w:t>A: current approval</w:t>
+            </w:r>
+          </w:p>
+        </w:tc>
+        <w:tc>
+          <w:tcPr>
+            <w:tcW w:type="dxa" w:w="3408"/>
+          </w:tcPr>
+          <w:p>
+            <w:r>
+              <w:t>30</w:t>
+            </w:r>
+          </w:p>
+        </w:tc>
+        <w:tc>
+          <w:tcPr>
+            <w:tcW w:type="dxa" w:w="3408"/>
+          </w:tcPr>
+          <w:p>
+            <w:r>
+              <w:t>Approved room B</w:t>
+            </w:r>
+          </w:p>
+        </w:tc>
+      </w:tr>
+      <w:tr>
+        <w:tc>
+          <w:tcPr>
+            <w:tcW w:type="dxa" w:w="3408"/>
+          </w:tcPr>
+          <w:p>
+            <w:r>
+              <w:t>B: current register</w:t>
+            </w:r>
+          </w:p>
+        </w:tc>
+        <w:tc>
+          <w:tcPr>
+            <w:tcW w:type="dxa" w:w="3408"/>
+          </w:tcPr>
+          <w:p>
+            <w:r>
+              <w:t>20</w:t>
+            </w:r>
+          </w:p>
+        </w:tc>
+        <w:tc>
+          <w:tcPr>
+            <w:tcW w:type="dxa" w:w="3408"/>
+          </w:tcPr>
+          <w:p>
+            <w:r>
+              <w:t>Room B capacity 12</w:t>
+            </w:r>
+          </w:p>
+        </w:tc>
+      </w:tr>
+      <w:tr>
+        <w:tc>
+          <w:tcPr>
+            <w:tcW w:type="dxa" w:w="3408"/>
+          </w:tcPr>
+          <w:p>
+            <w:r>
+              <w:t>C: superseded approval</w:t>
+            </w:r>
+          </w:p>
+        </w:tc>
+        <w:tc>
+          <w:tcPr>
+            <w:tcW w:type="dxa" w:w="3408"/>
+          </w:tcPr>
+          <w:p>
+            <w:r>
+              <w:t>25</w:t>
+            </w:r>
+          </w:p>
+        </w:tc>
+        <w:tc>
+          <w:tcPr>
+            <w:tcW w:type="dxa" w:w="3408"/>
+          </w:tcPr>
+          <w:p>
+            <w:r>
+              <w:t>Old room A approval</w:t>
+            </w:r>
+          </w:p>
+        </w:tc>
+      </w:tr>
+    </w:tbl>
+    <w:p>
+      <w:pPr>
+        <w:spacing w:line="336" w:lineRule="auto" w:after="180"/>
+      </w:pPr>
+      <w:r>
+        <w:rPr>
+          <w:b w:val="0"/>
+        </w:rPr>
+        <w:t xml:space="preserve">A+B costs 50 and fits exactly. Together they support both requested claims. A+C costs 55 and exceeds the </w:t>
+      </w:r>
+      <w:r>
+        <w:rPr>
+          <w:b/>
+        </w:rPr>
+        <w:t>evidence</w:t>
+      </w:r>
+      <w:r>
+        <w:rPr>
+          <w:b w:val="0"/>
+        </w:rPr>
+        <w:t xml:space="preserve"> budget, while C+B fits at 45 but supplies an outdated room decision.</w:t>
+      </w:r>
+    </w:p>
+    <w:p>
+      <w:pPr>
+        <w:spacing w:line="336" w:lineRule="auto" w:after="180"/>
+      </w:pPr>
+      <w:r>
+        <w:rPr>
+          <w:b w:val="0"/>
+        </w:rPr>
+        <w:t>A cheap set is not necessarily an adequate set. Preserve document IDs, versions and dates alongside content.</w:t>
+      </w:r>
+    </w:p>
+    <w:p>
+      <w:pPr>
+        <w:pStyle w:val="Heading2"/>
+      </w:pPr>
+      <w:r>
+        <w:t>Preserve qualifiers and scope</w:t>
+      </w:r>
+    </w:p>
+    <w:p>
+      <w:pPr>
+        <w:spacing w:line="336" w:lineRule="auto" w:after="180"/>
+      </w:pPr>
+      <w:r>
+        <w:rPr>
+          <w:b w:val="0"/>
+        </w:rPr>
+        <w:t>A source may contain an exception after a general statement. Cutting off the last paragraph can reverse its practical meaning.</w:t>
+      </w:r>
+    </w:p>
+    <w:p>
+      <w:pPr>
+        <w:spacing w:line="336" w:lineRule="auto" w:after="180"/>
+      </w:pPr>
+      <w:r>
+        <w:rPr>
+          <w:b w:val="0"/>
+        </w:rPr>
+        <w:t>Selection should preserve the passages needed to interpret the requested fact, including scope, version and exceptions.</w:t>
+      </w:r>
+    </w:p>
+    <w:p>
+      <w:pPr>
+        <w:spacing w:line="336" w:lineRule="auto" w:after="180"/>
+      </w:pPr>
+      <w:r>
+        <w:rPr>
+          <w:b w:val="0"/>
+        </w:rPr>
+        <w:t xml:space="preserve">If complete relevant </w:t>
+      </w:r>
+      <w:r>
+        <w:rPr>
+          <w:b/>
+        </w:rPr>
+        <w:t>evidence</w:t>
+      </w:r>
+      <w:r>
+        <w:rPr>
+          <w:b w:val="0"/>
+        </w:rPr>
+        <w:t xml:space="preserve"> cannot fit, retrieve a smaller authoritative passage or request clarification rather than silently remove a qualifying condition.</w:t>
+      </w:r>
+    </w:p>
+    <w:p>
+      <w:pPr>
+        <w:spacing w:line="336" w:lineRule="auto" w:after="180"/>
+      </w:pPr>
+      <w:r>
+        <w:rPr>
+          <w:b w:val="0"/>
+        </w:rPr>
+        <w:t>Including a document in context does not prove the generated answer uses it correctly. After generation, check each claim against its source.</w:t>
+      </w:r>
+    </w:p>
+    <w:p>
+      <w:pPr>
+        <w:spacing w:line="336" w:lineRule="auto" w:after="180"/>
+      </w:pPr>
+      <w:r>
+        <w:rPr>
+          <w:b w:val="0"/>
+        </w:rPr>
+        <w:t xml:space="preserve">A source’s instruction-like content also does not acquire authority just because it fits in the </w:t>
+      </w:r>
+      <w:r>
+        <w:rPr>
+          <w:b/>
+        </w:rPr>
+        <w:t>evidence</w:t>
+      </w:r>
+      <w:r>
+        <w:rPr>
+          <w:b w:val="0"/>
+        </w:rPr>
+        <w:t xml:space="preserve"> budget.</w:t>
+      </w:r>
+    </w:p>
+    <w:p>
+      <w:pPr>
+        <w:pStyle w:val="Heading2"/>
+      </w:pPr>
+      <w:r>
+        <w:t>Read the separate event budget and exception</w:t>
+      </w:r>
+    </w:p>
+    <w:p>
+      <w:pPr>
+        <w:spacing w:line="336" w:lineRule="auto" w:after="180"/>
+      </w:pPr>
+      <w:r>
+        <w:rPr>
+          <w:b w:val="0"/>
+        </w:rPr>
+        <w:t xml:space="preserve">A fictional assistant has a small </w:t>
+      </w:r>
+      <w:r>
+        <w:rPr>
+          <w:b/>
+        </w:rPr>
+        <w:t>context budget</w:t>
+      </w:r>
+      <w:r>
+        <w:rPr>
+          <w:b w:val="0"/>
+        </w:rPr>
+        <w:t xml:space="preserve"> for answering an event-capacity question.</w:t>
+      </w:r>
+    </w:p>
+    <w:p>
+      <w:pPr>
+        <w:spacing w:line="336" w:lineRule="auto" w:after="180"/>
+      </w:pPr>
+      <w:r>
+        <w:rPr>
+          <w:b w:val="0"/>
+        </w:rPr>
+        <w:t xml:space="preserve">Total budget 100 toy </w:t>
+      </w:r>
+      <w:r>
+        <w:rPr>
+          <w:b/>
+        </w:rPr>
+        <w:t>token</w:t>
+      </w:r>
+      <w:r>
+        <w:rPr>
+          <w:b w:val="0"/>
+        </w:rPr>
+        <w:t xml:space="preserve">s; instructions 20, question 10, </w:t>
+      </w:r>
+      <w:r>
+        <w:rPr>
+          <w:b/>
+        </w:rPr>
+        <w:t>output</w:t>
+      </w:r>
+      <w:r>
+        <w:rPr>
+          <w:b w:val="0"/>
+        </w:rPr>
+        <w:t xml:space="preserve"> reserve 25. </w:t>
+      </w:r>
+      <w:r>
+        <w:rPr>
+          <w:b/>
+        </w:rPr>
+        <w:t>Evidence</w:t>
+      </w:r>
+      <w:r>
+        <w:rPr>
+          <w:b w:val="0"/>
+        </w:rPr>
+        <w:t xml:space="preserve"> capacity is the remainder.</w:t>
+      </w:r>
+    </w:p>
+    <w:p>
+      <w:pPr>
+        <w:spacing w:line="336" w:lineRule="auto" w:after="180"/>
+      </w:pPr>
+      <w:r>
+        <w:rPr>
+          <w:b w:val="0"/>
+        </w:rPr>
+        <w:t>Current capacity record A costs 18; its safety exception B costs 20; unrelated slogan C costs 12. A says 20 seats; B caps this event at 12.</w:t>
+      </w:r>
+    </w:p>
+    <w:p>
+      <w:pPr>
+        <w:pStyle w:val="Heading2"/>
+      </w:pPr>
+      <w:r>
+        <w:t>Trace relevant support and exact costs</w:t>
+      </w:r>
+    </w:p>
+    <w:p>
+      <w:r>
+        <w:drawing>
+          <wp:inline xmlns:a="http://schemas.openxmlformats.org/drawingml/2006/main" xmlns:pic="http://schemas.openxmlformats.org/drawingml/2006/picture">
+            <wp:extent cx="5486400" cy="4005072"/>
+            <wp:docPr id="1" name="Picture 1" descr="Compute budget: 100−20−10−25=45 evidence tokens. → Select relevant pair: A+B costs 38 and preserves the capacity exception. → Reject incomplete shortcut: A+C costs 30 but leaves out the exception that changes the answer. → Answer with scope: For this event, the declared cap is 12, with both A and B retained."/>
+            <wp:cNvGraphicFramePr>
+              <a:graphicFrameLocks noChangeAspect="1"/>
+            </wp:cNvGraphicFramePr>
+            <a:graphic>
+              <a:graphicData uri="http://schemas.openxmlformats.org/drawingml/2006/picture">
+                <pic:pic>
+                  <pic:nvPicPr>
+                    <pic:cNvPr id="0" name="academy-story-ai-3-3-02.png"/>
+                    <pic:cNvPicPr/>
+                  </pic:nvPicPr>
+                  <pic:blipFill>
+                    <a:blip r:embed="rId9"/>
+                    <a:stretch>
+                      <a:fillRect/>
+                    </a:stretch>
+                  </pic:blipFill>
+                  <pic:spPr>
+                    <a:xfrm>
+                      <a:off x="0" y="0"/>
+                      <a:ext cx="5486400" cy="4005072"/>
+                    </a:xfrm>
+                    <a:prstGeom prst="rect"/>
+                  </pic:spPr>
+                </pic:pic>
+              </a:graphicData>
+            </a:graphic>
+          </wp:inline>
+        </w:drawing>
       </w:r>
     </w:p>
     <w:p>
@@ -608,7 +1471,136 @@
         <w:pStyle w:val="Heading3"/>
       </w:pPr>
       <w:r>
-        <w:t>Preparation for the connected explanation</w:t>
+        <w:t>Read the picture one step at a time</w:t>
+      </w:r>
+    </w:p>
+    <w:tbl>
+      <w:tblPr>
+        <w:tblStyle w:val="LightShading-Accent1"/>
+        <w:tblW w:type="auto" w:w="0"/>
+        <w:tblLook w:firstColumn="1" w:firstRow="1" w:lastColumn="0" w:lastRow="0" w:noHBand="0" w:noVBand="1" w:val="04A0"/>
+      </w:tblPr>
+      <w:tblGrid>
+        <w:gridCol w:w="5112"/>
+        <w:gridCol w:w="5112"/>
+      </w:tblGrid>
+      <w:tr>
+        <w:trPr>
+          <w:tblHeader/>
+        </w:trPr>
+        <w:tc>
+          <w:tcPr>
+            <w:tcW w:type="dxa" w:w="5112"/>
+          </w:tcPr>
+          <w:p>
+            <w:r>
+              <w:t>Step</w:t>
+            </w:r>
+          </w:p>
+        </w:tc>
+        <w:tc>
+          <w:tcPr>
+            <w:tcW w:type="dxa" w:w="5112"/>
+          </w:tcPr>
+          <w:p>
+            <w:r>
+              <w:t>What happens and why</w:t>
+            </w:r>
+          </w:p>
+        </w:tc>
+      </w:tr>
+      <w:tr>
+        <w:tc>
+          <w:tcPr>
+            <w:tcW w:type="dxa" w:w="5112"/>
+          </w:tcPr>
+          <w:p>
+            <w:r>
+              <w:t>1. Compute budget</w:t>
+            </w:r>
+          </w:p>
+        </w:tc>
+        <w:tc>
+          <w:tcPr>
+            <w:tcW w:type="dxa" w:w="5112"/>
+          </w:tcPr>
+          <w:p>
+            <w:r>
+              <w:t>100−20−10−25=45 evidence tokens.</w:t>
+            </w:r>
+          </w:p>
+        </w:tc>
+      </w:tr>
+      <w:tr>
+        <w:tc>
+          <w:tcPr>
+            <w:tcW w:type="dxa" w:w="5112"/>
+          </w:tcPr>
+          <w:p>
+            <w:r>
+              <w:t>2. Select relevant pair</w:t>
+            </w:r>
+          </w:p>
+        </w:tc>
+        <w:tc>
+          <w:tcPr>
+            <w:tcW w:type="dxa" w:w="5112"/>
+          </w:tcPr>
+          <w:p>
+            <w:r>
+              <w:t>A+B costs 38 and preserves the capacity exception.</w:t>
+            </w:r>
+          </w:p>
+        </w:tc>
+      </w:tr>
+      <w:tr>
+        <w:tc>
+          <w:tcPr>
+            <w:tcW w:type="dxa" w:w="5112"/>
+          </w:tcPr>
+          <w:p>
+            <w:r>
+              <w:t>3. Reject incomplete shortcut</w:t>
+            </w:r>
+          </w:p>
+        </w:tc>
+        <w:tc>
+          <w:tcPr>
+            <w:tcW w:type="dxa" w:w="5112"/>
+          </w:tcPr>
+          <w:p>
+            <w:r>
+              <w:t>A+C costs 30 but leaves out the exception that changes the answer.</w:t>
+            </w:r>
+          </w:p>
+        </w:tc>
+      </w:tr>
+      <w:tr>
+        <w:tc>
+          <w:tcPr>
+            <w:tcW w:type="dxa" w:w="5112"/>
+          </w:tcPr>
+          <w:p>
+            <w:r>
+              <w:t>4. Answer with scope</w:t>
+            </w:r>
+          </w:p>
+        </w:tc>
+        <w:tc>
+          <w:tcPr>
+            <w:tcW w:type="dxa" w:w="5112"/>
+          </w:tcPr>
+          <w:p>
+            <w:r>
+              <w:t>For this event, the declared cap is 12, with both A and B retained.</w:t>
+            </w:r>
+          </w:p>
+        </w:tc>
+      </w:tr>
+    </w:tbl>
+    <w:p>
+      <w:r>
+        <w:t>Match each pictured step to the supplied facts. This is a worked teaching case, not an independent assessment.</w:t>
       </w:r>
     </w:p>
     <w:p>
@@ -619,30 +1611,855 @@
         <w:rPr>
           <w:b w:val="0"/>
         </w:rPr>
-        <w:t xml:space="preserve">For the compact core route, use two 45-minute sessions. All model </w:t>
+        <w:t xml:space="preserve">A </w:t>
       </w:r>
       <w:r>
         <w:rPr>
           <w:b/>
         </w:rPr>
+        <w:t>context window</w:t>
+      </w:r>
+      <w:r>
+        <w:rPr>
+          <w:b w:val="0"/>
+        </w:rPr>
+        <w:t xml:space="preserve"> limits how much information is available in one model call. Selecting the shortest passage is not always sufficient: an exception can change the meaning of a general statement.</w:t>
+      </w:r>
+    </w:p>
+    <w:p>
+      <w:pPr>
+        <w:spacing w:line="336" w:lineRule="auto" w:after="180"/>
+      </w:pPr>
+      <w:r>
+        <w:rPr>
+          <w:b w:val="0"/>
+        </w:rPr>
+        <w:t xml:space="preserve">Keep the relevant source relationship visible. Toy </w:t>
+      </w:r>
+      <w:r>
+        <w:rPr>
+          <w:b/>
+        </w:rPr>
+        <w:t>token</w:t>
+      </w:r>
+      <w:r>
+        <w:rPr>
+          <w:b w:val="0"/>
+        </w:rPr>
+        <w:t xml:space="preserve"> costs are supplied here; real </w:t>
+      </w:r>
+      <w:r>
+        <w:rPr>
+          <w:b/>
+        </w:rPr>
+        <w:t>token</w:t>
+      </w:r>
+      <w:r>
+        <w:rPr>
+          <w:b w:val="0"/>
+        </w:rPr>
+        <w:t xml:space="preserve"> counts depend on the model’s </w:t>
+      </w:r>
+      <w:r>
+        <w:rPr>
+          <w:b/>
+        </w:rPr>
+        <w:t>token</w:t>
+      </w:r>
+      <w:r>
+        <w:rPr>
+          <w:b w:val="0"/>
+        </w:rPr>
+        <w:t>izer.</w:t>
+      </w:r>
+    </w:p>
+    <w:p>
+      <w:pPr>
+        <w:pStyle w:val="Heading2"/>
+      </w:pPr>
+      <w:r>
+        <w:t>Predict the larger exception passage</w:t>
+      </w:r>
+    </w:p>
+    <w:p>
+      <w:pPr>
+        <w:spacing w:line="336" w:lineRule="auto" w:after="180"/>
+      </w:pPr>
+      <w:r>
+        <w:rPr>
+          <w:b w:val="0"/>
+        </w:rPr>
+        <w:t>Change: Increase B’s cost to 30 with all other costs fixed.</w:t>
+      </w:r>
+    </w:p>
+    <w:p>
+      <w:pPr>
+        <w:spacing w:line="336" w:lineRule="auto" w:after="180"/>
+      </w:pPr>
+      <w:r>
+        <w:rPr>
+          <w:b/>
+        </w:rPr>
+        <w:t>Prediction</w:t>
+      </w:r>
+      <w:r>
+        <w:rPr>
+          <w:b w:val="0"/>
+        </w:rPr>
+        <w:t>: A+B costs 48 and no longer fits the 45-</w:t>
+      </w:r>
+      <w:r>
+        <w:rPr>
+          <w:b/>
+        </w:rPr>
+        <w:t>token</w:t>
+      </w:r>
+      <w:r>
+        <w:rPr>
+          <w:b w:val="0"/>
+        </w:rPr>
+        <w:t xml:space="preserve"> </w:t>
+      </w:r>
+      <w:r>
+        <w:rPr>
+          <w:b/>
+        </w:rPr>
+        <w:t>evidence</w:t>
+      </w:r>
+      <w:r>
+        <w:rPr>
+          <w:b w:val="0"/>
+        </w:rPr>
+        <w:t xml:space="preserve"> capacity.</w:t>
+      </w:r>
+    </w:p>
+    <w:p>
+      <w:pPr>
+        <w:spacing w:line="336" w:lineRule="auto" w:after="180"/>
+      </w:pPr>
+      <w:r>
+        <w:rPr>
+          <w:b w:val="0"/>
+        </w:rPr>
+        <w:t>Reason: Do not silently omit the exception; use an approved source-preserving summary, another retrieval step or an honest incomplete-</w:t>
+      </w:r>
+      <w:r>
+        <w:rPr>
+          <w:b/>
+        </w:rPr>
+        <w:t>evidence</w:t>
+      </w:r>
+      <w:r>
+        <w:rPr>
+          <w:b w:val="0"/>
+        </w:rPr>
+        <w:t xml:space="preserve"> response.</w:t>
+      </w:r>
+    </w:p>
+    <w:p>
+      <w:pPr>
+        <w:pStyle w:val="Heading2"/>
+      </w:pPr>
+      <w:r>
+        <w:t>Keep the evidence limit</w:t>
+      </w:r>
+    </w:p>
+    <w:p>
+      <w:pPr>
+        <w:spacing w:line="336" w:lineRule="auto" w:after="180"/>
+      </w:pPr>
+      <w:r>
+        <w:rPr>
+          <w:b/>
+        </w:rPr>
+        <w:t>Fitting</w:t>
+      </w:r>
+      <w:r>
+        <w:rPr>
+          <w:b w:val="0"/>
+        </w:rPr>
+        <w:t xml:space="preserve"> in context does not guarantee attention, correct interpretation or accurate generation.</w:t>
+      </w:r>
+    </w:p>
+    <w:p>
+      <w:pPr>
+        <w:spacing w:line="336" w:lineRule="auto" w:after="180"/>
+      </w:pPr>
+      <w:r>
+        <w:rPr>
+          <w:b w:val="0"/>
+        </w:rPr>
+        <w:t xml:space="preserve">Cover the result. Ask learners to name the </w:t>
+      </w:r>
+      <w:r>
+        <w:rPr>
+          <w:b/>
+        </w:rPr>
+        <w:t>input</w:t>
+      </w:r>
+      <w:r>
+        <w:rPr>
+          <w:b w:val="0"/>
+        </w:rPr>
+        <w:t xml:space="preserve">s and predict the next step. Uncover one step, connect the icon to the actual procedure, and explain its </w:t>
+      </w:r>
+      <w:r>
+        <w:rPr>
+          <w:b/>
+        </w:rPr>
+        <w:t>evidence</w:t>
+      </w:r>
+      <w:r>
+        <w:rPr>
+          <w:b w:val="0"/>
+        </w:rPr>
+        <w:t>. Then change the supplied condition and compare.</w:t>
+      </w:r>
+    </w:p>
+    <w:p>
+      <w:pPr>
+        <w:spacing w:line="336" w:lineRule="auto" w:after="180"/>
+      </w:pPr>
+      <w:r>
+        <w:rPr>
+          <w:b w:val="0"/>
+        </w:rPr>
+        <w:t>The picture is a representation; it does not document execution of a real AI model.</w:t>
+      </w:r>
+    </w:p>
+    <w:p>
+      <w:pPr>
+        <w:pStyle w:val="Heading2"/>
+      </w:pPr>
+      <w:r>
+        <w:t>Attention extension · Mixture, masking and source-trust limit · reference / check after trying</w:t>
+      </w:r>
+    </w:p>
+    <w:p>
+      <w:pPr>
+        <w:spacing w:line="336" w:lineRule="auto" w:after="180"/>
+      </w:pPr>
+      <w:r>
+        <w:rPr>
+          <w:b w:val="0"/>
+        </w:rPr>
+        <w:t xml:space="preserve">Attention computes a weighted combination of </w:t>
+      </w:r>
+      <w:r>
+        <w:rPr>
+          <w:b/>
+        </w:rPr>
+        <w:t>value</w:t>
+      </w:r>
+      <w:r>
+        <w:rPr>
+          <w:b w:val="0"/>
+        </w:rPr>
+        <w:t xml:space="preserve"> vectors, with weights derived from </w:t>
+      </w:r>
+      <w:r>
+        <w:rPr>
+          <w:b/>
+        </w:rPr>
+        <w:t>query</w:t>
+      </w:r>
+      <w:r>
+        <w:rPr>
+          <w:b w:val="0"/>
+        </w:rPr>
+        <w:t xml:space="preserve">-key compatibility. Queries, keys and </w:t>
+      </w:r>
+      <w:r>
+        <w:rPr>
+          <w:b/>
+        </w:rPr>
+        <w:t>value</w:t>
+      </w:r>
+      <w:r>
+        <w:rPr>
+          <w:b w:val="0"/>
+        </w:rPr>
+        <w:t>s are distinct roles even when they come from the same sequence. A weight is a numerical contribution in this computation, not proof of the source’s truth or permission. This week supplies weights directly; Week4’s retained attention extension calculates them from scores.</w:t>
+      </w:r>
+    </w:p>
+    <w:p>
+      <w:pPr>
+        <w:spacing w:line="336" w:lineRule="auto" w:after="180"/>
+      </w:pPr>
+      <w:r>
+        <w:rPr>
+          <w:b w:val="0"/>
+        </w:rPr>
+        <w:t xml:space="preserve">Use three </w:t>
+      </w:r>
+      <w:r>
+        <w:rPr>
+          <w:b/>
+        </w:rPr>
+        <w:t>value</w:t>
+      </w:r>
+      <w:r>
+        <w:rPr>
+          <w:b w:val="0"/>
+        </w:rPr>
+        <w:t xml:space="preserve">s V1=[2,0], V2=[0,4], V3=[4,2] with weights 0.5,0.25,0.25. </w:t>
+      </w:r>
+      <w:r>
+        <w:rPr>
+          <w:b/>
+        </w:rPr>
+        <w:t>Value</w:t>
+      </w:r>
+      <w:r>
+        <w:rPr>
+          <w:b w:val="0"/>
+        </w:rPr>
+        <w:t xml:space="preserve">s have equal width and weights are nonnegative with sum 1. Compute each coordinate separately. No </w:t>
+      </w:r>
+      <w:r>
+        <w:rPr>
+          <w:b/>
+        </w:rPr>
+        <w:t>token</w:t>
+      </w:r>
+      <w:r>
+        <w:rPr>
+          <w:b w:val="0"/>
+        </w:rPr>
+        <w:t xml:space="preserve"> is literally copied by this combination.</w:t>
+      </w:r>
+    </w:p>
+    <w:tbl>
+      <w:tblPr>
+        <w:tblStyle w:val="LightShading-Accent1"/>
+        <w:tblW w:type="auto" w:w="0"/>
+        <w:tblLook w:firstColumn="1" w:firstRow="1" w:lastColumn="0" w:lastRow="0" w:noHBand="0" w:noVBand="1" w:val="04A0"/>
+      </w:tblPr>
+      <w:tblGrid>
+        <w:gridCol w:w="3408"/>
+        <w:gridCol w:w="3408"/>
+        <w:gridCol w:w="3408"/>
+      </w:tblGrid>
+      <w:tr>
+        <w:trPr>
+          <w:tblHeader/>
+        </w:trPr>
+        <w:tc>
+          <w:tcPr>
+            <w:tcW w:type="dxa" w:w="3408"/>
+          </w:tcPr>
+          <w:p>
+            <w:r>
+              <w:t>Value</w:t>
+            </w:r>
+          </w:p>
+        </w:tc>
+        <w:tc>
+          <w:tcPr>
+            <w:tcW w:type="dxa" w:w="3408"/>
+          </w:tcPr>
+          <w:p>
+            <w:r>
+              <w:t>Weight</w:t>
+            </w:r>
+          </w:p>
+        </w:tc>
+        <w:tc>
+          <w:tcPr>
+            <w:tcW w:type="dxa" w:w="3408"/>
+          </w:tcPr>
+          <w:p>
+            <w:r>
+              <w:t>Weighted vector</w:t>
+            </w:r>
+          </w:p>
+        </w:tc>
+      </w:tr>
+      <w:tr>
+        <w:tc>
+          <w:tcPr>
+            <w:tcW w:type="dxa" w:w="3408"/>
+          </w:tcPr>
+          <w:p>
+            <w:r>
+              <w:t>[2,0]</w:t>
+            </w:r>
+          </w:p>
+        </w:tc>
+        <w:tc>
+          <w:tcPr>
+            <w:tcW w:type="dxa" w:w="3408"/>
+          </w:tcPr>
+          <w:p>
+            <w:r>
+              <w:t>0.5</w:t>
+            </w:r>
+          </w:p>
+        </w:tc>
+        <w:tc>
+          <w:tcPr>
+            <w:tcW w:type="dxa" w:w="3408"/>
+          </w:tcPr>
+          <w:p>
+            <w:r>
+              <w:t>[1,0]</w:t>
+            </w:r>
+          </w:p>
+        </w:tc>
+      </w:tr>
+      <w:tr>
+        <w:tc>
+          <w:tcPr>
+            <w:tcW w:type="dxa" w:w="3408"/>
+          </w:tcPr>
+          <w:p>
+            <w:r>
+              <w:t>[0,4]</w:t>
+            </w:r>
+          </w:p>
+        </w:tc>
+        <w:tc>
+          <w:tcPr>
+            <w:tcW w:type="dxa" w:w="3408"/>
+          </w:tcPr>
+          <w:p>
+            <w:r>
+              <w:t>0.25</w:t>
+            </w:r>
+          </w:p>
+        </w:tc>
+        <w:tc>
+          <w:tcPr>
+            <w:tcW w:type="dxa" w:w="3408"/>
+          </w:tcPr>
+          <w:p>
+            <w:r>
+              <w:t>[0,1]</w:t>
+            </w:r>
+          </w:p>
+        </w:tc>
+      </w:tr>
+      <w:tr>
+        <w:tc>
+          <w:tcPr>
+            <w:tcW w:type="dxa" w:w="3408"/>
+          </w:tcPr>
+          <w:p>
+            <w:r>
+              <w:t>[4,2]</w:t>
+            </w:r>
+          </w:p>
+        </w:tc>
+        <w:tc>
+          <w:tcPr>
+            <w:tcW w:type="dxa" w:w="3408"/>
+          </w:tcPr>
+          <w:p>
+            <w:r>
+              <w:t>0.25</w:t>
+            </w:r>
+          </w:p>
+        </w:tc>
+        <w:tc>
+          <w:tcPr>
+            <w:tcW w:type="dxa" w:w="3408"/>
+          </w:tcPr>
+          <w:p>
+            <w:r>
+              <w:t>[1,0.5]</w:t>
+            </w:r>
+          </w:p>
+        </w:tc>
+      </w:tr>
+    </w:tbl>
+    <w:p>
+      <w:pPr>
+        <w:spacing w:line="336" w:lineRule="auto" w:after="180"/>
+      </w:pPr>
+      <w:r>
+        <w:rPr>
+          <w:b w:val="0"/>
+        </w:rPr>
+        <w:t xml:space="preserve">Adding the weighted vectors gives [2,1.5]. The same weights applied to different </w:t>
+      </w:r>
+      <w:r>
+        <w:rPr>
+          <w:b/>
+        </w:rPr>
+        <w:t>value</w:t>
+      </w:r>
+      <w:r>
+        <w:rPr>
+          <w:b w:val="0"/>
+        </w:rPr>
+        <w:t xml:space="preserve">s can give a different result; the same </w:t>
+      </w:r>
+      <w:r>
+        <w:rPr>
+          <w:b/>
+        </w:rPr>
+        <w:t>value</w:t>
+      </w:r>
+      <w:r>
+        <w:rPr>
+          <w:b w:val="0"/>
+        </w:rPr>
+        <w:t>s with different weights can also change it. For example weights 0,1,0 yield V2=[0,4].</w:t>
+      </w:r>
+    </w:p>
+    <w:p>
+      <w:pPr>
+        <w:spacing w:line="336" w:lineRule="auto" w:after="180"/>
+      </w:pPr>
+      <w:r>
+        <w:rPr>
+          <w:b w:val="0"/>
+        </w:rPr>
+        <w:t>The result is a representation to be used by later operations, not automatically a generated word.</w:t>
+      </w:r>
+    </w:p>
+    <w:p>
+      <w:pPr>
+        <w:spacing w:line="336" w:lineRule="auto" w:after="180"/>
+      </w:pPr>
+      <w:r>
+        <w:rPr>
+          <w:b w:val="0"/>
+        </w:rPr>
+        <w:t xml:space="preserve">Guided: [6,0]/3 + 2*[0,3]/3 = [2,2]. </w:t>
+      </w:r>
+      <w:r>
+        <w:rPr>
+          <w:b/>
+        </w:rPr>
+        <w:t>Mask</w:t>
+      </w:r>
+      <w:r>
+        <w:rPr>
+          <w:b w:val="0"/>
+        </w:rPr>
+        <w:t xml:space="preserve">ing B leaves [6,0]. A </w:t>
+      </w:r>
+      <w:r>
+        <w:rPr>
+          <w:b/>
+        </w:rPr>
+        <w:t>mask</w:t>
+      </w:r>
+      <w:r>
+        <w:rPr>
+          <w:b w:val="0"/>
+        </w:rPr>
+        <w:t>ed source is excluded from the stated information path. Exit: coefficient size does not verify a document or grant instruction authority.</w:t>
+      </w:r>
+    </w:p>
+    <w:p>
+      <w:pPr>
+        <w:spacing w:line="336" w:lineRule="auto" w:after="180"/>
+      </w:pPr>
+      <w:r>
+        <w:rPr>
+          <w:b w:val="0"/>
+        </w:rPr>
+        <w:t>Primary reference for the optional attention strand: Vaswani et al., Attention Is All You Need, section3.2 defines attention using query/key compatibility and a weighted sum of values. Here the weights are supplied directly, and the empty-mask fallback is an explicit classroom contract. Reference: https://arxiv.org/html/1706.03762v7#S3.SS2</w:t>
+      </w:r>
+    </w:p>
+    <w:p>
+      <w:pPr>
+        <w:pStyle w:val="Heading2"/>
+      </w:pPr>
+      <w:r>
+        <w:t>Earlier wording, alternatives and picture transcripts · reference / check after trying</w:t>
+      </w:r>
+    </w:p>
+    <w:p>
+      <w:pPr>
+        <w:spacing w:line="336" w:lineRule="auto" w:after="180"/>
+      </w:pPr>
+      <w:r>
+        <w:rPr>
+          <w:b w:val="0"/>
+        </w:rPr>
+        <w:t>Explain the mechanism</w:t>
+      </w:r>
+    </w:p>
+    <w:p>
+      <w:pPr>
+        <w:spacing w:line="336" w:lineRule="auto" w:after="180"/>
+      </w:pPr>
+      <w:r>
+        <w:rPr>
+          <w:b/>
+        </w:rPr>
+        <w:t>Input</w:t>
+      </w:r>
+      <w:r>
+        <w:rPr>
+          <w:b w:val="0"/>
+        </w:rPr>
+        <w:t xml:space="preserve"> → </w:t>
+      </w:r>
+      <w:r>
+        <w:rPr>
+          <w:b/>
+        </w:rPr>
+        <w:t>Process</w:t>
+      </w:r>
+      <w:r>
+        <w:rPr>
+          <w:b w:val="0"/>
+        </w:rPr>
+        <w:t xml:space="preserve"> → </w:t>
+      </w:r>
+      <w:r>
+        <w:rPr>
+          <w:b/>
+        </w:rPr>
+        <w:t>Output</w:t>
+      </w:r>
+    </w:p>
+    <w:p>
+      <w:pPr>
+        <w:spacing w:line="336" w:lineRule="auto" w:after="180"/>
+      </w:pPr>
+      <w:r>
+        <w:rPr>
+          <w:b w:val="0"/>
+        </w:rPr>
+        <w:t>Trace the information. At each stage, ask what changed and how you could test it.</w:t>
+      </w:r>
+    </w:p>
+    <w:p>
+      <w:pPr>
+        <w:spacing w:line="336" w:lineRule="auto" w:after="180"/>
+      </w:pPr>
+      <w:r>
+        <w:rPr>
+          <w:b w:val="0"/>
+        </w:rPr>
+        <w:t>Which stage could fail even when the other two are correct? Explain:</w:t>
+      </w:r>
+    </w:p>
+    <w:p>
+      <w:pPr>
+        <w:spacing w:line="336" w:lineRule="auto" w:after="180"/>
+      </w:pPr>
+      <w:r>
+        <w:rPr>
+          <w:b w:val="0"/>
+        </w:rPr>
+        <w:t xml:space="preserve">Predict first. Then check each step. A correct answer without visible reasoning is incomplete </w:t>
+      </w:r>
+      <w:r>
+        <w:rPr>
+          <w:b/>
+        </w:rPr>
+        <w:t>evidence</w:t>
+      </w:r>
+      <w:r>
+        <w:rPr>
+          <w:b w:val="0"/>
+        </w:rPr>
+        <w:t>.</w:t>
+      </w:r>
+    </w:p>
+    <w:p>
+      <w:pPr>
+        <w:spacing w:line="336" w:lineRule="auto" w:after="180"/>
+      </w:pPr>
+      <w:r>
+        <w:rPr>
+          <w:b w:val="0"/>
+        </w:rPr>
+        <w:t xml:space="preserve">1. A sentence becomes </w:t>
+      </w:r>
+      <w:r>
+        <w:rPr>
+          <w:b/>
+        </w:rPr>
+        <w:t>token</w:t>
+      </w:r>
+      <w:r>
+        <w:rPr>
+          <w:b w:val="0"/>
+        </w:rPr>
+        <w:t xml:space="preserve"> pieces, not a stored human thought.</w:t>
+      </w:r>
+    </w:p>
+    <w:p>
+      <w:pPr>
+        <w:spacing w:line="336" w:lineRule="auto" w:after="180"/>
+      </w:pPr>
+      <w:r>
+        <w:rPr>
+          <w:b w:val="0"/>
+        </w:rPr>
+        <w:t xml:space="preserve">2. The model uses visible </w:t>
+      </w:r>
+      <w:r>
+        <w:rPr>
+          <w:b/>
+        </w:rPr>
+        <w:t>token</w:t>
+      </w:r>
+      <w:r>
+        <w:rPr>
+          <w:b w:val="0"/>
+        </w:rPr>
+        <w:t xml:space="preserve">s to predict the next </w:t>
+      </w:r>
+      <w:r>
+        <w:rPr>
+          <w:b/>
+        </w:rPr>
+        <w:t>token</w:t>
+      </w:r>
+      <w:r>
+        <w:rPr>
+          <w:b w:val="0"/>
+        </w:rPr>
+        <w:t>.</w:t>
+      </w:r>
+    </w:p>
+    <w:p>
+      <w:pPr>
+        <w:spacing w:line="336" w:lineRule="auto" w:after="180"/>
+      </w:pPr>
+      <w:r>
+        <w:rPr>
+          <w:b w:val="0"/>
+        </w:rPr>
+        <w:t>3. Remove the definition from context: the same question becomes ambiguous.</w:t>
+      </w:r>
+    </w:p>
+    <w:p>
+      <w:pPr>
+        <w:spacing w:line="336" w:lineRule="auto" w:after="180"/>
+      </w:pPr>
+      <w:r>
+        <w:rPr>
+          <w:b w:val="0"/>
+        </w:rPr>
+        <w:t>4. More context helps only when it is relevant, accurate, and within the window.</w:t>
+      </w:r>
+    </w:p>
+    <w:p>
+      <w:pPr>
+        <w:spacing w:line="336" w:lineRule="auto" w:after="180"/>
+      </w:pPr>
+      <w:r>
+        <w:rPr>
+          <w:b w:val="0"/>
+        </w:rPr>
+        <w:t>Recalculate, retrace, or restate the reasoning in your own representation:</w:t>
+      </w:r>
+    </w:p>
+    <w:p>
+      <w:pPr>
+        <w:spacing w:line="336" w:lineRule="auto" w:after="180"/>
+      </w:pPr>
+      <w:r>
+        <w:rPr>
+          <w:b w:val="0"/>
+        </w:rPr>
+        <w:t xml:space="preserve">CHECK Did the </w:t>
+      </w:r>
+      <w:r>
+        <w:rPr>
+          <w:b/>
+        </w:rPr>
+        <w:t>evidence</w:t>
+      </w:r>
+      <w:r>
+        <w:rPr>
+          <w:b w:val="0"/>
+        </w:rPr>
+        <w:t xml:space="preserve"> answer the exact question? Did the total, path, or source record stay consistent?</w:t>
+      </w:r>
+    </w:p>
+    <w:p>
+      <w:pPr>
+        <w:pStyle w:val="Heading3"/>
+      </w:pPr>
+      <w:r>
+        <w:t>Concrete teaching case</w:t>
+      </w:r>
+    </w:p>
+    <w:p>
+      <w:pPr>
+        <w:spacing w:line="336" w:lineRule="auto" w:after="180"/>
+      </w:pPr>
+      <w:r>
+        <w:rPr>
+          <w:b w:val="0"/>
+        </w:rPr>
+        <w:t xml:space="preserve">A toy window holds eight </w:t>
+      </w:r>
+      <w:r>
+        <w:rPr>
+          <w:b/>
+        </w:rPr>
+        <w:t>token</w:t>
+      </w:r>
+      <w:r>
+        <w:rPr>
+          <w:b w:val="0"/>
+        </w:rPr>
+        <w:t>s; prompt uses six and quotation uses three.</w:t>
+      </w:r>
+    </w:p>
+    <w:p>
+      <w:pPr>
+        <w:spacing w:line="336" w:lineRule="auto" w:after="180"/>
+      </w:pPr>
+      <w:r>
+        <w:rPr>
+          <w:b w:val="0"/>
+        </w:rPr>
+        <w:t>Does it fit? What should be preserved?</w:t>
+      </w:r>
+    </w:p>
+    <w:p>
+      <w:pPr>
+        <w:pStyle w:val="Heading3"/>
+      </w:pPr>
+      <w:r>
+        <w:t>Exact explanation to model</w:t>
+      </w:r>
+    </w:p>
+    <w:p>
+      <w:pPr>
+        <w:spacing w:line="336" w:lineRule="auto" w:after="180"/>
+      </w:pPr>
+      <w:r>
+        <w:rPr>
+          <w:b w:val="0"/>
+        </w:rPr>
+        <w:t xml:space="preserve">Nine exceeds eight. Shorten or select material while preserving essential instructions and </w:t>
+      </w:r>
+      <w:r>
+        <w:rPr>
+          <w:b/>
+        </w:rPr>
+        <w:t>evidence</w:t>
+      </w:r>
+      <w:r>
+        <w:rPr>
+          <w:b w:val="0"/>
+        </w:rPr>
+        <w:t xml:space="preserve">. Real systems also have </w:t>
+      </w:r>
+      <w:r>
+        <w:rPr>
+          <w:b/>
+        </w:rPr>
         <w:t>output</w:t>
       </w:r>
       <w:r>
         <w:rPr>
           <w:b w:val="0"/>
         </w:rPr>
-        <w:t>s and probability tables are constructed classroom examples. No hosted AI service, external API or student account is needed.</w:t>
-      </w:r>
-    </w:p>
-    <w:p>
-      <w:pPr>
-        <w:spacing w:line="336" w:lineRule="auto" w:after="180"/>
-      </w:pPr>
-      <w:r>
-        <w:rPr>
-          <w:b w:val="0"/>
-        </w:rPr>
-        <w:t>Distinguish a model objective from factual support and system permissions. Collect independent work before discussing its solutions.</w:t>
+        <w:t>-budget rules.</w:t>
       </w:r>
     </w:p>
     <w:p>
@@ -650,727 +2467,7 @@
         <w:pStyle w:val="Heading3"/>
       </w:pPr>
       <w:r>
-        <w:t>Readiness answer</w:t>
-      </w:r>
-    </w:p>
-    <w:p>
-      <w:pPr>
-        <w:spacing w:line="336" w:lineRule="auto" w:after="180"/>
-      </w:pPr>
-      <w:r>
-        <w:rPr>
-          <w:b w:val="0"/>
-        </w:rPr>
-        <w:t>No. Evaluate retrieval and claim support directly using sources and task-specific criteria.</w:t>
-      </w:r>
-    </w:p>
-    <w:p>
-      <w:pPr>
-        <w:spacing w:line="336" w:lineRule="auto" w:after="180"/>
-      </w:pPr>
-      <w:r>
-        <w:rPr>
-          <w:b w:val="0"/>
-        </w:rPr>
-        <w:t>Printed lesson and workbook; paper and pencil</w:t>
-      </w:r>
-    </w:p>
-    <w:p>
-      <w:pPr>
-        <w:spacing w:line="336" w:lineRule="auto" w:after="180"/>
-      </w:pPr>
-      <w:r>
-        <w:rPr>
-          <w:b w:val="0"/>
-        </w:rPr>
-        <w:t>Calculator; optional local Python 3 interpreter</w:t>
-      </w:r>
-    </w:p>
-    <w:p>
-      <w:pPr>
-        <w:spacing w:line="336" w:lineRule="auto" w:after="180"/>
-      </w:pPr>
-      <w:r>
-        <w:rPr>
-          <w:b w:val="0"/>
-        </w:rPr>
-        <w:t>Prepare the independent task and fresh retry without displaying solutions</w:t>
-      </w:r>
-    </w:p>
-    <w:p>
-      <w:pPr>
-        <w:pStyle w:val="Heading3"/>
-      </w:pPr>
-      <w:r>
-        <w:t>Apply the connected idea: Attention as weighted information selection</w:t>
-      </w:r>
-    </w:p>
-    <w:p>
-      <w:pPr>
-        <w:spacing w:line="336" w:lineRule="auto" w:after="180"/>
-      </w:pPr>
-      <w:r>
-        <w:rPr>
-          <w:b w:val="0"/>
-        </w:rPr>
-        <w:t xml:space="preserve">For the compact core route, use two 45-minute sessions. All model </w:t>
-      </w:r>
-      <w:r>
-        <w:rPr>
-          <w:b/>
-        </w:rPr>
-        <w:t>output</w:t>
-      </w:r>
-      <w:r>
-        <w:rPr>
-          <w:b w:val="0"/>
-        </w:rPr>
-        <w:t>s and probability tables are constructed classroom examples. No hosted AI service, external API or student account is needed.</w:t>
-      </w:r>
-    </w:p>
-    <w:p>
-      <w:pPr>
-        <w:spacing w:line="336" w:lineRule="auto" w:after="180"/>
-      </w:pPr>
-      <w:r>
-        <w:rPr>
-          <w:b w:val="0"/>
-        </w:rPr>
-        <w:t>Distinguish a model objective from factual support and system permissions. Collect independent work before discussing its solutions.</w:t>
-      </w:r>
-    </w:p>
-    <w:p>
-      <w:pPr>
-        <w:pStyle w:val="Heading3"/>
-      </w:pPr>
-      <w:r>
-        <w:t>Readiness answer</w:t>
-      </w:r>
-    </w:p>
-    <w:p>
-      <w:pPr>
-        <w:spacing w:line="336" w:lineRule="auto" w:after="180"/>
-      </w:pPr>
-      <w:r>
-        <w:rPr>
-          <w:b w:val="0"/>
-        </w:rPr>
-        <w:t>Summation removes row order, so different ordered vectors may produce the same aggregate.</w:t>
-      </w:r>
-    </w:p>
-    <w:p>
-      <w:pPr>
-        <w:spacing w:line="336" w:lineRule="auto" w:after="180"/>
-      </w:pPr>
-      <w:r>
-        <w:rPr>
-          <w:b w:val="0"/>
-        </w:rPr>
-        <w:t>Printed lesson and workbook; paper and pencil</w:t>
-      </w:r>
-    </w:p>
-    <w:p>
-      <w:pPr>
-        <w:spacing w:line="336" w:lineRule="auto" w:after="180"/>
-      </w:pPr>
-      <w:r>
-        <w:rPr>
-          <w:b w:val="0"/>
-        </w:rPr>
-        <w:t>Calculator; optional local Python 3 interpreter</w:t>
-      </w:r>
-    </w:p>
-    <w:p>
-      <w:pPr>
-        <w:spacing w:line="336" w:lineRule="auto" w:after="180"/>
-      </w:pPr>
-      <w:r>
-        <w:rPr>
-          <w:b w:val="0"/>
-        </w:rPr>
-        <w:t>Prepare the independent task and fresh retry without displaying solutions</w:t>
-      </w:r>
-    </w:p>
-    <w:p>
-      <w:pPr>
-        <w:pStyle w:val="Heading3"/>
-      </w:pPr>
-      <w:r>
-        <w:t>End goal for the pictorial case</w:t>
-      </w:r>
-    </w:p>
-    <w:p>
-      <w:pPr>
-        <w:spacing w:line="336" w:lineRule="auto" w:after="180"/>
-      </w:pPr>
-      <w:r>
-        <w:rPr>
-          <w:b w:val="0"/>
-        </w:rPr>
-        <w:t xml:space="preserve">By the end, I can budget context and preserve </w:t>
-      </w:r>
-      <w:r>
-        <w:rPr>
-          <w:b/>
-        </w:rPr>
-        <w:t>evidence</w:t>
-      </w:r>
-      <w:r>
-        <w:rPr>
-          <w:b w:val="0"/>
-        </w:rPr>
-        <w:t xml:space="preserve"> needed to interpret a requested fact.</w:t>
-      </w:r>
-    </w:p>
-    <w:p>
-      <w:pPr>
-        <w:spacing w:line="336" w:lineRule="auto" w:after="180"/>
-      </w:pPr>
-      <w:r>
-        <w:rPr>
-          <w:b w:val="0"/>
-        </w:rPr>
-        <w:t>This added worked case illustrates the week’s main idea. Retain all original and connected topics; schedule its practice within the teaching cycle.</w:t>
-      </w:r>
-    </w:p>
-    <w:p>
-      <w:pPr>
-        <w:pStyle w:val="Heading1"/>
-      </w:pPr>
-      <w:r>
-        <w:t>02. Explain the mechanism</w:t>
-      </w:r>
-    </w:p>
-    <w:p>
-      <w:r>
-        <w:t>Model Tokens and Context using the supplied case, labelled mechanism and reasoning. Make the scope of each conclusion explicit.</w:t>
-      </w:r>
-    </w:p>
-    <w:p>
-      <w:pPr>
-        <w:spacing w:line="336" w:lineRule="auto" w:after="180"/>
-      </w:pPr>
-      <w:r>
-        <w:rPr>
-          <w:b/>
-        </w:rPr>
-        <w:t>Input</w:t>
-      </w:r>
-      <w:r>
-        <w:rPr>
-          <w:b w:val="0"/>
-        </w:rPr>
-        <w:t xml:space="preserve"> → </w:t>
-      </w:r>
-      <w:r>
-        <w:rPr>
-          <w:b/>
-        </w:rPr>
-        <w:t>Process</w:t>
-      </w:r>
-      <w:r>
-        <w:rPr>
-          <w:b w:val="0"/>
-        </w:rPr>
-        <w:t xml:space="preserve"> → </w:t>
-      </w:r>
-      <w:r>
-        <w:rPr>
-          <w:b/>
-        </w:rPr>
-        <w:t>Output</w:t>
-      </w:r>
-    </w:p>
-    <w:p>
-      <w:pPr>
-        <w:spacing w:line="336" w:lineRule="auto" w:after="180"/>
-      </w:pPr>
-      <w:r>
-        <w:rPr>
-          <w:b w:val="0"/>
-        </w:rPr>
-        <w:t>Trace the information. At each stage, ask what changed and how you could test it.</w:t>
-      </w:r>
-    </w:p>
-    <w:p>
-      <w:pPr>
-        <w:spacing w:line="336" w:lineRule="auto" w:after="180"/>
-      </w:pPr>
-      <w:r>
-        <w:rPr>
-          <w:b w:val="0"/>
-        </w:rPr>
-        <w:t>Which stage could fail even when the other two are correct? Explain:</w:t>
-      </w:r>
-    </w:p>
-    <w:p>
-      <w:pPr>
-        <w:spacing w:line="336" w:lineRule="auto" w:after="180"/>
-      </w:pPr>
-      <w:r>
-        <w:rPr>
-          <w:b w:val="0"/>
-        </w:rPr>
-        <w:t xml:space="preserve">Predict first. Then check each step. A correct answer without visible reasoning is incomplete </w:t>
-      </w:r>
-      <w:r>
-        <w:rPr>
-          <w:b/>
-        </w:rPr>
-        <w:t>evidence</w:t>
-      </w:r>
-      <w:r>
-        <w:rPr>
-          <w:b w:val="0"/>
-        </w:rPr>
-        <w:t>.</w:t>
-      </w:r>
-    </w:p>
-    <w:p>
-      <w:pPr>
-        <w:spacing w:line="336" w:lineRule="auto" w:after="180"/>
-        <w:shd w:fill="F4F9FC"/>
-      </w:pPr>
-      <w:r>
-        <w:rPr>
-          <w:b w:val="0"/>
-        </w:rPr>
-        <w:t xml:space="preserve">1. A sentence becomes </w:t>
-      </w:r>
-      <w:r>
-        <w:rPr>
-          <w:b/>
-        </w:rPr>
-        <w:t>token</w:t>
-      </w:r>
-      <w:r>
-        <w:rPr>
-          <w:b w:val="0"/>
-        </w:rPr>
-        <w:t xml:space="preserve"> pieces, not a stored human thought.</w:t>
-      </w:r>
-    </w:p>
-    <w:p>
-      <w:pPr>
-        <w:spacing w:line="336" w:lineRule="auto" w:after="180"/>
-        <w:shd w:fill="F4F9FC"/>
-      </w:pPr>
-      <w:r>
-        <w:rPr>
-          <w:b w:val="0"/>
-        </w:rPr>
-        <w:t xml:space="preserve">2. The model uses visible </w:t>
-      </w:r>
-      <w:r>
-        <w:rPr>
-          <w:b/>
-        </w:rPr>
-        <w:t>token</w:t>
-      </w:r>
-      <w:r>
-        <w:rPr>
-          <w:b w:val="0"/>
-        </w:rPr>
-        <w:t xml:space="preserve">s to predict the next </w:t>
-      </w:r>
-      <w:r>
-        <w:rPr>
-          <w:b/>
-        </w:rPr>
-        <w:t>token</w:t>
-      </w:r>
-      <w:r>
-        <w:rPr>
-          <w:b w:val="0"/>
-        </w:rPr>
-        <w:t>.</w:t>
-      </w:r>
-    </w:p>
-    <w:p>
-      <w:pPr>
-        <w:spacing w:line="336" w:lineRule="auto" w:after="180"/>
-        <w:shd w:fill="F4F9FC"/>
-      </w:pPr>
-      <w:r>
-        <w:rPr>
-          <w:b w:val="0"/>
-        </w:rPr>
-        <w:t>3. Remove the definition from context: the same question becomes ambiguous.</w:t>
-      </w:r>
-    </w:p>
-    <w:p>
-      <w:pPr>
-        <w:spacing w:line="336" w:lineRule="auto" w:after="180"/>
-        <w:shd w:fill="F4F9FC"/>
-      </w:pPr>
-      <w:r>
-        <w:rPr>
-          <w:b w:val="0"/>
-        </w:rPr>
-        <w:t>4. More context helps only when it is relevant, accurate, and within the window.</w:t>
-      </w:r>
-    </w:p>
-    <w:p>
-      <w:pPr>
-        <w:spacing w:line="336" w:lineRule="auto" w:after="180"/>
-      </w:pPr>
-      <w:r>
-        <w:rPr>
-          <w:b w:val="0"/>
-        </w:rPr>
-        <w:t>Recalculate, retrace, or restate the reasoning in your own representation:</w:t>
-      </w:r>
-    </w:p>
-    <w:p>
-      <w:pPr>
-        <w:spacing w:line="336" w:lineRule="auto" w:after="180"/>
-        <w:shd w:fill="F5F1FB"/>
-      </w:pPr>
-      <w:r>
-        <w:rPr>
-          <w:b w:val="0"/>
-        </w:rPr>
-        <w:t xml:space="preserve">CHECK Did the </w:t>
-      </w:r>
-      <w:r>
-        <w:rPr>
-          <w:b/>
-        </w:rPr>
-        <w:t>evidence</w:t>
-      </w:r>
-      <w:r>
-        <w:rPr>
-          <w:b w:val="0"/>
-        </w:rPr>
-        <w:t xml:space="preserve"> answer the exact question? Did the total, path, or source record stay consistent?</w:t>
-      </w:r>
-    </w:p>
-    <w:p>
-      <w:pPr>
-        <w:pStyle w:val="Heading3"/>
-      </w:pPr>
-      <w:r>
-        <w:t>Concrete teaching case</w:t>
-      </w:r>
-    </w:p>
-    <w:p>
-      <w:pPr>
-        <w:pStyle w:val="Heading3"/>
-      </w:pPr>
-      <w:r>
-        <w:t>The teaching case</w:t>
-      </w:r>
-    </w:p>
-    <w:p>
-      <w:pPr>
-        <w:spacing w:line="336" w:lineRule="auto" w:after="180"/>
-        <w:shd w:fill="F1F6FC"/>
-      </w:pPr>
-      <w:r>
-        <w:rPr>
-          <w:b w:val="0"/>
-        </w:rPr>
-        <w:t xml:space="preserve">A toy window holds eight </w:t>
-      </w:r>
-      <w:r>
-        <w:rPr>
-          <w:b/>
-        </w:rPr>
-        <w:t>token</w:t>
-      </w:r>
-      <w:r>
-        <w:rPr>
-          <w:b w:val="0"/>
-        </w:rPr>
-        <w:t>s; prompt uses six and quotation uses three.</w:t>
-      </w:r>
-    </w:p>
-    <w:p>
-      <w:pPr>
-        <w:spacing w:line="336" w:lineRule="auto" w:after="180"/>
-        <w:shd w:fill="F5F1FB"/>
-      </w:pPr>
-      <w:r>
-        <w:rPr>
-          <w:b w:val="0"/>
-        </w:rPr>
-        <w:t>Does it fit? What should be preserved?</w:t>
-      </w:r>
-    </w:p>
-    <w:p>
-      <w:pPr>
-        <w:pStyle w:val="Heading3"/>
-      </w:pPr>
-      <w:r>
-        <w:t>Exact explanation to model</w:t>
-      </w:r>
-    </w:p>
-    <w:p>
-      <w:pPr>
-        <w:pStyle w:val="Heading3"/>
-      </w:pPr>
-      <w:r>
-        <w:t>Why the result follows</w:t>
-      </w:r>
-    </w:p>
-    <w:p>
-      <w:pPr>
-        <w:spacing w:line="336" w:lineRule="auto" w:after="180"/>
-        <w:shd w:fill="F1F6FC"/>
-      </w:pPr>
-      <w:r>
-        <w:rPr>
-          <w:b w:val="0"/>
-        </w:rPr>
-        <w:t xml:space="preserve">Nine exceeds eight. Shorten or select material while preserving essential instructions and </w:t>
-      </w:r>
-      <w:r>
-        <w:rPr>
-          <w:b/>
-        </w:rPr>
-        <w:t>evidence</w:t>
-      </w:r>
-      <w:r>
-        <w:rPr>
-          <w:b w:val="0"/>
-        </w:rPr>
-        <w:t xml:space="preserve">. Real systems also have </w:t>
-      </w:r>
-      <w:r>
-        <w:rPr>
-          <w:b/>
-        </w:rPr>
-        <w:t>output</w:t>
-      </w:r>
-      <w:r>
-        <w:rPr>
-          <w:b w:val="0"/>
-        </w:rPr>
-        <w:t>-budget rules.</w:t>
-      </w:r>
-    </w:p>
-    <w:p>
-      <w:pPr>
-        <w:pStyle w:val="Heading3"/>
-      </w:pPr>
-      <w:r>
         <w:t>Explain the added worked example</w:t>
-      </w:r>
-    </w:p>
-    <w:p>
-      <w:pPr>
-        <w:pStyle w:val="Heading3"/>
-      </w:pPr>
-      <w:r>
-        <w:t>Explain the added worked example · 1</w:t>
-      </w:r>
-    </w:p>
-    <w:p>
-      <w:pPr>
-        <w:spacing w:line="336" w:lineRule="auto" w:after="180"/>
-      </w:pPr>
-      <w:r>
-        <w:rPr>
-          <w:b w:val="0"/>
-        </w:rPr>
-        <w:t xml:space="preserve">For this lesson only, a fictional system allows 100 total </w:t>
-      </w:r>
-      <w:r>
-        <w:rPr>
-          <w:b/>
-        </w:rPr>
-        <w:t>token</w:t>
-      </w:r>
-      <w:r>
-        <w:rPr>
-          <w:b w:val="0"/>
-        </w:rPr>
-        <w:t xml:space="preserve"> units for </w:t>
-      </w:r>
-      <w:r>
-        <w:rPr>
-          <w:b/>
-        </w:rPr>
-        <w:t>input</w:t>
-      </w:r>
-      <w:r>
-        <w:rPr>
-          <w:b w:val="0"/>
-        </w:rPr>
-        <w:t xml:space="preserve"> plus </w:t>
-      </w:r>
-      <w:r>
-        <w:rPr>
-          <w:b/>
-        </w:rPr>
-        <w:t>reserved output</w:t>
-      </w:r>
-      <w:r>
-        <w:rPr>
-          <w:b w:val="0"/>
-        </w:rPr>
-        <w:t xml:space="preserve">. Its fixed instructions use 20 units, question 10 and </w:t>
-      </w:r>
-      <w:r>
-        <w:rPr>
-          <w:b/>
-        </w:rPr>
-        <w:t>output</w:t>
-      </w:r>
-      <w:r>
-        <w:rPr>
-          <w:b w:val="0"/>
-        </w:rPr>
-        <w:t xml:space="preserve"> reserve 20. That leaves 50 units for </w:t>
-      </w:r>
-      <w:r>
-        <w:rPr>
-          <w:b/>
-        </w:rPr>
-        <w:t>evidence</w:t>
-      </w:r>
-      <w:r>
-        <w:rPr>
-          <w:b w:val="0"/>
-        </w:rPr>
-        <w:t>.</w:t>
-      </w:r>
-    </w:p>
-    <w:p>
-      <w:pPr>
-        <w:spacing w:line="336" w:lineRule="auto" w:after="180"/>
-      </w:pPr>
-      <w:r>
-        <w:rPr>
-          <w:b w:val="0"/>
-        </w:rPr>
-        <w:t xml:space="preserve">These are supplied counts, not word counts or a claim about any deployed model. Other systems can use different </w:t>
-      </w:r>
-      <w:r>
-        <w:rPr>
-          <w:b/>
-        </w:rPr>
-        <w:t>input</w:t>
-      </w:r>
-      <w:r>
-        <w:rPr>
-          <w:b w:val="0"/>
-        </w:rPr>
-        <w:t>/</w:t>
-      </w:r>
-      <w:r>
-        <w:rPr>
-          <w:b/>
-        </w:rPr>
-        <w:t>output</w:t>
-      </w:r>
-      <w:r>
-        <w:rPr>
-          <w:b w:val="0"/>
-        </w:rPr>
-        <w:t xml:space="preserve"> accounting, so read their exact contract.</w:t>
-      </w:r>
-    </w:p>
-    <w:p>
-      <w:pPr>
-        <w:pStyle w:val="Heading3"/>
-      </w:pPr>
-      <w:r>
-        <w:t>Explain the added worked example · 2</w:t>
-      </w:r>
-    </w:p>
-    <w:p>
-      <w:pPr>
-        <w:spacing w:line="336" w:lineRule="auto" w:after="180"/>
-      </w:pPr>
-      <w:r>
-        <w:rPr>
-          <w:b w:val="0"/>
-        </w:rPr>
-        <w:t xml:space="preserve">The question is: “Which room is approved for the robotics meeting, and what is its capacity?” </w:t>
-      </w:r>
-      <w:r>
-        <w:rPr>
-          <w:b/>
-        </w:rPr>
-        <w:t>Evidence</w:t>
-      </w:r>
-      <w:r>
-        <w:rPr>
-          <w:b w:val="0"/>
-        </w:rPr>
-        <w:t xml:space="preserve"> A, a current approval notice, costs 30 units and names room B.</w:t>
-      </w:r>
-    </w:p>
-    <w:p>
-      <w:pPr>
-        <w:spacing w:line="336" w:lineRule="auto" w:after="180"/>
-      </w:pPr>
-      <w:r>
-        <w:rPr>
-          <w:b/>
-        </w:rPr>
-        <w:t>Evidence</w:t>
-      </w:r>
-      <w:r>
-        <w:rPr>
-          <w:b w:val="0"/>
-        </w:rPr>
-        <w:t xml:space="preserve"> B, the current room register, costs 20 and gives room B capacity 12. </w:t>
-      </w:r>
-      <w:r>
-        <w:rPr>
-          <w:b/>
-        </w:rPr>
-        <w:t>Evidence</w:t>
-      </w:r>
-      <w:r>
-        <w:rPr>
-          <w:b w:val="0"/>
-        </w:rPr>
-        <w:t xml:space="preserve"> C, an old approval notice, costs 25 and names room A.</w:t>
-      </w:r>
-    </w:p>
-    <w:p>
-      <w:pPr>
-        <w:pStyle w:val="Heading3"/>
-      </w:pPr>
-      <w:r>
-        <w:t>Explain the added worked example · 3</w:t>
-      </w:r>
-    </w:p>
-    <w:p>
-      <w:pPr>
-        <w:spacing w:line="336" w:lineRule="auto" w:after="180"/>
-      </w:pPr>
-      <w:r>
-        <w:rPr>
-          <w:b w:val="0"/>
-        </w:rPr>
-        <w:t xml:space="preserve">A+B costs 50 and fits exactly. Together they support both requested claims. A+C costs 55 and exceeds the </w:t>
-      </w:r>
-      <w:r>
-        <w:rPr>
-          <w:b/>
-        </w:rPr>
-        <w:t>evidence</w:t>
-      </w:r>
-      <w:r>
-        <w:rPr>
-          <w:b w:val="0"/>
-        </w:rPr>
-        <w:t xml:space="preserve"> budget, while C+B fits at 45 but supplies an outdated room decision.</w:t>
-      </w:r>
-    </w:p>
-    <w:p>
-      <w:pPr>
-        <w:spacing w:line="336" w:lineRule="auto" w:after="180"/>
-      </w:pPr>
-      <w:r>
-        <w:rPr>
-          <w:b w:val="0"/>
-        </w:rPr>
-        <w:t>A cheap set is not necessarily an adequate set. Preserve document IDs, versions and dates alongside content.</w:t>
       </w:r>
     </w:p>
     <w:p>
@@ -1518,7 +2615,7 @@
         <w:pStyle w:val="Heading3"/>
       </w:pPr>
       <w:r>
-        <w:t>Apply the connected idea: Attention as weighted information selection · 4</w:t>
+        <w:t>Model the reasoning aloud</w:t>
       </w:r>
     </w:p>
     <w:p>
@@ -1529,43 +2626,19 @@
         <w:rPr>
           <w:b w:val="0"/>
         </w:rPr>
-        <w:t xml:space="preserve">Attention computes a weighted combination of </w:t>
+        <w:t xml:space="preserve">Use the complete worked example below before asking learners to complete W2. Reveal a small part, invite a </w:t>
       </w:r>
       <w:r>
         <w:rPr>
           <w:b/>
         </w:rPr>
-        <w:t>value</w:t>
-      </w:r>
-      <w:r>
-        <w:rPr>
-          <w:b w:val="0"/>
-        </w:rPr>
-        <w:t xml:space="preserve"> vectors, with weights derived from </w:t>
-      </w:r>
-      <w:r>
-        <w:rPr>
-          <w:b/>
-        </w:rPr>
-        <w:t>query</w:t>
-      </w:r>
-      <w:r>
-        <w:rPr>
-          <w:b w:val="0"/>
-        </w:rPr>
-        <w:t xml:space="preserve">-key compatibility. Queries, keys and </w:t>
-      </w:r>
-      <w:r>
-        <w:rPr>
-          <w:b/>
-        </w:rPr>
-        <w:t>value</w:t>
-      </w:r>
-      <w:r>
-        <w:rPr>
-          <w:b w:val="0"/>
-        </w:rPr>
-        <w:t>s are distinct roles even when they come from the same sequence.</w:t>
+        <w:t>prediction</w:t>
+      </w:r>
+      <w:r>
+        <w:rPr>
+          <w:b w:val="0"/>
+        </w:rPr>
+        <w:t>, then explain the deciding step.</w:t>
       </w:r>
     </w:p>
     <w:p>
@@ -1576,272 +2649,7 @@
         <w:rPr>
           <w:b w:val="0"/>
         </w:rPr>
-        <w:t>A weight is a numerical contribution in this computation, not proof of the source’s truth or permission. This week supplies weights directly; Week 7 calculates them from scores.</w:t>
-      </w:r>
-    </w:p>
-    <w:p>
-      <w:pPr>
-        <w:spacing w:line="336" w:lineRule="auto" w:after="180"/>
-      </w:pPr>
-      <w:r>
-        <w:rPr>
-          <w:b w:val="0"/>
-        </w:rPr>
-        <w:t xml:space="preserve">Use three </w:t>
-      </w:r>
-      <w:r>
-        <w:rPr>
-          <w:b/>
-        </w:rPr>
-        <w:t>value</w:t>
-      </w:r>
-      <w:r>
-        <w:rPr>
-          <w:b w:val="0"/>
-        </w:rPr>
-        <w:t xml:space="preserve">s V1=[2,0], V2=[0,4], V3=[4,2] with weights 0.5,0.25,0.25. </w:t>
-      </w:r>
-      <w:r>
-        <w:rPr>
-          <w:b/>
-        </w:rPr>
-        <w:t>Value</w:t>
-      </w:r>
-      <w:r>
-        <w:rPr>
-          <w:b w:val="0"/>
-        </w:rPr>
-        <w:t xml:space="preserve">s have equal width and weights are nonnegative with sum 1. Compute each coordinate separately. No </w:t>
-      </w:r>
-      <w:r>
-        <w:rPr>
-          <w:b/>
-        </w:rPr>
-        <w:t>token</w:t>
-      </w:r>
-      <w:r>
-        <w:rPr>
-          <w:b w:val="0"/>
-        </w:rPr>
-        <w:t xml:space="preserve"> is literally copied by this combination.</w:t>
-      </w:r>
-    </w:p>
-    <w:p>
-      <w:pPr>
-        <w:pStyle w:val="Heading3"/>
-      </w:pPr>
-      <w:r>
-        <w:t>Apply the connected idea: Attention as weighted information selection · 5</w:t>
-      </w:r>
-    </w:p>
-    <w:p>
-      <w:pPr>
-        <w:spacing w:line="336" w:lineRule="auto" w:after="180"/>
-      </w:pPr>
-      <w:r>
-        <w:rPr>
-          <w:b w:val="0"/>
-        </w:rPr>
-        <w:t xml:space="preserve">Adding the weighted vectors gives [2,1.5]. The same weights applied to different </w:t>
-      </w:r>
-      <w:r>
-        <w:rPr>
-          <w:b/>
-        </w:rPr>
-        <w:t>value</w:t>
-      </w:r>
-      <w:r>
-        <w:rPr>
-          <w:b w:val="0"/>
-        </w:rPr>
-        <w:t xml:space="preserve">s can give a different result; the same </w:t>
-      </w:r>
-      <w:r>
-        <w:rPr>
-          <w:b/>
-        </w:rPr>
-        <w:t>value</w:t>
-      </w:r>
-      <w:r>
-        <w:rPr>
-          <w:b w:val="0"/>
-        </w:rPr>
-        <w:t>s with different weights can also change it. For example weights 0,1,0 yield V2=[0,4].</w:t>
-      </w:r>
-    </w:p>
-    <w:p>
-      <w:pPr>
-        <w:spacing w:line="336" w:lineRule="auto" w:after="180"/>
-      </w:pPr>
-      <w:r>
-        <w:rPr>
-          <w:b w:val="0"/>
-        </w:rPr>
-        <w:t>The result is a representation to be used by later operations, not automatically a generated word.</w:t>
-      </w:r>
-    </w:p>
-    <w:p>
-      <w:pPr>
-        <w:spacing w:line="336" w:lineRule="auto" w:after="180"/>
-      </w:pPr>
-      <w:r>
-        <w:rPr>
-          <w:b w:val="0"/>
-        </w:rPr>
-        <w:t xml:space="preserve">Guided: [6,0]/3 + 2*[0,3]/3 = [2,2]. </w:t>
-      </w:r>
-      <w:r>
-        <w:rPr>
-          <w:b/>
-        </w:rPr>
-        <w:t>Mask</w:t>
-      </w:r>
-      <w:r>
-        <w:rPr>
-          <w:b w:val="0"/>
-        </w:rPr>
-        <w:t xml:space="preserve">ing B leaves [6,0]. A </w:t>
-      </w:r>
-      <w:r>
-        <w:rPr>
-          <w:b/>
-        </w:rPr>
-        <w:t>mask</w:t>
-      </w:r>
-      <w:r>
-        <w:rPr>
-          <w:b w:val="0"/>
-        </w:rPr>
-        <w:t>ed source is excluded from the stated information path. Exit: coefficient size does not verify a document or grant instruction authority.</w:t>
-      </w:r>
-    </w:p>
-    <w:p>
-      <w:pPr>
-        <w:pStyle w:val="Heading3"/>
-      </w:pPr>
-      <w:r>
-        <w:t>Model the reasoning aloud</w:t>
-      </w:r>
-    </w:p>
-    <w:p>
-      <w:pPr>
-        <w:spacing w:line="336" w:lineRule="auto" w:after="180"/>
-      </w:pPr>
-      <w:r>
-        <w:rPr>
-          <w:b w:val="0"/>
-        </w:rPr>
-        <w:t xml:space="preserve">Use the complete worked example below before asking learners to complete W2. Reveal a small part, invite a </w:t>
-      </w:r>
-      <w:r>
-        <w:rPr>
-          <w:b/>
-        </w:rPr>
-        <w:t>prediction</w:t>
-      </w:r>
-      <w:r>
-        <w:rPr>
-          <w:b w:val="0"/>
-        </w:rPr>
-        <w:t>, then explain the deciding step.</w:t>
-      </w:r>
-    </w:p>
-    <w:p>
-      <w:pPr>
-        <w:spacing w:line="336" w:lineRule="auto" w:after="180"/>
-      </w:pPr>
-      <w:r>
-        <w:rPr>
-          <w:b w:val="0"/>
-        </w:rPr>
         <w:t>These teacher notes contain solutions; do not reveal the independent case answer during modelling.</w:t>
-      </w:r>
-    </w:p>
-    <w:p>
-      <w:pPr>
-        <w:pStyle w:val="Heading3"/>
-      </w:pPr>
-      <w:r>
-        <w:t>Model the reasoning aloud · 6</w:t>
-      </w:r>
-    </w:p>
-    <w:p>
-      <w:pPr>
-        <w:spacing w:line="336" w:lineRule="auto" w:after="180"/>
-      </w:pPr>
-      <w:r>
-        <w:rPr>
-          <w:b w:val="0"/>
-        </w:rPr>
-        <w:t>A source may contain an exception after a general statement. Cutting off the last paragraph can reverse its practical meaning.</w:t>
-      </w:r>
-    </w:p>
-    <w:p>
-      <w:pPr>
-        <w:spacing w:line="336" w:lineRule="auto" w:after="180"/>
-      </w:pPr>
-      <w:r>
-        <w:rPr>
-          <w:b w:val="0"/>
-        </w:rPr>
-        <w:t>Selection should preserve the passages needed to interpret the requested fact, including scope, version and exceptions.</w:t>
-      </w:r>
-    </w:p>
-    <w:p>
-      <w:pPr>
-        <w:spacing w:line="336" w:lineRule="auto" w:after="180"/>
-      </w:pPr>
-      <w:r>
-        <w:rPr>
-          <w:b w:val="0"/>
-        </w:rPr>
-        <w:t xml:space="preserve">If complete relevant </w:t>
-      </w:r>
-      <w:r>
-        <w:rPr>
-          <w:b/>
-        </w:rPr>
-        <w:t>evidence</w:t>
-      </w:r>
-      <w:r>
-        <w:rPr>
-          <w:b w:val="0"/>
-        </w:rPr>
-        <w:t xml:space="preserve"> cannot fit, retrieve a smaller authoritative passage or request clarification rather than silently remove a qualifying condition.</w:t>
-      </w:r>
-    </w:p>
-    <w:p>
-      <w:pPr>
-        <w:spacing w:line="336" w:lineRule="auto" w:after="180"/>
-      </w:pPr>
-      <w:r>
-        <w:rPr>
-          <w:b w:val="0"/>
-        </w:rPr>
-        <w:t>Including a document in context does not prove the generated answer uses it correctly. After generation, check each claim against its source.</w:t>
-      </w:r>
-    </w:p>
-    <w:p>
-      <w:pPr>
-        <w:spacing w:line="336" w:lineRule="auto" w:after="180"/>
-      </w:pPr>
-      <w:r>
-        <w:rPr>
-          <w:b w:val="0"/>
-        </w:rPr>
-        <w:t xml:space="preserve">A source’s instruction-like content also does not acquire authority just because it fits in the </w:t>
-      </w:r>
-      <w:r>
-        <w:rPr>
-          <w:b/>
-        </w:rPr>
-        <w:t>evidence</w:t>
-      </w:r>
-      <w:r>
-        <w:rPr>
-          <w:b w:val="0"/>
-        </w:rPr>
-        <w:t xml:space="preserve"> budget.</w:t>
       </w:r>
     </w:p>
     <w:tbl>
@@ -1967,109 +2775,10 @@
     </w:p>
     <w:p>
       <w:pPr>
-        <w:spacing w:line="336" w:lineRule="auto" w:after="180"/>
-      </w:pPr>
-      <w:r>
-        <w:rPr>
-          <w:b w:val="0"/>
-        </w:rPr>
-        <w:t xml:space="preserve">A fictional assistant has a small </w:t>
-      </w:r>
-      <w:r>
-        <w:rPr>
-          <w:b/>
-        </w:rPr>
-        <w:t>context budget</w:t>
-      </w:r>
-      <w:r>
-        <w:rPr>
-          <w:b w:val="0"/>
-        </w:rPr>
-        <w:t xml:space="preserve"> for answering an event-capacity question.</w:t>
-      </w:r>
-    </w:p>
-    <w:p>
-      <w:pPr>
         <w:pStyle w:val="Heading3"/>
       </w:pPr>
       <w:r>
         <w:t>The facts we will use</w:t>
-      </w:r>
-    </w:p>
-    <w:p>
-      <w:pPr>
-        <w:pStyle w:val="Heading3"/>
-      </w:pPr>
-      <w:r>
-        <w:t>Supplied facts</w:t>
-      </w:r>
-    </w:p>
-    <w:p>
-      <w:pPr>
-        <w:spacing w:line="336" w:lineRule="auto" w:after="180"/>
-        <w:shd w:fill="F1F6FC"/>
-      </w:pPr>
-      <w:r>
-        <w:rPr>
-          <w:b w:val="0"/>
-        </w:rPr>
-        <w:t xml:space="preserve">Total budget 100 toy </w:t>
-      </w:r>
-      <w:r>
-        <w:rPr>
-          <w:b/>
-        </w:rPr>
-        <w:t>token</w:t>
-      </w:r>
-      <w:r>
-        <w:rPr>
-          <w:b w:val="0"/>
-        </w:rPr>
-        <w:t xml:space="preserve">s; instructions 20, question 10, </w:t>
-      </w:r>
-      <w:r>
-        <w:rPr>
-          <w:b/>
-        </w:rPr>
-        <w:t>output</w:t>
-      </w:r>
-      <w:r>
-        <w:rPr>
-          <w:b w:val="0"/>
-        </w:rPr>
-        <w:t xml:space="preserve"> reserve 25. </w:t>
-      </w:r>
-      <w:r>
-        <w:rPr>
-          <w:b/>
-        </w:rPr>
-        <w:t>Evidence</w:t>
-      </w:r>
-      <w:r>
-        <w:rPr>
-          <w:b w:val="0"/>
-        </w:rPr>
-        <w:t xml:space="preserve"> capacity is the remainder.</w:t>
-      </w:r>
-    </w:p>
-    <w:p>
-      <w:pPr>
-        <w:pStyle w:val="Heading3"/>
-      </w:pPr>
-      <w:r>
-        <w:t>Supplied facts</w:t>
-      </w:r>
-    </w:p>
-    <w:p>
-      <w:pPr>
-        <w:spacing w:line="336" w:lineRule="auto" w:after="180"/>
-        <w:shd w:fill="F1F6FC"/>
-      </w:pPr>
-      <w:r>
-        <w:rPr>
-          <w:b w:val="0"/>
-        </w:rPr>
-        <w:t>Current capacity record A costs 18; its safety exception B costs 20; unrelated slogan C costs 12. A says 20 seats; B caps this event at 12.</w:t>
       </w:r>
     </w:p>
     <w:p>
@@ -2077,7 +2786,7 @@
         <w:drawing>
           <wp:inline xmlns:a="http://schemas.openxmlformats.org/drawingml/2006/main" xmlns:pic="http://schemas.openxmlformats.org/drawingml/2006/picture">
             <wp:extent cx="5486400" cy="4234543"/>
-            <wp:docPr id="1" name="Picture 1" descr="Context budget allocations"/>
+            <wp:docPr id="2" name="Picture 2" descr="Context budget allocations"/>
             <wp:cNvGraphicFramePr>
               <a:graphicFrameLocks noChangeAspect="1"/>
             </wp:cNvGraphicFramePr>
@@ -2089,7 +2798,7 @@
                     <pic:cNvPicPr/>
                   </pic:nvPicPr>
                   <pic:blipFill>
-                    <a:blip r:embed="rId9"/>
+                    <a:blip r:embed="rId10"/>
                     <a:stretch>
                       <a:fillRect/>
                     </a:stretch>
@@ -2113,7 +2822,7 @@
         <w:drawing>
           <wp:inline xmlns:a="http://schemas.openxmlformats.org/drawingml/2006/main" xmlns:pic="http://schemas.openxmlformats.org/drawingml/2006/picture">
             <wp:extent cx="5311302" cy="5943600"/>
-            <wp:docPr id="2" name="Picture 2" descr="Tokens and Context. Compute budget: 100−20−10−25=45 evidence tokens.. Select relevant pair: A+B costs 38 and preserves the capacity exception.. Reject incomplete shortcut: A+C costs 30 but leaves out the exception that changes the answer.. Answer with scope: For this event, the declared cap is 12, with both A and B retained."/>
+            <wp:docPr id="3" name="Picture 3" descr="Tokens and Context. Compute budget: 100−20−10−25=45 evidence tokens.. Select relevant pair: A+B costs 38 and preserves the capacity exception.. Reject incomplete shortcut: A+C costs 30 but leaves out the exception that changes the answer.. Answer with scope: For this event, the declared cap is 12, with both A and B retained."/>
             <wp:cNvGraphicFramePr>
               <a:graphicFrameLocks noChangeAspect="1"/>
             </wp:cNvGraphicFramePr>
@@ -2125,7 +2834,7 @@
                     <pic:cNvPicPr/>
                   </pic:nvPicPr>
                   <pic:blipFill>
-                    <a:blip r:embed="rId10"/>
+                    <a:blip r:embed="rId11"/>
                     <a:stretch>
                       <a:fillRect/>
                     </a:stretch>
@@ -2149,136 +2858,7 @@
         <w:pStyle w:val="Heading3"/>
       </w:pPr>
       <w:r>
-        <w:t>Read the picture one step at a time</w:t>
-      </w:r>
-    </w:p>
-    <w:tbl>
-      <w:tblPr>
-        <w:tblStyle w:val="LightShading-Accent1"/>
-        <w:tblW w:type="auto" w:w="0"/>
-        <w:tblLook w:firstColumn="1" w:firstRow="1" w:lastColumn="0" w:lastRow="0" w:noHBand="0" w:noVBand="1" w:val="04A0"/>
-      </w:tblPr>
-      <w:tblGrid>
-        <w:gridCol w:w="5112"/>
-        <w:gridCol w:w="5112"/>
-      </w:tblGrid>
-      <w:tr>
-        <w:trPr>
-          <w:tblHeader/>
-        </w:trPr>
-        <w:tc>
-          <w:tcPr>
-            <w:tcW w:type="dxa" w:w="5112"/>
-          </w:tcPr>
-          <w:p>
-            <w:r>
-              <w:t>Step</w:t>
-            </w:r>
-          </w:p>
-        </w:tc>
-        <w:tc>
-          <w:tcPr>
-            <w:tcW w:type="dxa" w:w="5112"/>
-          </w:tcPr>
-          <w:p>
-            <w:r>
-              <w:t>What happens and why</w:t>
-            </w:r>
-          </w:p>
-        </w:tc>
-      </w:tr>
-      <w:tr>
-        <w:tc>
-          <w:tcPr>
-            <w:tcW w:type="dxa" w:w="5112"/>
-          </w:tcPr>
-          <w:p>
-            <w:r>
-              <w:t>1. Compute budget</w:t>
-            </w:r>
-          </w:p>
-        </w:tc>
-        <w:tc>
-          <w:tcPr>
-            <w:tcW w:type="dxa" w:w="5112"/>
-          </w:tcPr>
-          <w:p>
-            <w:r>
-              <w:t>100−20−10−25=45 evidence tokens.</w:t>
-            </w:r>
-          </w:p>
-        </w:tc>
-      </w:tr>
-      <w:tr>
-        <w:tc>
-          <w:tcPr>
-            <w:tcW w:type="dxa" w:w="5112"/>
-          </w:tcPr>
-          <w:p>
-            <w:r>
-              <w:t>2. Select relevant pair</w:t>
-            </w:r>
-          </w:p>
-        </w:tc>
-        <w:tc>
-          <w:tcPr>
-            <w:tcW w:type="dxa" w:w="5112"/>
-          </w:tcPr>
-          <w:p>
-            <w:r>
-              <w:t>A+B costs 38 and preserves the capacity exception.</w:t>
-            </w:r>
-          </w:p>
-        </w:tc>
-      </w:tr>
-      <w:tr>
-        <w:tc>
-          <w:tcPr>
-            <w:tcW w:type="dxa" w:w="5112"/>
-          </w:tcPr>
-          <w:p>
-            <w:r>
-              <w:t>3. Reject incomplete shortcut</w:t>
-            </w:r>
-          </w:p>
-        </w:tc>
-        <w:tc>
-          <w:tcPr>
-            <w:tcW w:type="dxa" w:w="5112"/>
-          </w:tcPr>
-          <w:p>
-            <w:r>
-              <w:t>A+C costs 30 but leaves out the exception that changes the answer.</w:t>
-            </w:r>
-          </w:p>
-        </w:tc>
-      </w:tr>
-      <w:tr>
-        <w:tc>
-          <w:tcPr>
-            <w:tcW w:type="dxa" w:w="5112"/>
-          </w:tcPr>
-          <w:p>
-            <w:r>
-              <w:t>4. Answer with scope</w:t>
-            </w:r>
-          </w:p>
-        </w:tc>
-        <w:tc>
-          <w:tcPr>
-            <w:tcW w:type="dxa" w:w="5112"/>
-          </w:tcPr>
-          <w:p>
-            <w:r>
-              <w:t>For this event, the declared cap is 12, with both A and B retained.</w:t>
-            </w:r>
-          </w:p>
-        </w:tc>
-      </w:tr>
-    </w:tbl>
-    <w:p>
-      <w:r>
-        <w:t>Match each pictured step to the supplied facts. This is a worked teaching case, not an independent assessment.</w:t>
+        <w:t>Why this result follows</w:t>
       </w:r>
     </w:p>
     <w:p>
@@ -2286,7 +2866,7 @@
         <w:pStyle w:val="Heading3"/>
       </w:pPr>
       <w:r>
-        <w:t>Why this result follows</w:t>
+        <w:t>What this example does not establish</w:t>
       </w:r>
     </w:p>
     <w:p>
@@ -2294,79 +2874,542 @@
         <w:pStyle w:val="Heading3"/>
       </w:pPr>
       <w:r>
-        <w:t>Why the result follows</w:t>
+        <w:t>Change one thing in the pictured case</w:t>
+      </w:r>
+    </w:p>
+    <w:p>
+      <w:pPr>
+        <w:pStyle w:val="Heading3"/>
+      </w:pPr>
+      <w:r>
+        <w:t>Ask while showing the picture</w:t>
+      </w:r>
+    </w:p>
+    <w:p>
+      <w:pPr>
+        <w:pStyle w:val="Heading1"/>
+      </w:pPr>
+      <w:r>
+        <w:t>03. Guide the main explanation, then fade support</w:t>
+      </w:r>
+    </w:p>
+    <w:p>
+      <w:r>
+        <w:t>Collect each learner’s reasoning before revealing a key.</w:t>
+      </w:r>
+    </w:p>
+    <w:p>
+      <w:pPr>
+        <w:pStyle w:val="Heading2"/>
+      </w:pPr>
+      <w:r>
+        <w:t>Main completion question and key</w:t>
       </w:r>
     </w:p>
     <w:p>
       <w:pPr>
         <w:spacing w:line="336" w:lineRule="auto" w:after="180"/>
-        <w:shd w:fill="F1F6FC"/>
-      </w:pPr>
-      <w:r>
-        <w:rPr>
-          <w:b w:val="0"/>
-        </w:rPr>
-        <w:t xml:space="preserve">A </w:t>
+      </w:pPr>
+      <w:r>
+        <w:rPr>
+          <w:b w:val="0"/>
+        </w:rPr>
+        <w:t>Completion task: Compare A+B,A+C,C+B for fit and support of current approval and capacity.</w:t>
+      </w:r>
+    </w:p>
+    <w:p>
+      <w:pPr>
+        <w:spacing w:line="336" w:lineRule="auto" w:after="180"/>
+      </w:pPr>
+      <w:r>
+        <w:rPr>
+          <w:b w:val="0"/>
+        </w:rPr>
+        <w:t>Teacher check: Teacher explanation: A+B costs 50 and supports both. A+C costs 55 and fails budget; C+B costs 45 but uses old approval and fails current-approval support.</w:t>
+      </w:r>
+    </w:p>
+    <w:p>
+      <w:pPr>
+        <w:spacing w:line="336" w:lineRule="auto" w:after="180"/>
+      </w:pPr>
+      <w:r>
+        <w:rPr>
+          <w:b w:val="0"/>
+        </w:rPr>
+        <w:t xml:space="preserve">Start by identifying the given </w:t>
       </w:r>
       <w:r>
         <w:rPr>
           <w:b/>
         </w:rPr>
-        <w:t>context window</w:t>
-      </w:r>
-      <w:r>
-        <w:rPr>
-          <w:b w:val="0"/>
-        </w:rPr>
-        <w:t xml:space="preserve"> limits how much information is available in one model call. Selecting the shortest passage is not always sufficient: an exception can change the meaning of a general statement.</w:t>
+        <w:t>input</w:t>
+      </w:r>
+      <w:r>
+        <w:rPr>
+          <w:b w:val="0"/>
+        </w:rPr>
+        <w:t>s together. Leave the intermediate steps blank. If needed, model one step, then withdraw that help on the next step. Move to a full trace only when the partial trace is understood.</w:t>
       </w:r>
     </w:p>
     <w:p>
       <w:pPr>
         <w:spacing w:line="336" w:lineRule="auto" w:after="180"/>
-        <w:shd w:fill="F1F6FC"/>
-      </w:pPr>
-      <w:r>
-        <w:rPr>
-          <w:b w:val="0"/>
-        </w:rPr>
-        <w:t xml:space="preserve">Keep the relevant source relationship visible. Toy </w:t>
+      </w:pPr>
+      <w:r>
+        <w:rPr>
+          <w:b w:val="0"/>
+        </w:rPr>
+        <w:t>For partners, alternate explainer and checker; collect a response from every learner before discussion.</w:t>
+      </w:r>
+    </w:p>
+    <w:p>
+      <w:pPr>
+        <w:pStyle w:val="Heading2"/>
+      </w:pPr>
+      <w:r>
+        <w:t>Main individual check</w:t>
+      </w:r>
+    </w:p>
+    <w:p>
+      <w:pPr>
+        <w:spacing w:line="336" w:lineRule="auto" w:after="180"/>
+      </w:pPr>
+      <w:r>
+        <w:rPr>
+          <w:b w:val="0"/>
+        </w:rPr>
+        <w:t xml:space="preserve">Use the worked case for Context limits and </w:t>
       </w:r>
       <w:r>
         <w:rPr>
           <w:b/>
         </w:rPr>
+        <w:t>evidence selection</w:t>
+      </w:r>
+      <w:r>
+        <w:rPr>
+          <w:b w:val="0"/>
+        </w:rPr>
+        <w:t>. Proposed explanation: “</w:t>
+      </w:r>
+      <w:r>
+        <w:rPr>
+          <w:b/>
+        </w:rPr>
+        <w:t>Token</w:t>
+      </w:r>
+      <w:r>
+        <w:rPr>
+          <w:b w:val="0"/>
+        </w:rPr>
+        <w:t xml:space="preserve"> count equals word count”. Decide whether this explanation is supported.</w:t>
+      </w:r>
+    </w:p>
+    <w:p>
+      <w:pPr>
+        <w:spacing w:line="336" w:lineRule="auto" w:after="180"/>
+      </w:pPr>
+      <w:r>
+        <w:rPr>
+          <w:b w:val="0"/>
+        </w:rPr>
+        <w:t>Point to the step or supplied fact that decides; explain your repair if needed.</w:t>
+      </w:r>
+    </w:p>
+    <w:p>
+      <w:pPr>
+        <w:spacing w:line="336" w:lineRule="auto" w:after="180"/>
+      </w:pPr>
+      <w:r>
+        <w:rPr>
+          <w:b w:val="0"/>
+        </w:rPr>
+        <w:t xml:space="preserve">Expected correction: The lesson uses supplied counts; actual counts depend on </w:t>
+      </w:r>
+      <w:r>
+        <w:rPr>
+          <w:b/>
+        </w:rPr>
         <w:t>token</w:t>
       </w:r>
       <w:r>
         <w:rPr>
           <w:b w:val="0"/>
         </w:rPr>
-        <w:t xml:space="preserve"> costs are supplied here; real </w:t>
+        <w:t>izer and protocol.</w:t>
+      </w:r>
+    </w:p>
+    <w:p>
+      <w:pPr>
+        <w:spacing w:line="336" w:lineRule="auto" w:after="180"/>
+      </w:pPr>
+      <w:r>
+        <w:rPr>
+          <w:b w:val="0"/>
+        </w:rPr>
+        <w:t>Collect explanations, not only yes/no votes. If a misunderstanding is common, re-model the relevant step for the class.</w:t>
+      </w:r>
+    </w:p>
+    <w:p>
+      <w:pPr>
+        <w:spacing w:line="336" w:lineRule="auto" w:after="180"/>
+      </w:pPr>
+      <w:r>
+        <w:rPr>
+          <w:b w:val="0"/>
+        </w:rPr>
+        <w:t>If it affects a few learners, give a short targeted group explanation while others solve a more demanding variation.</w:t>
+      </w:r>
+    </w:p>
+    <w:p>
+      <w:pPr>
+        <w:pStyle w:val="Heading2"/>
+      </w:pPr>
+      <w:r>
+        <w:t>Pictorial question and changed case</w:t>
+      </w:r>
+    </w:p>
+    <w:p>
+      <w:pPr>
+        <w:spacing w:line="336" w:lineRule="auto" w:after="180"/>
+      </w:pPr>
+      <w:r>
+        <w:rPr>
+          <w:b w:val="0"/>
+        </w:rPr>
+        <w:t>Can A alone justify answering 20 seats after the exception is known?</w:t>
+      </w:r>
+    </w:p>
+    <w:p>
+      <w:pPr>
+        <w:spacing w:line="336" w:lineRule="auto" w:after="180"/>
+      </w:pPr>
+      <w:r>
+        <w:rPr>
+          <w:b w:val="0"/>
+        </w:rPr>
+        <w:t xml:space="preserve">No. The relevant exception limits this event to 12; omitting it would knowingly lose decisive </w:t>
       </w:r>
       <w:r>
         <w:rPr>
           <w:b/>
         </w:rPr>
+        <w:t>evidence</w:t>
+      </w:r>
+      <w:r>
+        <w:rPr>
+          <w:b w:val="0"/>
+        </w:rPr>
+        <w:t>.</w:t>
+      </w:r>
+    </w:p>
+    <w:p>
+      <w:pPr>
+        <w:spacing w:line="336" w:lineRule="auto" w:after="180"/>
+      </w:pPr>
+      <w:r>
+        <w:rPr>
+          <w:b w:val="0"/>
+        </w:rPr>
+        <w:t>Changed-case reasoning: A+B costs 48 and no longer fits the 45-</w:t>
+      </w:r>
+      <w:r>
+        <w:rPr>
+          <w:b/>
+        </w:rPr>
         <w:t>token</w:t>
       </w:r>
       <w:r>
         <w:rPr>
           <w:b w:val="0"/>
         </w:rPr>
-        <w:t xml:space="preserve"> counts depend on the model’s </w:t>
+        <w:t xml:space="preserve"> </w:t>
       </w:r>
       <w:r>
         <w:rPr>
           <w:b/>
         </w:rPr>
+        <w:t>evidence</w:t>
+      </w:r>
+      <w:r>
+        <w:rPr>
+          <w:b w:val="0"/>
+        </w:rPr>
+        <w:t xml:space="preserve"> capacity.</w:t>
+      </w:r>
+    </w:p>
+    <w:p>
+      <w:pPr>
+        <w:spacing w:line="336" w:lineRule="auto" w:after="180"/>
+      </w:pPr>
+      <w:r>
+        <w:rPr>
+          <w:b w:val="0"/>
+        </w:rPr>
+        <w:t>Do not silently omit the exception; use an approved source-preserving summary, another retrieval step or an honest incomplete-</w:t>
+      </w:r>
+      <w:r>
+        <w:rPr>
+          <w:b/>
+        </w:rPr>
+        <w:t>evidence</w:t>
+      </w:r>
+      <w:r>
+        <w:rPr>
+          <w:b w:val="0"/>
+        </w:rPr>
+        <w:t xml:space="preserve"> response.</w:t>
+      </w:r>
+    </w:p>
+    <w:p>
+      <w:pPr>
+        <w:spacing w:line="336" w:lineRule="auto" w:after="180"/>
+      </w:pPr>
+      <w:r>
+        <w:rPr>
+          <w:b w:val="0"/>
+        </w:rPr>
+        <w:t xml:space="preserve">Collect each learner’s explanation before discussion. Use the first missing connection between </w:t>
+      </w:r>
+      <w:r>
+        <w:rPr>
+          <w:b/>
+        </w:rPr>
+        <w:t>input</w:t>
+      </w:r>
+      <w:r>
+        <w:rPr>
+          <w:b w:val="0"/>
+        </w:rPr>
+        <w:t xml:space="preserve">, deciding step and result to choose support. This question is worked-case practice, not fresh mastery </w:t>
+      </w:r>
+      <w:r>
+        <w:rPr>
+          <w:b/>
+        </w:rPr>
+        <w:t>evidence</w:t>
+      </w:r>
+      <w:r>
+        <w:rPr>
+          <w:b w:val="0"/>
+        </w:rPr>
+        <w:t>.</w:t>
+      </w:r>
+    </w:p>
+    <w:p>
+      <w:pPr>
+        <w:pStyle w:val="Heading2"/>
+      </w:pPr>
+      <w:r>
+        <w:t>Keep learners explaining</w:t>
+      </w:r>
+    </w:p>
+    <w:p>
+      <w:pPr>
+        <w:spacing w:line="336" w:lineRule="auto" w:after="180"/>
+      </w:pPr>
+      <w:r>
+        <w:rPr>
+          <w:b w:val="0"/>
+        </w:rPr>
+        <w:t>Ask: Which facts are given, and which would we have to assume? Learners mark relevant details before discussing answers.</w:t>
+      </w:r>
+    </w:p>
+    <w:p>
+      <w:pPr>
+        <w:spacing w:line="336" w:lineRule="auto" w:after="180"/>
+      </w:pPr>
+      <w:r>
+        <w:rPr>
+          <w:b w:val="0"/>
+        </w:rPr>
+        <w:t>Say: Predict first. Show the rule, information path or calculation that would produce the result. A correct guess is not yet an explanation.</w:t>
+      </w:r>
+    </w:p>
+    <w:p>
+      <w:pPr>
+        <w:spacing w:line="336" w:lineRule="auto" w:after="180"/>
+      </w:pPr>
+      <w:r>
+        <w:rPr>
+          <w:b w:val="0"/>
+        </w:rPr>
+        <w:t xml:space="preserve">In pairs, one learner solves while the other checks </w:t>
+      </w:r>
+      <w:r>
+        <w:rPr>
+          <w:b/>
+        </w:rPr>
+        <w:t>evidence</w:t>
+      </w:r>
+      <w:r>
+        <w:rPr>
+          <w:b w:val="0"/>
+        </w:rPr>
+        <w:t>; exchange roles. Remove the worked answer before independent assessment.</w:t>
+      </w:r>
+    </w:p>
+    <w:p>
+      <w:pPr>
+        <w:pStyle w:val="Heading2"/>
+      </w:pPr>
+      <w:r>
+        <w:t>Extension teaching cycle · reference / check after trying</w:t>
+      </w:r>
+    </w:p>
+    <w:p>
+      <w:pPr>
+        <w:spacing w:line="336" w:lineRule="auto" w:after="180"/>
+      </w:pPr>
+      <w:r>
+        <w:rPr>
+          <w:b w:val="0"/>
+        </w:rPr>
+        <w:t xml:space="preserve">Target: Calculate a weighted combination of </w:t>
+      </w:r>
+      <w:r>
+        <w:rPr>
+          <w:b/>
+        </w:rPr>
+        <w:t>value</w:t>
+      </w:r>
+      <w:r>
+        <w:rPr>
+          <w:b w:val="0"/>
+        </w:rPr>
+        <w:t xml:space="preserve"> vectors</w:t>
+      </w:r>
+    </w:p>
+    <w:p>
+      <w:pPr>
+        <w:spacing w:line="336" w:lineRule="auto" w:after="180"/>
+      </w:pPr>
+      <w:r>
+        <w:rPr>
+          <w:b w:val="0"/>
+        </w:rPr>
+        <w:t>Reserve further sessions for this topic; the 135-minute primary plan does not absorb all added content.</w:t>
+      </w:r>
+    </w:p>
+    <w:p>
+      <w:pPr>
+        <w:spacing w:line="336" w:lineRule="auto" w:after="180"/>
+      </w:pPr>
+      <w:r>
+        <w:rPr>
+          <w:b w:val="0"/>
+        </w:rPr>
+        <w:t xml:space="preserve">Completion practice: Calculate the </w:t>
+      </w:r>
+      <w:r>
+        <w:rPr>
+          <w:b/>
+        </w:rPr>
+        <w:t>output</w:t>
+      </w:r>
+      <w:r>
+        <w:rPr>
+          <w:b w:val="0"/>
+        </w:rPr>
+        <w:t xml:space="preserve"> from the three supplied </w:t>
+      </w:r>
+      <w:r>
+        <w:rPr>
+          <w:b/>
+        </w:rPr>
+        <w:t>value</w:t>
+      </w:r>
+      <w:r>
+        <w:rPr>
+          <w:b w:val="0"/>
+        </w:rPr>
+        <w:t>s and weights.</w:t>
+      </w:r>
+    </w:p>
+    <w:p>
+      <w:pPr>
+        <w:spacing w:line="336" w:lineRule="auto" w:after="180"/>
+      </w:pPr>
+      <w:r>
+        <w:rPr>
+          <w:b w:val="0"/>
+        </w:rPr>
+        <w:t>Teacher check: Teacher explanation: Contributions [1,0],[0,1],[1,0.5] sum to [2,1.5].</w:t>
+      </w:r>
+    </w:p>
+    <w:p>
+      <w:pPr>
+        <w:spacing w:line="336" w:lineRule="auto" w:after="180"/>
+      </w:pPr>
+      <w:r>
+        <w:rPr>
+          <w:b w:val="0"/>
+        </w:rPr>
+        <w:t xml:space="preserve">Individual check: For Attention as weighted information selection, use its worked case to evaluate this proposed explanation: “Attention copies the highest-weight </w:t>
+      </w:r>
+      <w:r>
+        <w:rPr>
+          <w:b/>
+        </w:rPr>
         <w:t>token</w:t>
       </w:r>
       <w:r>
         <w:rPr>
           <w:b w:val="0"/>
         </w:rPr>
-        <w:t>izer.</w:t>
+        <w:t>”. Explain the deciding step.</w:t>
+      </w:r>
+    </w:p>
+    <w:p>
+      <w:pPr>
+        <w:spacing w:line="336" w:lineRule="auto" w:after="180"/>
+      </w:pPr>
+      <w:r>
+        <w:rPr>
+          <w:b w:val="0"/>
+        </w:rPr>
+        <w:t>Expected correction: The supplied procedure combines vectors from multiple positions.</w:t>
+      </w:r>
+    </w:p>
+    <w:p>
+      <w:pPr>
+        <w:spacing w:line="336" w:lineRule="auto" w:after="180"/>
+      </w:pPr>
+      <w:r>
+        <w:rPr>
+          <w:b w:val="0"/>
+        </w:rPr>
+        <w:t>Apply the same support, independent transfer and delayed-review decisions to the named connected-topic workbook tasks.</w:t>
+      </w:r>
+    </w:p>
+    <w:p>
+      <w:pPr>
+        <w:pStyle w:val="Heading2"/>
+      </w:pPr>
+      <w:r>
+        <w:t>Earlier wording, alternatives and picture transcripts · reference / check after trying</w:t>
+      </w:r>
+    </w:p>
+    <w:p>
+      <w:pPr>
+        <w:spacing w:line="336" w:lineRule="auto" w:after="180"/>
+      </w:pPr>
+      <w:r>
+        <w:rPr>
+          <w:b w:val="0"/>
+        </w:rPr>
+        <w:t>Compact alternative: this two-session sequence covers selected core tasks. Use the three-session weekly plan for the full lesson, independent transfer, feedback and project work; allow extra time for extensions.</w:t>
+      </w:r>
+    </w:p>
+    <w:p>
+      <w:pPr>
+        <w:spacing w:line="336" w:lineRule="auto" w:after="180"/>
+      </w:pPr>
+      <w:r>
+        <w:rPr>
+          <w:b w:val="0"/>
+        </w:rPr>
+        <w:t>Demonstrate and guide practice</w:t>
       </w:r>
     </w:p>
     <w:p>
@@ -2374,7 +3417,99 @@
         <w:pStyle w:val="Heading3"/>
       </w:pPr>
       <w:r>
-        <w:t>What this example does not establish</w:t>
+        <w:t>Board sequence</w:t>
+      </w:r>
+    </w:p>
+    <w:p>
+      <w:pPr>
+        <w:spacing w:line="336" w:lineRule="auto" w:after="180"/>
+      </w:pPr>
+      <w:r>
+        <w:rPr>
+          <w:b w:val="0"/>
+        </w:rPr>
+        <w:t xml:space="preserve">Write the given facts: A toy window holds eight </w:t>
+      </w:r>
+      <w:r>
+        <w:rPr>
+          <w:b/>
+        </w:rPr>
+        <w:t>token</w:t>
+      </w:r>
+      <w:r>
+        <w:rPr>
+          <w:b w:val="0"/>
+        </w:rPr>
+        <w:t>s; prompt uses six and quotation uses three.</w:t>
+      </w:r>
+    </w:p>
+    <w:p>
+      <w:pPr>
+        <w:spacing w:line="336" w:lineRule="auto" w:after="180"/>
+      </w:pPr>
+      <w:r>
+        <w:rPr>
+          <w:b w:val="0"/>
+        </w:rPr>
+        <w:t>Write the question to explain: Does it fit? What should be preserved?</w:t>
+      </w:r>
+    </w:p>
+    <w:p>
+      <w:pPr>
+        <w:spacing w:line="336" w:lineRule="auto" w:after="180"/>
+      </w:pPr>
+      <w:r>
+        <w:rPr>
+          <w:b w:val="0"/>
+        </w:rPr>
+        <w:t xml:space="preserve">Reveal after </w:t>
+      </w:r>
+      <w:r>
+        <w:rPr>
+          <w:b/>
+        </w:rPr>
+        <w:t>prediction</w:t>
+      </w:r>
+      <w:r>
+        <w:rPr>
+          <w:b w:val="0"/>
+        </w:rPr>
+        <w:t xml:space="preserve">s: Nine exceeds eight. Shorten or select material while preserving essential instructions and </w:t>
+      </w:r>
+      <w:r>
+        <w:rPr>
+          <w:b/>
+        </w:rPr>
+        <w:t>evidence</w:t>
+      </w:r>
+      <w:r>
+        <w:rPr>
+          <w:b w:val="0"/>
+        </w:rPr>
+        <w:t xml:space="preserve">. Real systems also have </w:t>
+      </w:r>
+      <w:r>
+        <w:rPr>
+          <w:b/>
+        </w:rPr>
+        <w:t>output</w:t>
+      </w:r>
+      <w:r>
+        <w:rPr>
+          <w:b w:val="0"/>
+        </w:rPr>
+        <w:t>-budget rules.</w:t>
+      </w:r>
+    </w:p>
+    <w:p>
+      <w:pPr>
+        <w:spacing w:line="336" w:lineRule="auto" w:after="180"/>
+      </w:pPr>
+      <w:r>
+        <w:rPr>
+          <w:b w:val="0"/>
+        </w:rPr>
+        <w:t>Use the earlier transfer question as optional practice. Reserve Budget a new evidence set independently for the first independent attempt before hints or feedback.</w:t>
       </w:r>
     </w:p>
     <w:p>
@@ -2382,448 +3517,18 @@
         <w:pStyle w:val="Heading3"/>
       </w:pPr>
       <w:r>
-        <w:t>Keep the stated limit</w:t>
+        <w:t>Classroom dialogue</w:t>
       </w:r>
     </w:p>
     <w:p>
       <w:pPr>
         <w:spacing w:line="336" w:lineRule="auto" w:after="180"/>
-        <w:shd w:fill="FFF5E6"/>
-      </w:pPr>
-      <w:r>
-        <w:rPr>
-          <w:b/>
-        </w:rPr>
-        <w:t>Fitting</w:t>
-      </w:r>
-      <w:r>
-        <w:rPr>
-          <w:b w:val="0"/>
-        </w:rPr>
-        <w:t xml:space="preserve"> in context does not guarantee attention, correct interpretation or accurate generation.</w:t>
-      </w:r>
-    </w:p>
-    <w:p>
-      <w:pPr>
-        <w:pStyle w:val="Heading3"/>
-      </w:pPr>
-      <w:r>
-        <w:t>Change one thing in the pictured case</w:t>
-      </w:r>
-    </w:p>
-    <w:p>
-      <w:pPr>
-        <w:pStyle w:val="Heading3"/>
-      </w:pPr>
-      <w:r>
-        <w:t>Change one thing</w:t>
-      </w:r>
-    </w:p>
-    <w:p>
-      <w:pPr>
-        <w:spacing w:line="336" w:lineRule="auto" w:after="180"/>
-        <w:shd w:fill="F5F1FB"/>
-      </w:pPr>
-      <w:r>
-        <w:rPr>
-          <w:b w:val="0"/>
-        </w:rPr>
-        <w:t>Change: Increase B’s cost to 30 with all other costs fixed.</w:t>
-      </w:r>
-    </w:p>
-    <w:p>
-      <w:pPr>
-        <w:pStyle w:val="Heading3"/>
-      </w:pPr>
-      <w:r>
-        <w:t>Predicted result</w:t>
-      </w:r>
-    </w:p>
-    <w:p>
-      <w:pPr>
-        <w:spacing w:line="336" w:lineRule="auto" w:after="180"/>
-        <w:shd w:fill="F1F6FC"/>
-      </w:pPr>
-      <w:r>
-        <w:rPr>
-          <w:b/>
-        </w:rPr>
-        <w:t>Prediction</w:t>
-      </w:r>
-      <w:r>
-        <w:rPr>
-          <w:b w:val="0"/>
-        </w:rPr>
-        <w:t>: A+B costs 48 and no longer fits the 45-</w:t>
-      </w:r>
-      <w:r>
-        <w:rPr>
-          <w:b/>
-        </w:rPr>
-        <w:t>token</w:t>
-      </w:r>
-      <w:r>
-        <w:rPr>
-          <w:b w:val="0"/>
-        </w:rPr>
-        <w:t xml:space="preserve"> </w:t>
-      </w:r>
-      <w:r>
-        <w:rPr>
-          <w:b/>
-        </w:rPr>
-        <w:t>evidence</w:t>
-      </w:r>
-      <w:r>
-        <w:rPr>
-          <w:b w:val="0"/>
-        </w:rPr>
-        <w:t xml:space="preserve"> capacity.</w:t>
-      </w:r>
-    </w:p>
-    <w:p>
-      <w:pPr>
-        <w:pStyle w:val="Heading3"/>
-      </w:pPr>
-      <w:r>
-        <w:t>Why the result follows</w:t>
-      </w:r>
-    </w:p>
-    <w:p>
-      <w:pPr>
-        <w:spacing w:line="336" w:lineRule="auto" w:after="180"/>
-        <w:shd w:fill="F1F6FC"/>
-      </w:pPr>
-      <w:r>
-        <w:rPr>
-          <w:b w:val="0"/>
-        </w:rPr>
-        <w:t>Reason: Do not silently omit the exception; use an approved source-preserving summary, another retrieval step or an honest incomplete-</w:t>
-      </w:r>
-      <w:r>
-        <w:rPr>
-          <w:b/>
-        </w:rPr>
-        <w:t>evidence</w:t>
-      </w:r>
-      <w:r>
-        <w:rPr>
-          <w:b w:val="0"/>
-        </w:rPr>
-        <w:t xml:space="preserve"> response.</w:t>
-      </w:r>
-    </w:p>
-    <w:p>
-      <w:pPr>
-        <w:pStyle w:val="Heading3"/>
-      </w:pPr>
-      <w:r>
-        <w:t>Ask while showing the picture</w:t>
-      </w:r>
-    </w:p>
-    <w:p>
-      <w:pPr>
-        <w:pStyle w:val="Heading3"/>
-      </w:pPr>
-      <w:r>
-        <w:t>Ask while showing the picture · 7</w:t>
-      </w:r>
-    </w:p>
-    <w:p>
-      <w:pPr>
-        <w:spacing w:line="336" w:lineRule="auto" w:after="180"/>
-      </w:pPr>
-      <w:r>
-        <w:rPr>
-          <w:b w:val="0"/>
-        </w:rPr>
-        <w:t xml:space="preserve">Cover the result. Ask learners to name the </w:t>
-      </w:r>
-      <w:r>
-        <w:rPr>
-          <w:b/>
-        </w:rPr>
-        <w:t>input</w:t>
-      </w:r>
-      <w:r>
-        <w:rPr>
-          <w:b w:val="0"/>
-        </w:rPr>
-        <w:t xml:space="preserve">s and predict the next step. Uncover one step, connect the icon to the actual procedure, and explain its </w:t>
-      </w:r>
-      <w:r>
-        <w:rPr>
-          <w:b/>
-        </w:rPr>
-        <w:t>evidence</w:t>
-      </w:r>
-      <w:r>
-        <w:rPr>
-          <w:b w:val="0"/>
-        </w:rPr>
-        <w:t>. Then change the supplied condition and compare.</w:t>
-      </w:r>
-    </w:p>
-    <w:p>
-      <w:pPr>
-        <w:spacing w:line="336" w:lineRule="auto" w:after="180"/>
-      </w:pPr>
-      <w:r>
-        <w:rPr>
-          <w:b w:val="0"/>
-        </w:rPr>
-        <w:t>The picture is a representation; it does not document execution of a real AI model.</w:t>
-      </w:r>
-    </w:p>
-    <w:p>
-      <w:pPr>
-        <w:pStyle w:val="Heading1"/>
-      </w:pPr>
-      <w:r>
-        <w:t>03. Demonstrate and guide practice</w:t>
-      </w:r>
-    </w:p>
-    <w:p>
-      <w:r>
-        <w:t>Demonstrate Tokens and Context, reduce support deliberately and check individual reasoning before discussing answers.</w:t>
-      </w:r>
-    </w:p>
-    <w:p>
-      <w:pPr>
-        <w:pStyle w:val="Heading3"/>
-      </w:pPr>
-      <w:r>
-        <w:t>Choose the pacing route</w:t>
-      </w:r>
-    </w:p>
-    <w:p>
-      <w:pPr>
-        <w:spacing w:line="336" w:lineRule="auto" w:after="180"/>
-        <w:shd w:fill="F1F6F8"/>
-      </w:pPr>
-      <w:r>
-        <w:rPr>
-          <w:b w:val="0"/>
-        </w:rPr>
-        <w:t>Compact alternative: this two-session sequence covers selected core tasks. Use the three-session weekly plan for the full lesson, independent transfer, feedback and project work; allow extra time for extensions.</w:t>
-      </w:r>
-    </w:p>
-    <w:p>
-      <w:pPr>
-        <w:pStyle w:val="Heading3"/>
-      </w:pPr>
-      <w:r>
-        <w:t>Board sequence</w:t>
-      </w:r>
-    </w:p>
-    <w:p>
-      <w:pPr>
-        <w:pStyle w:val="Heading3"/>
-      </w:pPr>
-      <w:r>
-        <w:t>1. Put the facts on the board</w:t>
-      </w:r>
-    </w:p>
-    <w:p>
-      <w:pPr>
-        <w:spacing w:line="336" w:lineRule="auto" w:after="180"/>
-        <w:shd w:fill="F4F9FC"/>
-      </w:pPr>
-      <w:r>
-        <w:rPr>
-          <w:b w:val="0"/>
-        </w:rPr>
-        <w:t xml:space="preserve">Write the given facts: A toy window holds eight </w:t>
-      </w:r>
-      <w:r>
-        <w:rPr>
-          <w:b/>
-        </w:rPr>
-        <w:t>token</w:t>
-      </w:r>
-      <w:r>
-        <w:rPr>
-          <w:b w:val="0"/>
-        </w:rPr>
-        <w:t>s; prompt uses six and quotation uses three.</w:t>
-      </w:r>
-    </w:p>
-    <w:p>
-      <w:pPr>
-        <w:pStyle w:val="Heading3"/>
-      </w:pPr>
-      <w:r>
-        <w:t>2. State the decision to explain</w:t>
-      </w:r>
-    </w:p>
-    <w:p>
-      <w:pPr>
-        <w:spacing w:line="336" w:lineRule="auto" w:after="180"/>
-        <w:shd w:fill="F5F1FB"/>
-      </w:pPr>
-      <w:r>
-        <w:rPr>
-          <w:b w:val="0"/>
-        </w:rPr>
-        <w:t>Write the question to explain: Does it fit? What should be preserved?</w:t>
-      </w:r>
-    </w:p>
-    <w:p>
-      <w:pPr>
-        <w:pStyle w:val="Heading3"/>
-      </w:pPr>
-      <w:r>
-        <w:t>3. Reveal the worked reasoning</w:t>
-      </w:r>
-    </w:p>
-    <w:p>
-      <w:pPr>
-        <w:spacing w:line="336" w:lineRule="auto" w:after="180"/>
-        <w:shd w:fill="F1F6FC"/>
-      </w:pPr>
-      <w:r>
-        <w:rPr>
-          <w:b w:val="0"/>
-        </w:rPr>
-        <w:t xml:space="preserve">Reveal after </w:t>
-      </w:r>
-      <w:r>
-        <w:rPr>
-          <w:b/>
-        </w:rPr>
-        <w:t>prediction</w:t>
-      </w:r>
-      <w:r>
-        <w:rPr>
-          <w:b w:val="0"/>
-        </w:rPr>
-        <w:t xml:space="preserve">s: Nine exceeds eight. Shorten or select material while preserving essential instructions and </w:t>
-      </w:r>
-      <w:r>
-        <w:rPr>
-          <w:b/>
-        </w:rPr>
-        <w:t>evidence</w:t>
-      </w:r>
-      <w:r>
-        <w:rPr>
-          <w:b w:val="0"/>
-        </w:rPr>
-        <w:t xml:space="preserve">. Real systems also have </w:t>
-      </w:r>
-      <w:r>
-        <w:rPr>
-          <w:b/>
-        </w:rPr>
-        <w:t>output</w:t>
-      </w:r>
-      <w:r>
-        <w:rPr>
-          <w:b w:val="0"/>
-        </w:rPr>
-        <w:t>-budget rules.</w:t>
-      </w:r>
-    </w:p>
-    <w:p>
-      <w:pPr>
-        <w:pStyle w:val="Heading3"/>
-      </w:pPr>
-      <w:r>
-        <w:t>Hold back the independent task</w:t>
-      </w:r>
-    </w:p>
-    <w:p>
-      <w:pPr>
-        <w:spacing w:line="336" w:lineRule="auto" w:after="180"/>
-        <w:shd w:fill="F5F1FB"/>
-      </w:pPr>
-      <w:r>
-        <w:rPr>
-          <w:b w:val="0"/>
-        </w:rPr>
-        <w:t>Keep for an independent attempt: A system can use only the last two messages. Message 1 says use centimetres; messages 2 and 3 discuss plants. What instruction may be lost, and how can the next request repair this?</w:t>
-      </w:r>
-    </w:p>
-    <w:p>
-      <w:pPr>
-        <w:pStyle w:val="Heading3"/>
-      </w:pPr>
-      <w:r>
-        <w:t>Classroom dialogue</w:t>
-      </w:r>
-    </w:p>
-    <w:p>
-      <w:pPr>
-        <w:pStyle w:val="Heading3"/>
-      </w:pPr>
-      <w:r>
-        <w:t>Ask the class</w:t>
-      </w:r>
-    </w:p>
-    <w:p>
-      <w:pPr>
-        <w:spacing w:line="336" w:lineRule="auto" w:after="180"/>
-        <w:shd w:fill="F5F1FB"/>
-      </w:pPr>
-      <w:r>
-        <w:rPr>
-          <w:b w:val="0"/>
-        </w:rPr>
-        <w:t>Ask: Which facts are given, and which would we have to assume? Learners mark relevant details before discussing answers.</w:t>
-      </w:r>
-    </w:p>
-    <w:p>
-      <w:pPr>
-        <w:pStyle w:val="Heading3"/>
-      </w:pPr>
-      <w:r>
-        <w:t>Language to model</w:t>
-      </w:r>
-    </w:p>
-    <w:p>
-      <w:pPr>
-        <w:spacing w:line="336" w:lineRule="auto" w:after="180"/>
-        <w:shd w:fill="F1F6F8"/>
-      </w:pPr>
-      <w:r>
-        <w:rPr>
-          <w:b w:val="0"/>
-        </w:rPr>
-        <w:t>Say: Predict first. Show the rule, information path or calculation that would produce the result. A correct guess is not yet an explanation.</w:t>
-      </w:r>
-    </w:p>
-    <w:p>
-      <w:pPr>
-        <w:spacing w:line="336" w:lineRule="auto" w:after="180"/>
       </w:pPr>
       <w:r>
         <w:rPr>
           <w:b w:val="0"/>
         </w:rPr>
         <w:t>Reveal reasoning one step at a time. Explain why a tempting alternative fails. Write units and denominators for arithmetic, trace conditions for decisions, and identify supporting sources for claims.</w:t>
-      </w:r>
-    </w:p>
-    <w:p>
-      <w:pPr>
-        <w:spacing w:line="336" w:lineRule="auto" w:after="180"/>
-      </w:pPr>
-      <w:r>
-        <w:rPr>
-          <w:b w:val="0"/>
-        </w:rPr>
-        <w:t xml:space="preserve">In pairs, one learner solves while the other checks </w:t>
-      </w:r>
-      <w:r>
-        <w:rPr>
-          <w:b/>
-        </w:rPr>
-        <w:t>evidence</w:t>
-      </w:r>
-      <w:r>
-        <w:rPr>
-          <w:b w:val="0"/>
-        </w:rPr>
-        <w:t>; exchange roles. Remove the worked answer before independent assessment.</w:t>
       </w:r>
     </w:p>
     <w:p>
@@ -3298,592 +4003,122 @@
         <w:pStyle w:val="Heading3"/>
       </w:pPr>
       <w:r>
-        <w:t>Completion practice</w:t>
+        <w:t>Individual reasoning check</w:t>
+      </w:r>
+    </w:p>
+    <w:p>
+      <w:pPr>
+        <w:pStyle w:val="Heading3"/>
+      </w:pPr>
+      <w:r>
+        <w:t>Connected teaching cycle: Attention as weighted information selection</w:t>
+      </w:r>
+    </w:p>
+    <w:p>
+      <w:pPr>
+        <w:pStyle w:val="Heading3"/>
+      </w:pPr>
+      <w:r>
+        <w:t>Pictorial practice question</w:t>
+      </w:r>
+    </w:p>
+    <w:p>
+      <w:pPr>
+        <w:pStyle w:val="Heading3"/>
+      </w:pPr>
+      <w:r>
+        <w:t>Reasoned teacher answer</w:t>
+      </w:r>
+    </w:p>
+    <w:p>
+      <w:pPr>
+        <w:pStyle w:val="Heading1"/>
+      </w:pPr>
+      <w:r>
+        <w:t>04. Run the supplied main investigation</w:t>
+      </w:r>
+    </w:p>
+    <w:p>
+      <w:r>
+        <w:t>Keep the selected independent task out of shared practice.</w:t>
+      </w:r>
+    </w:p>
+    <w:p>
+      <w:pPr>
+        <w:pStyle w:val="Heading2"/>
+      </w:pPr>
+      <w:r>
+        <w:t>Supplied records and answer guidance</w:t>
       </w:r>
     </w:p>
     <w:p>
       <w:pPr>
         <w:spacing w:line="336" w:lineRule="auto" w:after="180"/>
-        <w:shd w:fill="F5F1FB"/>
-      </w:pPr>
-      <w:r>
-        <w:rPr>
-          <w:b w:val="0"/>
-        </w:rPr>
-        <w:t>Completion task: Compare A+B,A+C,C+B for fit and support of current approval and capacity.</w:t>
-      </w:r>
-    </w:p>
-    <w:p>
-      <w:pPr>
-        <w:pStyle w:val="Heading3"/>
-      </w:pPr>
-      <w:r>
-        <w:t>Reasoning to listen for</w:t>
+      </w:pPr>
+      <w:r>
+        <w:rPr>
+          <w:b w:val="0"/>
+        </w:rPr>
+        <w:t>Main evidence50: A+B50 supports both; A+C55 exceeds budget; B+C45 uses old approval. Pictured event evidence45: A+B38 preserves cap12; A+C30 omits it; Bcost30 makes A+B48 too large. Encoder: Ada!→[1,4], AI🙂→[2,5], schoolbook→[8], school book→[6,3,7], ada fails a at0. Attention full mixture[2,1.5]; excludingV3 gives weights2/3,1/3 and output[4/3,4/3]; no permitted mass requires the declared fallback.</w:t>
       </w:r>
     </w:p>
     <w:p>
       <w:pPr>
         <w:spacing w:line="336" w:lineRule="auto" w:after="180"/>
-        <w:shd w:fill="F1F6FC"/>
-      </w:pPr>
-      <w:r>
-        <w:rPr>
-          <w:b w:val="0"/>
-        </w:rPr>
-        <w:t>Teacher check: Teacher explanation: A+B costs 50 and supports both. A+C costs 55 and fails budget; C+B costs 45 but uses old approval and fails current-approval support.</w:t>
-      </w:r>
-    </w:p>
-    <w:p>
-      <w:pPr>
-        <w:spacing w:line="336" w:lineRule="auto" w:after="180"/>
-      </w:pPr>
-      <w:r>
-        <w:rPr>
-          <w:b w:val="0"/>
-        </w:rPr>
-        <w:t xml:space="preserve">Start by identifying the given </w:t>
-      </w:r>
-      <w:r>
-        <w:rPr>
-          <w:b/>
-        </w:rPr>
-        <w:t>input</w:t>
-      </w:r>
-      <w:r>
-        <w:rPr>
-          <w:b w:val="0"/>
-        </w:rPr>
-        <w:t>s together. Leave the intermediate steps blank. If needed, model one step, then withdraw that help on the next step. Move to a full trace only when the partial trace is understood.</w:t>
-      </w:r>
-    </w:p>
-    <w:p>
-      <w:pPr>
-        <w:spacing w:line="336" w:lineRule="auto" w:after="180"/>
-      </w:pPr>
-      <w:r>
-        <w:rPr>
-          <w:b w:val="0"/>
-        </w:rPr>
-        <w:t>For partners, alternate explainer and checker; collect a response from every learner before discussion.</w:t>
-      </w:r>
-    </w:p>
-    <w:p>
-      <w:pPr>
-        <w:pStyle w:val="Heading3"/>
-      </w:pPr>
-      <w:r>
-        <w:t>Individual reasoning check</w:t>
-      </w:r>
-    </w:p>
-    <w:p>
-      <w:pPr>
-        <w:spacing w:line="336" w:lineRule="auto" w:after="180"/>
-      </w:pPr>
-      <w:r>
-        <w:rPr>
-          <w:b w:val="0"/>
-        </w:rPr>
-        <w:t xml:space="preserve">Use the worked case for Context limits and </w:t>
-      </w:r>
-      <w:r>
-        <w:rPr>
-          <w:b/>
-        </w:rPr>
-        <w:t>evidence selection</w:t>
-      </w:r>
-      <w:r>
-        <w:rPr>
-          <w:b w:val="0"/>
-        </w:rPr>
-        <w:t>. Proposed explanation: “</w:t>
-      </w:r>
-      <w:r>
-        <w:rPr>
-          <w:b/>
-        </w:rPr>
-        <w:t>Token</w:t>
-      </w:r>
-      <w:r>
-        <w:rPr>
-          <w:b w:val="0"/>
-        </w:rPr>
-        <w:t xml:space="preserve"> count equals word count”. Decide whether this explanation is supported.</w:t>
-      </w:r>
-    </w:p>
-    <w:p>
-      <w:pPr>
-        <w:spacing w:line="336" w:lineRule="auto" w:after="180"/>
-      </w:pPr>
-      <w:r>
-        <w:rPr>
-          <w:b w:val="0"/>
-        </w:rPr>
-        <w:t>Point to the step or supplied fact that decides; explain your repair if needed.</w:t>
-      </w:r>
-    </w:p>
-    <w:p>
-      <w:pPr>
-        <w:pStyle w:val="Heading3"/>
-      </w:pPr>
-      <w:r>
-        <w:t>Expected repair</w:t>
-      </w:r>
-    </w:p>
-    <w:p>
-      <w:pPr>
-        <w:spacing w:line="336" w:lineRule="auto" w:after="180"/>
-        <w:shd w:fill="F1F6FC"/>
-      </w:pPr>
-      <w:r>
-        <w:rPr>
-          <w:b w:val="0"/>
-        </w:rPr>
-        <w:t xml:space="preserve">Expected correction: The lesson uses supplied counts; actual counts depend on </w:t>
-      </w:r>
-      <w:r>
-        <w:rPr>
-          <w:b/>
-        </w:rPr>
-        <w:t>token</w:t>
-      </w:r>
-      <w:r>
-        <w:rPr>
-          <w:b w:val="0"/>
-        </w:rPr>
-        <w:t>izer and protocol.</w:t>
-      </w:r>
-    </w:p>
-    <w:p>
-      <w:pPr>
-        <w:spacing w:line="336" w:lineRule="auto" w:after="180"/>
-      </w:pPr>
-      <w:r>
-        <w:rPr>
-          <w:b w:val="0"/>
-        </w:rPr>
-        <w:t>Collect explanations, not only yes/no votes. If a misunderstanding is common, re-model the relevant step for the class.</w:t>
-      </w:r>
-    </w:p>
-    <w:p>
-      <w:pPr>
-        <w:spacing w:line="336" w:lineRule="auto" w:after="180"/>
-      </w:pPr>
-      <w:r>
-        <w:rPr>
-          <w:b w:val="0"/>
-        </w:rPr>
-        <w:t>If it affects a few learners, give a short targeted group explanation while others solve a more demanding variation.</w:t>
-      </w:r>
-    </w:p>
-    <w:p>
-      <w:pPr>
-        <w:pStyle w:val="Heading3"/>
-      </w:pPr>
-      <w:r>
-        <w:t>Connected teaching cycle: Attention as weighted information selection</w:t>
-      </w:r>
-    </w:p>
-    <w:p>
-      <w:pPr>
-        <w:spacing w:line="336" w:lineRule="auto" w:after="180"/>
-      </w:pPr>
-      <w:r>
-        <w:rPr>
-          <w:b w:val="0"/>
-        </w:rPr>
-        <w:t xml:space="preserve">Target: Calculate a weighted combination of </w:t>
-      </w:r>
-      <w:r>
-        <w:rPr>
-          <w:b/>
-        </w:rPr>
-        <w:t>value</w:t>
-      </w:r>
-      <w:r>
-        <w:rPr>
-          <w:b w:val="0"/>
-        </w:rPr>
-        <w:t xml:space="preserve"> vectors</w:t>
-      </w:r>
-    </w:p>
-    <w:p>
-      <w:pPr>
-        <w:spacing w:line="336" w:lineRule="auto" w:after="180"/>
-      </w:pPr>
-      <w:r>
-        <w:rPr>
-          <w:b w:val="0"/>
-        </w:rPr>
-        <w:t>Reserve further sessions for this topic; the 135-minute primary plan does not absorb all added content.</w:t>
-      </w:r>
-    </w:p>
-    <w:p>
-      <w:pPr>
-        <w:spacing w:line="336" w:lineRule="auto" w:after="180"/>
-      </w:pPr>
-      <w:r>
-        <w:rPr>
-          <w:b w:val="0"/>
-        </w:rPr>
-        <w:t xml:space="preserve">Completion practice: Calculate the </w:t>
-      </w:r>
-      <w:r>
-        <w:rPr>
-          <w:b/>
-        </w:rPr>
-        <w:t>output</w:t>
-      </w:r>
-      <w:r>
-        <w:rPr>
-          <w:b w:val="0"/>
-        </w:rPr>
-        <w:t xml:space="preserve"> from the three supplied </w:t>
-      </w:r>
-      <w:r>
-        <w:rPr>
-          <w:b/>
-        </w:rPr>
-        <w:t>value</w:t>
-      </w:r>
-      <w:r>
-        <w:rPr>
-          <w:b w:val="0"/>
-        </w:rPr>
-        <w:t>s and weights.</w:t>
-      </w:r>
-    </w:p>
-    <w:p>
-      <w:pPr>
-        <w:pStyle w:val="Heading3"/>
-      </w:pPr>
-      <w:r>
-        <w:t>Reasoning to listen for</w:t>
-      </w:r>
-    </w:p>
-    <w:p>
-      <w:pPr>
-        <w:spacing w:line="336" w:lineRule="auto" w:after="180"/>
-        <w:shd w:fill="F1F6FC"/>
-      </w:pPr>
-      <w:r>
-        <w:rPr>
-          <w:b w:val="0"/>
-        </w:rPr>
-        <w:t>Teacher check: Teacher explanation: Contributions [1,0],[0,1],[1,0.5] sum to [2,1.5].</w:t>
-      </w:r>
-    </w:p>
-    <w:p>
-      <w:pPr>
-        <w:spacing w:line="336" w:lineRule="auto" w:after="180"/>
-      </w:pPr>
-      <w:r>
-        <w:rPr>
-          <w:b w:val="0"/>
-        </w:rPr>
-        <w:t xml:space="preserve">Individual check: For Attention as weighted information selection, use its worked case to evaluate this proposed explanation: “Attention copies the highest-weight </w:t>
-      </w:r>
-      <w:r>
-        <w:rPr>
-          <w:b/>
-        </w:rPr>
-        <w:t>token</w:t>
-      </w:r>
-      <w:r>
-        <w:rPr>
-          <w:b w:val="0"/>
-        </w:rPr>
-        <w:t>”. Explain the deciding step.</w:t>
-      </w:r>
-    </w:p>
-    <w:p>
-      <w:pPr>
-        <w:pStyle w:val="Heading3"/>
-      </w:pPr>
-      <w:r>
-        <w:t>Expected repair</w:t>
-      </w:r>
-    </w:p>
-    <w:p>
-      <w:pPr>
-        <w:spacing w:line="336" w:lineRule="auto" w:after="180"/>
-        <w:shd w:fill="F1F6FC"/>
-      </w:pPr>
-      <w:r>
-        <w:rPr>
-          <w:b w:val="0"/>
-        </w:rPr>
-        <w:t>Expected correction: The supplied procedure combines vectors from multiple positions.</w:t>
-      </w:r>
-    </w:p>
-    <w:p>
-      <w:pPr>
-        <w:spacing w:line="336" w:lineRule="auto" w:after="180"/>
-      </w:pPr>
-      <w:r>
-        <w:rPr>
-          <w:b w:val="0"/>
-        </w:rPr>
-        <w:t>Apply the same support, independent transfer and delayed-review decisions to the named connected-topic workbook tasks.</w:t>
-      </w:r>
-    </w:p>
-    <w:p>
-      <w:pPr>
-        <w:pStyle w:val="Heading3"/>
-      </w:pPr>
-      <w:r>
-        <w:t>Pictorial practice question</w:t>
-      </w:r>
-    </w:p>
-    <w:p>
-      <w:pPr>
-        <w:spacing w:line="336" w:lineRule="auto" w:after="180"/>
-        <w:shd w:fill="F5F1FB"/>
-      </w:pPr>
-      <w:r>
-        <w:rPr>
-          <w:b w:val="0"/>
-        </w:rPr>
-        <w:t>Can A alone justify answering 20 seats after the exception is known?</w:t>
-      </w:r>
-    </w:p>
-    <w:p>
-      <w:pPr>
-        <w:pStyle w:val="Heading3"/>
-      </w:pPr>
-      <w:r>
-        <w:t>Reasoned teacher answer</w:t>
-      </w:r>
-    </w:p>
-    <w:p>
-      <w:pPr>
-        <w:spacing w:line="336" w:lineRule="auto" w:after="180"/>
-      </w:pPr>
-      <w:r>
-        <w:rPr>
-          <w:b w:val="0"/>
-        </w:rPr>
-        <w:t xml:space="preserve">No. The relevant exception limits this event to 12; omitting it would knowingly lose decisive </w:t>
-      </w:r>
-      <w:r>
-        <w:rPr>
-          <w:b/>
-        </w:rPr>
-        <w:t>evidence</w:t>
-      </w:r>
-      <w:r>
-        <w:rPr>
-          <w:b w:val="0"/>
-        </w:rPr>
-        <w:t>.</w:t>
-      </w:r>
-    </w:p>
-    <w:p>
-      <w:pPr>
-        <w:spacing w:line="336" w:lineRule="auto" w:after="180"/>
-      </w:pPr>
-      <w:r>
-        <w:rPr>
-          <w:b w:val="0"/>
-        </w:rPr>
-        <w:t>Changed-case reasoning: A+B costs 48 and no longer fits the 45-</w:t>
-      </w:r>
-      <w:r>
-        <w:rPr>
-          <w:b/>
-        </w:rPr>
-        <w:t>token</w:t>
-      </w:r>
-      <w:r>
-        <w:rPr>
-          <w:b w:val="0"/>
-        </w:rPr>
-        <w:t xml:space="preserve"> </w:t>
-      </w:r>
-      <w:r>
-        <w:rPr>
-          <w:b/>
-        </w:rPr>
-        <w:t>evidence</w:t>
-      </w:r>
-      <w:r>
-        <w:rPr>
-          <w:b w:val="0"/>
-        </w:rPr>
-        <w:t xml:space="preserve"> capacity.</w:t>
-      </w:r>
-    </w:p>
-    <w:p>
-      <w:pPr>
-        <w:spacing w:line="336" w:lineRule="auto" w:after="180"/>
-      </w:pPr>
-      <w:r>
-        <w:rPr>
-          <w:b w:val="0"/>
-        </w:rPr>
-        <w:t>Do not silently omit the exception; use an approved source-preserving summary, another retrieval step or an honest incomplete-</w:t>
-      </w:r>
-      <w:r>
-        <w:rPr>
-          <w:b/>
-        </w:rPr>
-        <w:t>evidence</w:t>
-      </w:r>
-      <w:r>
-        <w:rPr>
-          <w:b w:val="0"/>
-        </w:rPr>
-        <w:t xml:space="preserve"> response.</w:t>
-      </w:r>
-    </w:p>
-    <w:p>
-      <w:pPr>
-        <w:spacing w:line="336" w:lineRule="auto" w:after="180"/>
-      </w:pPr>
-      <w:r>
-        <w:rPr>
-          <w:b w:val="0"/>
-        </w:rPr>
-        <w:t xml:space="preserve">Collect each learner’s explanation before discussion. Use the first missing connection between </w:t>
-      </w:r>
-      <w:r>
-        <w:rPr>
-          <w:b/>
-        </w:rPr>
-        <w:t>input</w:t>
-      </w:r>
-      <w:r>
-        <w:rPr>
-          <w:b w:val="0"/>
-        </w:rPr>
-        <w:t xml:space="preserve">, deciding step and result to choose support. This question is worked-case practice, not fresh mastery </w:t>
-      </w:r>
-      <w:r>
-        <w:rPr>
-          <w:b/>
-        </w:rPr>
-        <w:t>evidence</w:t>
-      </w:r>
-      <w:r>
-        <w:rPr>
-          <w:b w:val="0"/>
-        </w:rPr>
-        <w:t>.</w:t>
-      </w:r>
-    </w:p>
-    <w:p>
-      <w:pPr>
-        <w:pStyle w:val="Heading1"/>
-      </w:pPr>
-      <w:r>
-        <w:t>04. Run the weekly evidence lab</w:t>
-      </w:r>
-    </w:p>
-    <w:p>
-      <w:r>
-        <w:t>Run the Tokens and Context investigation and use the first unsupported step to choose a teaching response.</w:t>
-      </w:r>
-    </w:p>
-    <w:p>
-      <w:pPr>
-        <w:spacing w:line="336" w:lineRule="auto" w:after="180"/>
-      </w:pPr>
-      <w:r>
-        <w:rPr>
-          <w:b w:val="0"/>
-        </w:rPr>
-        <w:t>Words You Can Use to Reason</w:t>
-      </w:r>
-    </w:p>
-    <w:p>
-      <w:pPr>
-        <w:spacing w:line="336" w:lineRule="auto" w:after="180"/>
-      </w:pPr>
-      <w:r>
-        <w:rPr>
-          <w:b w:val="0"/>
-        </w:rPr>
-        <w:t>A definition matters when you can recognize the idea, use it, and contrast it with a near-miss.</w:t>
-      </w:r>
-    </w:p>
-    <w:p>
-      <w:pPr>
-        <w:spacing w:line="336" w:lineRule="auto" w:after="180"/>
-      </w:pPr>
-      <w:r>
-        <w:rPr>
-          <w:b w:val="0"/>
-        </w:rPr>
+      </w:pPr>
+      <w:r>
+        <w:rPr>
+          <w:b w:val="0"/>
+        </w:rPr>
+        <w:t>Independent D/E/F evidence50,D+E50fits,E+F40cannotreplacecurrentapproval.</w:t>
+      </w:r>
+    </w:p>
+    <w:p>
+      <w:pPr>
+        <w:pStyle w:val="Heading2"/>
+      </w:pPr>
+      <w:r>
+        <w:t>Predict, investigate and record</w:t>
+      </w:r>
+    </w:p>
+    <w:p>
+      <w:pPr>
+        <w:pStyle w:val="ListNumber"/>
+      </w:pPr>
+      <w:r>
         <w:t>Predict → Test → Record → Explain</w:t>
       </w:r>
     </w:p>
     <w:p>
       <w:pPr>
-        <w:spacing w:line="336" w:lineRule="auto" w:after="180"/>
-      </w:pPr>
-      <w:r>
-        <w:rPr>
-          <w:b w:val="0"/>
-        </w:rPr>
+        <w:pStyle w:val="ListNumber"/>
+      </w:pPr>
+      <w:r>
         <w:t>Keep expected and actual results separate. Surprises are useful data when recorded honestly.</w:t>
       </w:r>
     </w:p>
     <w:p>
       <w:pPr>
-        <w:spacing w:line="336" w:lineRule="auto" w:after="180"/>
-      </w:pPr>
-      <w:r>
-        <w:rPr>
-          <w:b/>
-        </w:rPr>
-        <w:t>Token</w:t>
-      </w:r>
-      <w:r>
-        <w:rPr>
-          <w:b w:val="0"/>
-        </w:rPr>
-        <w:t>ize names, punctuation, emojis, and compound words; then hide different context cards and compare predicted continuations.</w:t>
-      </w:r>
-    </w:p>
-    <w:p>
-      <w:pPr>
-        <w:spacing w:line="336" w:lineRule="auto" w:after="180"/>
-        <w:shd w:fill="F5F1FB"/>
-      </w:pPr>
-      <w:r>
-        <w:rPr>
-          <w:b w:val="0"/>
-        </w:rPr>
+        <w:pStyle w:val="ListNumber"/>
+      </w:pPr>
+      <w:r>
+        <w:t>Use the supplied toy vocabulary/encoder and complete room-evidence cards. Predict exact token IDs, preserve unsupported-character failures, then compare size and claim support when a card is hidden. These are local calculations and paper traces, not measured model continuations.</w:t>
+      </w:r>
+    </w:p>
+    <w:p>
+      <w:pPr>
+        <w:pStyle w:val="ListNumber"/>
+      </w:pPr>
+      <w:r>
         <w:t>What did the hardest test teach you that the normal test did not?</w:t>
       </w:r>
     </w:p>
     <w:p>
       <w:pPr>
-        <w:pStyle w:val="Heading3"/>
-      </w:pPr>
-      <w:r>
-        <w:t>Make the lab runnable</w:t>
-      </w:r>
-    </w:p>
-    <w:p>
-      <w:pPr>
-        <w:spacing w:line="336" w:lineRule="auto" w:after="180"/>
-      </w:pPr>
-      <w:r>
-        <w:rPr>
-          <w:b w:val="0"/>
-        </w:rPr>
-        <w:t>Use the concrete case as the shared normal case and the independent question as a second case. Each pair creates a boundary or missing-information case and predicts its result before testing.</w:t>
-      </w:r>
-    </w:p>
-    <w:p>
-      <w:pPr>
-        <w:spacing w:line="336" w:lineRule="auto" w:after="180"/>
-      </w:pPr>
-      <w:r>
-        <w:rPr>
-          <w:b w:val="0"/>
-        </w:rPr>
-        <w:t>Keep the expected result separate from an observed mistake.</w:t>
+        <w:pStyle w:val="Heading2"/>
+      </w:pPr>
+      <w:r>
+        <w:t>Keep the evidence</w:t>
       </w:r>
     </w:p>
     <w:tbl>
@@ -4034,10 +4269,10 @@
     </w:tbl>
     <w:p>
       <w:pPr>
-        <w:pStyle w:val="Heading3"/>
-      </w:pPr>
-      <w:r>
-        <w:t>Diagnose and reteach</w:t>
+        <w:pStyle w:val="Heading2"/>
+      </w:pPr>
+      <w:r>
+        <w:t>Main misconceptions</w:t>
       </w:r>
     </w:p>
     <w:p>
@@ -4046,9 +4281,27 @@
       </w:pPr>
       <w:r>
         <w:rPr>
-          <w:b w:val="0"/>
-        </w:rPr>
-        <w:t>For guessing, return to given facts and request a trace. For vocabulary without application, use one example and one non-example. For arithmetic errors, check the setup before the calculation.</w:t>
+          <w:b/>
+        </w:rPr>
+        <w:t>Token</w:t>
+      </w:r>
+      <w:r>
+        <w:rPr>
+          <w:b w:val="0"/>
+        </w:rPr>
+        <w:t xml:space="preserve"> count equals word count: The lesson uses supplied counts; actual counts depend on </w:t>
+      </w:r>
+      <w:r>
+        <w:rPr>
+          <w:b/>
+        </w:rPr>
+        <w:t>token</w:t>
+      </w:r>
+      <w:r>
+        <w:rPr>
+          <w:b w:val="0"/>
+        </w:rPr>
+        <w:t>izer and protocol.</w:t>
       </w:r>
     </w:p>
     <w:p>
@@ -4059,15 +4312,19 @@
         <w:rPr>
           <w:b w:val="0"/>
         </w:rPr>
-        <w:t>Finish with a different uncoached case before recording mastery.</w:t>
-      </w:r>
-    </w:p>
-    <w:p>
-      <w:pPr>
-        <w:pStyle w:val="Heading3"/>
-      </w:pPr>
-      <w:r>
-        <w:t>Address these additional misconceptions</w:t>
+        <w:t xml:space="preserve">The smallest set is the best </w:t>
+      </w:r>
+      <w:r>
+        <w:rPr>
+          <w:b/>
+        </w:rPr>
+        <w:t>evidence</w:t>
+      </w:r>
+      <w:r>
+        <w:rPr>
+          <w:b w:val="0"/>
+        </w:rPr>
+        <w:t>: A set can fit while lacking current support for the requested claims.</w:t>
       </w:r>
     </w:p>
     <w:p>
@@ -4076,134 +4333,29 @@
       </w:pPr>
       <w:r>
         <w:rPr>
+          <w:b w:val="0"/>
+        </w:rPr>
+        <w:t xml:space="preserve">Included means verified: Generation may misread or ignore </w:t>
+      </w:r>
+      <w:r>
+        <w:rPr>
           <w:b/>
         </w:rPr>
-        <w:t>Token</w:t>
-      </w:r>
-      <w:r>
-        <w:rPr>
-          <w:b w:val="0"/>
-        </w:rPr>
-        <w:t xml:space="preserve"> count equals word count: The lesson uses supplied counts; actual counts depend on </w:t>
-      </w:r>
-      <w:r>
-        <w:rPr>
-          <w:b/>
-        </w:rPr>
-        <w:t>token</w:t>
-      </w:r>
-      <w:r>
-        <w:rPr>
-          <w:b w:val="0"/>
-        </w:rPr>
-        <w:t>izer and protocol.</w:t>
-      </w:r>
-    </w:p>
-    <w:p>
-      <w:pPr>
-        <w:spacing w:line="336" w:lineRule="auto" w:after="180"/>
-      </w:pPr>
-      <w:r>
-        <w:rPr>
-          <w:b w:val="0"/>
-        </w:rPr>
-        <w:t xml:space="preserve">The smallest set is the best </w:t>
-      </w:r>
-      <w:r>
-        <w:rPr>
-          <w:b/>
-        </w:rPr>
         <w:t>evidence</w:t>
       </w:r>
       <w:r>
         <w:rPr>
           <w:b w:val="0"/>
         </w:rPr>
-        <w:t>: A set can fit while lacking current support for the requested claims.</w:t>
-      </w:r>
-    </w:p>
-    <w:p>
-      <w:pPr>
-        <w:spacing w:line="336" w:lineRule="auto" w:after="180"/>
-      </w:pPr>
-      <w:r>
-        <w:rPr>
-          <w:b w:val="0"/>
-        </w:rPr>
-        <w:t xml:space="preserve">Included means verified: Generation may misread or ignore </w:t>
-      </w:r>
-      <w:r>
-        <w:rPr>
-          <w:b/>
-        </w:rPr>
-        <w:t>evidence</w:t>
-      </w:r>
-      <w:r>
-        <w:rPr>
-          <w:b w:val="0"/>
-        </w:rPr>
         <w:t>; verify claims after generation.</w:t>
       </w:r>
     </w:p>
     <w:p>
       <w:pPr>
-        <w:pStyle w:val="Heading3"/>
-      </w:pPr>
-      <w:r>
-        <w:t>Check these misconceptions</w:t>
-      </w:r>
-    </w:p>
-    <w:p>
-      <w:pPr>
-        <w:spacing w:line="336" w:lineRule="auto" w:after="180"/>
-      </w:pPr>
-      <w:r>
-        <w:rPr>
-          <w:b w:val="0"/>
-        </w:rPr>
-        <w:t xml:space="preserve">Attention copies the highest-weight </w:t>
-      </w:r>
-      <w:r>
-        <w:rPr>
-          <w:b/>
-        </w:rPr>
-        <w:t>token</w:t>
-      </w:r>
-      <w:r>
-        <w:rPr>
-          <w:b w:val="0"/>
-        </w:rPr>
-        <w:t>: The supplied procedure combines vectors from multiple positions.</w:t>
-      </w:r>
-    </w:p>
-    <w:p>
-      <w:pPr>
-        <w:spacing w:line="336" w:lineRule="auto" w:after="180"/>
-      </w:pPr>
-      <w:r>
-        <w:rPr>
-          <w:b w:val="0"/>
-        </w:rPr>
-        <w:t>Deleting one contribution preserves a normalised mixture: Renormalise permitted mass under the stated contract.</w:t>
-      </w:r>
-    </w:p>
-    <w:p>
-      <w:pPr>
-        <w:spacing w:line="336" w:lineRule="auto" w:after="180"/>
-      </w:pPr>
-      <w:r>
-        <w:rPr>
-          <w:b w:val="0"/>
-        </w:rPr>
-        <w:t>Attention weights are truth probabilities: They are coefficients derived from compatibility, with no source-truth guarantee.</w:t>
-      </w:r>
-    </w:p>
-    <w:p>
-      <w:pPr>
-        <w:pStyle w:val="Heading3"/>
-      </w:pPr>
-      <w:r>
-        <w:t>Match the support to the first error</w:t>
+        <w:pStyle w:val="Heading2"/>
+      </w:pPr>
+      <w:r>
+        <w:t>Choose support</w:t>
       </w:r>
     </w:p>
     <w:tbl>
@@ -4376,15 +4528,690 @@
     </w:p>
     <w:p>
       <w:pPr>
+        <w:pStyle w:val="Heading2"/>
+      </w:pPr>
+      <w:r>
+        <w:t>Extension misconceptions · reference / check after trying</w:t>
+      </w:r>
+    </w:p>
+    <w:p>
+      <w:pPr>
+        <w:spacing w:line="336" w:lineRule="auto" w:after="180"/>
+      </w:pPr>
+      <w:r>
+        <w:rPr>
+          <w:b w:val="0"/>
+        </w:rPr>
+        <w:t xml:space="preserve">Attention copies the highest-weight </w:t>
+      </w:r>
+      <w:r>
+        <w:rPr>
+          <w:b/>
+        </w:rPr>
+        <w:t>token</w:t>
+      </w:r>
+      <w:r>
+        <w:rPr>
+          <w:b w:val="0"/>
+        </w:rPr>
+        <w:t>: The supplied procedure combines vectors from multiple positions.</w:t>
+      </w:r>
+    </w:p>
+    <w:p>
+      <w:pPr>
+        <w:spacing w:line="336" w:lineRule="auto" w:after="180"/>
+      </w:pPr>
+      <w:r>
+        <w:rPr>
+          <w:b w:val="0"/>
+        </w:rPr>
+        <w:t>Deleting one contribution preserves a normalised mixture: Renormalise permitted mass under the stated contract.</w:t>
+      </w:r>
+    </w:p>
+    <w:p>
+      <w:pPr>
+        <w:spacing w:line="336" w:lineRule="auto" w:after="180"/>
+      </w:pPr>
+      <w:r>
+        <w:rPr>
+          <w:b w:val="0"/>
+        </w:rPr>
+        <w:t>Attention weights are truth probabilities: They are coefficients derived from compatibility, with no source-truth guarantee.</w:t>
+      </w:r>
+    </w:p>
+    <w:p>
+      <w:pPr>
+        <w:pStyle w:val="Heading2"/>
+      </w:pPr>
+      <w:r>
+        <w:t>Earlier wording, alternatives and picture transcripts · reference / check after trying</w:t>
+      </w:r>
+    </w:p>
+    <w:p>
+      <w:pPr>
+        <w:spacing w:line="336" w:lineRule="auto" w:after="180"/>
+      </w:pPr>
+      <w:r>
+        <w:rPr>
+          <w:b w:val="0"/>
+        </w:rPr>
+        <w:t>Run the weekly evidence lab</w:t>
+      </w:r>
+    </w:p>
+    <w:p>
+      <w:pPr>
+        <w:spacing w:line="336" w:lineRule="auto" w:after="180"/>
+      </w:pPr>
+      <w:r>
+        <w:rPr>
+          <w:b w:val="0"/>
+        </w:rPr>
+        <w:t>Words You Can Use to Reason</w:t>
+      </w:r>
+    </w:p>
+    <w:p>
+      <w:pPr>
+        <w:spacing w:line="336" w:lineRule="auto" w:after="180"/>
+      </w:pPr>
+      <w:r>
+        <w:rPr>
+          <w:b w:val="0"/>
+        </w:rPr>
+        <w:t>A definition matters when you can recognize the idea, use it, and contrast it with a near-miss.</w:t>
+      </w:r>
+    </w:p>
+    <w:p>
+      <w:pPr>
+        <w:pStyle w:val="Heading3"/>
+      </w:pPr>
+      <w:r>
+        <w:t>Make the lab runnable</w:t>
+      </w:r>
+    </w:p>
+    <w:p>
+      <w:pPr>
+        <w:spacing w:line="336" w:lineRule="auto" w:after="180"/>
+      </w:pPr>
+      <w:r>
+        <w:rPr>
+          <w:b w:val="0"/>
+        </w:rPr>
+        <w:t>Use the supplied main investigation for shared practice. Reserve Budget a new evidence set independently for the individual first attempt. The named extension has separate tasks and feedback.</w:t>
+      </w:r>
+    </w:p>
+    <w:p>
+      <w:pPr>
+        <w:pStyle w:val="Heading3"/>
+      </w:pPr>
+      <w:r>
+        <w:t>Diagnose and reteach</w:t>
+      </w:r>
+    </w:p>
+    <w:p>
+      <w:pPr>
+        <w:spacing w:line="336" w:lineRule="auto" w:after="180"/>
+      </w:pPr>
+      <w:r>
+        <w:rPr>
+          <w:b w:val="0"/>
+        </w:rPr>
+        <w:t>For guessing, return to given facts and request a trace. For vocabulary without application, use one example and one non-example. For arithmetic errors, check the setup before the calculation.</w:t>
+      </w:r>
+    </w:p>
+    <w:p>
+      <w:pPr>
+        <w:spacing w:line="336" w:lineRule="auto" w:after="180"/>
+      </w:pPr>
+      <w:r>
+        <w:rPr>
+          <w:b w:val="0"/>
+        </w:rPr>
+        <w:t>Finish with a different uncoached case before recording mastery.</w:t>
+      </w:r>
+    </w:p>
+    <w:p>
+      <w:pPr>
+        <w:pStyle w:val="Heading3"/>
+      </w:pPr>
+      <w:r>
+        <w:t>Address these additional misconceptions</w:t>
+      </w:r>
+    </w:p>
+    <w:p>
+      <w:pPr>
+        <w:pStyle w:val="Heading3"/>
+      </w:pPr>
+      <w:r>
+        <w:t>Check these misconceptions</w:t>
+      </w:r>
+    </w:p>
+    <w:p>
+      <w:pPr>
+        <w:pStyle w:val="Heading3"/>
+      </w:pPr>
+      <w:r>
+        <w:t>Match the support to the first error</w:t>
+      </w:r>
+    </w:p>
+    <w:p>
+      <w:pPr>
         <w:pStyle w:val="Heading1"/>
       </w:pPr>
       <w:r>
-        <w:t>05. Assess and explain the answers</w:t>
-      </w:r>
-    </w:p>
-    <w:p>
-      <w:r>
-        <w:t>Use the Tokens and Context questions, teacher keys and criteria after the relevant attempts. Previously discussed cases are practice; protect the separately selected independent task.</w:t>
+        <w:t>05. Assess the selected main independent task</w:t>
+      </w:r>
+    </w:p>
+    <w:p>
+      <w:r>
+        <w:t>Reveal its key after the first attempt; extension tasks have their own keys.</w:t>
+      </w:r>
+    </w:p>
+    <w:p>
+      <w:pPr>
+        <w:pStyle w:val="Heading2"/>
+      </w:pPr>
+      <w:r>
+        <w:t>Selected independent question and key</w:t>
+      </w:r>
+    </w:p>
+    <w:p>
+      <w:pPr>
+        <w:spacing w:line="336" w:lineRule="auto" w:after="180"/>
+      </w:pPr>
+      <w:r>
+        <w:rPr>
+          <w:b w:val="0"/>
+        </w:rPr>
+        <w:t xml:space="preserve">Selected case: Total 120, instructions 25, question 15, </w:t>
+      </w:r>
+      <w:r>
+        <w:rPr>
+          <w:b/>
+        </w:rPr>
+        <w:t>output</w:t>
+      </w:r>
+      <w:r>
+        <w:rPr>
+          <w:b w:val="0"/>
+        </w:rPr>
+        <w:t xml:space="preserve"> reserve 30. Source D is current approval, cost 28; E is current capacity, cost 22; F is old approval, cost 18.</w:t>
+      </w:r>
+    </w:p>
+    <w:p>
+      <w:pPr>
+        <w:spacing w:line="336" w:lineRule="auto" w:after="180"/>
+      </w:pPr>
+      <w:r>
+        <w:rPr>
+          <w:b w:val="0"/>
+        </w:rPr>
+        <w:t>Compute capacity, compare D+E and E+F, and state an honest fallback if D is missing.</w:t>
+      </w:r>
+    </w:p>
+    <w:p>
+      <w:pPr>
+        <w:spacing w:line="336" w:lineRule="auto" w:after="180"/>
+      </w:pPr>
+      <w:r>
+        <w:rPr>
+          <w:b w:val="0"/>
+        </w:rPr>
+        <w:t xml:space="preserve">Teacher explanation: </w:t>
+      </w:r>
+      <w:r>
+        <w:rPr>
+          <w:b/>
+        </w:rPr>
+        <w:t>Evidence</w:t>
+      </w:r>
+      <w:r>
+        <w:rPr>
+          <w:b w:val="0"/>
+        </w:rPr>
+        <w:t xml:space="preserve"> capacity 50. D+E costs 50 and supplies both current claims. E+F costs 40 but old approval is insufficient.</w:t>
+      </w:r>
+    </w:p>
+    <w:p>
+      <w:pPr>
+        <w:spacing w:line="336" w:lineRule="auto" w:after="180"/>
+      </w:pPr>
+      <w:r>
+        <w:rPr>
+          <w:b w:val="0"/>
+        </w:rPr>
+        <w:t>Without D, report the supported capacity and ask for current approval rather than infer it.</w:t>
+      </w:r>
+    </w:p>
+    <w:p>
+      <w:pPr>
+        <w:pStyle w:val="Heading2"/>
+      </w:pPr>
+      <w:r>
+        <w:t>Judge reasoning and limits</w:t>
+      </w:r>
+    </w:p>
+    <w:tbl>
+      <w:tblPr>
+        <w:tblStyle w:val="LightShading-Accent1"/>
+        <w:tblW w:type="auto" w:w="0"/>
+        <w:tblLook w:firstColumn="1" w:firstRow="1" w:lastColumn="0" w:lastRow="0" w:noHBand="0" w:noVBand="1" w:val="04A0"/>
+      </w:tblPr>
+      <w:tblGrid>
+        <w:gridCol w:w="5112"/>
+        <w:gridCol w:w="5112"/>
+      </w:tblGrid>
+      <w:tr>
+        <w:trPr>
+          <w:tblHeader/>
+        </w:trPr>
+        <w:tc>
+          <w:tcPr>
+            <w:tcW w:type="dxa" w:w="5112"/>
+          </w:tcPr>
+          <w:p>
+            <w:r>
+              <w:t>Dimension</w:t>
+            </w:r>
+          </w:p>
+        </w:tc>
+        <w:tc>
+          <w:tcPr>
+            <w:tcW w:type="dxa" w:w="5112"/>
+          </w:tcPr>
+          <w:p>
+            <w:r>
+              <w:t>Evidence required</w:t>
+            </w:r>
+          </w:p>
+        </w:tc>
+      </w:tr>
+      <w:tr>
+        <w:tc>
+          <w:tcPr>
+            <w:tcW w:type="dxa" w:w="5112"/>
+          </w:tcPr>
+          <w:p>
+            <w:r>
+              <w:t>Explanation</w:t>
+            </w:r>
+          </w:p>
+        </w:tc>
+        <w:tc>
+          <w:tcPr>
+            <w:tcW w:type="dxa" w:w="5112"/>
+          </w:tcPr>
+          <w:p>
+            <w:r>
+              <w:t>Names the applicable idea or procedure and ties it to the supplied facts.</w:t>
+            </w:r>
+          </w:p>
+        </w:tc>
+      </w:tr>
+      <w:tr>
+        <w:tc>
+          <w:tcPr>
+            <w:tcW w:type="dxa" w:w="5112"/>
+          </w:tcPr>
+          <w:p>
+            <w:r>
+              <w:t>Trace and result</w:t>
+            </w:r>
+          </w:p>
+        </w:tc>
+        <w:tc>
+          <w:tcPr>
+            <w:tcW w:type="dxa" w:w="5112"/>
+          </w:tcPr>
+          <w:p>
+            <w:r>
+              <w:t>Preserves the given inputs and shows the relevant intermediate steps; distinguishes a prediction from an observed execution.</w:t>
+            </w:r>
+          </w:p>
+        </w:tc>
+      </w:tr>
+      <w:tr>
+        <w:tc>
+          <w:tcPr>
+            <w:tcW w:type="dxa" w:w="5112"/>
+          </w:tcPr>
+          <w:p>
+            <w:r>
+              <w:t>Limits</w:t>
+            </w:r>
+          </w:p>
+        </w:tc>
+        <w:tc>
+          <w:tcPr>
+            <w:tcW w:type="dxa" w:w="5112"/>
+          </w:tcPr>
+          <w:p>
+            <w:r>
+              <w:t>States the assumptions, missing evidence or conditions under which the result would change.</w:t>
+            </w:r>
+          </w:p>
+        </w:tc>
+      </w:tr>
+    </w:tbl>
+    <w:p>
+      <w:pPr>
+        <w:spacing w:line="336" w:lineRule="auto" w:after="180"/>
+      </w:pPr>
+      <w:r>
+        <w:rPr>
+          <w:b w:val="0"/>
+        </w:rPr>
+        <w:t>Record each dimension as not yet, with support, or independent. Accept a valid alternative procedure with a defensible trace.</w:t>
+      </w:r>
+    </w:p>
+    <w:p>
+      <w:pPr>
+        <w:spacing w:line="336" w:lineRule="auto" w:after="180"/>
+      </w:pPr>
+      <w:r>
+        <w:rPr>
+          <w:b w:val="0"/>
+        </w:rPr>
+        <w:t xml:space="preserve">Do not penalise an honestly recorded model failure if the learner correctly explains its </w:t>
+      </w:r>
+      <w:r>
+        <w:rPr>
+          <w:b/>
+        </w:rPr>
+        <w:t>evidence</w:t>
+      </w:r>
+      <w:r>
+        <w:rPr>
+          <w:b w:val="0"/>
+        </w:rPr>
+        <w:t xml:space="preserve"> and limits.</w:t>
+      </w:r>
+    </w:p>
+    <w:p>
+      <w:pPr>
+        <w:pStyle w:val="Heading2"/>
+      </w:pPr>
+      <w:r>
+        <w:t>Give one repair action</w:t>
+      </w:r>
+    </w:p>
+    <w:p>
+      <w:pPr>
+        <w:spacing w:line="336" w:lineRule="auto" w:after="180"/>
+      </w:pPr>
+      <w:r>
+        <w:rPr>
+          <w:b w:val="0"/>
+        </w:rPr>
+        <w:t>Name the earliest unsupported step and give one action to repair it. Have the learner make that repair now and explain why. Then assess the relevant skill on a fresh, fully specified case.</w:t>
+      </w:r>
+    </w:p>
+    <w:p>
+      <w:pPr>
+        <w:spacing w:line="336" w:lineRule="auto" w:after="180"/>
+      </w:pPr>
+      <w:r>
+        <w:rPr>
+          <w:b w:val="0"/>
+        </w:rPr>
+        <w:t>Confirm it was not previously practised with feedback; solve and check the new case before assigning it. A follow-up design prompt is a starting brief, not automatically an equivalent test.</w:t>
+      </w:r>
+    </w:p>
+    <w:p>
+      <w:pPr>
+        <w:pStyle w:val="Heading2"/>
+      </w:pPr>
+      <w:r>
+        <w:t>W1 Compute available evidence</w:t>
+      </w:r>
+    </w:p>
+    <w:p>
+      <w:pPr>
+        <w:spacing w:line="336" w:lineRule="auto" w:after="180"/>
+      </w:pPr>
+      <w:r>
+        <w:rPr>
+          <w:b w:val="0"/>
+        </w:rPr>
+        <w:t xml:space="preserve">Under total 100, instructions 20, question 10 and </w:t>
+      </w:r>
+      <w:r>
+        <w:rPr>
+          <w:b/>
+        </w:rPr>
+        <w:t>output</w:t>
+      </w:r>
+      <w:r>
+        <w:rPr>
+          <w:b w:val="0"/>
+        </w:rPr>
+        <w:t xml:space="preserve"> reserve 20, calculate </w:t>
+      </w:r>
+      <w:r>
+        <w:rPr>
+          <w:b/>
+        </w:rPr>
+        <w:t>evidence</w:t>
+      </w:r>
+      <w:r>
+        <w:rPr>
+          <w:b w:val="0"/>
+        </w:rPr>
+        <w:t xml:space="preserve"> capacity.</w:t>
+      </w:r>
+    </w:p>
+    <w:p>
+      <w:pPr>
+        <w:spacing w:line="336" w:lineRule="auto" w:after="180"/>
+      </w:pPr>
+      <w:r>
+        <w:rPr>
+          <w:b w:val="0"/>
+        </w:rPr>
+        <w:t xml:space="preserve">Teacher explanation: 100-20-10-20 = 50 supplied </w:t>
+      </w:r>
+      <w:r>
+        <w:rPr>
+          <w:b/>
+        </w:rPr>
+        <w:t>token</w:t>
+      </w:r>
+      <w:r>
+        <w:rPr>
+          <w:b w:val="0"/>
+        </w:rPr>
+        <w:t xml:space="preserve"> units.</w:t>
+      </w:r>
+    </w:p>
+    <w:p>
+      <w:pPr>
+        <w:spacing w:line="336" w:lineRule="auto" w:after="180"/>
+      </w:pPr>
+      <w:r>
+        <w:rPr>
+          <w:b w:val="0"/>
+        </w:rPr>
+        <w:t xml:space="preserve">Separate the total budget into its declared parts: 100 minus 20 instruction units minus 10 question units minus 20 </w:t>
+      </w:r>
+      <w:r>
+        <w:rPr>
+          <w:b/>
+        </w:rPr>
+        <w:t>reserved output</w:t>
+      </w:r>
+      <w:r>
+        <w:rPr>
+          <w:b w:val="0"/>
+        </w:rPr>
+        <w:t xml:space="preserve"> units leaves 50 units for </w:t>
+      </w:r>
+      <w:r>
+        <w:rPr>
+          <w:b/>
+        </w:rPr>
+        <w:t>evidence</w:t>
+      </w:r>
+      <w:r>
+        <w:rPr>
+          <w:b w:val="0"/>
+        </w:rPr>
+        <w:t xml:space="preserve">. Preserve the </w:t>
+      </w:r>
+      <w:r>
+        <w:rPr>
+          <w:b/>
+        </w:rPr>
+        <w:t>output</w:t>
+      </w:r>
+      <w:r>
+        <w:rPr>
+          <w:b w:val="0"/>
+        </w:rPr>
+        <w:t xml:space="preserve"> reserve before filling </w:t>
+      </w:r>
+      <w:r>
+        <w:rPr>
+          <w:b/>
+        </w:rPr>
+        <w:t>evidence</w:t>
+      </w:r>
+      <w:r>
+        <w:rPr>
+          <w:b w:val="0"/>
+        </w:rPr>
+        <w:t xml:space="preserve"> space.</w:t>
+      </w:r>
+    </w:p>
+    <w:p>
+      <w:pPr>
+        <w:spacing w:line="336" w:lineRule="auto" w:after="180"/>
+      </w:pPr>
+      <w:r>
+        <w:rPr>
+          <w:b w:val="0"/>
+        </w:rPr>
+        <w:t xml:space="preserve">These are the lesson’s supplied </w:t>
+      </w:r>
+      <w:r>
+        <w:rPr>
+          <w:b/>
+        </w:rPr>
+        <w:t>token</w:t>
+      </w:r>
+      <w:r>
+        <w:rPr>
+          <w:b w:val="0"/>
+        </w:rPr>
+        <w:t xml:space="preserve"> units, not a universal word-to-</w:t>
+      </w:r>
+      <w:r>
+        <w:rPr>
+          <w:b/>
+        </w:rPr>
+        <w:t>token</w:t>
+      </w:r>
+      <w:r>
+        <w:rPr>
+          <w:b w:val="0"/>
+        </w:rPr>
+        <w:t xml:space="preserve"> conversion.</w:t>
+      </w:r>
+    </w:p>
+    <w:p>
+      <w:pPr>
+        <w:pStyle w:val="Heading2"/>
+      </w:pPr>
+      <w:r>
+        <w:t>W2 Choose complete support</w:t>
+      </w:r>
+    </w:p>
+    <w:p>
+      <w:pPr>
+        <w:spacing w:line="336" w:lineRule="auto" w:after="180"/>
+      </w:pPr>
+      <w:r>
+        <w:rPr>
+          <w:b w:val="0"/>
+        </w:rPr>
+        <w:t>Compare A+B,A+C,C+B for fit and support of current approval and capacity.</w:t>
+      </w:r>
+    </w:p>
+    <w:p>
+      <w:pPr>
+        <w:spacing w:line="336" w:lineRule="auto" w:after="180"/>
+      </w:pPr>
+      <w:r>
+        <w:rPr>
+          <w:b w:val="0"/>
+        </w:rPr>
+        <w:t>Teacher explanation: A+B costs 50 and supports both. A+C costs 55 and fails budget; C+B costs 45 but uses old approval and fails current-approval support.</w:t>
+      </w:r>
+    </w:p>
+    <w:p>
+      <w:pPr>
+        <w:pStyle w:val="Heading2"/>
+      </w:pPr>
+      <w:r>
+        <w:t>W3 Preserve a qualifier</w:t>
+      </w:r>
+    </w:p>
+    <w:p>
+      <w:pPr>
+        <w:spacing w:line="336" w:lineRule="auto" w:after="180"/>
+      </w:pPr>
+      <w:r>
+        <w:rPr>
+          <w:b w:val="0"/>
+        </w:rPr>
+        <w:t>A passage says room B normally holds 12, except during maintenance when the approved limit is 8. Why is retaining only the first clause inadequate?</w:t>
+      </w:r>
+    </w:p>
+    <w:p>
+      <w:pPr>
+        <w:spacing w:line="336" w:lineRule="auto" w:after="180"/>
+      </w:pPr>
+      <w:r>
+        <w:rPr>
+          <w:b w:val="0"/>
+        </w:rPr>
+        <w:t>Teacher explanation: The exception changes the applicable capacity during maintenance. Preserve conditions and determine whether maintenance applies; do not report 12 unconditionally.</w:t>
+      </w:r>
+    </w:p>
+    <w:p>
+      <w:pPr>
+        <w:pStyle w:val="Heading2"/>
+      </w:pPr>
+      <w:r>
+        <w:t>W5 Audit inclusion</w:t>
+      </w:r>
+    </w:p>
+    <w:p>
+      <w:pPr>
+        <w:spacing w:line="336" w:lineRule="auto" w:after="180"/>
+      </w:pPr>
+      <w:r>
+        <w:rPr>
+          <w:b w:val="0"/>
+        </w:rPr>
+        <w:t>A team says every claim is verified because all chosen documents fit in context. What further check is needed?</w:t>
+      </w:r>
+    </w:p>
+    <w:p>
+      <w:pPr>
+        <w:spacing w:line="336" w:lineRule="auto" w:after="180"/>
+      </w:pPr>
+      <w:r>
+        <w:rPr>
+          <w:b w:val="0"/>
+        </w:rPr>
+        <w:t>Teacher explanation: Check each generated claim against the actual source passage/version and preserve qualifiers. Budget fit and inclusion do not establish faithful use or current correctness.</w:t>
+      </w:r>
+    </w:p>
+    <w:p>
+      <w:pPr>
+        <w:pStyle w:val="Heading2"/>
+      </w:pPr>
+      <w:r>
+        <w:t>Extension questions and keys · reference / check after trying</w:t>
       </w:r>
     </w:p>
     <w:p>
@@ -4392,51 +5219,497 @@
         <w:pStyle w:val="Heading3"/>
       </w:pPr>
       <w:r>
+        <w:t>Attention as weighted information selection — W1 Identify the roles</w:t>
+      </w:r>
+    </w:p>
+    <w:p>
+      <w:pPr>
+        <w:spacing w:line="336" w:lineRule="auto" w:after="180"/>
+      </w:pPr>
+      <w:r>
+        <w:rPr>
+          <w:b w:val="0"/>
+        </w:rPr>
+        <w:t xml:space="preserve">Explain </w:t>
+      </w:r>
+      <w:r>
+        <w:rPr>
+          <w:b/>
+        </w:rPr>
+        <w:t>query</w:t>
+      </w:r>
+      <w:r>
+        <w:rPr>
+          <w:b w:val="0"/>
+        </w:rPr>
+        <w:t xml:space="preserve">, key, </w:t>
+      </w:r>
+      <w:r>
+        <w:rPr>
+          <w:b/>
+        </w:rPr>
+        <w:t>value</w:t>
+      </w:r>
+      <w:r>
+        <w:rPr>
+          <w:b w:val="0"/>
+        </w:rPr>
+        <w:t xml:space="preserve"> and weight without calling the largest weight a truth score.</w:t>
+      </w:r>
+    </w:p>
+    <w:p>
+      <w:pPr>
+        <w:spacing w:line="336" w:lineRule="auto" w:after="180"/>
+      </w:pPr>
+      <w:r>
+        <w:rPr>
+          <w:b w:val="0"/>
+        </w:rPr>
+        <w:t xml:space="preserve">Teacher explanation: The </w:t>
+      </w:r>
+      <w:r>
+        <w:rPr>
+          <w:b/>
+        </w:rPr>
+        <w:t>query</w:t>
+      </w:r>
+      <w:r>
+        <w:rPr>
+          <w:b w:val="0"/>
+        </w:rPr>
+        <w:t xml:space="preserve"> compares keys, compatibility produces weights, and weights combine </w:t>
+      </w:r>
+      <w:r>
+        <w:rPr>
+          <w:b/>
+        </w:rPr>
+        <w:t>value</w:t>
+      </w:r>
+      <w:r>
+        <w:rPr>
+          <w:b w:val="0"/>
+        </w:rPr>
+        <w:t>s. A weight is a computational coefficient, not a truth score.</w:t>
+      </w:r>
+    </w:p>
+    <w:p>
+      <w:pPr>
+        <w:pStyle w:val="Heading3"/>
+      </w:pPr>
+      <w:r>
+        <w:t>Attention as weighted information selection — W2 Compute the mixture</w:t>
+      </w:r>
+    </w:p>
+    <w:p>
+      <w:pPr>
+        <w:spacing w:line="336" w:lineRule="auto" w:after="180"/>
+      </w:pPr>
+      <w:r>
+        <w:rPr>
+          <w:b w:val="0"/>
+        </w:rPr>
+        <w:t xml:space="preserve">Calculate the </w:t>
+      </w:r>
+      <w:r>
+        <w:rPr>
+          <w:b/>
+        </w:rPr>
+        <w:t>output</w:t>
+      </w:r>
+      <w:r>
+        <w:rPr>
+          <w:b w:val="0"/>
+        </w:rPr>
+        <w:t xml:space="preserve"> from the three supplied </w:t>
+      </w:r>
+      <w:r>
+        <w:rPr>
+          <w:b/>
+        </w:rPr>
+        <w:t>value</w:t>
+      </w:r>
+      <w:r>
+        <w:rPr>
+          <w:b w:val="0"/>
+        </w:rPr>
+        <w:t>s and weights.</w:t>
+      </w:r>
+    </w:p>
+    <w:p>
+      <w:pPr>
+        <w:spacing w:line="336" w:lineRule="auto" w:after="180"/>
+      </w:pPr>
+      <w:r>
+        <w:rPr>
+          <w:b w:val="0"/>
+        </w:rPr>
+        <w:t>Teacher explanation: Contributions [1,0],[0,1],[1,0.5] sum to [2,1.5].</w:t>
+      </w:r>
+    </w:p>
+    <w:p>
+      <w:pPr>
+        <w:spacing w:line="336" w:lineRule="auto" w:after="180"/>
+      </w:pPr>
+      <w:r>
+        <w:rPr>
+          <w:b w:val="0"/>
+        </w:rPr>
+        <w:t xml:space="preserve">Multiply each coordinate by its </w:t>
+      </w:r>
+      <w:r>
+        <w:rPr>
+          <w:b/>
+        </w:rPr>
+        <w:t>value</w:t>
+      </w:r>
+      <w:r>
+        <w:rPr>
+          <w:b w:val="0"/>
+        </w:rPr>
+        <w:t>’s weight: 0.5*[2,0]=[1,0], 0.25*[0,4]=[0,1], and 0.25*[4,2]=[1,0.5]. Add first coordinates to get 1+0+1=2 and second coordinates to get 0+1+0.5=1.5.</w:t>
+      </w:r>
+    </w:p>
+    <w:p>
+      <w:pPr>
+        <w:spacing w:line="336" w:lineRule="auto" w:after="180"/>
+      </w:pPr>
+      <w:r>
+        <w:rPr>
+          <w:b w:val="0"/>
+        </w:rPr>
+        <w:t xml:space="preserve">The combined vector is [2,1.5], not a literal selection of one source </w:t>
+      </w:r>
+      <w:r>
+        <w:rPr>
+          <w:b/>
+        </w:rPr>
+        <w:t>token</w:t>
+      </w:r>
+      <w:r>
+        <w:rPr>
+          <w:b w:val="0"/>
+        </w:rPr>
+        <w:t>.</w:t>
+      </w:r>
+    </w:p>
+    <w:p>
+      <w:pPr>
+        <w:pStyle w:val="Heading3"/>
+      </w:pPr>
+      <w:r>
+        <w:t>Attention as weighted information selection — W3 Mask and renormalise</w:t>
+      </w:r>
+    </w:p>
+    <w:p>
+      <w:pPr>
+        <w:spacing w:line="336" w:lineRule="auto" w:after="180"/>
+      </w:pPr>
+      <w:r>
+        <w:rPr>
+          <w:b w:val="0"/>
+        </w:rPr>
+        <w:t xml:space="preserve">Exclude V3 and calculate permitted weights and </w:t>
+      </w:r>
+      <w:r>
+        <w:rPr>
+          <w:b/>
+        </w:rPr>
+        <w:t>output</w:t>
+      </w:r>
+      <w:r>
+        <w:rPr>
+          <w:b w:val="0"/>
+        </w:rPr>
+        <w:t>. Explain the empty-</w:t>
+      </w:r>
+      <w:r>
+        <w:rPr>
+          <w:b/>
+        </w:rPr>
+        <w:t>mask</w:t>
+      </w:r>
+      <w:r>
+        <w:rPr>
+          <w:b w:val="0"/>
+        </w:rPr>
+        <w:t xml:space="preserve"> case.</w:t>
+      </w:r>
+    </w:p>
+    <w:p>
+      <w:pPr>
+        <w:spacing w:line="336" w:lineRule="auto" w:after="180"/>
+      </w:pPr>
+      <w:r>
+        <w:rPr>
+          <w:b w:val="0"/>
+        </w:rPr>
+        <w:t xml:space="preserve">Teacher explanation: Retained total 0.75 gives weights 2/3,1/3,0 and </w:t>
+      </w:r>
+      <w:r>
+        <w:rPr>
+          <w:b/>
+        </w:rPr>
+        <w:t>output</w:t>
+      </w:r>
+      <w:r>
+        <w:rPr>
+          <w:b w:val="0"/>
+        </w:rPr>
+        <w:t xml:space="preserve"> [4/3,4/3]. All-excluded gives zero total and must report no available </w:t>
+      </w:r>
+      <w:r>
+        <w:rPr>
+          <w:b/>
+        </w:rPr>
+        <w:t>value</w:t>
+      </w:r>
+      <w:r>
+        <w:rPr>
+          <w:b w:val="0"/>
+        </w:rPr>
+        <w:t xml:space="preserve"> under this contract.</w:t>
+      </w:r>
+    </w:p>
+    <w:p>
+      <w:pPr>
+        <w:pStyle w:val="Heading3"/>
+      </w:pPr>
+      <w:r>
+        <w:t>Attention as weighted information selection — W4 Combine a new case independently</w:t>
+      </w:r>
+    </w:p>
+    <w:p>
+      <w:pPr>
+        <w:spacing w:line="336" w:lineRule="auto" w:after="180"/>
+      </w:pPr>
+      <w:r>
+        <w:rPr>
+          <w:b/>
+        </w:rPr>
+        <w:t>Value</w:t>
+      </w:r>
+      <w:r>
+        <w:rPr>
+          <w:b w:val="0"/>
+        </w:rPr>
+        <w:t xml:space="preserve">s A=[4,1],B=[0,5],C=[2,3]; weights 0.25,0.5,0.25. Compute the full </w:t>
+      </w:r>
+      <w:r>
+        <w:rPr>
+          <w:b/>
+        </w:rPr>
+        <w:t>output</w:t>
+      </w:r>
+      <w:r>
+        <w:rPr>
+          <w:b w:val="0"/>
+        </w:rPr>
+        <w:t xml:space="preserve">. </w:t>
+      </w:r>
+      <w:r>
+        <w:rPr>
+          <w:b/>
+        </w:rPr>
+        <w:t>Mask</w:t>
+      </w:r>
+      <w:r>
+        <w:rPr>
+          <w:b w:val="0"/>
+        </w:rPr>
+        <w:t xml:space="preserve"> B, renormalise the remaining weights and compute the new </w:t>
+      </w:r>
+      <w:r>
+        <w:rPr>
+          <w:b/>
+        </w:rPr>
+        <w:t>output</w:t>
+      </w:r>
+      <w:r>
+        <w:rPr>
+          <w:b w:val="0"/>
+        </w:rPr>
+        <w:t>.</w:t>
+      </w:r>
+    </w:p>
+    <w:p>
+      <w:pPr>
+        <w:spacing w:line="336" w:lineRule="auto" w:after="180"/>
+      </w:pPr>
+      <w:r>
+        <w:rPr>
+          <w:b w:val="0"/>
+        </w:rPr>
+        <w:t xml:space="preserve">Teacher explanation: Full contributions [1,.25],[0,2.5],[.5,.75] give [1.5,3.5]. Retained total .5 gives A/C weights .5,.5 and </w:t>
+      </w:r>
+      <w:r>
+        <w:rPr>
+          <w:b/>
+        </w:rPr>
+        <w:t>output</w:t>
+      </w:r>
+      <w:r>
+        <w:rPr>
+          <w:b w:val="0"/>
+        </w:rPr>
+        <w:t xml:space="preserve"> [3,2]. </w:t>
+      </w:r>
+      <w:r>
+        <w:rPr>
+          <w:b/>
+        </w:rPr>
+        <w:t>Mask</w:t>
+      </w:r>
+      <w:r>
+        <w:rPr>
+          <w:b w:val="0"/>
+        </w:rPr>
+        <w:t>ing changes available information; it does not verify sources.</w:t>
+      </w:r>
+    </w:p>
+    <w:p>
+      <w:pPr>
+        <w:pStyle w:val="Heading3"/>
+      </w:pPr>
+      <w:r>
+        <w:t>Attention as weighted information selection — W5 Audit an explanation</w:t>
+      </w:r>
+    </w:p>
+    <w:p>
+      <w:pPr>
+        <w:spacing w:line="336" w:lineRule="auto" w:after="180"/>
+      </w:pPr>
+      <w:r>
+        <w:rPr>
+          <w:b w:val="0"/>
+        </w:rPr>
+        <w:t>A student claims the highest attention weight explains the entire model and authenticates a retrieved instruction. What additional reasoning is needed?</w:t>
+      </w:r>
+    </w:p>
+    <w:p>
+      <w:pPr>
+        <w:spacing w:line="336" w:lineRule="auto" w:after="180"/>
+      </w:pPr>
+      <w:r>
+        <w:rPr>
+          <w:b w:val="0"/>
+        </w:rPr>
+        <w:t xml:space="preserve">Teacher explanation: Inspect </w:t>
+      </w:r>
+      <w:r>
+        <w:rPr>
+          <w:b/>
+        </w:rPr>
+        <w:t>value</w:t>
+      </w:r>
+      <w:r>
+        <w:rPr>
+          <w:b w:val="0"/>
+        </w:rPr>
+        <w:t>s and downstream computations, other heads and residual paths before explaining the whole model.</w:t>
+      </w:r>
+    </w:p>
+    <w:p>
+      <w:pPr>
+        <w:spacing w:line="336" w:lineRule="auto" w:after="180"/>
+      </w:pPr>
+      <w:r>
+        <w:rPr>
+          <w:b w:val="0"/>
+        </w:rPr>
+        <w:t xml:space="preserve">Source truth and instruction authority require separate </w:t>
+      </w:r>
+      <w:r>
+        <w:rPr>
+          <w:b/>
+        </w:rPr>
+        <w:t>evidence</w:t>
+      </w:r>
+      <w:r>
+        <w:rPr>
+          <w:b w:val="0"/>
+        </w:rPr>
+        <w:t xml:space="preserve"> and permissions; weight alone supplies neither.</w:t>
+      </w:r>
+    </w:p>
+    <w:p>
+      <w:pPr>
+        <w:pStyle w:val="Heading2"/>
+      </w:pPr>
+      <w:r>
+        <w:t>Earlier wording, alternatives and picture transcripts · reference / check after trying</w:t>
+      </w:r>
+    </w:p>
+    <w:p>
+      <w:pPr>
+        <w:spacing w:line="336" w:lineRule="auto" w:after="180"/>
+      </w:pPr>
+      <w:r>
+        <w:rPr>
+          <w:b w:val="0"/>
+        </w:rPr>
+        <w:t>Assess and explain the answers</w:t>
+      </w:r>
+    </w:p>
+    <w:p>
+      <w:pPr>
+        <w:pStyle w:val="Heading3"/>
+      </w:pPr>
+      <w:r>
         <w:t>Worked case answer</w:t>
       </w:r>
     </w:p>
     <w:p>
       <w:pPr>
+        <w:spacing w:line="336" w:lineRule="auto" w:after="180"/>
+      </w:pPr>
+      <w:r>
+        <w:rPr>
+          <w:b w:val="0"/>
+        </w:rPr>
+        <w:t xml:space="preserve">Nine exceeds eight. Shorten or select material while preserving essential instructions and </w:t>
+      </w:r>
+      <w:r>
+        <w:rPr>
+          <w:b/>
+        </w:rPr>
+        <w:t>evidence</w:t>
+      </w:r>
+      <w:r>
+        <w:rPr>
+          <w:b w:val="0"/>
+        </w:rPr>
+        <w:t xml:space="preserve">. Real systems also have </w:t>
+      </w:r>
+      <w:r>
+        <w:rPr>
+          <w:b/>
+        </w:rPr>
+        <w:t>output</w:t>
+      </w:r>
+      <w:r>
+        <w:rPr>
+          <w:b w:val="0"/>
+        </w:rPr>
+        <w:t>-budget rules.</w:t>
+      </w:r>
+    </w:p>
+    <w:p>
+      <w:pPr>
         <w:pStyle w:val="Heading3"/>
       </w:pPr>
       <w:r>
-        <w:t>Teacher key · Worked case answer</w:t>
+        <w:t>Additional transfer practice</w:t>
       </w:r>
     </w:p>
     <w:p>
       <w:pPr>
         <w:spacing w:line="336" w:lineRule="auto" w:after="180"/>
-        <w:shd w:fill="F1F6FC"/>
-      </w:pPr>
-      <w:r>
-        <w:rPr>
-          <w:b w:val="0"/>
-        </w:rPr>
-        <w:t xml:space="preserve">Nine exceeds eight. Shorten or select material while preserving essential instructions and </w:t>
-      </w:r>
-      <w:r>
-        <w:rPr>
-          <w:b/>
-        </w:rPr>
-        <w:t>evidence</w:t>
-      </w:r>
-      <w:r>
-        <w:rPr>
-          <w:b w:val="0"/>
-        </w:rPr>
-        <w:t xml:space="preserve">. Real systems also have </w:t>
-      </w:r>
-      <w:r>
-        <w:rPr>
-          <w:b/>
-        </w:rPr>
-        <w:t>output</w:t>
-      </w:r>
-      <w:r>
-        <w:rPr>
-          <w:b w:val="0"/>
-        </w:rPr>
-        <w:t>-budget rules.</w:t>
+      </w:pPr>
+      <w:r>
+        <w:rPr>
+          <w:b w:val="0"/>
+        </w:rPr>
+        <w:t>A system can use only the last two messages. Message 1 says use centimetres; messages 2 and 3 discuss plants. What instruction may be lost, and how can the next request repair this?</w:t>
       </w:r>
     </w:p>
     <w:p>
@@ -4444,49 +5717,12 @@
         <w:pStyle w:val="Heading3"/>
       </w:pPr>
       <w:r>
-        <w:t>Independent question</w:t>
-      </w:r>
-    </w:p>
-    <w:p>
-      <w:pPr>
-        <w:pStyle w:val="Heading3"/>
-      </w:pPr>
-      <w:r>
-        <w:t>Independent question · withhold the key</w:t>
+        <w:t>Reasoned practice answer</w:t>
       </w:r>
     </w:p>
     <w:p>
       <w:pPr>
         <w:spacing w:line="336" w:lineRule="auto" w:after="180"/>
-        <w:shd w:fill="F5F1FB"/>
-      </w:pPr>
-      <w:r>
-        <w:rPr>
-          <w:b w:val="0"/>
-        </w:rPr>
-        <w:t>A system can use only the last two messages. Message 1 says use centimetres; messages 2 and 3 discuss plants. What instruction may be lost, and how can the next request repair this?</w:t>
-      </w:r>
-    </w:p>
-    <w:p>
-      <w:pPr>
-        <w:pStyle w:val="Heading3"/>
-      </w:pPr>
-      <w:r>
-        <w:t>Expected independent answer</w:t>
-      </w:r>
-    </w:p>
-    <w:p>
-      <w:pPr>
-        <w:pStyle w:val="Heading3"/>
-      </w:pPr>
-      <w:r>
-        <w:t>Teacher key · Expected independent answer</w:t>
-      </w:r>
-    </w:p>
-    <w:p>
-      <w:pPr>
-        <w:spacing w:line="336" w:lineRule="auto" w:after="180"/>
-        <w:shd w:fill="F1F6FC"/>
       </w:pPr>
       <w:r>
         <w:rPr>
@@ -4804,1504 +6040,337 @@
     </w:p>
     <w:p>
       <w:pPr>
+        <w:spacing w:line="336" w:lineRule="auto" w:after="180"/>
+      </w:pPr>
+      <w:r>
+        <w:rPr>
+          <w:b w:val="0"/>
+        </w:rPr>
+        <w:t>Total=14, exceeding the toy limit by 2. Select a relevant 5-</w:t>
+      </w:r>
+      <w:r>
+        <w:rPr>
+          <w:b/>
+        </w:rPr>
+        <w:t>token</w:t>
+      </w:r>
+      <w:r>
+        <w:rPr>
+          <w:b w:val="0"/>
+        </w:rPr>
+        <w:t xml:space="preserve"> source extract or shorten other material while retaining essential instructions and </w:t>
+      </w:r>
+      <w:r>
+        <w:rPr>
+          <w:b/>
+        </w:rPr>
+        <w:t>evidence</w:t>
+      </w:r>
+      <w:r>
+        <w:rPr>
+          <w:b w:val="0"/>
+        </w:rPr>
+        <w:t>.</w:t>
+      </w:r>
+    </w:p>
+    <w:p>
+      <w:pPr>
+        <w:spacing w:line="336" w:lineRule="auto" w:after="180"/>
+      </w:pPr>
+      <w:r>
+        <w:rPr>
+          <w:b w:val="0"/>
+        </w:rPr>
+        <w:t xml:space="preserve">Real systems specify their own context and </w:t>
+      </w:r>
+      <w:r>
+        <w:rPr>
+          <w:b/>
+        </w:rPr>
+        <w:t>output</w:t>
+      </w:r>
+      <w:r>
+        <w:rPr>
+          <w:b w:val="0"/>
+        </w:rPr>
+        <w:t xml:space="preserve"> limits; this toy policy must not be assumed universal.</w:t>
+      </w:r>
+    </w:p>
+    <w:p>
+      <w:pPr>
         <w:pStyle w:val="Heading3"/>
       </w:pPr>
       <w:r>
-        <w:t>Teacher key · Original transfer answer</w:t>
+        <w:t>Explanations for the additional workbook examples</w:t>
+      </w:r>
+    </w:p>
+    <w:p>
+      <w:pPr>
+        <w:pStyle w:val="Heading3"/>
+      </w:pPr>
+      <w:r>
+        <w:t>W1 Compute available evidence</w:t>
+      </w:r>
+    </w:p>
+    <w:p>
+      <w:pPr>
+        <w:pStyle w:val="Heading3"/>
+      </w:pPr>
+      <w:r>
+        <w:t>W2 Choose complete support</w:t>
+      </w:r>
+    </w:p>
+    <w:p>
+      <w:pPr>
+        <w:pStyle w:val="Heading3"/>
+      </w:pPr>
+      <w:r>
+        <w:t>W3 Preserve a qualifier</w:t>
+      </w:r>
+    </w:p>
+    <w:p>
+      <w:pPr>
+        <w:pStyle w:val="Heading3"/>
+      </w:pPr>
+      <w:r>
+        <w:t>W4 Budget new evidence independently</w:t>
       </w:r>
     </w:p>
     <w:p>
       <w:pPr>
         <w:spacing w:line="336" w:lineRule="auto" w:after="180"/>
-        <w:shd w:fill="F1F6FC"/>
-      </w:pPr>
-      <w:r>
-        <w:rPr>
-          <w:b w:val="0"/>
-        </w:rPr>
-        <w:t>Total=14, exceeding the toy limit by 2. Select a relevant 5-</w:t>
+      </w:pPr>
+      <w:r>
+        <w:rPr>
+          <w:b w:val="0"/>
+        </w:rPr>
+        <w:t xml:space="preserve">Total 120, instructions 25, question 15, </w:t>
       </w:r>
       <w:r>
         <w:rPr>
           <w:b/>
         </w:rPr>
-        <w:t>token</w:t>
-      </w:r>
-      <w:r>
-        <w:rPr>
-          <w:b w:val="0"/>
-        </w:rPr>
-        <w:t xml:space="preserve"> source extract or shorten other material while retaining essential instructions and </w:t>
+        <w:t>output</w:t>
+      </w:r>
+      <w:r>
+        <w:rPr>
+          <w:b w:val="0"/>
+        </w:rPr>
+        <w:t xml:space="preserve"> reserve 30. Source D is current approval, cost 28; E is current capacity, cost 22; F is old approval, cost 18.</w:t>
+      </w:r>
+    </w:p>
+    <w:p>
+      <w:pPr>
+        <w:spacing w:line="336" w:lineRule="auto" w:after="180"/>
+      </w:pPr>
+      <w:r>
+        <w:rPr>
+          <w:b w:val="0"/>
+        </w:rPr>
+        <w:t>Compute capacity, compare D+E and E+F, and state an honest fallback if D is missing.</w:t>
+      </w:r>
+    </w:p>
+    <w:p>
+      <w:pPr>
+        <w:spacing w:line="336" w:lineRule="auto" w:after="180"/>
+      </w:pPr>
+      <w:r>
+        <w:rPr>
+          <w:b w:val="0"/>
+        </w:rPr>
+        <w:t xml:space="preserve">Teacher explanation: </w:t>
       </w:r>
       <w:r>
         <w:rPr>
           <w:b/>
         </w:rPr>
+        <w:t>Evidence</w:t>
+      </w:r>
+      <w:r>
+        <w:rPr>
+          <w:b w:val="0"/>
+        </w:rPr>
+        <w:t xml:space="preserve"> capacity 50. D+E costs 50 and supplies both current claims. E+F costs 40 but old approval is insufficient.</w:t>
+      </w:r>
+    </w:p>
+    <w:p>
+      <w:pPr>
+        <w:spacing w:line="336" w:lineRule="auto" w:after="180"/>
+      </w:pPr>
+      <w:r>
+        <w:rPr>
+          <w:b w:val="0"/>
+        </w:rPr>
+        <w:t>Without D, report the supported capacity and ask for current approval rather than infer it.</w:t>
+      </w:r>
+    </w:p>
+    <w:p>
+      <w:pPr>
+        <w:pStyle w:val="Heading3"/>
+      </w:pPr>
+      <w:r>
+        <w:t>W5 Audit inclusion</w:t>
+      </w:r>
+    </w:p>
+    <w:p>
+      <w:pPr>
+        <w:pStyle w:val="Heading3"/>
+      </w:pPr>
+      <w:r>
+        <w:t>Assess independent transfer</w:t>
+      </w:r>
+    </w:p>
+    <w:p>
+      <w:pPr>
+        <w:pStyle w:val="Heading3"/>
+      </w:pPr>
+      <w:r>
+        <w:t>Selected case answer</w:t>
+      </w:r>
+    </w:p>
+    <w:p>
+      <w:pPr>
+        <w:pStyle w:val="Heading3"/>
+      </w:pPr>
+      <w:r>
+        <w:t>Feedback that the learner uses</w:t>
+      </w:r>
+    </w:p>
+    <w:p>
+      <w:pPr>
+        <w:pStyle w:val="Heading1"/>
+      </w:pPr>
+      <w:r>
+        <w:t>06. Connect, support and return</w:t>
+      </w:r>
+    </w:p>
+    <w:p>
+      <w:r>
+        <w:t>Keep main and extension assessment evidence distinguishable.</w:t>
+      </w:r>
+    </w:p>
+    <w:p>
+      <w:pPr>
+        <w:pStyle w:val="Heading2"/>
+      </w:pPr>
+      <w:r>
+        <w:t>Project record</w:t>
+      </w:r>
+    </w:p>
+    <w:p>
+      <w:pPr>
+        <w:spacing w:line="336" w:lineRule="auto" w:after="180"/>
+      </w:pPr>
+      <w:r>
+        <w:rPr>
+          <w:b w:val="0"/>
+        </w:rPr>
+        <w:t xml:space="preserve">Keep the decision, </w:t>
+      </w:r>
+      <w:r>
+        <w:rPr>
+          <w:b/>
+        </w:rPr>
+        <w:t>input</w:t>
+      </w:r>
+      <w:r>
+        <w:rPr>
+          <w:b w:val="0"/>
+        </w:rPr>
+        <w:t xml:space="preserve">, result, explanation and remaining limitation in the project </w:t>
+      </w:r>
+      <w:r>
+        <w:rPr>
+          <w:b/>
+        </w:rPr>
         <w:t>evidence</w:t>
       </w:r>
       <w:r>
         <w:rPr>
           <w:b w:val="0"/>
         </w:rPr>
+        <w:t xml:space="preserve"> record. Retrieve this record next week rather than restarting the project.</w:t>
+      </w:r>
+    </w:p>
+    <w:p>
+      <w:pPr>
+        <w:spacing w:line="336" w:lineRule="auto" w:after="180"/>
+      </w:pPr>
+      <w:r>
+        <w:rPr>
+          <w:b w:val="0"/>
+        </w:rPr>
+        <w:t xml:space="preserve">Design Study Buddy retrieval to preserve current facts, exceptions and source identity within its </w:t>
+      </w:r>
+      <w:r>
+        <w:rPr>
+          <w:b/>
+        </w:rPr>
+        <w:t>context budget</w:t>
+      </w:r>
+      <w:r>
+        <w:rPr>
+          <w:b w:val="0"/>
+        </w:rPr>
         <w:t>.</w:t>
       </w:r>
     </w:p>
     <w:p>
       <w:pPr>
+        <w:pStyle w:val="Heading2"/>
+      </w:pPr>
+      <w:r>
+        <w:t>Main support and fresh assessment</w:t>
+      </w:r>
+    </w:p>
+    <w:p>
+      <w:pPr>
         <w:spacing w:line="336" w:lineRule="auto" w:after="180"/>
-        <w:shd w:fill="F1F6FC"/>
-      </w:pPr>
-      <w:r>
-        <w:rPr>
-          <w:b w:val="0"/>
-        </w:rPr>
-        <w:t xml:space="preserve">Real systems specify their own context and </w:t>
+      </w:pPr>
+      <w:r>
+        <w:rPr>
+          <w:b w:val="0"/>
+        </w:rPr>
+        <w:t xml:space="preserve">Provide labelled intermediate columns and allow a calculator. Ask students to state the meaning and denominator of a </w:t>
       </w:r>
       <w:r>
         <w:rPr>
           <w:b/>
         </w:rPr>
-        <w:t>output</w:t>
-      </w:r>
-      <w:r>
-        <w:rPr>
-          <w:b w:val="0"/>
-        </w:rPr>
-        <w:t xml:space="preserve"> limits; this toy policy must not be assumed universal.</w:t>
-      </w:r>
-    </w:p>
-    <w:p>
-      <w:pPr>
-        <w:pStyle w:val="Heading3"/>
-      </w:pPr>
-      <w:r>
-        <w:t>Explanations for the additional workbook examples</w:t>
-      </w:r>
-    </w:p>
-    <w:p>
-      <w:pPr>
-        <w:pStyle w:val="Heading3"/>
-      </w:pPr>
-      <w:r>
-        <w:t>W1 Compute available evidence</w:t>
-      </w:r>
-    </w:p>
-    <w:p>
-      <w:pPr>
-        <w:pStyle w:val="Heading3"/>
-      </w:pPr>
-      <w:r>
-        <w:t>Workbook question · W1</w:t>
+        <w:t>value</w:t>
+      </w:r>
+      <w:r>
+        <w:rPr>
+          <w:b w:val="0"/>
+        </w:rPr>
+        <w:t xml:space="preserve"> before interpreting it.</w:t>
       </w:r>
     </w:p>
     <w:p>
       <w:pPr>
         <w:spacing w:line="336" w:lineRule="auto" w:after="180"/>
-        <w:shd w:fill="F5F1FB"/>
-      </w:pPr>
-      <w:r>
-        <w:rPr>
-          <w:b w:val="0"/>
-        </w:rPr>
-        <w:t xml:space="preserve">Under total 100, instructions 20, question 10 and </w:t>
-      </w:r>
-      <w:r>
-        <w:rPr>
-          <w:b/>
-        </w:rPr>
-        <w:t>output</w:t>
-      </w:r>
-      <w:r>
-        <w:rPr>
-          <w:b w:val="0"/>
-        </w:rPr>
-        <w:t xml:space="preserve"> reserve 20, calculate </w:t>
-      </w:r>
-      <w:r>
-        <w:rPr>
-          <w:b/>
-        </w:rPr>
-        <w:t>evidence</w:t>
-      </w:r>
-      <w:r>
-        <w:rPr>
-          <w:b w:val="0"/>
-        </w:rPr>
-        <w:t xml:space="preserve"> capacity.</w:t>
-      </w:r>
-    </w:p>
-    <w:p>
-      <w:pPr>
-        <w:pStyle w:val="Heading3"/>
-      </w:pPr>
-      <w:r>
-        <w:t>Teacher reasoning · W1</w:t>
+      </w:pPr>
+      <w:r>
+        <w:rPr>
+          <w:b w:val="0"/>
+        </w:rPr>
+        <w:t>Extension: implement the classroom calculation locally and test boundary cases without using personal data.</w:t>
       </w:r>
     </w:p>
     <w:p>
       <w:pPr>
         <w:spacing w:line="336" w:lineRule="auto" w:after="180"/>
-        <w:shd w:fill="F1F6FC"/>
-      </w:pPr>
-      <w:r>
-        <w:rPr>
-          <w:b w:val="0"/>
-        </w:rPr>
-        <w:t xml:space="preserve">Teacher explanation: 100-20-10-20 = 50 supplied </w:t>
-      </w:r>
-      <w:r>
-        <w:rPr>
-          <w:b/>
-        </w:rPr>
-        <w:t>token</w:t>
-      </w:r>
-      <w:r>
-        <w:rPr>
-          <w:b w:val="0"/>
-        </w:rPr>
-        <w:t xml:space="preserve"> units.</w:t>
-      </w:r>
-    </w:p>
-    <w:p>
-      <w:pPr>
-        <w:pStyle w:val="Heading3"/>
-      </w:pPr>
-      <w:r>
-        <w:t>Teacher reasoning · W1</w:t>
+      </w:pPr>
+      <w:r>
+        <w:rPr>
+          <w:b w:val="0"/>
+        </w:rPr>
+        <w:t>W4 requires 50, exact D+E fit, E+F inadequacy and an explicit missing-approval fallback. Fresh retry: total 90,instructions 20,question 10,reserve 20 gives 40; current approval costs 24 and capacity 16, exactly fit.</w:t>
       </w:r>
     </w:p>
     <w:p>
       <w:pPr>
         <w:spacing w:line="336" w:lineRule="auto" w:after="180"/>
-        <w:shd w:fill="F1F6FC"/>
-      </w:pPr>
-      <w:r>
-        <w:rPr>
-          <w:b w:val="0"/>
-        </w:rPr>
-        <w:t xml:space="preserve">Separate the total budget into its declared parts: 100 minus 20 instruction units minus 10 question units minus 20 </w:t>
-      </w:r>
-      <w:r>
-        <w:rPr>
-          <w:b/>
-        </w:rPr>
-        <w:t>reserved output</w:t>
-      </w:r>
-      <w:r>
-        <w:rPr>
-          <w:b w:val="0"/>
-        </w:rPr>
-        <w:t xml:space="preserve"> units leaves 50 units for </w:t>
-      </w:r>
-      <w:r>
-        <w:rPr>
-          <w:b/>
-        </w:rPr>
-        <w:t>evidence</w:t>
-      </w:r>
-      <w:r>
-        <w:rPr>
-          <w:b w:val="0"/>
-        </w:rPr>
-        <w:t xml:space="preserve">. Preserve the </w:t>
-      </w:r>
-      <w:r>
-        <w:rPr>
-          <w:b/>
-        </w:rPr>
-        <w:t>output</w:t>
-      </w:r>
-      <w:r>
-        <w:rPr>
-          <w:b w:val="0"/>
-        </w:rPr>
-        <w:t xml:space="preserve"> reserve before filling </w:t>
-      </w:r>
-      <w:r>
-        <w:rPr>
-          <w:b/>
-        </w:rPr>
-        <w:t>evidence</w:t>
-      </w:r>
-      <w:r>
-        <w:rPr>
-          <w:b w:val="0"/>
-        </w:rPr>
-        <w:t xml:space="preserve"> space.</w:t>
-      </w:r>
-    </w:p>
-    <w:p>
-      <w:pPr>
-        <w:spacing w:line="336" w:lineRule="auto" w:after="180"/>
-        <w:shd w:fill="F1F6FC"/>
-      </w:pPr>
-      <w:r>
-        <w:rPr>
-          <w:b w:val="0"/>
-        </w:rPr>
-        <w:t xml:space="preserve">These are the lesson’s supplied </w:t>
-      </w:r>
-      <w:r>
-        <w:rPr>
-          <w:b/>
-        </w:rPr>
-        <w:t>token</w:t>
-      </w:r>
-      <w:r>
-        <w:rPr>
-          <w:b w:val="0"/>
-        </w:rPr>
-        <w:t xml:space="preserve"> units, not a universal word-to-</w:t>
-      </w:r>
-      <w:r>
-        <w:rPr>
-          <w:b/>
-        </w:rPr>
-        <w:t>token</w:t>
-      </w:r>
-      <w:r>
-        <w:rPr>
-          <w:b w:val="0"/>
-        </w:rPr>
-        <w:t xml:space="preserve"> conversion.</w:t>
-      </w:r>
-    </w:p>
-    <w:p>
-      <w:pPr>
-        <w:pStyle w:val="Heading3"/>
-      </w:pPr>
-      <w:r>
-        <w:t>W2 Choose complete support</w:t>
-      </w:r>
-    </w:p>
-    <w:p>
-      <w:pPr>
-        <w:pStyle w:val="Heading3"/>
-      </w:pPr>
-      <w:r>
-        <w:t>Workbook question · W2</w:t>
-      </w:r>
-    </w:p>
-    <w:p>
-      <w:pPr>
-        <w:spacing w:line="336" w:lineRule="auto" w:after="180"/>
-        <w:shd w:fill="F5F1FB"/>
-      </w:pPr>
-      <w:r>
-        <w:rPr>
-          <w:b w:val="0"/>
-        </w:rPr>
-        <w:t>Compare A+B,A+C,C+B for fit and support of current approval and capacity.</w:t>
-      </w:r>
-    </w:p>
-    <w:p>
-      <w:pPr>
-        <w:pStyle w:val="Heading3"/>
-      </w:pPr>
-      <w:r>
-        <w:t>Teacher reasoning · W2</w:t>
-      </w:r>
-    </w:p>
-    <w:p>
-      <w:pPr>
-        <w:spacing w:line="336" w:lineRule="auto" w:after="180"/>
-        <w:shd w:fill="F1F6FC"/>
-      </w:pPr>
-      <w:r>
-        <w:rPr>
-          <w:b w:val="0"/>
-        </w:rPr>
-        <w:t>Teacher explanation: A+B costs 50 and supports both. A+C costs 55 and fails budget; C+B costs 45 but uses old approval and fails current-approval support.</w:t>
-      </w:r>
-    </w:p>
-    <w:p>
-      <w:pPr>
-        <w:pStyle w:val="Heading3"/>
-      </w:pPr>
-      <w:r>
-        <w:t>W3 Preserve a qualifier</w:t>
-      </w:r>
-    </w:p>
-    <w:p>
-      <w:pPr>
-        <w:pStyle w:val="Heading3"/>
-      </w:pPr>
-      <w:r>
-        <w:t>Workbook question · W3</w:t>
-      </w:r>
-    </w:p>
-    <w:p>
-      <w:pPr>
-        <w:spacing w:line="336" w:lineRule="auto" w:after="180"/>
-        <w:shd w:fill="F5F1FB"/>
-      </w:pPr>
-      <w:r>
-        <w:rPr>
-          <w:b w:val="0"/>
-        </w:rPr>
-        <w:t>A passage says room B normally holds 12, except during maintenance when the approved limit is 8. Why is retaining only the first clause inadequate?</w:t>
-      </w:r>
-    </w:p>
-    <w:p>
-      <w:pPr>
-        <w:pStyle w:val="Heading3"/>
-      </w:pPr>
-      <w:r>
-        <w:t>Teacher reasoning · W3</w:t>
-      </w:r>
-    </w:p>
-    <w:p>
-      <w:pPr>
-        <w:spacing w:line="336" w:lineRule="auto" w:after="180"/>
-        <w:shd w:fill="F1F6FC"/>
-      </w:pPr>
-      <w:r>
-        <w:rPr>
-          <w:b w:val="0"/>
-        </w:rPr>
-        <w:t>Teacher explanation: The exception changes the applicable capacity during maintenance. Preserve conditions and determine whether maintenance applies; do not report 12 unconditionally.</w:t>
-      </w:r>
-    </w:p>
-    <w:p>
-      <w:pPr>
-        <w:pStyle w:val="Heading3"/>
-      </w:pPr>
-      <w:r>
-        <w:t>W4 Budget new evidence independently</w:t>
-      </w:r>
-    </w:p>
-    <w:p>
-      <w:pPr>
-        <w:pStyle w:val="Heading3"/>
-      </w:pPr>
-      <w:r>
-        <w:t>Workbook question · W4</w:t>
-      </w:r>
-    </w:p>
-    <w:p>
-      <w:pPr>
-        <w:spacing w:line="336" w:lineRule="auto" w:after="180"/>
-        <w:shd w:fill="F5F1FB"/>
-      </w:pPr>
-      <w:r>
-        <w:rPr>
-          <w:b w:val="0"/>
-        </w:rPr>
-        <w:t xml:space="preserve">Total 120, instructions 25, question 15, </w:t>
-      </w:r>
-      <w:r>
-        <w:rPr>
-          <w:b/>
-        </w:rPr>
-        <w:t>output</w:t>
-      </w:r>
-      <w:r>
-        <w:rPr>
-          <w:b w:val="0"/>
-        </w:rPr>
-        <w:t xml:space="preserve"> reserve 30. Source D is current approval, cost 28; E is current capacity, cost 22; F is old approval, cost 18.</w:t>
-      </w:r>
-    </w:p>
-    <w:p>
-      <w:pPr>
-        <w:spacing w:line="336" w:lineRule="auto" w:after="180"/>
-        <w:shd w:fill="F5F1FB"/>
-      </w:pPr>
-      <w:r>
-        <w:rPr>
-          <w:b w:val="0"/>
-        </w:rPr>
-        <w:t>Compute capacity, compare D+E and E+F, and state an honest fallback if D is missing.</w:t>
-      </w:r>
-    </w:p>
-    <w:p>
-      <w:pPr>
-        <w:pStyle w:val="Heading3"/>
-      </w:pPr>
-      <w:r>
-        <w:t>Teacher reasoning · W4</w:t>
-      </w:r>
-    </w:p>
-    <w:p>
-      <w:pPr>
-        <w:spacing w:line="336" w:lineRule="auto" w:after="180"/>
-        <w:shd w:fill="F1F6FC"/>
-      </w:pPr>
-      <w:r>
-        <w:rPr>
-          <w:b w:val="0"/>
-        </w:rPr>
-        <w:t xml:space="preserve">Teacher explanation: </w:t>
-      </w:r>
-      <w:r>
-        <w:rPr>
-          <w:b/>
-        </w:rPr>
-        <w:t>Evidence</w:t>
-      </w:r>
-      <w:r>
-        <w:rPr>
-          <w:b w:val="0"/>
-        </w:rPr>
-        <w:t xml:space="preserve"> capacity 50. D+E costs 50 and supplies both current claims. E+F costs 40 but old approval is insufficient.</w:t>
-      </w:r>
-    </w:p>
-    <w:p>
-      <w:pPr>
-        <w:spacing w:line="336" w:lineRule="auto" w:after="180"/>
-        <w:shd w:fill="F1F6FC"/>
-      </w:pPr>
-      <w:r>
-        <w:rPr>
-          <w:b w:val="0"/>
-        </w:rPr>
-        <w:t>Without D, report the supported capacity and ask for current approval rather than infer it.</w:t>
-      </w:r>
-    </w:p>
-    <w:p>
-      <w:pPr>
-        <w:pStyle w:val="Heading3"/>
-      </w:pPr>
-      <w:r>
-        <w:t>W5 Audit inclusion</w:t>
-      </w:r>
-    </w:p>
-    <w:p>
-      <w:pPr>
-        <w:pStyle w:val="Heading3"/>
-      </w:pPr>
-      <w:r>
-        <w:t>Workbook question · W5</w:t>
-      </w:r>
-    </w:p>
-    <w:p>
-      <w:pPr>
-        <w:spacing w:line="336" w:lineRule="auto" w:after="180"/>
-        <w:shd w:fill="F5F1FB"/>
-      </w:pPr>
-      <w:r>
-        <w:rPr>
-          <w:b w:val="0"/>
-        </w:rPr>
-        <w:t>A team says every claim is verified because all chosen documents fit in context. What further check is needed?</w:t>
-      </w:r>
-    </w:p>
-    <w:p>
-      <w:pPr>
-        <w:pStyle w:val="Heading3"/>
-      </w:pPr>
-      <w:r>
-        <w:t>Teacher reasoning · W5</w:t>
-      </w:r>
-    </w:p>
-    <w:p>
-      <w:pPr>
-        <w:spacing w:line="336" w:lineRule="auto" w:after="180"/>
-        <w:shd w:fill="F1F6FC"/>
-      </w:pPr>
-      <w:r>
-        <w:rPr>
-          <w:b w:val="0"/>
-        </w:rPr>
-        <w:t>Teacher explanation: Check each generated claim against the actual source passage/version and preserve qualifiers. Budget fit and inclusion do not establish faithful use or current correctness.</w:t>
-      </w:r>
-    </w:p>
-    <w:p>
-      <w:pPr>
-        <w:pStyle w:val="Heading3"/>
-      </w:pPr>
-      <w:r>
-        <w:t>Attention as weighted information selection — W1 Identify the roles</w:t>
-      </w:r>
-    </w:p>
-    <w:p>
-      <w:pPr>
-        <w:spacing w:line="336" w:lineRule="auto" w:after="180"/>
-      </w:pPr>
-      <w:r>
-        <w:rPr>
-          <w:b w:val="0"/>
-        </w:rPr>
-        <w:t xml:space="preserve">Explain </w:t>
-      </w:r>
-      <w:r>
-        <w:rPr>
-          <w:b/>
-        </w:rPr>
-        <w:t>query</w:t>
-      </w:r>
-      <w:r>
-        <w:rPr>
-          <w:b w:val="0"/>
-        </w:rPr>
-        <w:t xml:space="preserve">, key, </w:t>
-      </w:r>
-      <w:r>
-        <w:rPr>
-          <w:b/>
-        </w:rPr>
-        <w:t>value</w:t>
-      </w:r>
-      <w:r>
-        <w:rPr>
-          <w:b w:val="0"/>
-        </w:rPr>
-        <w:t xml:space="preserve"> and weight without calling the largest weight a truth score.</w:t>
-      </w:r>
-    </w:p>
-    <w:p>
-      <w:pPr>
-        <w:pStyle w:val="Heading3"/>
-      </w:pPr>
-      <w:r>
-        <w:t>Teacher reasoning</w:t>
-      </w:r>
-    </w:p>
-    <w:p>
-      <w:pPr>
-        <w:spacing w:line="336" w:lineRule="auto" w:after="180"/>
-        <w:shd w:fill="F1F6FC"/>
-      </w:pPr>
-      <w:r>
-        <w:rPr>
-          <w:b w:val="0"/>
-        </w:rPr>
-        <w:t xml:space="preserve">Teacher explanation: The </w:t>
-      </w:r>
-      <w:r>
-        <w:rPr>
-          <w:b/>
-        </w:rPr>
-        <w:t>query</w:t>
-      </w:r>
-      <w:r>
-        <w:rPr>
-          <w:b w:val="0"/>
-        </w:rPr>
-        <w:t xml:space="preserve"> compares keys, compatibility produces weights, and weights combine </w:t>
-      </w:r>
-      <w:r>
-        <w:rPr>
-          <w:b/>
-        </w:rPr>
-        <w:t>value</w:t>
-      </w:r>
-      <w:r>
-        <w:rPr>
-          <w:b w:val="0"/>
-        </w:rPr>
-        <w:t>s. A weight is a computational coefficient, not a truth score.</w:t>
-      </w:r>
-    </w:p>
-    <w:p>
-      <w:pPr>
-        <w:pStyle w:val="Heading3"/>
-      </w:pPr>
-      <w:r>
-        <w:t>Attention as weighted information selection — W2 Compute the mixture</w:t>
-      </w:r>
-    </w:p>
-    <w:p>
-      <w:pPr>
-        <w:spacing w:line="336" w:lineRule="auto" w:after="180"/>
-      </w:pPr>
-      <w:r>
-        <w:rPr>
-          <w:b w:val="0"/>
-        </w:rPr>
-        <w:t xml:space="preserve">Calculate the </w:t>
-      </w:r>
-      <w:r>
-        <w:rPr>
-          <w:b/>
-        </w:rPr>
-        <w:t>output</w:t>
-      </w:r>
-      <w:r>
-        <w:rPr>
-          <w:b w:val="0"/>
-        </w:rPr>
-        <w:t xml:space="preserve"> from the three supplied </w:t>
-      </w:r>
-      <w:r>
-        <w:rPr>
-          <w:b/>
-        </w:rPr>
-        <w:t>value</w:t>
-      </w:r>
-      <w:r>
-        <w:rPr>
-          <w:b w:val="0"/>
-        </w:rPr>
-        <w:t>s and weights.</w:t>
-      </w:r>
-    </w:p>
-    <w:p>
-      <w:pPr>
-        <w:pStyle w:val="Heading3"/>
-      </w:pPr>
-      <w:r>
-        <w:t>Teacher reasoning</w:t>
-      </w:r>
-    </w:p>
-    <w:p>
-      <w:pPr>
-        <w:spacing w:line="336" w:lineRule="auto" w:after="180"/>
-        <w:shd w:fill="F1F6FC"/>
-      </w:pPr>
-      <w:r>
-        <w:rPr>
-          <w:b w:val="0"/>
-        </w:rPr>
-        <w:t>Teacher explanation: Contributions [1,0],[0,1],[1,0.5] sum to [2,1.5].</w:t>
-      </w:r>
-    </w:p>
-    <w:p>
-      <w:pPr>
-        <w:spacing w:line="336" w:lineRule="auto" w:after="180"/>
-      </w:pPr>
-      <w:r>
-        <w:rPr>
-          <w:b w:val="0"/>
-        </w:rPr>
-        <w:t xml:space="preserve">Multiply each coordinate by its </w:t>
-      </w:r>
-      <w:r>
-        <w:rPr>
-          <w:b/>
-        </w:rPr>
-        <w:t>value</w:t>
-      </w:r>
-      <w:r>
-        <w:rPr>
-          <w:b w:val="0"/>
-        </w:rPr>
-        <w:t>’s weight: 0.5*[2,0]=[1,0], 0.25*[0,4]=[0,1], and 0.25*[4,2]=[1,0.5]. Add first coordinates to get 1+0+1=2 and second coordinates to get 0+1+0.5=1.5.</w:t>
-      </w:r>
-    </w:p>
-    <w:p>
-      <w:pPr>
-        <w:spacing w:line="336" w:lineRule="auto" w:after="180"/>
-      </w:pPr>
-      <w:r>
-        <w:rPr>
-          <w:b w:val="0"/>
-        </w:rPr>
-        <w:t xml:space="preserve">The combined vector is [2,1.5], not a literal selection of one source </w:t>
-      </w:r>
-      <w:r>
-        <w:rPr>
-          <w:b/>
-        </w:rPr>
-        <w:t>token</w:t>
-      </w:r>
-      <w:r>
-        <w:rPr>
-          <w:b w:val="0"/>
-        </w:rPr>
-        <w:t>.</w:t>
-      </w:r>
-    </w:p>
-    <w:p>
-      <w:pPr>
-        <w:pStyle w:val="Heading3"/>
-      </w:pPr>
-      <w:r>
-        <w:t>Attention as weighted information selection — W3 Mask and renormalise</w:t>
-      </w:r>
-    </w:p>
-    <w:p>
-      <w:pPr>
-        <w:spacing w:line="336" w:lineRule="auto" w:after="180"/>
-      </w:pPr>
-      <w:r>
-        <w:rPr>
-          <w:b w:val="0"/>
-        </w:rPr>
-        <w:t xml:space="preserve">Exclude V3 and calculate permitted weights and </w:t>
-      </w:r>
-      <w:r>
-        <w:rPr>
-          <w:b/>
-        </w:rPr>
-        <w:t>output</w:t>
-      </w:r>
-      <w:r>
-        <w:rPr>
-          <w:b w:val="0"/>
-        </w:rPr>
-        <w:t>. Explain the empty-</w:t>
-      </w:r>
-      <w:r>
-        <w:rPr>
-          <w:b/>
-        </w:rPr>
-        <w:t>mask</w:t>
-      </w:r>
-      <w:r>
-        <w:rPr>
-          <w:b w:val="0"/>
-        </w:rPr>
-        <w:t xml:space="preserve"> case.</w:t>
-      </w:r>
-    </w:p>
-    <w:p>
-      <w:pPr>
-        <w:pStyle w:val="Heading3"/>
-      </w:pPr>
-      <w:r>
-        <w:t>Teacher reasoning</w:t>
-      </w:r>
-    </w:p>
-    <w:p>
-      <w:pPr>
-        <w:spacing w:line="336" w:lineRule="auto" w:after="180"/>
-        <w:shd w:fill="F1F6FC"/>
-      </w:pPr>
-      <w:r>
-        <w:rPr>
-          <w:b w:val="0"/>
-        </w:rPr>
-        <w:t xml:space="preserve">Teacher explanation: Retained total 0.75 gives weights 2/3,1/3,0 and </w:t>
-      </w:r>
-      <w:r>
-        <w:rPr>
-          <w:b/>
-        </w:rPr>
-        <w:t>output</w:t>
-      </w:r>
-      <w:r>
-        <w:rPr>
-          <w:b w:val="0"/>
-        </w:rPr>
-        <w:t xml:space="preserve"> [4/3,4/3]. All-excluded gives zero total and must report no available </w:t>
-      </w:r>
-      <w:r>
-        <w:rPr>
-          <w:b/>
-        </w:rPr>
-        <w:t>value</w:t>
-      </w:r>
-      <w:r>
-        <w:rPr>
-          <w:b w:val="0"/>
-        </w:rPr>
-        <w:t xml:space="preserve"> under this contract.</w:t>
-      </w:r>
-    </w:p>
-    <w:p>
-      <w:pPr>
-        <w:pStyle w:val="Heading3"/>
-      </w:pPr>
-      <w:r>
-        <w:t>Attention as weighted information selection — W4 Combine a new case independently</w:t>
-      </w:r>
-    </w:p>
-    <w:p>
-      <w:pPr>
-        <w:spacing w:line="336" w:lineRule="auto" w:after="180"/>
-      </w:pPr>
-      <w:r>
-        <w:rPr>
-          <w:b/>
-        </w:rPr>
-        <w:t>Value</w:t>
-      </w:r>
-      <w:r>
-        <w:rPr>
-          <w:b w:val="0"/>
-        </w:rPr>
-        <w:t xml:space="preserve">s A=[4,1],B=[0,5],C=[2,3]; weights 0.25,0.5,0.25. Compute the full </w:t>
-      </w:r>
-      <w:r>
-        <w:rPr>
-          <w:b/>
-        </w:rPr>
-        <w:t>output</w:t>
-      </w:r>
-      <w:r>
-        <w:rPr>
-          <w:b w:val="0"/>
-        </w:rPr>
-        <w:t xml:space="preserve">. </w:t>
-      </w:r>
-      <w:r>
-        <w:rPr>
-          <w:b/>
-        </w:rPr>
-        <w:t>Mask</w:t>
-      </w:r>
-      <w:r>
-        <w:rPr>
-          <w:b w:val="0"/>
-        </w:rPr>
-        <w:t xml:space="preserve"> B, renormalise the remaining weights and compute the new </w:t>
-      </w:r>
-      <w:r>
-        <w:rPr>
-          <w:b/>
-        </w:rPr>
-        <w:t>output</w:t>
-      </w:r>
-      <w:r>
-        <w:rPr>
-          <w:b w:val="0"/>
-        </w:rPr>
-        <w:t>.</w:t>
-      </w:r>
-    </w:p>
-    <w:p>
-      <w:pPr>
-        <w:pStyle w:val="Heading3"/>
-      </w:pPr>
-      <w:r>
-        <w:t>Teacher reasoning</w:t>
-      </w:r>
-    </w:p>
-    <w:p>
-      <w:pPr>
-        <w:spacing w:line="336" w:lineRule="auto" w:after="180"/>
-        <w:shd w:fill="F1F6FC"/>
-      </w:pPr>
-      <w:r>
-        <w:rPr>
-          <w:b w:val="0"/>
-        </w:rPr>
-        <w:t xml:space="preserve">Teacher explanation: Full contributions [1,.25],[0,2.5],[.5,.75] give [1.5,3.5]. Retained total .5 gives A/C weights .5,.5 and </w:t>
-      </w:r>
-      <w:r>
-        <w:rPr>
-          <w:b/>
-        </w:rPr>
-        <w:t>output</w:t>
-      </w:r>
-      <w:r>
-        <w:rPr>
-          <w:b w:val="0"/>
-        </w:rPr>
-        <w:t xml:space="preserve"> [3,2]. </w:t>
-      </w:r>
-      <w:r>
-        <w:rPr>
-          <w:b/>
-        </w:rPr>
-        <w:t>Mask</w:t>
-      </w:r>
-      <w:r>
-        <w:rPr>
-          <w:b w:val="0"/>
-        </w:rPr>
-        <w:t>ing changes available information; it does not verify sources.</w:t>
-      </w:r>
-    </w:p>
-    <w:p>
-      <w:pPr>
-        <w:pStyle w:val="Heading3"/>
-      </w:pPr>
-      <w:r>
-        <w:t>Attention as weighted information selection — W5 Audit an explanation</w:t>
-      </w:r>
-    </w:p>
-    <w:p>
-      <w:pPr>
-        <w:spacing w:line="336" w:lineRule="auto" w:after="180"/>
-        <w:shd w:fill="F5F1FB"/>
-      </w:pPr>
-      <w:r>
-        <w:rPr>
-          <w:b w:val="0"/>
-        </w:rPr>
-        <w:t>A student claims the highest attention weight explains the entire model and authenticates a retrieved instruction. What additional reasoning is needed?</w:t>
-      </w:r>
-    </w:p>
-    <w:p>
-      <w:pPr>
-        <w:pStyle w:val="Heading3"/>
-      </w:pPr>
-      <w:r>
-        <w:t>Teacher reasoning</w:t>
-      </w:r>
-    </w:p>
-    <w:p>
-      <w:pPr>
-        <w:spacing w:line="336" w:lineRule="auto" w:after="180"/>
-        <w:shd w:fill="F1F6FC"/>
-      </w:pPr>
-      <w:r>
-        <w:rPr>
-          <w:b w:val="0"/>
-        </w:rPr>
-        <w:t xml:space="preserve">Teacher explanation: Inspect </w:t>
-      </w:r>
-      <w:r>
-        <w:rPr>
-          <w:b/>
-        </w:rPr>
-        <w:t>value</w:t>
-      </w:r>
-      <w:r>
-        <w:rPr>
-          <w:b w:val="0"/>
-        </w:rPr>
-        <w:t>s and downstream computations, other heads and residual paths before explaining the whole model.</w:t>
-      </w:r>
-    </w:p>
-    <w:p>
-      <w:pPr>
-        <w:spacing w:line="336" w:lineRule="auto" w:after="180"/>
-        <w:shd w:fill="F1F6FC"/>
-      </w:pPr>
-      <w:r>
-        <w:rPr>
-          <w:b w:val="0"/>
-        </w:rPr>
-        <w:t xml:space="preserve">Source truth and instruction authority require separate </w:t>
-      </w:r>
-      <w:r>
-        <w:rPr>
-          <w:b/>
-        </w:rPr>
-        <w:t>evidence</w:t>
-      </w:r>
-      <w:r>
-        <w:rPr>
-          <w:b w:val="0"/>
-        </w:rPr>
-        <w:t xml:space="preserve"> and permissions; weight alone supplies neither.</w:t>
-      </w:r>
-    </w:p>
-    <w:p>
-      <w:pPr>
-        <w:pStyle w:val="Heading3"/>
-      </w:pPr>
-      <w:r>
-        <w:t>Assess independent transfer</w:t>
-      </w:r>
-    </w:p>
-    <w:p>
-      <w:pPr>
-        <w:pStyle w:val="Heading3"/>
-      </w:pPr>
-      <w:r>
-        <w:t>Independent question · withhold the key</w:t>
-      </w:r>
-    </w:p>
-    <w:p>
-      <w:pPr>
-        <w:spacing w:line="336" w:lineRule="auto" w:after="180"/>
-        <w:shd w:fill="F5F1FB"/>
-      </w:pPr>
-      <w:r>
-        <w:rPr>
-          <w:b w:val="0"/>
-        </w:rPr>
-        <w:t xml:space="preserve">Selected case: Total 120, instructions 25, question 15, </w:t>
-      </w:r>
-      <w:r>
-        <w:rPr>
-          <w:b/>
-        </w:rPr>
-        <w:t>output</w:t>
-      </w:r>
-      <w:r>
-        <w:rPr>
-          <w:b w:val="0"/>
-        </w:rPr>
-        <w:t xml:space="preserve"> reserve 30. Source D is current approval, cost 28; E is current capacity, cost 22; F is old approval, cost 18.</w:t>
-      </w:r>
-    </w:p>
-    <w:p>
-      <w:pPr>
-        <w:spacing w:line="336" w:lineRule="auto" w:after="180"/>
-        <w:shd w:fill="F5F1FB"/>
-      </w:pPr>
-      <w:r>
-        <w:rPr>
-          <w:b w:val="0"/>
-        </w:rPr>
-        <w:t>Compute capacity, compare D+E and E+F, and state an honest fallback if D is missing.</w:t>
-      </w:r>
-    </w:p>
-    <w:p>
-      <w:pPr>
-        <w:pStyle w:val="Heading3"/>
-      </w:pPr>
-      <w:r>
-        <w:t>Selected case answer</w:t>
-      </w:r>
-    </w:p>
-    <w:p>
-      <w:pPr>
-        <w:pStyle w:val="Heading3"/>
-      </w:pPr>
-      <w:r>
-        <w:t>Teacher key · Selected case answer</w:t>
-      </w:r>
-    </w:p>
-    <w:p>
-      <w:pPr>
-        <w:spacing w:line="336" w:lineRule="auto" w:after="180"/>
-        <w:shd w:fill="F1F6FC"/>
-      </w:pPr>
-      <w:r>
-        <w:rPr>
-          <w:b w:val="0"/>
-        </w:rPr>
-        <w:t xml:space="preserve">Teacher explanation: </w:t>
-      </w:r>
-      <w:r>
-        <w:rPr>
-          <w:b/>
-        </w:rPr>
-        <w:t>Evidence</w:t>
-      </w:r>
-      <w:r>
-        <w:rPr>
-          <w:b w:val="0"/>
-        </w:rPr>
-        <w:t xml:space="preserve"> capacity 50. D+E costs 50 and supplies both current claims. E+F costs 40 but old approval is insufficient.</w:t>
-      </w:r>
-    </w:p>
-    <w:p>
-      <w:pPr>
-        <w:spacing w:line="336" w:lineRule="auto" w:after="180"/>
-        <w:shd w:fill="F1F6FC"/>
-      </w:pPr>
-      <w:r>
-        <w:rPr>
-          <w:b w:val="0"/>
-        </w:rPr>
-        <w:t>Without D, report the supported capacity and ask for current approval rather than infer it.</w:t>
-      </w:r>
-    </w:p>
-    <w:tbl>
-      <w:tblPr>
-        <w:tblStyle w:val="LightShading-Accent1"/>
-        <w:tblW w:type="auto" w:w="0"/>
-        <w:tblLook w:firstColumn="1" w:firstRow="1" w:lastColumn="0" w:lastRow="0" w:noHBand="0" w:noVBand="1" w:val="04A0"/>
-      </w:tblPr>
-      <w:tblGrid>
-        <w:gridCol w:w="5112"/>
-        <w:gridCol w:w="5112"/>
-      </w:tblGrid>
-      <w:tr>
-        <w:trPr>
-          <w:tblHeader/>
-        </w:trPr>
-        <w:tc>
-          <w:tcPr>
-            <w:tcW w:type="dxa" w:w="5112"/>
-          </w:tcPr>
-          <w:p>
-            <w:r>
-              <w:t>Dimension</w:t>
-            </w:r>
-          </w:p>
-        </w:tc>
-        <w:tc>
-          <w:tcPr>
-            <w:tcW w:type="dxa" w:w="5112"/>
-          </w:tcPr>
-          <w:p>
-            <w:r>
-              <w:t>Evidence required</w:t>
-            </w:r>
-          </w:p>
-        </w:tc>
-      </w:tr>
-      <w:tr>
-        <w:tc>
-          <w:tcPr>
-            <w:tcW w:type="dxa" w:w="5112"/>
-          </w:tcPr>
-          <w:p>
-            <w:r>
-              <w:t>Explanation</w:t>
-            </w:r>
-          </w:p>
-        </w:tc>
-        <w:tc>
-          <w:tcPr>
-            <w:tcW w:type="dxa" w:w="5112"/>
-          </w:tcPr>
-          <w:p>
-            <w:r>
-              <w:t>Names the applicable idea or procedure and ties it to the supplied facts.</w:t>
-            </w:r>
-          </w:p>
-        </w:tc>
-      </w:tr>
-      <w:tr>
-        <w:tc>
-          <w:tcPr>
-            <w:tcW w:type="dxa" w:w="5112"/>
-          </w:tcPr>
-          <w:p>
-            <w:r>
-              <w:t>Trace and result</w:t>
-            </w:r>
-          </w:p>
-        </w:tc>
-        <w:tc>
-          <w:tcPr>
-            <w:tcW w:type="dxa" w:w="5112"/>
-          </w:tcPr>
-          <w:p>
-            <w:r>
-              <w:t>Preserves the given inputs and shows the relevant intermediate steps; distinguishes a prediction from an observed execution.</w:t>
-            </w:r>
-          </w:p>
-        </w:tc>
-      </w:tr>
-      <w:tr>
-        <w:tc>
-          <w:tcPr>
-            <w:tcW w:type="dxa" w:w="5112"/>
-          </w:tcPr>
-          <w:p>
-            <w:r>
-              <w:t>Limits</w:t>
-            </w:r>
-          </w:p>
-        </w:tc>
-        <w:tc>
-          <w:tcPr>
-            <w:tcW w:type="dxa" w:w="5112"/>
-          </w:tcPr>
-          <w:p>
-            <w:r>
-              <w:t>States the assumptions, missing evidence or conditions under which the result would change.</w:t>
-            </w:r>
-          </w:p>
-        </w:tc>
-      </w:tr>
-    </w:tbl>
-    <w:p>
-      <w:pPr>
-        <w:pStyle w:val="Heading3"/>
-      </w:pPr>
-      <w:r>
-        <w:t>Teacher key · Selected case answer</w:t>
-      </w:r>
-    </w:p>
-    <w:p>
-      <w:pPr>
-        <w:spacing w:line="336" w:lineRule="auto" w:after="180"/>
-        <w:shd w:fill="F1F6FC"/>
-      </w:pPr>
-      <w:r>
-        <w:rPr>
-          <w:b w:val="0"/>
-        </w:rPr>
-        <w:t>Record each dimension as not yet, with support, or independent. Accept a valid alternative procedure with a defensible trace.</w:t>
-      </w:r>
-    </w:p>
-    <w:p>
-      <w:pPr>
-        <w:spacing w:line="336" w:lineRule="auto" w:after="180"/>
-        <w:shd w:fill="F1F6FC"/>
-      </w:pPr>
-      <w:r>
-        <w:rPr>
-          <w:b w:val="0"/>
-        </w:rPr>
-        <w:t xml:space="preserve">Do not penalise an honestly recorded model failure if the learner correctly explains its </w:t>
-      </w:r>
-      <w:r>
-        <w:rPr>
-          <w:b/>
-        </w:rPr>
-        <w:t>evidence</w:t>
-      </w:r>
-      <w:r>
-        <w:rPr>
-          <w:b w:val="0"/>
-        </w:rPr>
-        <w:t xml:space="preserve"> and limits.</w:t>
-      </w:r>
-    </w:p>
-    <w:p>
-      <w:pPr>
-        <w:pStyle w:val="Heading3"/>
-      </w:pPr>
-      <w:r>
-        <w:t>Feedback that the learner uses</w:t>
-      </w:r>
-    </w:p>
-    <w:p>
-      <w:pPr>
-        <w:spacing w:line="336" w:lineRule="auto" w:after="180"/>
-      </w:pPr>
-      <w:r>
-        <w:rPr>
-          <w:b w:val="0"/>
-        </w:rPr>
-        <w:t>Name the earliest unsupported step and give one action to repair it. Have the learner make that repair now and explain why. Then assess the relevant skill on a fresh, fully specified case.</w:t>
-      </w:r>
-    </w:p>
-    <w:p>
-      <w:pPr>
-        <w:spacing w:line="336" w:lineRule="auto" w:after="180"/>
-      </w:pPr>
-      <w:r>
-        <w:rPr>
-          <w:b w:val="0"/>
-        </w:rPr>
-        <w:t>Confirm it was not previously practised with feedback; solve and check the new case before assigning it. A follow-up design prompt is a starting brief, not automatically an equivalent test.</w:t>
-      </w:r>
-    </w:p>
-    <w:p>
-      <w:pPr>
-        <w:pStyle w:val="Heading1"/>
-      </w:pPr>
-      <w:r>
-        <w:t>06. Connect and extend learning</w:t>
-      </w:r>
-    </w:p>
-    <w:p>
-      <w:r>
-        <w:t>Connect Tokens and Context to Verified Study Buddy, adapt support and plan a later changed-case check.</w:t>
-      </w:r>
-    </w:p>
-    <w:p>
-      <w:pPr>
-        <w:pStyle w:val="Heading3"/>
-      </w:pPr>
-      <w:r>
-        <w:t>Verified Study Buddy</w:t>
-      </w:r>
-    </w:p>
-    <w:p>
-      <w:pPr>
-        <w:spacing w:line="336" w:lineRule="auto" w:after="180"/>
-      </w:pPr>
-      <w:r>
-        <w:rPr>
-          <w:b w:val="0"/>
-        </w:rPr>
-        <w:t xml:space="preserve">Keep the learner’s question, approved source excerpt, and </w:t>
-      </w:r>
-      <w:r>
-        <w:rPr>
-          <w:b/>
-        </w:rPr>
-        <w:t>output</w:t>
-      </w:r>
-      <w:r>
-        <w:rPr>
-          <w:b w:val="0"/>
-        </w:rPr>
-        <w:t xml:space="preserve"> rules inside the active context.</w:t>
-      </w:r>
-    </w:p>
-    <w:p>
-      <w:pPr>
-        <w:spacing w:line="336" w:lineRule="auto" w:after="180"/>
-      </w:pPr>
-      <w:r>
-        <w:rPr>
-          <w:b w:val="0"/>
-        </w:rPr>
-        <w:t xml:space="preserve">Keep the decision, </w:t>
-      </w:r>
-      <w:r>
-        <w:rPr>
-          <w:b/>
-        </w:rPr>
-        <w:t>input</w:t>
-      </w:r>
-      <w:r>
-        <w:rPr>
-          <w:b w:val="0"/>
-        </w:rPr>
-        <w:t xml:space="preserve">, result, explanation and remaining limitation in the project </w:t>
-      </w:r>
-      <w:r>
-        <w:rPr>
-          <w:b/>
-        </w:rPr>
-        <w:t>evidence</w:t>
-      </w:r>
-      <w:r>
-        <w:rPr>
-          <w:b w:val="0"/>
-        </w:rPr>
-        <w:t xml:space="preserve"> record. Retrieve this record next week rather than restarting the project.</w:t>
-      </w:r>
-    </w:p>
-    <w:p>
-      <w:pPr>
-        <w:pStyle w:val="Heading3"/>
-      </w:pPr>
-      <w:r>
-        <w:t>Support and stretch</w:t>
-      </w:r>
-    </w:p>
-    <w:p>
-      <w:pPr>
-        <w:spacing w:line="336" w:lineRule="auto" w:after="180"/>
-      </w:pPr>
-      <w:r>
-        <w:rPr>
-          <w:b w:val="0"/>
-        </w:rPr>
-        <w:t xml:space="preserve">Provide one short approved passage; separate instruction, </w:t>
-      </w:r>
-      <w:r>
-        <w:rPr>
-          <w:b/>
-        </w:rPr>
-        <w:t>input</w:t>
-      </w:r>
-      <w:r>
-        <w:rPr>
-          <w:b w:val="0"/>
-        </w:rPr>
-        <w:t xml:space="preserve">, </w:t>
-      </w:r>
-      <w:r>
-        <w:rPr>
-          <w:b/>
-        </w:rPr>
-        <w:t>output</w:t>
-      </w:r>
-      <w:r>
-        <w:rPr>
-          <w:b w:val="0"/>
-        </w:rPr>
-        <w:t xml:space="preserve"> and </w:t>
-      </w:r>
-      <w:r>
-        <w:rPr>
-          <w:b/>
-        </w:rPr>
-        <w:t>evidence</w:t>
-      </w:r>
-      <w:r>
-        <w:rPr>
-          <w:b w:val="0"/>
-        </w:rPr>
-        <w:t>. Stretch: introduce an unsupported claim or conflicting source and validate claim by claim with a fallback.</w:t>
-      </w:r>
-    </w:p>
-    <w:p>
-      <w:pPr>
-        <w:pStyle w:val="Heading3"/>
-      </w:pPr>
-      <w:r>
-        <w:t>Exit reflection</w:t>
-      </w:r>
-    </w:p>
-    <w:p>
-      <w:pPr>
-        <w:spacing w:line="336" w:lineRule="auto" w:after="180"/>
-      </w:pPr>
-      <w:r>
-        <w:rPr>
-          <w:b w:val="0"/>
-        </w:rPr>
-        <w:t xml:space="preserve">Ask for one decision the learner can now justify and one situation requiring more </w:t>
-      </w:r>
-      <w:r>
-        <w:rPr>
-          <w:b/>
-        </w:rPr>
-        <w:t>evidence</w:t>
-      </w:r>
-      <w:r>
-        <w:rPr>
-          <w:b w:val="0"/>
-        </w:rPr>
-        <w:t xml:space="preserve"> or human review. Confidence ratings are separate from correct independent performance.</w:t>
-      </w:r>
-    </w:p>
-    <w:p>
-      <w:pPr>
-        <w:pStyle w:val="Heading3"/>
-      </w:pPr>
-      <w:r>
-        <w:t>Bridge to the next week</w:t>
-      </w:r>
-    </w:p>
-    <w:p>
-      <w:pPr>
-        <w:spacing w:line="336" w:lineRule="auto" w:after="180"/>
-      </w:pPr>
-      <w:r>
-        <w:rPr>
-          <w:b w:val="0"/>
-        </w:rPr>
-        <w:t xml:space="preserve">Next: Week 4: Sampling and Variability. Retrieve today’s </w:t>
-      </w:r>
-      <w:r>
-        <w:rPr>
-          <w:b/>
-        </w:rPr>
-        <w:t>evidence</w:t>
-      </w:r>
-      <w:r>
-        <w:rPr>
-          <w:b w:val="0"/>
-        </w:rPr>
-        <w:t xml:space="preserve"> and identify what carries forward and what is new.</w:t>
-      </w:r>
-    </w:p>
-    <w:p>
-      <w:pPr>
-        <w:pStyle w:val="Heading3"/>
-      </w:pPr>
-      <w:r>
-        <w:t>Support and fresh reassessment</w:t>
-      </w:r>
-    </w:p>
-    <w:p>
-      <w:pPr>
-        <w:spacing w:line="336" w:lineRule="auto" w:after="180"/>
-      </w:pPr>
-      <w:r>
-        <w:rPr>
-          <w:b w:val="0"/>
-        </w:rPr>
-        <w:t xml:space="preserve">Provide labelled intermediate columns and allow a calculator. Ask students to state the meaning and denominator of a </w:t>
-      </w:r>
-      <w:r>
-        <w:rPr>
-          <w:b/>
-        </w:rPr>
-        <w:t>value</w:t>
-      </w:r>
-      <w:r>
-        <w:rPr>
-          <w:b w:val="0"/>
-        </w:rPr>
-        <w:t xml:space="preserve"> before interpreting it.</w:t>
-      </w:r>
-    </w:p>
-    <w:p>
-      <w:pPr>
-        <w:spacing w:line="336" w:lineRule="auto" w:after="180"/>
-      </w:pPr>
-      <w:r>
-        <w:rPr>
-          <w:b w:val="0"/>
-        </w:rPr>
-        <w:t>Extension: implement the classroom calculation locally and test boundary cases without using personal data.</w:t>
-      </w:r>
-    </w:p>
-    <w:p>
-      <w:pPr>
-        <w:spacing w:line="336" w:lineRule="auto" w:after="180"/>
-      </w:pPr>
-      <w:r>
-        <w:rPr>
-          <w:b w:val="0"/>
-        </w:rPr>
-        <w:t>W4 requires 50, exact D+E fit, E+F inadequacy and an explicit missing-approval fallback. Fresh retry: total 90,instructions 20,question 10,reserve 20 gives 40; current approval costs 24 and capacity 16, exactly fit.</w:t>
-      </w:r>
-    </w:p>
-    <w:p>
-      <w:pPr>
-        <w:spacing w:line="336" w:lineRule="auto" w:after="180"/>
       </w:pPr>
       <w:r>
         <w:rPr>
@@ -6312,122 +6381,10 @@
     </w:p>
     <w:p>
       <w:pPr>
-        <w:spacing w:line="336" w:lineRule="auto" w:after="180"/>
-      </w:pPr>
-      <w:r>
-        <w:rPr>
-          <w:b w:val="0"/>
-        </w:rPr>
-        <w:t xml:space="preserve">Week 11 writes response specifications with explicit </w:t>
-      </w:r>
-      <w:r>
-        <w:rPr>
-          <w:b/>
-        </w:rPr>
-        <w:t>evidence</w:t>
-      </w:r>
-      <w:r>
-        <w:rPr>
-          <w:b w:val="0"/>
-        </w:rPr>
-        <w:t xml:space="preserve"> requirements, </w:t>
-      </w:r>
-      <w:r>
-        <w:rPr>
-          <w:b/>
-        </w:rPr>
-        <w:t>output</w:t>
-      </w:r>
-      <w:r>
-        <w:rPr>
-          <w:b w:val="0"/>
-        </w:rPr>
-        <w:t xml:space="preserve"> fields and fallback behaviour.</w:t>
-      </w:r>
-    </w:p>
-    <w:p>
-      <w:pPr>
-        <w:pStyle w:val="Heading3"/>
-      </w:pPr>
-      <w:r>
-        <w:t>Readiness and reassessment for Attention as weighted information selection</w:t>
-      </w:r>
-    </w:p>
-    <w:p>
-      <w:pPr>
-        <w:spacing w:line="336" w:lineRule="auto" w:after="180"/>
-      </w:pPr>
-      <w:r>
-        <w:rPr>
-          <w:b w:val="0"/>
-        </w:rPr>
-        <w:t xml:space="preserve">Provide labelled intermediate columns and allow a calculator. Ask students to state the meaning and denominator of a </w:t>
-      </w:r>
-      <w:r>
-        <w:rPr>
-          <w:b/>
-        </w:rPr>
-        <w:t>value</w:t>
-      </w:r>
-      <w:r>
-        <w:rPr>
-          <w:b w:val="0"/>
-        </w:rPr>
-        <w:t xml:space="preserve"> before interpreting it.</w:t>
-      </w:r>
-    </w:p>
-    <w:p>
-      <w:pPr>
-        <w:spacing w:line="336" w:lineRule="auto" w:after="180"/>
-      </w:pPr>
-      <w:r>
-        <w:rPr>
-          <w:b w:val="0"/>
-        </w:rPr>
-        <w:t>Extension: implement the classroom calculation locally and test boundary cases without using personal data.</w:t>
-      </w:r>
-    </w:p>
-    <w:p>
-      <w:pPr>
-        <w:spacing w:line="336" w:lineRule="auto" w:after="180"/>
-      </w:pPr>
-      <w:r>
-        <w:rPr>
-          <w:b w:val="0"/>
-        </w:rPr>
-        <w:t xml:space="preserve">W4 requires [1.5,3.5] then [3,2] and explicit renormalisation. Fresh retry: A=[2,2], B=[6,0], C=[0,4], weights .5,.25,.25. Full </w:t>
-      </w:r>
-      <w:r>
-        <w:rPr>
-          <w:b/>
-        </w:rPr>
-        <w:t>output</w:t>
-      </w:r>
-      <w:r>
-        <w:rPr>
-          <w:b w:val="0"/>
-        </w:rPr>
-        <w:t xml:space="preserve"> [2.5,2]; exclude A, remaining weights .5,.5 and </w:t>
-      </w:r>
-      <w:r>
-        <w:rPr>
-          <w:b/>
-        </w:rPr>
-        <w:t>output</w:t>
-      </w:r>
-      <w:r>
-        <w:rPr>
-          <w:b w:val="0"/>
-        </w:rPr>
-        <w:t xml:space="preserve"> [3,2].</w:t>
-      </w:r>
-    </w:p>
-    <w:p>
-      <w:pPr>
-        <w:pStyle w:val="Heading3"/>
-      </w:pPr>
-      <w:r>
-        <w:t>Plan the delayed return</w:t>
+        <w:pStyle w:val="Heading2"/>
+      </w:pPr>
+      <w:r>
+        <w:t>Delayed return</w:t>
       </w:r>
     </w:p>
     <w:p>
@@ -6644,60 +6601,355 @@
     </w:p>
     <w:p>
       <w:pPr>
+        <w:pStyle w:val="Heading2"/>
+      </w:pPr>
+      <w:r>
+        <w:t>Bridge to next week</w:t>
+      </w:r>
+    </w:p>
+    <w:p>
+      <w:pPr>
+        <w:spacing w:line="336" w:lineRule="auto" w:after="180"/>
+      </w:pPr>
+      <w:r>
+        <w:rPr>
+          <w:b w:val="0"/>
+        </w:rPr>
+        <w:t xml:space="preserve">Ask for one decision the learner can now justify and one situation requiring more </w:t>
+      </w:r>
+      <w:r>
+        <w:rPr>
+          <w:b/>
+        </w:rPr>
+        <w:t>evidence</w:t>
+      </w:r>
+      <w:r>
+        <w:rPr>
+          <w:b w:val="0"/>
+        </w:rPr>
+        <w:t xml:space="preserve"> or human review. Confidence ratings are separate from correct independent performance.</w:t>
+      </w:r>
+    </w:p>
+    <w:p>
+      <w:pPr>
+        <w:spacing w:line="336" w:lineRule="auto" w:after="180"/>
+      </w:pPr>
+      <w:r>
+        <w:rPr>
+          <w:b w:val="0"/>
+        </w:rPr>
+        <w:t xml:space="preserve">Next: Week 4: Sampling and Variability. Retrieve today’s </w:t>
+      </w:r>
+      <w:r>
+        <w:rPr>
+          <w:b/>
+        </w:rPr>
+        <w:t>evidence</w:t>
+      </w:r>
+      <w:r>
+        <w:rPr>
+          <w:b w:val="0"/>
+        </w:rPr>
+        <w:t xml:space="preserve"> and identify what carries forward and what is new.</w:t>
+      </w:r>
+    </w:p>
+    <w:p>
+      <w:pPr>
+        <w:spacing w:line="336" w:lineRule="auto" w:after="180"/>
+      </w:pPr>
+      <w:r>
+        <w:rPr>
+          <w:b w:val="0"/>
+        </w:rPr>
+        <w:t xml:space="preserve">Next is Week4: Sampling and Variability. Carry forward the explicit vocabulary, conditional choices and </w:t>
+      </w:r>
+      <w:r>
+        <w:rPr>
+          <w:b/>
+        </w:rPr>
+        <w:t>evidence</w:t>
+      </w:r>
+      <w:r>
+        <w:rPr>
+          <w:b w:val="0"/>
+        </w:rPr>
+        <w:t xml:space="preserve"> boundary when comparing repeated generated </w:t>
+      </w:r>
+      <w:r>
+        <w:rPr>
+          <w:b/>
+        </w:rPr>
+        <w:t>output</w:t>
+      </w:r>
+      <w:r>
+        <w:rPr>
+          <w:b w:val="0"/>
+        </w:rPr>
+        <w:t>s.</w:t>
+      </w:r>
+    </w:p>
+    <w:p>
+      <w:pPr>
+        <w:pStyle w:val="Heading2"/>
+      </w:pPr>
+      <w:r>
+        <w:t>Extension support and reassessment · reference / check after trying</w:t>
+      </w:r>
+    </w:p>
+    <w:p>
+      <w:pPr>
+        <w:spacing w:line="336" w:lineRule="auto" w:after="180"/>
+      </w:pPr>
+      <w:r>
+        <w:rPr>
+          <w:b w:val="0"/>
+        </w:rPr>
+        <w:t xml:space="preserve">Provide labelled intermediate columns and allow a calculator. Ask students to state the meaning and denominator of a </w:t>
+      </w:r>
+      <w:r>
+        <w:rPr>
+          <w:b/>
+        </w:rPr>
+        <w:t>value</w:t>
+      </w:r>
+      <w:r>
+        <w:rPr>
+          <w:b w:val="0"/>
+        </w:rPr>
+        <w:t xml:space="preserve"> before interpreting it.</w:t>
+      </w:r>
+    </w:p>
+    <w:p>
+      <w:pPr>
+        <w:spacing w:line="336" w:lineRule="auto" w:after="180"/>
+      </w:pPr>
+      <w:r>
+        <w:rPr>
+          <w:b w:val="0"/>
+        </w:rPr>
+        <w:t>Extension: implement the classroom calculation locally and test boundary cases without using personal data.</w:t>
+      </w:r>
+    </w:p>
+    <w:p>
+      <w:pPr>
+        <w:spacing w:line="336" w:lineRule="auto" w:after="180"/>
+      </w:pPr>
+      <w:r>
+        <w:rPr>
+          <w:b w:val="0"/>
+        </w:rPr>
+        <w:t xml:space="preserve">W4 requires [1.5,3.5] then [3,2] and explicit renormalisation. Fresh retry: A=[2,2], B=[6,0], C=[0,4], weights .5,.25,.25. Full </w:t>
+      </w:r>
+      <w:r>
+        <w:rPr>
+          <w:b/>
+        </w:rPr>
+        <w:t>output</w:t>
+      </w:r>
+      <w:r>
+        <w:rPr>
+          <w:b w:val="0"/>
+        </w:rPr>
+        <w:t xml:space="preserve"> [2.5,2]; exclude A, remaining weights .5,.5 and </w:t>
+      </w:r>
+      <w:r>
+        <w:rPr>
+          <w:b/>
+        </w:rPr>
+        <w:t>output</w:t>
+      </w:r>
+      <w:r>
+        <w:rPr>
+          <w:b w:val="0"/>
+        </w:rPr>
+        <w:t xml:space="preserve"> [3,2].</w:t>
+      </w:r>
+    </w:p>
+    <w:p>
+      <w:pPr>
+        <w:pStyle w:val="Heading2"/>
+      </w:pPr>
+      <w:r>
+        <w:t>Earlier wording, alternatives and picture transcripts · reference / check after trying</w:t>
+      </w:r>
+    </w:p>
+    <w:p>
+      <w:pPr>
+        <w:spacing w:line="336" w:lineRule="auto" w:after="180"/>
+      </w:pPr>
+      <w:r>
+        <w:rPr>
+          <w:b w:val="0"/>
+        </w:rPr>
+        <w:t>Connect and extend learning</w:t>
+      </w:r>
+    </w:p>
+    <w:p>
+      <w:pPr>
         <w:pStyle w:val="Heading3"/>
       </w:pPr>
       <w:r>
+        <w:t>Verified Study Buddy</w:t>
+      </w:r>
+    </w:p>
+    <w:p>
+      <w:pPr>
+        <w:spacing w:line="336" w:lineRule="auto" w:after="180"/>
+      </w:pPr>
+      <w:r>
+        <w:rPr>
+          <w:b w:val="0"/>
+        </w:rPr>
+        <w:t xml:space="preserve">Keep the learner’s question, approved source excerpt, and </w:t>
+      </w:r>
+      <w:r>
+        <w:rPr>
+          <w:b/>
+        </w:rPr>
+        <w:t>output</w:t>
+      </w:r>
+      <w:r>
+        <w:rPr>
+          <w:b w:val="0"/>
+        </w:rPr>
+        <w:t xml:space="preserve"> rules inside the active context.</w:t>
+      </w:r>
+    </w:p>
+    <w:p>
+      <w:pPr>
+        <w:pStyle w:val="Heading3"/>
+      </w:pPr>
+      <w:r>
+        <w:t>Support and stretch</w:t>
+      </w:r>
+    </w:p>
+    <w:p>
+      <w:pPr>
+        <w:spacing w:line="336" w:lineRule="auto" w:after="180"/>
+      </w:pPr>
+      <w:r>
+        <w:rPr>
+          <w:b w:val="0"/>
+        </w:rPr>
+        <w:t xml:space="preserve">Provide one short approved passage; separate instruction, </w:t>
+      </w:r>
+      <w:r>
+        <w:rPr>
+          <w:b/>
+        </w:rPr>
+        <w:t>input</w:t>
+      </w:r>
+      <w:r>
+        <w:rPr>
+          <w:b w:val="0"/>
+        </w:rPr>
+        <w:t xml:space="preserve">, </w:t>
+      </w:r>
+      <w:r>
+        <w:rPr>
+          <w:b/>
+        </w:rPr>
+        <w:t>output</w:t>
+      </w:r>
+      <w:r>
+        <w:rPr>
+          <w:b w:val="0"/>
+        </w:rPr>
+        <w:t xml:space="preserve"> and </w:t>
+      </w:r>
+      <w:r>
+        <w:rPr>
+          <w:b/>
+        </w:rPr>
+        <w:t>evidence</w:t>
+      </w:r>
+      <w:r>
+        <w:rPr>
+          <w:b w:val="0"/>
+        </w:rPr>
+        <w:t>. Stretch: introduce an unsupported claim or conflicting source and validate claim by claim with a fallback.</w:t>
+      </w:r>
+    </w:p>
+    <w:p>
+      <w:pPr>
+        <w:pStyle w:val="Heading3"/>
+      </w:pPr>
+      <w:r>
+        <w:t>Exit reflection</w:t>
+      </w:r>
+    </w:p>
+    <w:p>
+      <w:pPr>
+        <w:pStyle w:val="Heading3"/>
+      </w:pPr>
+      <w:r>
+        <w:t>Bridge to the next week</w:t>
+      </w:r>
+    </w:p>
+    <w:p>
+      <w:pPr>
+        <w:pStyle w:val="Heading3"/>
+      </w:pPr>
+      <w:r>
+        <w:t>Support and fresh reassessment</w:t>
+      </w:r>
+    </w:p>
+    <w:p>
+      <w:pPr>
+        <w:pStyle w:val="Heading3"/>
+      </w:pPr>
+      <w:r>
+        <w:t>Readiness and reassessment for Attention as weighted information selection</w:t>
+      </w:r>
+    </w:p>
+    <w:p>
+      <w:pPr>
+        <w:pStyle w:val="Heading3"/>
+      </w:pPr>
+      <w:r>
+        <w:t>Plan the delayed return</w:t>
+      </w:r>
+    </w:p>
+    <w:p>
+      <w:pPr>
+        <w:pStyle w:val="Heading3"/>
+      </w:pPr>
+      <w:r>
         <w:t>Project evidence from this case</w:t>
       </w:r>
     </w:p>
     <w:p>
       <w:pPr>
+        <w:pStyle w:val="Heading1"/>
+      </w:pPr>
+      <w:r>
+        <w:t>Reference bank and extra practice</w:t>
+      </w:r>
+    </w:p>
+    <w:p>
+      <w:pPr>
+        <w:pStyle w:val="Heading1"/>
+      </w:pPr>
+      <w:r>
+        <w:t>07. Reference · Alternative teaching checklist</w:t>
+      </w:r>
+    </w:p>
+    <w:p>
+      <w:r>
+        <w:t>Use as a reminder alongside the main route.</w:t>
+      </w:r>
+    </w:p>
+    <w:p>
+      <w:pPr>
+        <w:pStyle w:val="Heading2"/>
+      </w:pPr>
+      <w:r>
+        <w:t>Planning reference</w:t>
+      </w:r>
+    </w:p>
+    <w:p>
+      <w:pPr>
         <w:spacing w:line="336" w:lineRule="auto" w:after="180"/>
-      </w:pPr>
-      <w:r>
-        <w:rPr>
-          <w:b w:val="0"/>
-        </w:rPr>
-        <w:t xml:space="preserve">Design Study Buddy retrieval to preserve current facts, exceptions and source identity within its </w:t>
-      </w:r>
-      <w:r>
-        <w:rPr>
-          <w:b/>
-        </w:rPr>
-        <w:t>context budget</w:t>
-      </w:r>
-      <w:r>
-        <w:rPr>
-          <w:b w:val="0"/>
-        </w:rPr>
-        <w:t>.</w:t>
-      </w:r>
-    </w:p>
-    <w:p>
-      <w:pPr>
-        <w:pStyle w:val="Heading1"/>
-      </w:pPr>
-      <w:r>
-        <w:t>07. Prepare, teach and assess</w:t>
-      </w:r>
-    </w:p>
-    <w:p>
-      <w:r>
-        <w:t>Use this preparation summary alongside the detailed Tokens and Context lesson; it is a checklist rather than a replacement for the full sequence.</w:t>
-      </w:r>
-    </w:p>
-    <w:p>
-      <w:pPr>
-        <w:pStyle w:val="Heading3"/>
-      </w:pPr>
-      <w:r>
-        <w:t>Teaching target</w:t>
-      </w:r>
-    </w:p>
-    <w:p>
-      <w:pPr>
-        <w:spacing w:line="336" w:lineRule="auto" w:after="180"/>
-        <w:shd w:fill="EDF7F3"/>
       </w:pPr>
       <w:r>
         <w:rPr>
@@ -6909,16 +7161,7 @@
     </w:p>
     <w:p>
       <w:pPr>
-        <w:pStyle w:val="Heading3"/>
-      </w:pPr>
-      <w:r>
-        <w:t>Supported practice answer</w:t>
-      </w:r>
-    </w:p>
-    <w:p>
-      <w:pPr>
         <w:spacing w:line="336" w:lineRule="auto" w:after="180"/>
-        <w:shd w:fill="F1F6FC"/>
       </w:pPr>
       <w:r>
         <w:rPr>
@@ -6975,16 +7218,7 @@
     </w:p>
     <w:p>
       <w:pPr>
-        <w:pStyle w:val="Heading3"/>
-      </w:pPr>
-      <w:r>
-        <w:t>Repair the misconception</w:t>
-      </w:r>
-    </w:p>
-    <w:p>
-      <w:pPr>
         <w:spacing w:line="336" w:lineRule="auto" w:after="180"/>
-        <w:shd w:fill="FFF5E6"/>
       </w:pPr>
       <w:r>
         <w:rPr>
@@ -7007,16 +7241,7 @@
     </w:p>
     <w:p>
       <w:pPr>
-        <w:pStyle w:val="Heading3"/>
-      </w:pPr>
-      <w:r>
-        <w:t>Support without giving away the answer</w:t>
-      </w:r>
-    </w:p>
-    <w:p>
-      <w:pPr>
         <w:spacing w:line="336" w:lineRule="auto" w:after="180"/>
-        <w:shd w:fill="F1F6F8"/>
       </w:pPr>
       <w:r>
         <w:rPr>
@@ -7039,16 +7264,7 @@
     </w:p>
     <w:p>
       <w:pPr>
-        <w:pStyle w:val="Heading3"/>
-      </w:pPr>
-      <w:r>
-        <w:t>Extend the reasoning</w:t>
-      </w:r>
-    </w:p>
-    <w:p>
-      <w:pPr>
         <w:spacing w:line="336" w:lineRule="auto" w:after="180"/>
-        <w:shd w:fill="F5F1FB"/>
       </w:pPr>
       <w:r>
         <w:rPr>
@@ -7096,7 +7312,6 @@
     <w:p>
       <w:pPr>
         <w:spacing w:line="336" w:lineRule="auto" w:after="180"/>
-        <w:shd w:fill="F5F1FB"/>
       </w:pPr>
       <w:r>
         <w:rPr>
@@ -7119,16 +7334,7 @@
     </w:p>
     <w:p>
       <w:pPr>
-        <w:pStyle w:val="Heading3"/>
-      </w:pPr>
-      <w:r>
-        <w:t>Protect the independent attempt</w:t>
-      </w:r>
-    </w:p>
-    <w:p>
-      <w:pPr>
         <w:spacing w:line="336" w:lineRule="auto" w:after="180"/>
-        <w:shd w:fill="FFF5E6"/>
       </w:pPr>
       <w:r>
         <w:rPr>
@@ -7323,16 +7529,7 @@
     </w:tbl>
     <w:p>
       <w:pPr>
-        <w:pStyle w:val="Heading3"/>
-      </w:pPr>
-      <w:r>
-        <w:t>Project checkpoint</w:t>
-      </w:r>
-    </w:p>
-    <w:p>
-      <w:pPr>
         <w:spacing w:line="336" w:lineRule="auto" w:after="180"/>
-        <w:shd w:fill="EDF7F3"/>
       </w:pPr>
       <w:r>
         <w:rPr>
@@ -7381,12 +7578,20 @@
         <w:pStyle w:val="Heading1"/>
       </w:pPr>
       <w:r>
-        <w:t>08. Use feedback, labs and repair paths</w:t>
-      </w:r>
-    </w:p>
-    <w:p>
-      <w:r>
-        <w:t>Use feedback, earlier review and portfolios purposefully. Apply the coding routine only when this lesson has an executable lab.</w:t>
+        <w:t>08. Reference · Feedback and retained evidence</w:t>
+      </w:r>
+    </w:p>
+    <w:p>
+      <w:r>
+        <w:t>Keep supported practice separate from independent evidence.</w:t>
+      </w:r>
+    </w:p>
+    <w:p>
+      <w:pPr>
+        <w:pStyle w:val="Heading2"/>
+      </w:pPr>
+      <w:r>
+        <w:t>Record and repair</w:t>
       </w:r>
     </w:p>
     <w:p>
@@ -7425,10 +7630,44 @@
     </w:p>
     <w:p>
       <w:pPr>
-        <w:pStyle w:val="Heading3"/>
-      </w:pPr>
-      <w:r>
-        <w:t>For later coding lessons</w:t>
+        <w:spacing w:line="336" w:lineRule="auto" w:after="180"/>
+      </w:pPr>
+      <w:r>
+        <w:rPr>
+          <w:b w:val="0"/>
+        </w:rPr>
+        <w:t>Use the earlier worked-explanation links to address a specific missing building block, then return to the current question. Adapt this suggestion after observing the learner; it is not an automatic diagnosis.</w:t>
+      </w:r>
+    </w:p>
+    <w:p>
+      <w:pPr>
+        <w:spacing w:line="336" w:lineRule="auto" w:after="180"/>
+      </w:pPr>
+      <w:r>
+        <w:rPr>
+          <w:b w:val="0"/>
+        </w:rPr>
+        <w:t xml:space="preserve">Collect the completed-work portfolio as </w:t>
+      </w:r>
+      <w:r>
+        <w:rPr>
+          <w:b/>
+        </w:rPr>
+        <w:t>evidence</w:t>
+      </w:r>
+      <w:r>
+        <w:rPr>
+          <w:b w:val="0"/>
+        </w:rPr>
+        <w:t>. Record support separately from correctness, and assess explanation, trace/test and limitations. Progress ticks and quiz selections alone do not establish mastery.</w:t>
+      </w:r>
+    </w:p>
+    <w:p>
+      <w:pPr>
+        <w:pStyle w:val="Heading2"/>
+      </w:pPr>
+      <w:r>
+        <w:t>Earlier wording, alternatives and picture transcripts · reference / check after trying</w:t>
       </w:r>
     </w:p>
     <w:p>
@@ -7439,7 +7678,6 @@
     <w:p>
       <w:pPr>
         <w:spacing w:line="336" w:lineRule="auto" w:after="180"/>
-        <w:shd w:fill="F1F6F8"/>
       </w:pPr>
       <w:r>
         <w:rPr>
@@ -7462,77 +7700,20 @@
     </w:p>
     <w:p>
       <w:pPr>
-        <w:spacing w:line="336" w:lineRule="auto" w:after="180"/>
-      </w:pPr>
-      <w:r>
-        <w:rPr>
-          <w:b w:val="0"/>
-        </w:rPr>
-        <w:t>Use the earlier worked-explanation links to address a specific missing building block, then return to the current question. Adapt this suggestion after observing the learner; it is not an automatic diagnosis.</w:t>
-      </w:r>
-    </w:p>
-    <w:p>
-      <w:pPr>
-        <w:spacing w:line="336" w:lineRule="auto" w:after="180"/>
-      </w:pPr>
-      <w:r>
-        <w:rPr>
-          <w:b w:val="0"/>
-        </w:rPr>
-        <w:t xml:space="preserve">Collect the completed-work portfolio as </w:t>
-      </w:r>
-      <w:r>
-        <w:rPr>
-          <w:b/>
-        </w:rPr>
-        <w:t>evidence</w:t>
-      </w:r>
-      <w:r>
-        <w:rPr>
-          <w:b w:val="0"/>
-        </w:rPr>
-        <w:t>. Record support separately from correctness, and assess explanation, trace/test and limitations. Progress ticks and quiz selections alone do not establish mastery.</w:t>
-      </w:r>
-    </w:p>
-    <w:p>
-      <w:pPr>
         <w:pStyle w:val="Heading1"/>
       </w:pPr>
       <w:r>
-        <w:t>09. Visual concept journey</w:t>
-      </w:r>
-    </w:p>
-    <w:p>
-      <w:r>
-        <w:t>Show one Tokens and Context graphic at a time, request a prediction and discuss its trace before the independent assessment.</w:t>
-      </w:r>
-    </w:p>
-    <w:p>
-      <w:pPr>
-        <w:spacing w:line="336" w:lineRule="auto" w:after="180"/>
-      </w:pPr>
-      <w:r>
-        <w:rPr>
-          <w:b w:val="0"/>
-        </w:rPr>
-        <w:t xml:space="preserve">Use one picture at a time. Hide a worked result before asking for a </w:t>
-      </w:r>
-      <w:r>
-        <w:rPr>
-          <w:b/>
-        </w:rPr>
-        <w:t>prediction</w:t>
-      </w:r>
-      <w:r>
-        <w:rPr>
-          <w:b w:val="0"/>
-        </w:rPr>
-        <w:t>, then reveal it for feedback. These are supported teaching cases; retain the separate independent assessment for a fresh first attempt.</w:t>
-      </w:r>
-    </w:p>
-    <w:p>
-      <w:pPr>
-        <w:pStyle w:val="Heading3"/>
+        <w:t>09. Reference · Teach with the six pictures</w:t>
+      </w:r>
+    </w:p>
+    <w:p>
+      <w:r>
+        <w:t>Choose a picture for a specific explanation.</w:t>
+      </w:r>
+    </w:p>
+    <w:p>
+      <w:pPr>
+        <w:pStyle w:val="Heading2"/>
       </w:pPr>
       <w:r>
         <w:t>01. Tokens and Context: the case</w:t>
@@ -7543,7 +7724,7 @@
         <w:drawing>
           <wp:inline xmlns:a="http://schemas.openxmlformats.org/drawingml/2006/main" xmlns:pic="http://schemas.openxmlformats.org/drawingml/2006/picture">
             <wp:extent cx="5486400" cy="3142488"/>
-            <wp:docPr id="3" name="Picture 3" descr="A fictional assistant has a small context budget for answering an event-capacity question. Supplied facts: Total budget 100 toy tokens; instructions 20, question 10, output reserve 25. Evidence capacity is the remainder. Current capacity record A costs 18; its safety exception B costs 20; unrelated slogan C costs 12. A says 20 seats; B caps this event at 12."/>
+            <wp:docPr id="4" name="Picture 4" descr="A fictional assistant has a small context budget for answering an event-capacity question. Supplied facts: Total budget 100 toy tokens; instructions 20, question 10, output reserve 25. Evidence capacity is the remainder. Current capacity record A costs 18; its safety exception B costs 20; unrelated slogan C costs 12. A says 20 seats; B caps this event at 12."/>
             <wp:cNvGraphicFramePr>
               <a:graphicFrameLocks noChangeAspect="1"/>
             </wp:cNvGraphicFramePr>
@@ -7555,7 +7736,7 @@
                     <pic:cNvPicPr/>
                   </pic:nvPicPr>
                   <pic:blipFill>
-                    <a:blip r:embed="rId11"/>
+                    <a:blip r:embed="rId12"/>
                     <a:stretch>
                       <a:fillRect/>
                     </a:stretch>
@@ -7647,7 +7828,6 @@
     <w:p>
       <w:pPr>
         <w:spacing w:line="336" w:lineRule="auto" w:after="180"/>
-        <w:shd w:fill="F5F1FB"/>
       </w:pPr>
       <w:r>
         <w:rPr>
@@ -7658,16 +7838,7 @@
     </w:p>
     <w:p>
       <w:pPr>
-        <w:pStyle w:val="Heading3"/>
-      </w:pPr>
-      <w:r>
-        <w:t>Discuss while showing the picture</w:t>
-      </w:r>
-    </w:p>
-    <w:p>
-      <w:pPr>
         <w:spacing w:line="336" w:lineRule="auto" w:after="180"/>
-        <w:shd w:fill="F1F6F8"/>
       </w:pPr>
       <w:r>
         <w:rPr>
@@ -7678,7 +7849,7 @@
     </w:p>
     <w:p>
       <w:pPr>
-        <w:pStyle w:val="Heading3"/>
+        <w:pStyle w:val="Heading2"/>
       </w:pPr>
       <w:r>
         <w:t>02. Follow the deciding steps</w:t>
@@ -7689,7 +7860,7 @@
         <w:drawing>
           <wp:inline xmlns:a="http://schemas.openxmlformats.org/drawingml/2006/main" xmlns:pic="http://schemas.openxmlformats.org/drawingml/2006/picture">
             <wp:extent cx="5486400" cy="4005072"/>
-            <wp:docPr id="4" name="Picture 4" descr="Compute budget: 100−20−10−25=45 evidence tokens. → Select relevant pair: A+B costs 38 and preserves the capacity exception. → Reject incomplete shortcut: A+C costs 30 but leaves out the exception that changes the answer. → Answer with scope: For this event, the declared cap is 12, with both A and B retained."/>
+            <wp:docPr id="5" name="Picture 5" descr="Compute budget: 100−20−10−25=45 evidence tokens. → Select relevant pair: A+B costs 38 and preserves the capacity exception. → Reject incomplete shortcut: A+C costs 30 but leaves out the exception that changes the answer. → Answer with scope: For this event, the declared cap is 12, with both A and B retained."/>
             <wp:cNvGraphicFramePr>
               <a:graphicFrameLocks noChangeAspect="1"/>
             </wp:cNvGraphicFramePr>
@@ -7701,7 +7872,7 @@
                     <pic:cNvPicPr/>
                   </pic:nvPicPr>
                   <pic:blipFill>
-                    <a:blip r:embed="rId12"/>
+                    <a:blip r:embed="rId9"/>
                     <a:stretch>
                       <a:fillRect/>
                     </a:stretch>
@@ -7758,7 +7929,6 @@
     <w:p>
       <w:pPr>
         <w:spacing w:line="336" w:lineRule="auto" w:after="180"/>
-        <w:shd w:fill="F5F1FB"/>
       </w:pPr>
       <w:r>
         <w:rPr>
@@ -7781,16 +7951,7 @@
     </w:p>
     <w:p>
       <w:pPr>
-        <w:pStyle w:val="Heading3"/>
-      </w:pPr>
-      <w:r>
-        <w:t>Discuss while showing the picture</w:t>
-      </w:r>
-    </w:p>
-    <w:p>
-      <w:pPr>
         <w:spacing w:line="336" w:lineRule="auto" w:after="180"/>
-        <w:shd w:fill="F1F6F8"/>
       </w:pPr>
       <w:r>
         <w:rPr>
@@ -7813,7 +7974,7 @@
     </w:p>
     <w:p>
       <w:pPr>
-        <w:pStyle w:val="Heading3"/>
+        <w:pStyle w:val="Heading2"/>
       </w:pPr>
       <w:r>
         <w:t>03. Context budget allocations</w:t>
@@ -7824,7 +7985,7 @@
         <w:drawing>
           <wp:inline xmlns:a="http://schemas.openxmlformats.org/drawingml/2006/main" xmlns:pic="http://schemas.openxmlformats.org/drawingml/2006/picture">
             <wp:extent cx="5486400" cy="3938016"/>
-            <wp:docPr id="5" name="Picture 5" descr="Context budget allocations. Instructions: Toy tokens = 20. Question: Toy tokens = 10. Output reserve: Toy tokens = 25. Evidence available: Toy tokens = 45."/>
+            <wp:docPr id="6" name="Picture 6" descr="Context budget allocations. Instructions: Toy tokens = 20. Question: Toy tokens = 10. Output reserve: Toy tokens = 25. Evidence available: Toy tokens = 45."/>
             <wp:cNvGraphicFramePr>
               <a:graphicFrameLocks noChangeAspect="1"/>
             </wp:cNvGraphicFramePr>
@@ -7947,7 +8108,6 @@
     <w:p>
       <w:pPr>
         <w:spacing w:line="336" w:lineRule="auto" w:after="180"/>
-        <w:shd w:fill="F5F1FB"/>
       </w:pPr>
       <w:r>
         <w:rPr>
@@ -7970,16 +8130,7 @@
     </w:p>
     <w:p>
       <w:pPr>
-        <w:pStyle w:val="Heading3"/>
-      </w:pPr>
-      <w:r>
-        <w:t>Discuss while showing the picture</w:t>
-      </w:r>
-    </w:p>
-    <w:p>
-      <w:pPr>
         <w:spacing w:line="336" w:lineRule="auto" w:after="180"/>
-        <w:shd w:fill="F1F6F8"/>
       </w:pPr>
       <w:r>
         <w:rPr>
@@ -8003,7 +8154,6 @@
     <w:p>
       <w:pPr>
         <w:spacing w:line="336" w:lineRule="auto" w:after="180"/>
-        <w:shd w:fill="F1F6F8"/>
       </w:pPr>
       <w:r>
         <w:rPr>
@@ -8026,7 +8176,7 @@
     </w:p>
     <w:p>
       <w:pPr>
-        <w:pStyle w:val="Heading3"/>
+        <w:pStyle w:val="Heading2"/>
       </w:pPr>
       <w:r>
         <w:t>04. Change one thing. Trace what follows.</w:t>
@@ -8037,7 +8187,7 @@
         <w:drawing>
           <wp:inline xmlns:a="http://schemas.openxmlformats.org/drawingml/2006/main" xmlns:pic="http://schemas.openxmlformats.org/drawingml/2006/picture">
             <wp:extent cx="5486400" cy="3179064"/>
-            <wp:docPr id="6" name="Picture 6" descr="Original case: For this event, the declared cap is 12, with both A and B retained. Changed condition: Increase B’s cost to 30 with all other costs fixed. Expected result: A+B costs 48 and no longer fits the 45-token evidence capacity. Reason: Do not silently omit the exception; use an approved source-preserving summary, another retrieval step or an honest incomplete-evidence response."/>
+            <wp:docPr id="7" name="Picture 7" descr="Original case: For this event, the declared cap is 12, with both A and B retained. Changed condition: Increase B’s cost to 30 with all other costs fixed. Expected result: A+B costs 48 and no longer fits the 45-token evidence capacity. Reason: Do not silently omit the exception; use an approved source-preserving summary, another retrieval step or an honest incomplete-evidence response."/>
             <wp:cNvGraphicFramePr>
               <a:graphicFrameLocks noChangeAspect="1"/>
             </wp:cNvGraphicFramePr>
@@ -8140,7 +8290,6 @@
     <w:p>
       <w:pPr>
         <w:spacing w:line="336" w:lineRule="auto" w:after="180"/>
-        <w:shd w:fill="F5F1FB"/>
       </w:pPr>
       <w:r>
         <w:rPr>
@@ -8151,16 +8300,7 @@
     </w:p>
     <w:p>
       <w:pPr>
-        <w:pStyle w:val="Heading3"/>
-      </w:pPr>
-      <w:r>
-        <w:t>Discuss while showing the picture</w:t>
-      </w:r>
-    </w:p>
-    <w:p>
-      <w:pPr>
         <w:spacing w:line="336" w:lineRule="auto" w:after="180"/>
-        <w:shd w:fill="F1F6F8"/>
       </w:pPr>
       <w:r>
         <w:rPr>
@@ -8172,7 +8312,6 @@
     <w:p>
       <w:pPr>
         <w:spacing w:line="336" w:lineRule="auto" w:after="180"/>
-        <w:shd w:fill="F1F6F8"/>
       </w:pPr>
       <w:r>
         <w:rPr>
@@ -8184,7 +8323,6 @@
     <w:p>
       <w:pPr>
         <w:spacing w:line="336" w:lineRule="auto" w:after="180"/>
-        <w:shd w:fill="F1F6F8"/>
       </w:pPr>
       <w:r>
         <w:rPr>
@@ -8207,7 +8345,7 @@
     </w:p>
     <w:p>
       <w:pPr>
-        <w:pStyle w:val="Heading3"/>
+        <w:pStyle w:val="Heading2"/>
       </w:pPr>
       <w:r>
         <w:t>05. Connect the explanation to its limit</w:t>
@@ -8218,7 +8356,7 @@
         <w:drawing>
           <wp:inline xmlns:a="http://schemas.openxmlformats.org/drawingml/2006/main" xmlns:pic="http://schemas.openxmlformats.org/drawingml/2006/picture">
             <wp:extent cx="5486400" cy="2834640"/>
-            <wp:docPr id="7" name="Picture 7" descr="A context window limits how much information is available in one model call. Selecting the shortest passage is not always sufficient: an exception can change the meaning of a general statement. Keep the relevant source relationship visible. Toy token costs are supplied here; real token counts depend on the model’s tokenizer. Limit: Fitting in context does not guarantee attention, correct interpretation or accurate generation."/>
+            <wp:docPr id="8" name="Picture 8" descr="A context window limits how much information is available in one model call. Selecting the shortest passage is not always sufficient: an exception can change the meaning of a general statement. Keep the relevant source relationship visible. Toy token costs are supplied here; real token counts depend on the model’s tokenizer. Limit: Fitting in context does not guarantee attention, correct interpretation or accurate generation."/>
             <wp:cNvGraphicFramePr>
               <a:graphicFrameLocks noChangeAspect="1"/>
             </wp:cNvGraphicFramePr>
@@ -8345,7 +8483,6 @@
     <w:p>
       <w:pPr>
         <w:spacing w:line="336" w:lineRule="auto" w:after="180"/>
-        <w:shd w:fill="F5F1FB"/>
       </w:pPr>
       <w:r>
         <w:rPr>
@@ -8356,16 +8493,7 @@
     </w:p>
     <w:p>
       <w:pPr>
-        <w:pStyle w:val="Heading3"/>
-      </w:pPr>
-      <w:r>
-        <w:t>Discuss while showing the picture</w:t>
-      </w:r>
-    </w:p>
-    <w:p>
-      <w:pPr>
         <w:spacing w:line="336" w:lineRule="auto" w:after="180"/>
-        <w:shd w:fill="F1F6F8"/>
       </w:pPr>
       <w:r>
         <w:rPr>
@@ -8377,7 +8505,6 @@
     <w:p>
       <w:pPr>
         <w:spacing w:line="336" w:lineRule="auto" w:after="180"/>
-        <w:shd w:fill="F1F6F8"/>
       </w:pPr>
       <w:r>
         <w:rPr>
@@ -8400,7 +8527,7 @@
     </w:p>
     <w:p>
       <w:pPr>
-        <w:pStyle w:val="Heading3"/>
+        <w:pStyle w:val="Heading2"/>
       </w:pPr>
       <w:r>
         <w:t>06. Make the idea visible in your project</w:t>
@@ -8411,7 +8538,7 @@
         <w:drawing>
           <wp:inline xmlns:a="http://schemas.openxmlformats.org/drawingml/2006/main" xmlns:pic="http://schemas.openxmlformats.org/drawingml/2006/picture">
             <wp:extent cx="5486400" cy="3380232"/>
-            <wp:docPr id="8" name="Picture 8" descr="Design Study Buddy retrieval to preserve current facts, exceptions and source identity within its context budget. Draw your input, deciding step, result and limit. Supported question: Can A alone justify answering 20 seats after the exception is known?"/>
+            <wp:docPr id="9" name="Picture 9" descr="Design Study Buddy retrieval to preserve current facts, exceptions and source identity within its context budget. Draw your input, deciding step, result and limit. Supported question: Can A alone justify answering 20 seats after the exception is known?"/>
             <wp:cNvGraphicFramePr>
               <a:graphicFrameLocks noChangeAspect="1"/>
             </wp:cNvGraphicFramePr>
@@ -8445,7 +8572,6 @@
     <w:p>
       <w:pPr>
         <w:spacing w:line="336" w:lineRule="auto" w:after="180"/>
-        <w:shd w:fill="F5F1FB"/>
       </w:pPr>
       <w:r>
         <w:rPr>
@@ -8481,7 +8607,6 @@
     <w:p>
       <w:pPr>
         <w:spacing w:line="336" w:lineRule="auto" w:after="180"/>
-        <w:shd w:fill="F5F1FB"/>
       </w:pPr>
       <w:r>
         <w:rPr>
@@ -8493,7 +8618,6 @@
     <w:p>
       <w:pPr>
         <w:spacing w:line="336" w:lineRule="auto" w:after="180"/>
-        <w:shd w:fill="F5F1FB"/>
       </w:pPr>
       <w:r>
         <w:rPr>
@@ -8516,58 +8640,127 @@
     </w:p>
     <w:p>
       <w:pPr>
+        <w:spacing w:line="336" w:lineRule="auto" w:after="180"/>
+      </w:pPr>
+      <w:r>
+        <w:rPr>
+          <w:b w:val="0"/>
+        </w:rPr>
+        <w:t xml:space="preserve">Teacher prompt: Draw your project trace and justify the deciding step using </w:t>
+      </w:r>
+      <w:r>
+        <w:rPr>
+          <w:b/>
+        </w:rPr>
+        <w:t>evidence</w:t>
+      </w:r>
+      <w:r>
+        <w:rPr>
+          <w:b w:val="0"/>
+        </w:rPr>
+        <w:t>. Ask learners to describe one label or arrow in ordinary words. Use the adjacent transcript if the image is difficult to see.</w:t>
+      </w:r>
+    </w:p>
+    <w:p>
+      <w:pPr>
+        <w:spacing w:line="336" w:lineRule="auto" w:after="180"/>
+      </w:pPr>
+      <w:r>
+        <w:rPr>
+          <w:b w:val="0"/>
+        </w:rPr>
+        <w:t xml:space="preserve">Supported practice key: No. The relevant exception limits this event to 12; omitting it would knowingly lose decisive </w:t>
+      </w:r>
+      <w:r>
+        <w:rPr>
+          <w:b/>
+        </w:rPr>
+        <w:t>evidence</w:t>
+      </w:r>
+      <w:r>
+        <w:rPr>
+          <w:b w:val="0"/>
+        </w:rPr>
+        <w:t>.</w:t>
+      </w:r>
+    </w:p>
+    <w:p>
+      <w:pPr>
+        <w:pStyle w:val="Heading2"/>
+      </w:pPr>
+      <w:r>
+        <w:t>Earlier wording, alternatives and picture transcripts · reference / check after trying</w:t>
+      </w:r>
+    </w:p>
+    <w:p>
+      <w:pPr>
+        <w:spacing w:line="336" w:lineRule="auto" w:after="180"/>
+      </w:pPr>
+      <w:r>
+        <w:rPr>
+          <w:b w:val="0"/>
+        </w:rPr>
+        <w:t xml:space="preserve">Use one picture at a time. Hide a worked result before asking for a </w:t>
+      </w:r>
+      <w:r>
+        <w:rPr>
+          <w:b/>
+        </w:rPr>
+        <w:t>prediction</w:t>
+      </w:r>
+      <w:r>
+        <w:rPr>
+          <w:b w:val="0"/>
+        </w:rPr>
+        <w:t>, then reveal it for feedback. These are supported teaching cases; retain the separate independent assessment for a fresh first attempt.</w:t>
+      </w:r>
+    </w:p>
+    <w:p>
+      <w:pPr>
         <w:pStyle w:val="Heading3"/>
       </w:pPr>
       <w:r>
-        <w:t>Discuss while showing the picture</w:t>
-      </w:r>
-    </w:p>
-    <w:p>
-      <w:pPr>
-        <w:spacing w:line="336" w:lineRule="auto" w:after="180"/>
-        <w:shd w:fill="F1F6F8"/>
-      </w:pPr>
-      <w:r>
-        <w:rPr>
-          <w:b w:val="0"/>
-        </w:rPr>
-        <w:t xml:space="preserve">Teacher prompt: Draw your project trace and justify the deciding step using </w:t>
-      </w:r>
-      <w:r>
-        <w:rPr>
-          <w:b/>
-        </w:rPr>
-        <w:t>evidence</w:t>
-      </w:r>
-      <w:r>
-        <w:rPr>
-          <w:b w:val="0"/>
-        </w:rPr>
-        <w:t>. Ask learners to describe one label or arrow in ordinary words. Use the adjacent transcript if the image is difficult to see.</w:t>
-      </w:r>
-    </w:p>
-    <w:p>
-      <w:pPr>
-        <w:spacing w:line="336" w:lineRule="auto" w:after="180"/>
-        <w:shd w:fill="F1F6F8"/>
-      </w:pPr>
-      <w:r>
-        <w:rPr>
-          <w:b w:val="0"/>
-        </w:rPr>
-        <w:t xml:space="preserve">Supported practice key: No. The relevant exception limits this event to 12; omitting it would knowingly lose decisive </w:t>
-      </w:r>
-      <w:r>
-        <w:rPr>
-          <w:b/>
-        </w:rPr>
-        <w:t>evidence</w:t>
-      </w:r>
-      <w:r>
-        <w:rPr>
-          <w:b w:val="0"/>
-        </w:rPr>
-        <w:t>.</w:t>
+        <w:t>01. Tokens and Context: the case</w:t>
+      </w:r>
+    </w:p>
+    <w:p>
+      <w:pPr>
+        <w:pStyle w:val="Heading3"/>
+      </w:pPr>
+      <w:r>
+        <w:t>02. Follow the deciding steps</w:t>
+      </w:r>
+    </w:p>
+    <w:p>
+      <w:pPr>
+        <w:pStyle w:val="Heading3"/>
+      </w:pPr>
+      <w:r>
+        <w:t>03. Context budget allocations</w:t>
+      </w:r>
+    </w:p>
+    <w:p>
+      <w:pPr>
+        <w:pStyle w:val="Heading3"/>
+      </w:pPr>
+      <w:r>
+        <w:t>04. Change one thing. Trace what follows.</w:t>
+      </w:r>
+    </w:p>
+    <w:p>
+      <w:pPr>
+        <w:pStyle w:val="Heading3"/>
+      </w:pPr>
+      <w:r>
+        <w:t>05. Connect the explanation to its limit</w:t>
+      </w:r>
+    </w:p>
+    <w:p>
+      <w:pPr>
+        <w:pStyle w:val="Heading3"/>
+      </w:pPr>
+      <w:r>
+        <w:t>06. Make the idea visible in your project</w:t>
       </w:r>
     </w:p>
     <w:sectPr>
